--- a/discoverer-neo/docs/user-guide/manual/Discoverer-Neo-USER-Guide-Full-en.docx
+++ b/discoverer-neo/docs/user-guide/manual/Discoverer-Neo-USER-Guide-Full-en.docx
@@ -54,7 +54,7 @@
           <w:sz w:val="22"/>
           <w:szCs w:val="22"/>
         </w:rPr>
-        <w:t>Version 2.0.0</w:t>
+        <w:t>Version 2.0.1</w:t>
       </w:r>
     </w:p>
     <w:p>
@@ -74,7 +74,7 @@
     <w:sdt>
       <w:sdtPr>
         <w:alias w:val="Contents"/>
-        <w:id w:val="1038154747"/>
+        <w:id w:val="-436299037"/>
       </w:sdtPr>
       <w:sdtEndPr/>
       <w:sdtContent>
@@ -102,7 +102,7 @@
           <w:r>
             <w:fldChar w:fldCharType="separate"/>
           </w:r>
-          <w:hyperlink w:anchor="_Toc241668906" w:history="1">
+          <w:hyperlink w:anchor="_Toc241671437" w:history="1">
             <w:r>
               <w:rPr>
                 <w:rStyle w:val="Hiperligao"/>
@@ -126,7 +126,7 @@
               <w:rPr>
                 <w:noProof/>
               </w:rPr>
-              <w:instrText xml:space="preserve"> PAGEREF _Toc241668906 \h </w:instrText>
+              <w:instrText xml:space="preserve"> PAGEREF _Toc241671437 \h </w:instrText>
             </w:r>
             <w:r>
               <w:rPr>
@@ -168,7 +168,7 @@
               <w14:ligatures w14:val="standardContextual"/>
             </w:rPr>
           </w:pPr>
-          <w:hyperlink w:anchor="_Toc241668907" w:history="1">
+          <w:hyperlink w:anchor="_Toc241671438" w:history="1">
             <w:r>
               <w:rPr>
                 <w:rStyle w:val="Hiperligao"/>
@@ -192,7 +192,7 @@
               <w:rPr>
                 <w:noProof/>
               </w:rPr>
-              <w:instrText xml:space="preserve"> PAGEREF _Toc241668907 \h </w:instrText>
+              <w:instrText xml:space="preserve"> PAGEREF _Toc241671438 \h </w:instrText>
             </w:r>
             <w:r>
               <w:rPr>
@@ -234,7 +234,7 @@
               <w14:ligatures w14:val="standardContextual"/>
             </w:rPr>
           </w:pPr>
-          <w:hyperlink w:anchor="_Toc241668908" w:history="1">
+          <w:hyperlink w:anchor="_Toc241671439" w:history="1">
             <w:r>
               <w:rPr>
                 <w:rStyle w:val="Hiperligao"/>
@@ -258,7 +258,7 @@
               <w:rPr>
                 <w:noProof/>
               </w:rPr>
-              <w:instrText xml:space="preserve"> PAGEREF _Toc241668908 \h </w:instrText>
+              <w:instrText xml:space="preserve"> PAGEREF _Toc241671439 \h </w:instrText>
             </w:r>
             <w:r>
               <w:rPr>
@@ -300,7 +300,7 @@
               <w14:ligatures w14:val="standardContextual"/>
             </w:rPr>
           </w:pPr>
-          <w:hyperlink w:anchor="_Toc241668909" w:history="1">
+          <w:hyperlink w:anchor="_Toc241671440" w:history="1">
             <w:r>
               <w:rPr>
                 <w:rStyle w:val="Hiperligao"/>
@@ -324,7 +324,7 @@
               <w:rPr>
                 <w:noProof/>
               </w:rPr>
-              <w:instrText xml:space="preserve"> PAGEREF _Toc241668909 \h </w:instrText>
+              <w:instrText xml:space="preserve"> PAGEREF _Toc241671440 \h </w:instrText>
             </w:r>
             <w:r>
               <w:rPr>
@@ -366,7 +366,7 @@
               <w14:ligatures w14:val="standardContextual"/>
             </w:rPr>
           </w:pPr>
-          <w:hyperlink w:anchor="_Toc241668910" w:history="1">
+          <w:hyperlink w:anchor="_Toc241671441" w:history="1">
             <w:r>
               <w:rPr>
                 <w:rStyle w:val="Hiperligao"/>
@@ -390,7 +390,7 @@
               <w:rPr>
                 <w:noProof/>
               </w:rPr>
-              <w:instrText xml:space="preserve"> PAGEREF _Toc241668910 \h </w:instrText>
+              <w:instrText xml:space="preserve"> PAGEREF _Toc241671441 \h </w:instrText>
             </w:r>
             <w:r>
               <w:rPr>
@@ -432,7 +432,7 @@
               <w14:ligatures w14:val="standardContextual"/>
             </w:rPr>
           </w:pPr>
-          <w:hyperlink w:anchor="_Toc241668911" w:history="1">
+          <w:hyperlink w:anchor="_Toc241671442" w:history="1">
             <w:r>
               <w:rPr>
                 <w:rStyle w:val="Hiperligao"/>
@@ -456,7 +456,7 @@
               <w:rPr>
                 <w:noProof/>
               </w:rPr>
-              <w:instrText xml:space="preserve"> PAGEREF _Toc241668911 \h </w:instrText>
+              <w:instrText xml:space="preserve"> PAGEREF _Toc241671442 \h </w:instrText>
             </w:r>
             <w:r>
               <w:rPr>
@@ -498,7 +498,7 @@
               <w14:ligatures w14:val="standardContextual"/>
             </w:rPr>
           </w:pPr>
-          <w:hyperlink w:anchor="_Toc241668912" w:history="1">
+          <w:hyperlink w:anchor="_Toc241671443" w:history="1">
             <w:r>
               <w:rPr>
                 <w:rStyle w:val="Hiperligao"/>
@@ -522,7 +522,7 @@
               <w:rPr>
                 <w:noProof/>
               </w:rPr>
-              <w:instrText xml:space="preserve"> PAGEREF _Toc241668912 \h </w:instrText>
+              <w:instrText xml:space="preserve"> PAGEREF _Toc241671443 \h </w:instrText>
             </w:r>
             <w:r>
               <w:rPr>
@@ -564,7 +564,7 @@
               <w14:ligatures w14:val="standardContextual"/>
             </w:rPr>
           </w:pPr>
-          <w:hyperlink w:anchor="_Toc241668913" w:history="1">
+          <w:hyperlink w:anchor="_Toc241671444" w:history="1">
             <w:r>
               <w:rPr>
                 <w:rStyle w:val="Hiperligao"/>
@@ -588,7 +588,7 @@
               <w:rPr>
                 <w:noProof/>
               </w:rPr>
-              <w:instrText xml:space="preserve"> PAGEREF _Toc241668913 \h </w:instrText>
+              <w:instrText xml:space="preserve"> PAGEREF _Toc241671444 \h </w:instrText>
             </w:r>
             <w:r>
               <w:rPr>
@@ -630,7 +630,7 @@
               <w14:ligatures w14:val="standardContextual"/>
             </w:rPr>
           </w:pPr>
-          <w:hyperlink w:anchor="_Toc241668914" w:history="1">
+          <w:hyperlink w:anchor="_Toc241671445" w:history="1">
             <w:r>
               <w:rPr>
                 <w:rStyle w:val="Hiperligao"/>
@@ -654,7 +654,7 @@
               <w:rPr>
                 <w:noProof/>
               </w:rPr>
-              <w:instrText xml:space="preserve"> PAGEREF _Toc241668914 \h </w:instrText>
+              <w:instrText xml:space="preserve"> PAGEREF _Toc241671445 \h </w:instrText>
             </w:r>
             <w:r>
               <w:rPr>
@@ -696,7 +696,7 @@
               <w14:ligatures w14:val="standardContextual"/>
             </w:rPr>
           </w:pPr>
-          <w:hyperlink w:anchor="_Toc241668915" w:history="1">
+          <w:hyperlink w:anchor="_Toc241671446" w:history="1">
             <w:r>
               <w:rPr>
                 <w:rStyle w:val="Hiperligao"/>
@@ -720,7 +720,7 @@
               <w:rPr>
                 <w:noProof/>
               </w:rPr>
-              <w:instrText xml:space="preserve"> PAGEREF _Toc241668915 \h </w:instrText>
+              <w:instrText xml:space="preserve"> PAGEREF _Toc241671446 \h </w:instrText>
             </w:r>
             <w:r>
               <w:rPr>
@@ -762,7 +762,7 @@
               <w14:ligatures w14:val="standardContextual"/>
             </w:rPr>
           </w:pPr>
-          <w:hyperlink w:anchor="_Toc241668916" w:history="1">
+          <w:hyperlink w:anchor="_Toc241671447" w:history="1">
             <w:r>
               <w:rPr>
                 <w:rStyle w:val="Hiperligao"/>
@@ -786,7 +786,7 @@
               <w:rPr>
                 <w:noProof/>
               </w:rPr>
-              <w:instrText xml:space="preserve"> PAGEREF _Toc241668916 \h </w:instrText>
+              <w:instrText xml:space="preserve"> PAGEREF _Toc241671447 \h </w:instrText>
             </w:r>
             <w:r>
               <w:rPr>
@@ -828,7 +828,7 @@
               <w14:ligatures w14:val="standardContextual"/>
             </w:rPr>
           </w:pPr>
-          <w:hyperlink w:anchor="_Toc241668917" w:history="1">
+          <w:hyperlink w:anchor="_Toc241671448" w:history="1">
             <w:r>
               <w:rPr>
                 <w:rStyle w:val="Hiperligao"/>
@@ -852,7 +852,7 @@
               <w:rPr>
                 <w:noProof/>
               </w:rPr>
-              <w:instrText xml:space="preserve"> PAGEREF _Toc241668917 \h </w:instrText>
+              <w:instrText xml:space="preserve"> PAGEREF _Toc241671448 \h </w:instrText>
             </w:r>
             <w:r>
               <w:rPr>
@@ -894,7 +894,7 @@
               <w14:ligatures w14:val="standardContextual"/>
             </w:rPr>
           </w:pPr>
-          <w:hyperlink w:anchor="_Toc241668918" w:history="1">
+          <w:hyperlink w:anchor="_Toc241671449" w:history="1">
             <w:r>
               <w:rPr>
                 <w:rStyle w:val="Hiperligao"/>
@@ -918,7 +918,7 @@
               <w:rPr>
                 <w:noProof/>
               </w:rPr>
-              <w:instrText xml:space="preserve"> PAGEREF _Toc241668918 \h </w:instrText>
+              <w:instrText xml:space="preserve"> PAGEREF _Toc241671449 \h </w:instrText>
             </w:r>
             <w:r>
               <w:rPr>
@@ -960,7 +960,7 @@
               <w14:ligatures w14:val="standardContextual"/>
             </w:rPr>
           </w:pPr>
-          <w:hyperlink w:anchor="_Toc241668919" w:history="1">
+          <w:hyperlink w:anchor="_Toc241671450" w:history="1">
             <w:r>
               <w:rPr>
                 <w:rStyle w:val="Hiperligao"/>
@@ -984,7 +984,7 @@
               <w:rPr>
                 <w:noProof/>
               </w:rPr>
-              <w:instrText xml:space="preserve"> PAGEREF _Toc241668919 \h </w:instrText>
+              <w:instrText xml:space="preserve"> PAGEREF _Toc241671450 \h </w:instrText>
             </w:r>
             <w:r>
               <w:rPr>
@@ -1026,7 +1026,7 @@
               <w14:ligatures w14:val="standardContextual"/>
             </w:rPr>
           </w:pPr>
-          <w:hyperlink w:anchor="_Toc241668920" w:history="1">
+          <w:hyperlink w:anchor="_Toc241671451" w:history="1">
             <w:r>
               <w:rPr>
                 <w:rStyle w:val="Hiperligao"/>
@@ -1050,7 +1050,7 @@
               <w:rPr>
                 <w:noProof/>
               </w:rPr>
-              <w:instrText xml:space="preserve"> PAGEREF _Toc241668920 \h </w:instrText>
+              <w:instrText xml:space="preserve"> PAGEREF _Toc241671451 \h </w:instrText>
             </w:r>
             <w:r>
               <w:rPr>
@@ -1092,7 +1092,7 @@
               <w14:ligatures w14:val="standardContextual"/>
             </w:rPr>
           </w:pPr>
-          <w:hyperlink w:anchor="_Toc241668921" w:history="1">
+          <w:hyperlink w:anchor="_Toc241671452" w:history="1">
             <w:r>
               <w:rPr>
                 <w:rStyle w:val="Hiperligao"/>
@@ -1116,7 +1116,7 @@
               <w:rPr>
                 <w:noProof/>
               </w:rPr>
-              <w:instrText xml:space="preserve"> PAGEREF _Toc241668921 \h </w:instrText>
+              <w:instrText xml:space="preserve"> PAGEREF _Toc241671452 \h </w:instrText>
             </w:r>
             <w:r>
               <w:rPr>
@@ -1158,7 +1158,7 @@
               <w14:ligatures w14:val="standardContextual"/>
             </w:rPr>
           </w:pPr>
-          <w:hyperlink w:anchor="_Toc241668922" w:history="1">
+          <w:hyperlink w:anchor="_Toc241671453" w:history="1">
             <w:r>
               <w:rPr>
                 <w:rStyle w:val="Hiperligao"/>
@@ -1182,7 +1182,7 @@
               <w:rPr>
                 <w:noProof/>
               </w:rPr>
-              <w:instrText xml:space="preserve"> PAGEREF _Toc241668922 \h </w:instrText>
+              <w:instrText xml:space="preserve"> PAGEREF _Toc241671453 \h </w:instrText>
             </w:r>
             <w:r>
               <w:rPr>
@@ -1224,7 +1224,7 @@
               <w14:ligatures w14:val="standardContextual"/>
             </w:rPr>
           </w:pPr>
-          <w:hyperlink w:anchor="_Toc241668923" w:history="1">
+          <w:hyperlink w:anchor="_Toc241671454" w:history="1">
             <w:r>
               <w:rPr>
                 <w:rStyle w:val="Hiperligao"/>
@@ -1248,7 +1248,7 @@
               <w:rPr>
                 <w:noProof/>
               </w:rPr>
-              <w:instrText xml:space="preserve"> PAGEREF _Toc241668923 \h </w:instrText>
+              <w:instrText xml:space="preserve"> PAGEREF _Toc241671454 \h </w:instrText>
             </w:r>
             <w:r>
               <w:rPr>
@@ -1290,7 +1290,7 @@
               <w14:ligatures w14:val="standardContextual"/>
             </w:rPr>
           </w:pPr>
-          <w:hyperlink w:anchor="_Toc241668924" w:history="1">
+          <w:hyperlink w:anchor="_Toc241671455" w:history="1">
             <w:r>
               <w:rPr>
                 <w:rStyle w:val="Hiperligao"/>
@@ -1314,7 +1314,7 @@
               <w:rPr>
                 <w:noProof/>
               </w:rPr>
-              <w:instrText xml:space="preserve"> PAGEREF _Toc241668924 \h </w:instrText>
+              <w:instrText xml:space="preserve"> PAGEREF _Toc241671455 \h </w:instrText>
             </w:r>
             <w:r>
               <w:rPr>
@@ -1356,7 +1356,7 @@
               <w14:ligatures w14:val="standardContextual"/>
             </w:rPr>
           </w:pPr>
-          <w:hyperlink w:anchor="_Toc241668925" w:history="1">
+          <w:hyperlink w:anchor="_Toc241671456" w:history="1">
             <w:r>
               <w:rPr>
                 <w:rStyle w:val="Hiperligao"/>
@@ -1380,7 +1380,7 @@
               <w:rPr>
                 <w:noProof/>
               </w:rPr>
-              <w:instrText xml:space="preserve"> PAGEREF _Toc241668925 \h </w:instrText>
+              <w:instrText xml:space="preserve"> PAGEREF _Toc241671456 \h </w:instrText>
             </w:r>
             <w:r>
               <w:rPr>
@@ -1422,7 +1422,7 @@
               <w14:ligatures w14:val="standardContextual"/>
             </w:rPr>
           </w:pPr>
-          <w:hyperlink w:anchor="_Toc241668926" w:history="1">
+          <w:hyperlink w:anchor="_Toc241671457" w:history="1">
             <w:r>
               <w:rPr>
                 <w:rStyle w:val="Hiperligao"/>
@@ -1446,7 +1446,7 @@
               <w:rPr>
                 <w:noProof/>
               </w:rPr>
-              <w:instrText xml:space="preserve"> PAGEREF _Toc241668926 \h </w:instrText>
+              <w:instrText xml:space="preserve"> PAGEREF _Toc241671457 \h </w:instrText>
             </w:r>
             <w:r>
               <w:rPr>
@@ -1488,7 +1488,7 @@
               <w14:ligatures w14:val="standardContextual"/>
             </w:rPr>
           </w:pPr>
-          <w:hyperlink w:anchor="_Toc241668927" w:history="1">
+          <w:hyperlink w:anchor="_Toc241671458" w:history="1">
             <w:r>
               <w:rPr>
                 <w:rStyle w:val="Hiperligao"/>
@@ -1512,7 +1512,7 @@
               <w:rPr>
                 <w:noProof/>
               </w:rPr>
-              <w:instrText xml:space="preserve"> PAGEREF _Toc241668927 \h </w:instrText>
+              <w:instrText xml:space="preserve"> PAGEREF _Toc241671458 \h </w:instrText>
             </w:r>
             <w:r>
               <w:rPr>
@@ -1554,7 +1554,7 @@
               <w14:ligatures w14:val="standardContextual"/>
             </w:rPr>
           </w:pPr>
-          <w:hyperlink w:anchor="_Toc241668928" w:history="1">
+          <w:hyperlink w:anchor="_Toc241671459" w:history="1">
             <w:r>
               <w:rPr>
                 <w:rStyle w:val="Hiperligao"/>
@@ -1578,7 +1578,7 @@
               <w:rPr>
                 <w:noProof/>
               </w:rPr>
-              <w:instrText xml:space="preserve"> PAGEREF _Toc241668928 \h </w:instrText>
+              <w:instrText xml:space="preserve"> PAGEREF _Toc241671459 \h </w:instrText>
             </w:r>
             <w:r>
               <w:rPr>
@@ -1620,7 +1620,7 @@
               <w14:ligatures w14:val="standardContextual"/>
             </w:rPr>
           </w:pPr>
-          <w:hyperlink w:anchor="_Toc241668929" w:history="1">
+          <w:hyperlink w:anchor="_Toc241671460" w:history="1">
             <w:r>
               <w:rPr>
                 <w:rStyle w:val="Hiperligao"/>
@@ -1644,7 +1644,7 @@
               <w:rPr>
                 <w:noProof/>
               </w:rPr>
-              <w:instrText xml:space="preserve"> PAGEREF _Toc241668929 \h </w:instrText>
+              <w:instrText xml:space="preserve"> PAGEREF _Toc241671460 \h </w:instrText>
             </w:r>
             <w:r>
               <w:rPr>
@@ -1686,7 +1686,7 @@
               <w14:ligatures w14:val="standardContextual"/>
             </w:rPr>
           </w:pPr>
-          <w:hyperlink w:anchor="_Toc241668930" w:history="1">
+          <w:hyperlink w:anchor="_Toc241671461" w:history="1">
             <w:r>
               <w:rPr>
                 <w:rStyle w:val="Hiperligao"/>
@@ -1710,7 +1710,7 @@
               <w:rPr>
                 <w:noProof/>
               </w:rPr>
-              <w:instrText xml:space="preserve"> PAGEREF _Toc241668930 \h </w:instrText>
+              <w:instrText xml:space="preserve"> PAGEREF _Toc241671461 \h </w:instrText>
             </w:r>
             <w:r>
               <w:rPr>
@@ -1752,7 +1752,7 @@
               <w14:ligatures w14:val="standardContextual"/>
             </w:rPr>
           </w:pPr>
-          <w:hyperlink w:anchor="_Toc241668931" w:history="1">
+          <w:hyperlink w:anchor="_Toc241671462" w:history="1">
             <w:r>
               <w:rPr>
                 <w:rStyle w:val="Hiperligao"/>
@@ -1776,7 +1776,7 @@
               <w:rPr>
                 <w:noProof/>
               </w:rPr>
-              <w:instrText xml:space="preserve"> PAGEREF _Toc241668931 \h </w:instrText>
+              <w:instrText xml:space="preserve"> PAGEREF _Toc241671462 \h </w:instrText>
             </w:r>
             <w:r>
               <w:rPr>
@@ -1818,7 +1818,7 @@
               <w14:ligatures w14:val="standardContextual"/>
             </w:rPr>
           </w:pPr>
-          <w:hyperlink w:anchor="_Toc241668932" w:history="1">
+          <w:hyperlink w:anchor="_Toc241671463" w:history="1">
             <w:r>
               <w:rPr>
                 <w:rStyle w:val="Hiperligao"/>
@@ -1842,7 +1842,7 @@
               <w:rPr>
                 <w:noProof/>
               </w:rPr>
-              <w:instrText xml:space="preserve"> PAGEREF _Toc241668932 \h </w:instrText>
+              <w:instrText xml:space="preserve"> PAGEREF _Toc241671463 \h </w:instrText>
             </w:r>
             <w:r>
               <w:rPr>
@@ -1884,7 +1884,7 @@
               <w14:ligatures w14:val="standardContextual"/>
             </w:rPr>
           </w:pPr>
-          <w:hyperlink w:anchor="_Toc241668933" w:history="1">
+          <w:hyperlink w:anchor="_Toc241671464" w:history="1">
             <w:r>
               <w:rPr>
                 <w:rStyle w:val="Hiperligao"/>
@@ -1908,7 +1908,7 @@
               <w:rPr>
                 <w:noProof/>
               </w:rPr>
-              <w:instrText xml:space="preserve"> PAGEREF _Toc241668933 \h </w:instrText>
+              <w:instrText xml:space="preserve"> PAGEREF _Toc241671464 \h </w:instrText>
             </w:r>
             <w:r>
               <w:rPr>
@@ -1950,7 +1950,7 @@
               <w14:ligatures w14:val="standardContextual"/>
             </w:rPr>
           </w:pPr>
-          <w:hyperlink w:anchor="_Toc241668934" w:history="1">
+          <w:hyperlink w:anchor="_Toc241671465" w:history="1">
             <w:r>
               <w:rPr>
                 <w:rStyle w:val="Hiperligao"/>
@@ -1974,7 +1974,7 @@
               <w:rPr>
                 <w:noProof/>
               </w:rPr>
-              <w:instrText xml:space="preserve"> PAGEREF _Toc241668934 \h </w:instrText>
+              <w:instrText xml:space="preserve"> PAGEREF _Toc241671465 \h </w:instrText>
             </w:r>
             <w:r>
               <w:rPr>
@@ -2016,7 +2016,7 @@
               <w14:ligatures w14:val="standardContextual"/>
             </w:rPr>
           </w:pPr>
-          <w:hyperlink w:anchor="_Toc241668935" w:history="1">
+          <w:hyperlink w:anchor="_Toc241671466" w:history="1">
             <w:r>
               <w:rPr>
                 <w:rStyle w:val="Hiperligao"/>
@@ -2040,7 +2040,7 @@
               <w:rPr>
                 <w:noProof/>
               </w:rPr>
-              <w:instrText xml:space="preserve"> PAGEREF _Toc241668935 \h </w:instrText>
+              <w:instrText xml:space="preserve"> PAGEREF _Toc241671466 \h </w:instrText>
             </w:r>
             <w:r>
               <w:rPr>
@@ -2088,7 +2088,7 @@
       <w:pPr>
         <w:pStyle w:val="Ttulo1"/>
       </w:pPr>
-      <w:bookmarkStart w:id="0" w:name="_Toc241668906"/>
+      <w:bookmarkStart w:id="0" w:name="_Toc241671437"/>
       <w:r>
         <w:lastRenderedPageBreak/>
         <w:t>Your role at a glance</w:t>
@@ -2836,7 +2836,7 @@
       <w:pPr>
         <w:pStyle w:val="Ttulo2"/>
       </w:pPr>
-      <w:bookmarkStart w:id="1" w:name="_Toc241668907"/>
+      <w:bookmarkStart w:id="1" w:name="_Toc241671438"/>
       <w:r>
         <w:t>Where your access comes from</w:t>
       </w:r>
@@ -3890,7 +3890,7 @@
       <w:pPr>
         <w:pStyle w:val="Ttulo2"/>
       </w:pPr>
-      <w:bookmarkStart w:id="2" w:name="_Toc241668908"/>
+      <w:bookmarkStart w:id="2" w:name="_Toc241671439"/>
       <w:r>
         <w:t>Sign in, change your password, sign out</w:t>
       </w:r>
@@ -4004,7 +4004,7 @@
           <w:noProof/>
         </w:rPr>
         <w:drawing>
-          <wp:inline distT="0" distB="0" distL="0" distR="0" wp14:anchorId="427A89FB" wp14:editId="720C3401">
+          <wp:inline distT="0" distB="0" distL="0" distR="0" wp14:anchorId="53EA0656" wp14:editId="5401F439">
             <wp:extent cx="5715000" cy="3571875"/>
             <wp:effectExtent l="0" t="0" r="0" b="0"/>
             <wp:docPr id="317" name="01-login.png" descr="The sign-in page with Email, Password, Remember me and the Sign in button." title="The sign-in page with Email, Password, Remember me and the Sign in button."/>
@@ -4439,7 +4439,7 @@
         <w:pStyle w:val="Ttulo1"/>
         <w:pageBreakBefore/>
       </w:pPr>
-      <w:bookmarkStart w:id="3" w:name="_Toc241668909"/>
+      <w:bookmarkStart w:id="3" w:name="_Toc241671440"/>
       <w:r>
         <w:lastRenderedPageBreak/>
         <w:t>Dashboard</w:t>
@@ -4472,7 +4472,7 @@
           <w:noProof/>
         </w:rPr>
         <w:drawing>
-          <wp:inline distT="0" distB="0" distL="0" distR="0" wp14:anchorId="5933F1B0" wp14:editId="38CBD95C">
+          <wp:inline distT="0" distB="0" distL="0" distR="0" wp14:anchorId="6A030685" wp14:editId="111E1807">
             <wp:extent cx="5715000" cy="3571875"/>
             <wp:effectExtent l="0" t="0" r="0" b="0"/>
             <wp:docPr id="318" name="45-dashboard.png" descr="The dashboard with summary cards and the Recent Maps list." title="The dashboard with summary cards and the Recent Maps list."/>
@@ -5050,7 +5050,7 @@
         <w:pStyle w:val="Ttulo1"/>
         <w:pageBreakBefore/>
       </w:pPr>
-      <w:bookmarkStart w:id="4" w:name="_Toc241668910"/>
+      <w:bookmarkStart w:id="4" w:name="_Toc241671441"/>
       <w:r>
         <w:lastRenderedPageBreak/>
         <w:t>Maps</w:t>
@@ -5083,7 +5083,7 @@
           <w:noProof/>
         </w:rPr>
         <w:drawing>
-          <wp:inline distT="0" distB="0" distL="0" distR="0" wp14:anchorId="7F5E71E3" wp14:editId="65441F01">
+          <wp:inline distT="0" distB="0" distL="0" distR="0" wp14:anchorId="4A8C73BF" wp14:editId="094150DD">
             <wp:extent cx="5715000" cy="3429000"/>
             <wp:effectExtent l="0" t="0" r="0" b="0"/>
             <wp:docPr id="319" name="03-maps-mine.png" descr="The Maps list, Mine tab, showing the action icons on the map row." title="The Maps list, Mine tab, showing the action icons on the map row."/>
@@ -5135,7 +5135,7 @@
       <w:pPr>
         <w:pStyle w:val="Ttulo2"/>
       </w:pPr>
-      <w:bookmarkStart w:id="5" w:name="_Toc241668911"/>
+      <w:bookmarkStart w:id="5" w:name="_Toc241671442"/>
       <w:r>
         <w:t>Tabs, search and filters</w:t>
       </w:r>
@@ -5886,7 +5886,7 @@
       <w:pPr>
         <w:pStyle w:val="Ttulo2"/>
       </w:pPr>
-      <w:bookmarkStart w:id="6" w:name="_Toc241668912"/>
+      <w:bookmarkStart w:id="6" w:name="_Toc241671443"/>
       <w:r>
         <w:lastRenderedPageBreak/>
         <w:t>Row actions</w:t>
@@ -6623,7 +6623,7 @@
       <w:pPr>
         <w:pStyle w:val="Ttulo2"/>
       </w:pPr>
-      <w:bookmarkStart w:id="7" w:name="_Toc241668913"/>
+      <w:bookmarkStart w:id="7" w:name="_Toc241671444"/>
       <w:r>
         <w:t>Workbooks</w:t>
       </w:r>
@@ -7109,7 +7109,7 @@
         </w:rPr>
         <w:lastRenderedPageBreak/>
         <w:drawing>
-          <wp:inline distT="0" distB="0" distL="0" distR="0" wp14:anchorId="016647DA" wp14:editId="4BDF2B8B">
+          <wp:inline distT="0" distB="0" distL="0" distR="0" wp14:anchorId="29C7E609" wp14:editId="74D0A023">
             <wp:extent cx="2905125" cy="1543050"/>
             <wp:effectExtent l="0" t="0" r="0" b="0"/>
             <wp:docPr id="320" name="02-workbook-copy-dialog.png" descr="The Copy workbook dialog with the name field for the new workbook." title="The Copy workbook dialog with the name field for the new workbook."/>
@@ -7176,7 +7176,7 @@
       <w:pPr>
         <w:pStyle w:val="Ttulo2"/>
       </w:pPr>
-      <w:bookmarkStart w:id="8" w:name="_Toc241668914"/>
+      <w:bookmarkStart w:id="8" w:name="_Toc241671445"/>
       <w:r>
         <w:t>Copy a map</w:t>
       </w:r>
@@ -7258,7 +7258,7 @@
       <w:pPr>
         <w:pStyle w:val="Ttulo2"/>
       </w:pPr>
-      <w:bookmarkStart w:id="9" w:name="_Toc241668915"/>
+      <w:bookmarkStart w:id="9" w:name="_Toc241671446"/>
       <w:r>
         <w:t>Share a map you own</w:t>
       </w:r>
@@ -7342,7 +7342,7 @@
           <w:noProof/>
         </w:rPr>
         <w:drawing>
-          <wp:inline distT="0" distB="0" distL="0" distR="0" wp14:anchorId="4B9659ED" wp14:editId="6204A3A6">
+          <wp:inline distT="0" distB="0" distL="0" distR="0" wp14:anchorId="029C59C0" wp14:editId="432BD81E">
             <wp:extent cx="3743325" cy="1581150"/>
             <wp:effectExtent l="0" t="0" r="0" b="0"/>
             <wp:docPr id="321" name="29-share-dialog-search.png" descr="The Share map dialog with a matching person and Can view, Can export and Can edit buttons." title="The Share map dialog with a matching person and Can view, Can export and Can edit buttons."/>
@@ -7776,7 +7776,7 @@
         <w:pStyle w:val="Ttulo1"/>
         <w:pageBreakBefore/>
       </w:pPr>
-      <w:bookmarkStart w:id="10" w:name="_Toc241668916"/>
+      <w:bookmarkStart w:id="10" w:name="_Toc241671447"/>
       <w:r>
         <w:lastRenderedPageBreak/>
         <w:t>The map viewer</w:t>
@@ -7799,7 +7799,7 @@
           <w:noProof/>
         </w:rPr>
         <w:drawing>
-          <wp:inline distT="0" distB="0" distL="0" distR="0" wp14:anchorId="67070D3D" wp14:editId="1493D99E">
+          <wp:inline distT="0" distB="0" distL="0" distR="0" wp14:anchorId="040EC7AD" wp14:editId="460EFAFC">
             <wp:extent cx="5715000" cy="3571875"/>
             <wp:effectExtent l="0" t="0" r="0" b="0"/>
             <wp:docPr id="322" name="25-viewer-results.png" descr="The map viewer after a completed run, with the results grid and export buttons." title="The map viewer after a completed run, with the results grid and export buttons."/>
@@ -8331,7 +8331,7 @@
       <w:pPr>
         <w:pStyle w:val="Ttulo2"/>
       </w:pPr>
-      <w:bookmarkStart w:id="11" w:name="_Toc241668917"/>
+      <w:bookmarkStart w:id="11" w:name="_Toc241671448"/>
       <w:r>
         <w:lastRenderedPageBreak/>
         <w:t>Run parameters</w:t>
@@ -8374,7 +8374,7 @@
           <w:noProof/>
         </w:rPr>
         <w:drawing>
-          <wp:inline distT="0" distB="0" distL="0" distR="0" wp14:anchorId="071050ED" wp14:editId="17FD555D">
+          <wp:inline distT="0" distB="0" distL="0" distR="0" wp14:anchorId="47BF65CC" wp14:editId="14B10B32">
             <wp:extent cx="2905125" cy="2324100"/>
             <wp:effectExtent l="0" t="0" r="0" b="0"/>
             <wp:docPr id="323" name="24-viewer-params-filled.png" descr="The Run parameters dialog with both required values filled in." title="The Run parameters dialog with both required values filled in."/>
@@ -8426,7 +8426,7 @@
       <w:pPr>
         <w:pStyle w:val="Ttulo2"/>
       </w:pPr>
-      <w:bookmarkStart w:id="12" w:name="_Toc241668918"/>
+      <w:bookmarkStart w:id="12" w:name="_Toc241671449"/>
       <w:r>
         <w:t>Read the results</w:t>
       </w:r>
@@ -9101,7 +9101,7 @@
       <w:pPr>
         <w:pStyle w:val="Ttulo2"/>
       </w:pPr>
-      <w:bookmarkStart w:id="13" w:name="_Toc241668919"/>
+      <w:bookmarkStart w:id="13" w:name="_Toc241671450"/>
       <w:r>
         <w:t>Export the results</w:t>
       </w:r>
@@ -9432,7 +9432,7 @@
           <w:noProof/>
         </w:rPr>
         <w:drawing>
-          <wp:inline distT="0" distB="0" distL="0" distR="0" wp14:anchorId="6CC08C47" wp14:editId="31D2622D">
+          <wp:inline distT="0" distB="0" distL="0" distR="0" wp14:anchorId="67072699" wp14:editId="1860A695">
             <wp:extent cx="3324225" cy="3990975"/>
             <wp:effectExtent l="0" t="0" r="0" b="0"/>
             <wp:docPr id="324" name="17-builder-pdf-dialog.png" descr="The PDF export dialog with orientation, page size, title and font options." title="The PDF export dialog with orientation, page size, title and font options."/>
@@ -9909,7 +9909,7 @@
         <w:pStyle w:val="Ttulo1"/>
         <w:pageBreakBefore/>
       </w:pPr>
-      <w:bookmarkStart w:id="14" w:name="_Toc241668920"/>
+      <w:bookmarkStart w:id="14" w:name="_Toc241671451"/>
       <w:r>
         <w:lastRenderedPageBreak/>
         <w:t>Building and editing maps</w:t>
@@ -9972,7 +9972,7 @@
           <w:noProof/>
         </w:rPr>
         <w:drawing>
-          <wp:inline distT="0" distB="0" distL="0" distR="0" wp14:anchorId="6F0D1EDA" wp14:editId="65658E79">
+          <wp:inline distT="0" distB="0" distL="0" distR="0" wp14:anchorId="4EE3644A" wp14:editId="048B53A3">
             <wp:extent cx="5715000" cy="3571875"/>
             <wp:effectExtent l="0" t="0" r="0" b="0"/>
             <wp:docPr id="325" name="05-builder-overview.png" descr="The map builder with the Business Areas tree, the columns canvas and the Properties panel." title="The map builder with the Business Areas tree, the columns canvas and the Properties panel."/>
@@ -10079,7 +10079,7 @@
       <w:pPr>
         <w:pStyle w:val="Ttulo2"/>
       </w:pPr>
-      <w:bookmarkStart w:id="15" w:name="_Toc241668921"/>
+      <w:bookmarkStart w:id="15" w:name="_Toc241671452"/>
       <w:r>
         <w:t>Toolbar</w:t>
       </w:r>
@@ -11005,7 +11005,7 @@
       <w:pPr>
         <w:pStyle w:val="Ttulo2"/>
       </w:pPr>
-      <w:bookmarkStart w:id="16" w:name="_Toc241668922"/>
+      <w:bookmarkStart w:id="16" w:name="_Toc241671453"/>
       <w:r>
         <w:t>Add columns</w:t>
       </w:r>
@@ -11170,7 +11170,7 @@
       <w:pPr>
         <w:pStyle w:val="Ttulo2"/>
       </w:pPr>
-      <w:bookmarkStart w:id="17" w:name="_Toc241668923"/>
+      <w:bookmarkStart w:id="17" w:name="_Toc241671454"/>
       <w:r>
         <w:t>Configure a column</w:t>
       </w:r>
@@ -12170,7 +12170,7 @@
           <w:noProof/>
         </w:rPr>
         <w:drawing>
-          <wp:inline distT="0" distB="0" distL="0" distR="0" wp14:anchorId="0417ACC6" wp14:editId="1B4BE23A">
+          <wp:inline distT="0" distB="0" distL="0" distR="0" wp14:anchorId="70144524" wp14:editId="54AD675E">
             <wp:extent cx="5715000" cy="3571875"/>
             <wp:effectExtent l="0" t="0" r="0" b="0"/>
             <wp:docPr id="326" name="08-builder-column-aggregation.png" descr="The Configure column dialog with the Aggregation list open." title="The Configure column dialog with the Aggregation list open."/>
@@ -12222,7 +12222,7 @@
       <w:pPr>
         <w:pStyle w:val="Ttulo2"/>
       </w:pPr>
-      <w:bookmarkStart w:id="18" w:name="_Toc241668924"/>
+      <w:bookmarkStart w:id="18" w:name="_Toc241671455"/>
       <w:r>
         <w:t>Right panel tabs</w:t>
       </w:r>
@@ -12971,7 +12971,7 @@
           <w:noProof/>
         </w:rPr>
         <w:drawing>
-          <wp:inline distT="0" distB="0" distL="0" distR="0" wp14:anchorId="49328AAF" wp14:editId="32FF3D95">
+          <wp:inline distT="0" distB="0" distL="0" distR="0" wp14:anchorId="1B637391" wp14:editId="5155432A">
             <wp:extent cx="5715000" cy="3571875"/>
             <wp:effectExtent l="0" t="0" r="0" b="0"/>
             <wp:docPr id="327" name="09-builder-conditions.png" descr="The Conditions tab listing the map's conditions with operator and value or prompt controls." title="The Conditions tab listing the map's conditions with operator and value or prompt controls."/>
@@ -13128,7 +13128,7 @@
       <w:pPr>
         <w:pStyle w:val="Ttulo2"/>
       </w:pPr>
-      <w:bookmarkStart w:id="19" w:name="_Toc241668925"/>
+      <w:bookmarkStart w:id="19" w:name="_Toc241671456"/>
       <w:r>
         <w:t>Conditional formatting</w:t>
       </w:r>
@@ -13834,7 +13834,7 @@
           <w:noProof/>
         </w:rPr>
         <w:drawing>
-          <wp:inline distT="0" distB="0" distL="0" distR="0" wp14:anchorId="04EA4716" wp14:editId="2AB5D52F">
+          <wp:inline distT="0" distB="0" distL="0" distR="0" wp14:anchorId="4EFE72A8" wp14:editId="12816D0D">
             <wp:extent cx="3324225" cy="1457325"/>
             <wp:effectExtent l="0" t="0" r="0" b="0"/>
             <wp:docPr id="328" name="19-builder-formatting-dialog.png" descr="The Formatting dialog with the rules list and the Add rule controls." title="The Formatting dialog with the rules list and the Add rule controls."/>
@@ -13886,7 +13886,7 @@
       <w:pPr>
         <w:pStyle w:val="Ttulo2"/>
       </w:pPr>
-      <w:bookmarkStart w:id="20" w:name="_Toc241668926"/>
+      <w:bookmarkStart w:id="20" w:name="_Toc241671457"/>
       <w:r>
         <w:t>Run from the builder and refused runs</w:t>
       </w:r>
@@ -13933,7 +13933,7 @@
       <w:pPr>
         <w:pStyle w:val="Ttulo2"/>
       </w:pPr>
-      <w:bookmarkStart w:id="21" w:name="_Toc241668927"/>
+      <w:bookmarkStart w:id="21" w:name="_Toc241671458"/>
       <w:r>
         <w:t>Example: build a small map</w:t>
       </w:r>
@@ -14082,7 +14082,7 @@
         <w:pStyle w:val="Ttulo1"/>
         <w:pageBreakBefore/>
       </w:pPr>
-      <w:bookmarkStart w:id="22" w:name="_Toc241668928"/>
+      <w:bookmarkStart w:id="22" w:name="_Toc241671459"/>
       <w:r>
         <w:lastRenderedPageBreak/>
         <w:t>Runs</w:t>
@@ -14115,7 +14115,7 @@
           <w:noProof/>
         </w:rPr>
         <w:drawing>
-          <wp:inline distT="0" distB="0" distL="0" distR="0" wp14:anchorId="1CC03CC6" wp14:editId="15E84376">
+          <wp:inline distT="0" distB="0" distL="0" distR="0" wp14:anchorId="0A415348" wp14:editId="0724B68B">
             <wp:extent cx="5715000" cy="3571875"/>
             <wp:effectExtent l="0" t="0" r="0" b="0"/>
             <wp:docPr id="329" name="41-runs.png" descr="The Runs page with filters and the table of runs and their export buttons." title="The Runs page with filters and the table of runs and their export buttons."/>
@@ -15118,7 +15118,7 @@
         <w:pStyle w:val="Ttulo1"/>
         <w:pageBreakBefore/>
       </w:pPr>
-      <w:bookmarkStart w:id="23" w:name="_Toc241668929"/>
+      <w:bookmarkStart w:id="23" w:name="_Toc241671460"/>
       <w:r>
         <w:lastRenderedPageBreak/>
         <w:t>Exports</w:t>
@@ -15151,7 +15151,7 @@
           <w:noProof/>
         </w:rPr>
         <w:drawing>
-          <wp:inline distT="0" distB="0" distL="0" distR="0" wp14:anchorId="0A70BCF1" wp14:editId="220D306F">
+          <wp:inline distT="0" distB="0" distL="0" distR="0" wp14:anchorId="267BAD9E" wp14:editId="71C045EF">
             <wp:extent cx="5715000" cy="3571875"/>
             <wp:effectExtent l="0" t="0" r="0" b="0"/>
             <wp:docPr id="330" name="44-exports.png" descr="The Exports page listing export jobs with a Download button on finished ones." title="The Exports page listing export jobs with a Download button on finished ones."/>
@@ -15568,7 +15568,7 @@
         <w:pStyle w:val="Ttulo1"/>
         <w:pageBreakBefore/>
       </w:pPr>
-      <w:bookmarkStart w:id="24" w:name="_Toc241668930"/>
+      <w:bookmarkStart w:id="24" w:name="_Toc241671461"/>
       <w:r>
         <w:lastRenderedPageBreak/>
         <w:t>Schedules</w:t>
@@ -15636,7 +15636,7 @@
           <w:noProof/>
         </w:rPr>
         <w:drawing>
-          <wp:inline distT="0" distB="0" distL="0" distR="0" wp14:anchorId="6F07E5B8" wp14:editId="1D04A40E">
+          <wp:inline distT="0" distB="0" distL="0" distR="0" wp14:anchorId="7847E339" wp14:editId="78E4F638">
             <wp:extent cx="5715000" cy="3571875"/>
             <wp:effectExtent l="0" t="0" r="0" b="0"/>
             <wp:docPr id="331" name="38-schedules-list.png" descr="The Schedules page with a paused schedule and its action icons." title="The Schedules page with a paused schedule and its action icons."/>
@@ -16393,7 +16393,7 @@
       <w:pPr>
         <w:pStyle w:val="Ttulo2"/>
       </w:pPr>
-      <w:bookmarkStart w:id="25" w:name="_Toc241668931"/>
+      <w:bookmarkStart w:id="25" w:name="_Toc241671462"/>
       <w:r>
         <w:lastRenderedPageBreak/>
         <w:t>New Schedule</w:t>
@@ -16604,7 +16604,7 @@
           <w:noProof/>
         </w:rPr>
         <w:drawing>
-          <wp:inline distT="0" distB="0" distL="0" distR="0" wp14:anchorId="56166941" wp14:editId="34D0B6FC">
+          <wp:inline distT="0" distB="0" distL="0" distR="0" wp14:anchorId="02C6AD92" wp14:editId="1AFD6AD2">
             <wp:extent cx="3743325" cy="4676775"/>
             <wp:effectExtent l="0" t="0" r="0" b="0"/>
             <wp:docPr id="332" name="37-schedule-filled.png" descr="The New Schedule dialog filled in, with a monthly frequency and Enabled unticked." title="The New Schedule dialog filled in, with a monthly frequency and Enabled unticked."/>
@@ -17442,7 +17442,7 @@
       <w:pPr>
         <w:pStyle w:val="Ttulo2"/>
       </w:pPr>
-      <w:bookmarkStart w:id="26" w:name="_Toc241668932"/>
+      <w:bookmarkStart w:id="26" w:name="_Toc241671463"/>
       <w:r>
         <w:t>History</w:t>
       </w:r>
@@ -17590,7 +17590,7 @@
         <w:pStyle w:val="Ttulo1"/>
         <w:pageBreakBefore/>
       </w:pPr>
-      <w:bookmarkStart w:id="27" w:name="_Toc241668933"/>
+      <w:bookmarkStart w:id="27" w:name="_Toc241671464"/>
       <w:r>
         <w:lastRenderedPageBreak/>
         <w:t>Settings</w:t>
@@ -17620,7 +17620,7 @@
           <w:noProof/>
         </w:rPr>
         <w:drawing>
-          <wp:inline distT="0" distB="0" distL="0" distR="0" wp14:anchorId="4608A941" wp14:editId="5551F5EF">
+          <wp:inline distT="0" distB="0" distL="0" distR="0" wp14:anchorId="06F7B749" wp14:editId="683F3074">
             <wp:extent cx="5715000" cy="3571875"/>
             <wp:effectExtent l="0" t="0" r="0" b="0"/>
             <wp:docPr id="333" name="04-settings.png" descr="The Settings page with the Language, Theme and Color palette cards." title="The Settings page with the Language, Theme and Color palette cards."/>
@@ -18175,7 +18175,7 @@
         <w:pStyle w:val="Ttulo1"/>
         <w:pageBreakBefore/>
       </w:pPr>
-      <w:bookmarkStart w:id="28" w:name="_Toc241668934"/>
+      <w:bookmarkStart w:id="28" w:name="_Toc241671465"/>
       <w:r>
         <w:lastRenderedPageBreak/>
         <w:t>Common questions</w:t>
@@ -18357,7 +18357,7 @@
         <w:pStyle w:val="Ttulo1"/>
         <w:pageBreakBefore/>
       </w:pPr>
-      <w:bookmarkStart w:id="29" w:name="_Toc241668935"/>
+      <w:bookmarkStart w:id="29" w:name="_Toc241671466"/>
       <w:r>
         <w:lastRenderedPageBreak/>
         <w:t>Glossary</w:t>
@@ -19370,7 +19370,7 @@
         <w:sz w:val="16"/>
         <w:szCs w:val="16"/>
       </w:rPr>
-      <w:t>Discoverer Neo 2.0.0 · Complete guide · USER</w:t>
+      <w:t>Discoverer Neo 2.0.1 · Complete guide · USER</w:t>
     </w:r>
   </w:p>
 </w:hdr>
@@ -19379,358 +19379,10 @@
 <file path=word/numbering.xml><?xml version="1.0" encoding="utf-8"?>
 <w:numbering xmlns:wpc="http://schemas.microsoft.com/office/word/2010/wordprocessingCanvas" xmlns:cx="http://schemas.microsoft.com/office/drawing/2014/chartex" xmlns:cx1="http://schemas.microsoft.com/office/drawing/2015/9/8/chartex" xmlns:cx2="http://schemas.microsoft.com/office/drawing/2015/10/21/chartex" xmlns:cx3="http://schemas.microsoft.com/office/drawing/2016/5/9/chartex" xmlns:cx4="http://schemas.microsoft.com/office/drawing/2016/5/10/chartex" xmlns:cx5="http://schemas.microsoft.com/office/drawing/2016/5/11/chartex" xmlns:cx6="http://schemas.microsoft.com/office/drawing/2016/5/12/chartex" xmlns:cx7="http://schemas.microsoft.com/office/drawing/2016/5/13/chartex" xmlns:cx8="http://schemas.microsoft.com/office/drawing/2016/5/14/chartex" xmlns:mc="http://schemas.openxmlformats.org/markup-compatibility/2006" xmlns:aink="http://schemas.microsoft.com/office/drawing/2016/ink" xmlns:am3d="http://schemas.microsoft.com/office/drawing/2017/model3d" xmlns:o="urn:schemas-microsoft-com:office:office" xmlns:oel="http://schemas.microsoft.com/office/2019/extlst" xmlns:r="http://schemas.openxmlformats.org/officeDocument/2006/relationships" xmlns:m="http://schemas.openxmlformats.org/officeDocument/2006/math" xmlns:v="urn:schemas-microsoft-com:vml" xmlns:wp14="http://schemas.microsoft.com/office/word/2010/wordprocessingDrawing" xmlns:wp="http://schemas.openxmlformats.org/drawingml/2006/wordprocessingDrawing" xmlns:w10="urn:schemas-microsoft-com:office:word" xmlns:w="http://schemas.openxmlformats.org/wordprocessingml/2006/main" xmlns:w14="http://schemas.microsoft.com/office/word/2010/wordml" xmlns:w15="http://schemas.microsoft.com/office/word/2012/wordml" xmlns:w16cex="http://schemas.microsoft.com/office/word/2018/wordml/cex" xmlns:w16cid="http://schemas.microsoft.com/office/word/2016/wordml/cid" xmlns:w16="http://schemas.microsoft.com/office/word/2018/wordml" xmlns:w16sdtdh="http://schemas.microsoft.com/office/word/2020/wordml/sdtdatahash" xmlns:w16se="http://schemas.microsoft.com/office/word/2015/wordml/symex" xmlns:wpg="http://schemas.microsoft.com/office/word/2010/wordprocessingGroup" xmlns:wpi="http://schemas.microsoft.com/office/word/2010/wordprocessingInk" xmlns:wne="http://schemas.microsoft.com/office/word/2006/wordml" xmlns:wps="http://schemas.microsoft.com/office/word/2010/wordprocessingShape" mc:Ignorable="w14 w15 w16se w16cid w16 w16cex w16sdtdh wp14">
   <w:abstractNum w:abstractNumId="0" w15:restartNumberingAfterBreak="0">
-    <w:nsid w:val="2DDD4358"/>
+    <w:nsid w:val="0CD44A51"/>
     <w:multiLevelType w:val="hybridMultilevel"/>
-    <w:tmpl w:val="7EC00B1A"/>
-    <w:lvl w:ilvl="0" w:tplc="52F29D28">
-      <w:start w:val="1"/>
-      <w:numFmt w:val="bullet"/>
-      <w:lvlText w:val="•"/>
-      <w:lvlJc w:val="left"/>
-      <w:pPr>
-        <w:ind w:left="360" w:hanging="260"/>
-      </w:pPr>
-    </w:lvl>
-    <w:lvl w:ilvl="1" w:tplc="8C10B0D4" w:tentative="1">
-      <w:start w:val="1"/>
-      <w:numFmt w:val="bullet"/>
-      <w:lvlText w:val="–"/>
-      <w:lvlJc w:val="left"/>
-      <w:pPr>
-        <w:ind w:left="720" w:hanging="260"/>
-      </w:pPr>
-    </w:lvl>
-    <w:lvl w:ilvl="2" w:tplc="4672010C">
-      <w:numFmt w:val="decimal"/>
-      <w:lvlText w:val=""/>
-      <w:lvlJc w:val="left"/>
-    </w:lvl>
-    <w:lvl w:ilvl="3" w:tplc="ABAC5028">
-      <w:numFmt w:val="decimal"/>
-      <w:lvlText w:val=""/>
-      <w:lvlJc w:val="left"/>
-    </w:lvl>
-    <w:lvl w:ilvl="4" w:tplc="8F1CCF16">
-      <w:numFmt w:val="decimal"/>
-      <w:lvlText w:val=""/>
-      <w:lvlJc w:val="left"/>
-    </w:lvl>
-    <w:lvl w:ilvl="5" w:tplc="1C36C778">
-      <w:numFmt w:val="decimal"/>
-      <w:lvlText w:val=""/>
-      <w:lvlJc w:val="left"/>
-    </w:lvl>
-    <w:lvl w:ilvl="6" w:tplc="EC0C3B50">
-      <w:numFmt w:val="decimal"/>
-      <w:lvlText w:val=""/>
-      <w:lvlJc w:val="left"/>
-    </w:lvl>
-    <w:lvl w:ilvl="7" w:tplc="EA80C4EA">
-      <w:numFmt w:val="decimal"/>
-      <w:lvlText w:val=""/>
-      <w:lvlJc w:val="left"/>
-    </w:lvl>
-    <w:lvl w:ilvl="8" w:tplc="C7DE02D6">
-      <w:numFmt w:val="decimal"/>
-      <w:lvlText w:val=""/>
-      <w:lvlJc w:val="left"/>
-    </w:lvl>
-  </w:abstractNum>
-  <w:abstractNum w:abstractNumId="1" w15:restartNumberingAfterBreak="0">
-    <w:nsid w:val="44727B9A"/>
-    <w:multiLevelType w:val="hybridMultilevel"/>
-    <w:tmpl w:val="3CD298A8"/>
-    <w:lvl w:ilvl="0" w:tplc="CC8CBFAC">
-      <w:start w:val="1"/>
-      <w:numFmt w:val="decimal"/>
-      <w:lvlText w:val="%1."/>
-      <w:lvlJc w:val="left"/>
-      <w:pPr>
-        <w:ind w:left="360" w:hanging="300"/>
-      </w:pPr>
-    </w:lvl>
-    <w:lvl w:ilvl="1" w:tplc="BE7ACC74" w:tentative="1">
-      <w:start w:val="1"/>
-      <w:numFmt w:val="lowerLetter"/>
-      <w:lvlText w:val="%2."/>
-      <w:lvlJc w:val="left"/>
-      <w:pPr>
-        <w:ind w:left="720" w:hanging="300"/>
-      </w:pPr>
-    </w:lvl>
-    <w:lvl w:ilvl="2" w:tplc="FB742D96">
-      <w:numFmt w:val="decimal"/>
-      <w:lvlText w:val=""/>
-      <w:lvlJc w:val="left"/>
-    </w:lvl>
-    <w:lvl w:ilvl="3" w:tplc="2F0C60CA">
-      <w:numFmt w:val="decimal"/>
-      <w:lvlText w:val=""/>
-      <w:lvlJc w:val="left"/>
-    </w:lvl>
-    <w:lvl w:ilvl="4" w:tplc="94C4B1B4">
-      <w:numFmt w:val="decimal"/>
-      <w:lvlText w:val=""/>
-      <w:lvlJc w:val="left"/>
-    </w:lvl>
-    <w:lvl w:ilvl="5" w:tplc="F944656C">
-      <w:numFmt w:val="decimal"/>
-      <w:lvlText w:val=""/>
-      <w:lvlJc w:val="left"/>
-    </w:lvl>
-    <w:lvl w:ilvl="6" w:tplc="816A4F7C">
-      <w:numFmt w:val="decimal"/>
-      <w:lvlText w:val=""/>
-      <w:lvlJc w:val="left"/>
-    </w:lvl>
-    <w:lvl w:ilvl="7" w:tplc="AC1E727C">
-      <w:numFmt w:val="decimal"/>
-      <w:lvlText w:val=""/>
-      <w:lvlJc w:val="left"/>
-    </w:lvl>
-    <w:lvl w:ilvl="8" w:tplc="65BA1B3C">
-      <w:numFmt w:val="decimal"/>
-      <w:lvlText w:val=""/>
-      <w:lvlJc w:val="left"/>
-    </w:lvl>
-  </w:abstractNum>
-  <w:abstractNum w:abstractNumId="2" w15:restartNumberingAfterBreak="0">
-    <w:nsid w:val="44844D0F"/>
-    <w:multiLevelType w:val="hybridMultilevel"/>
-    <w:tmpl w:val="FD50A056"/>
-    <w:lvl w:ilvl="0" w:tplc="A064A190">
-      <w:start w:val="1"/>
-      <w:numFmt w:val="decimal"/>
-      <w:lvlText w:val="%1."/>
-      <w:lvlJc w:val="left"/>
-      <w:pPr>
-        <w:ind w:left="360" w:hanging="300"/>
-      </w:pPr>
-    </w:lvl>
-    <w:lvl w:ilvl="1" w:tplc="90A21874" w:tentative="1">
-      <w:start w:val="1"/>
-      <w:numFmt w:val="lowerLetter"/>
-      <w:lvlText w:val="%2."/>
-      <w:lvlJc w:val="left"/>
-      <w:pPr>
-        <w:ind w:left="720" w:hanging="300"/>
-      </w:pPr>
-    </w:lvl>
-    <w:lvl w:ilvl="2" w:tplc="810E6F02">
-      <w:numFmt w:val="decimal"/>
-      <w:lvlText w:val=""/>
-      <w:lvlJc w:val="left"/>
-    </w:lvl>
-    <w:lvl w:ilvl="3" w:tplc="032AADD6">
-      <w:numFmt w:val="decimal"/>
-      <w:lvlText w:val=""/>
-      <w:lvlJc w:val="left"/>
-    </w:lvl>
-    <w:lvl w:ilvl="4" w:tplc="8E748EFA">
-      <w:numFmt w:val="decimal"/>
-      <w:lvlText w:val=""/>
-      <w:lvlJc w:val="left"/>
-    </w:lvl>
-    <w:lvl w:ilvl="5" w:tplc="7DC8BF3E">
-      <w:numFmt w:val="decimal"/>
-      <w:lvlText w:val=""/>
-      <w:lvlJc w:val="left"/>
-    </w:lvl>
-    <w:lvl w:ilvl="6" w:tplc="3FC00DA8">
-      <w:numFmt w:val="decimal"/>
-      <w:lvlText w:val=""/>
-      <w:lvlJc w:val="left"/>
-    </w:lvl>
-    <w:lvl w:ilvl="7" w:tplc="425AC4F8">
-      <w:numFmt w:val="decimal"/>
-      <w:lvlText w:val=""/>
-      <w:lvlJc w:val="left"/>
-    </w:lvl>
-    <w:lvl w:ilvl="8" w:tplc="EA7E7552">
-      <w:numFmt w:val="decimal"/>
-      <w:lvlText w:val=""/>
-      <w:lvlJc w:val="left"/>
-    </w:lvl>
-  </w:abstractNum>
-  <w:abstractNum w:abstractNumId="3" w15:restartNumberingAfterBreak="0">
-    <w:nsid w:val="54EB7F63"/>
-    <w:multiLevelType w:val="hybridMultilevel"/>
-    <w:tmpl w:val="9A64866C"/>
-    <w:lvl w:ilvl="0" w:tplc="46465F7E">
-      <w:start w:val="1"/>
-      <w:numFmt w:val="decimal"/>
-      <w:lvlText w:val="%1."/>
-      <w:lvlJc w:val="left"/>
-      <w:pPr>
-        <w:ind w:left="360" w:hanging="300"/>
-      </w:pPr>
-    </w:lvl>
-    <w:lvl w:ilvl="1" w:tplc="DC6CC5E4" w:tentative="1">
-      <w:start w:val="1"/>
-      <w:numFmt w:val="lowerLetter"/>
-      <w:lvlText w:val="%2."/>
-      <w:lvlJc w:val="left"/>
-      <w:pPr>
-        <w:ind w:left="720" w:hanging="300"/>
-      </w:pPr>
-    </w:lvl>
-    <w:lvl w:ilvl="2" w:tplc="79567D0A">
-      <w:numFmt w:val="decimal"/>
-      <w:lvlText w:val=""/>
-      <w:lvlJc w:val="left"/>
-    </w:lvl>
-    <w:lvl w:ilvl="3" w:tplc="5246C678">
-      <w:numFmt w:val="decimal"/>
-      <w:lvlText w:val=""/>
-      <w:lvlJc w:val="left"/>
-    </w:lvl>
-    <w:lvl w:ilvl="4" w:tplc="5F70DAE6">
-      <w:numFmt w:val="decimal"/>
-      <w:lvlText w:val=""/>
-      <w:lvlJc w:val="left"/>
-    </w:lvl>
-    <w:lvl w:ilvl="5" w:tplc="3CACEA8C">
-      <w:numFmt w:val="decimal"/>
-      <w:lvlText w:val=""/>
-      <w:lvlJc w:val="left"/>
-    </w:lvl>
-    <w:lvl w:ilvl="6" w:tplc="C4A0E570">
-      <w:numFmt w:val="decimal"/>
-      <w:lvlText w:val=""/>
-      <w:lvlJc w:val="left"/>
-    </w:lvl>
-    <w:lvl w:ilvl="7" w:tplc="9B128182">
-      <w:numFmt w:val="decimal"/>
-      <w:lvlText w:val=""/>
-      <w:lvlJc w:val="left"/>
-    </w:lvl>
-    <w:lvl w:ilvl="8" w:tplc="EB12CD2E">
-      <w:numFmt w:val="decimal"/>
-      <w:lvlText w:val=""/>
-      <w:lvlJc w:val="left"/>
-    </w:lvl>
-  </w:abstractNum>
-  <w:abstractNum w:abstractNumId="4" w15:restartNumberingAfterBreak="0">
-    <w:nsid w:val="59293A74"/>
-    <w:multiLevelType w:val="hybridMultilevel"/>
-    <w:tmpl w:val="89E2045C"/>
-    <w:lvl w:ilvl="0" w:tplc="95C42EB2">
-      <w:start w:val="1"/>
-      <w:numFmt w:val="decimal"/>
-      <w:lvlText w:val="%1."/>
-      <w:lvlJc w:val="left"/>
-      <w:pPr>
-        <w:ind w:left="360" w:hanging="300"/>
-      </w:pPr>
-    </w:lvl>
-    <w:lvl w:ilvl="1" w:tplc="EE76AC72" w:tentative="1">
-      <w:start w:val="1"/>
-      <w:numFmt w:val="lowerLetter"/>
-      <w:lvlText w:val="%2."/>
-      <w:lvlJc w:val="left"/>
-      <w:pPr>
-        <w:ind w:left="720" w:hanging="300"/>
-      </w:pPr>
-    </w:lvl>
-    <w:lvl w:ilvl="2" w:tplc="1158A9DE">
-      <w:numFmt w:val="decimal"/>
-      <w:lvlText w:val=""/>
-      <w:lvlJc w:val="left"/>
-    </w:lvl>
-    <w:lvl w:ilvl="3" w:tplc="150263EA">
-      <w:numFmt w:val="decimal"/>
-      <w:lvlText w:val=""/>
-      <w:lvlJc w:val="left"/>
-    </w:lvl>
-    <w:lvl w:ilvl="4" w:tplc="8F82F630">
-      <w:numFmt w:val="decimal"/>
-      <w:lvlText w:val=""/>
-      <w:lvlJc w:val="left"/>
-    </w:lvl>
-    <w:lvl w:ilvl="5" w:tplc="2F1CABE8">
-      <w:numFmt w:val="decimal"/>
-      <w:lvlText w:val=""/>
-      <w:lvlJc w:val="left"/>
-    </w:lvl>
-    <w:lvl w:ilvl="6" w:tplc="9786955A">
-      <w:numFmt w:val="decimal"/>
-      <w:lvlText w:val=""/>
-      <w:lvlJc w:val="left"/>
-    </w:lvl>
-    <w:lvl w:ilvl="7" w:tplc="11C077DE">
-      <w:numFmt w:val="decimal"/>
-      <w:lvlText w:val=""/>
-      <w:lvlJc w:val="left"/>
-    </w:lvl>
-    <w:lvl w:ilvl="8" w:tplc="07A47F2E">
-      <w:numFmt w:val="decimal"/>
-      <w:lvlText w:val=""/>
-      <w:lvlJc w:val="left"/>
-    </w:lvl>
-  </w:abstractNum>
-  <w:abstractNum w:abstractNumId="5" w15:restartNumberingAfterBreak="0">
-    <w:nsid w:val="6E411501"/>
-    <w:multiLevelType w:val="hybridMultilevel"/>
-    <w:tmpl w:val="084A62DA"/>
-    <w:lvl w:ilvl="0" w:tplc="AA340548">
-      <w:start w:val="1"/>
-      <w:numFmt w:val="decimal"/>
-      <w:lvlText w:val="%1."/>
-      <w:lvlJc w:val="left"/>
-      <w:pPr>
-        <w:ind w:left="360" w:hanging="300"/>
-      </w:pPr>
-    </w:lvl>
-    <w:lvl w:ilvl="1" w:tplc="1DA6AEAE" w:tentative="1">
-      <w:start w:val="1"/>
-      <w:numFmt w:val="lowerLetter"/>
-      <w:lvlText w:val="%2."/>
-      <w:lvlJc w:val="left"/>
-      <w:pPr>
-        <w:ind w:left="720" w:hanging="300"/>
-      </w:pPr>
-    </w:lvl>
-    <w:lvl w:ilvl="2" w:tplc="CB0865A6">
-      <w:numFmt w:val="decimal"/>
-      <w:lvlText w:val=""/>
-      <w:lvlJc w:val="left"/>
-    </w:lvl>
-    <w:lvl w:ilvl="3" w:tplc="014C06A2">
-      <w:numFmt w:val="decimal"/>
-      <w:lvlText w:val=""/>
-      <w:lvlJc w:val="left"/>
-    </w:lvl>
-    <w:lvl w:ilvl="4" w:tplc="BE765230">
-      <w:numFmt w:val="decimal"/>
-      <w:lvlText w:val=""/>
-      <w:lvlJc w:val="left"/>
-    </w:lvl>
-    <w:lvl w:ilvl="5" w:tplc="769E08F6">
-      <w:numFmt w:val="decimal"/>
-      <w:lvlText w:val=""/>
-      <w:lvlJc w:val="left"/>
-    </w:lvl>
-    <w:lvl w:ilvl="6" w:tplc="355EA0E6">
-      <w:numFmt w:val="decimal"/>
-      <w:lvlText w:val=""/>
-      <w:lvlJc w:val="left"/>
-    </w:lvl>
-    <w:lvl w:ilvl="7" w:tplc="461028AE">
-      <w:numFmt w:val="decimal"/>
-      <w:lvlText w:val=""/>
-      <w:lvlJc w:val="left"/>
-    </w:lvl>
-    <w:lvl w:ilvl="8" w:tplc="EE8862BC">
-      <w:numFmt w:val="decimal"/>
-      <w:lvlText w:val=""/>
-      <w:lvlJc w:val="left"/>
-    </w:lvl>
-  </w:abstractNum>
-  <w:abstractNum w:abstractNumId="6" w15:restartNumberingAfterBreak="0">
-    <w:nsid w:val="6E4A4CD6"/>
-    <w:multiLevelType w:val="hybridMultilevel"/>
-    <w:tmpl w:val="D8AE1A68"/>
-    <w:lvl w:ilvl="0" w:tplc="682CBF3E" w:tentative="1">
+    <w:tmpl w:val="A14C77B8"/>
+    <w:lvl w:ilvl="0" w:tplc="6A14E7CE" w:tentative="1">
       <w:start w:val="1"/>
       <w:numFmt w:val="bullet"/>
       <w:lvlText w:val="●"/>
@@ -19739,7 +19391,7 @@
         <w:ind w:left="720" w:hanging="360"/>
       </w:pPr>
     </w:lvl>
-    <w:lvl w:ilvl="1" w:tplc="26B40BBA" w:tentative="1">
+    <w:lvl w:ilvl="1" w:tplc="5CDE3B3E" w:tentative="1">
       <w:start w:val="1"/>
       <w:numFmt w:val="bullet"/>
       <w:lvlText w:val="○"/>
@@ -19748,7 +19400,7 @@
         <w:ind w:left="1440" w:hanging="360"/>
       </w:pPr>
     </w:lvl>
-    <w:lvl w:ilvl="2" w:tplc="464A1000" w:tentative="1">
+    <w:lvl w:ilvl="2" w:tplc="0C3A82D8" w:tentative="1">
       <w:start w:val="1"/>
       <w:numFmt w:val="bullet"/>
       <w:lvlText w:val="■"/>
@@ -19757,7 +19409,7 @@
         <w:ind w:left="2160" w:hanging="360"/>
       </w:pPr>
     </w:lvl>
-    <w:lvl w:ilvl="3" w:tplc="251AC6CE" w:tentative="1">
+    <w:lvl w:ilvl="3" w:tplc="3CC822C8" w:tentative="1">
       <w:start w:val="1"/>
       <w:numFmt w:val="bullet"/>
       <w:lvlText w:val="●"/>
@@ -19766,7 +19418,7 @@
         <w:ind w:left="2880" w:hanging="360"/>
       </w:pPr>
     </w:lvl>
-    <w:lvl w:ilvl="4" w:tplc="4088F2C0" w:tentative="1">
+    <w:lvl w:ilvl="4" w:tplc="D34826C8" w:tentative="1">
       <w:start w:val="1"/>
       <w:numFmt w:val="bullet"/>
       <w:lvlText w:val="○"/>
@@ -19775,7 +19427,7 @@
         <w:ind w:left="3600" w:hanging="360"/>
       </w:pPr>
     </w:lvl>
-    <w:lvl w:ilvl="5" w:tplc="45F899D8" w:tentative="1">
+    <w:lvl w:ilvl="5" w:tplc="5120BEC4" w:tentative="1">
       <w:start w:val="1"/>
       <w:numFmt w:val="bullet"/>
       <w:lvlText w:val="■"/>
@@ -19784,7 +19436,7 @@
         <w:ind w:left="4320" w:hanging="360"/>
       </w:pPr>
     </w:lvl>
-    <w:lvl w:ilvl="6" w:tplc="9ED00A8A" w:tentative="1">
+    <w:lvl w:ilvl="6" w:tplc="F496B6F8" w:tentative="1">
       <w:start w:val="1"/>
       <w:numFmt w:val="bullet"/>
       <w:lvlText w:val="●"/>
@@ -19793,7 +19445,7 @@
         <w:ind w:left="5040" w:hanging="360"/>
       </w:pPr>
     </w:lvl>
-    <w:lvl w:ilvl="7" w:tplc="D0C6DEAA" w:tentative="1">
+    <w:lvl w:ilvl="7" w:tplc="BF6C47E4" w:tentative="1">
       <w:start w:val="1"/>
       <w:numFmt w:val="bullet"/>
       <w:lvlText w:val="●"/>
@@ -19802,7 +19454,7 @@
         <w:ind w:left="5760" w:hanging="360"/>
       </w:pPr>
     </w:lvl>
-    <w:lvl w:ilvl="8" w:tplc="A8266692" w:tentative="1">
+    <w:lvl w:ilvl="8" w:tplc="84CE3BCC" w:tentative="1">
       <w:start w:val="1"/>
       <w:numFmt w:val="bullet"/>
       <w:lvlText w:val="●"/>
@@ -19812,11 +19464,11 @@
       </w:pPr>
     </w:lvl>
   </w:abstractNum>
-  <w:abstractNum w:abstractNumId="7" w15:restartNumberingAfterBreak="0">
-    <w:nsid w:val="769B5BDB"/>
+  <w:abstractNum w:abstractNumId="1" w15:restartNumberingAfterBreak="0">
+    <w:nsid w:val="150B7E4E"/>
     <w:multiLevelType w:val="hybridMultilevel"/>
-    <w:tmpl w:val="706C498A"/>
-    <w:lvl w:ilvl="0" w:tplc="AA38B69A">
+    <w:tmpl w:val="B21A1ECE"/>
+    <w:lvl w:ilvl="0" w:tplc="0DBEB07C">
       <w:start w:val="1"/>
       <w:numFmt w:val="decimal"/>
       <w:lvlText w:val="%1."/>
@@ -19825,7 +19477,7 @@
         <w:ind w:left="360" w:hanging="300"/>
       </w:pPr>
     </w:lvl>
-    <w:lvl w:ilvl="1" w:tplc="B532B00E" w:tentative="1">
+    <w:lvl w:ilvl="1" w:tplc="25BAD6F6" w:tentative="1">
       <w:start w:val="1"/>
       <w:numFmt w:val="lowerLetter"/>
       <w:lvlText w:val="%2."/>
@@ -19834,85 +19486,433 @@
         <w:ind w:left="720" w:hanging="300"/>
       </w:pPr>
     </w:lvl>
-    <w:lvl w:ilvl="2" w:tplc="928A4DFA">
+    <w:lvl w:ilvl="2" w:tplc="3D240836">
       <w:numFmt w:val="decimal"/>
       <w:lvlText w:val=""/>
       <w:lvlJc w:val="left"/>
     </w:lvl>
-    <w:lvl w:ilvl="3" w:tplc="D1449BEE">
+    <w:lvl w:ilvl="3" w:tplc="725225E8">
       <w:numFmt w:val="decimal"/>
       <w:lvlText w:val=""/>
       <w:lvlJc w:val="left"/>
     </w:lvl>
-    <w:lvl w:ilvl="4" w:tplc="62D4F0D8">
+    <w:lvl w:ilvl="4" w:tplc="ABFA30B4">
       <w:numFmt w:val="decimal"/>
       <w:lvlText w:val=""/>
       <w:lvlJc w:val="left"/>
     </w:lvl>
-    <w:lvl w:ilvl="5" w:tplc="500C3428">
+    <w:lvl w:ilvl="5" w:tplc="D488EE5C">
       <w:numFmt w:val="decimal"/>
       <w:lvlText w:val=""/>
       <w:lvlJc w:val="left"/>
     </w:lvl>
-    <w:lvl w:ilvl="6" w:tplc="4B52F8CA">
+    <w:lvl w:ilvl="6" w:tplc="EFA2BE14">
       <w:numFmt w:val="decimal"/>
       <w:lvlText w:val=""/>
       <w:lvlJc w:val="left"/>
     </w:lvl>
-    <w:lvl w:ilvl="7" w:tplc="EDD48598">
+    <w:lvl w:ilvl="7" w:tplc="97B4765A">
       <w:numFmt w:val="decimal"/>
       <w:lvlText w:val=""/>
       <w:lvlJc w:val="left"/>
     </w:lvl>
-    <w:lvl w:ilvl="8" w:tplc="769EF16A">
+    <w:lvl w:ilvl="8" w:tplc="C27EE0C6">
       <w:numFmt w:val="decimal"/>
       <w:lvlText w:val=""/>
       <w:lvlJc w:val="left"/>
     </w:lvl>
   </w:abstractNum>
-  <w:num w:numId="1" w16cid:durableId="2117097667">
+  <w:abstractNum w:abstractNumId="2" w15:restartNumberingAfterBreak="0">
+    <w:nsid w:val="328E2B2F"/>
+    <w:multiLevelType w:val="hybridMultilevel"/>
+    <w:tmpl w:val="E64A4528"/>
+    <w:lvl w:ilvl="0" w:tplc="6DCCC58C">
+      <w:start w:val="1"/>
+      <w:numFmt w:val="decimal"/>
+      <w:lvlText w:val="%1."/>
+      <w:lvlJc w:val="left"/>
+      <w:pPr>
+        <w:ind w:left="360" w:hanging="300"/>
+      </w:pPr>
+    </w:lvl>
+    <w:lvl w:ilvl="1" w:tplc="0FBCFE16" w:tentative="1">
+      <w:start w:val="1"/>
+      <w:numFmt w:val="lowerLetter"/>
+      <w:lvlText w:val="%2."/>
+      <w:lvlJc w:val="left"/>
+      <w:pPr>
+        <w:ind w:left="720" w:hanging="300"/>
+      </w:pPr>
+    </w:lvl>
+    <w:lvl w:ilvl="2" w:tplc="2166C880">
+      <w:numFmt w:val="decimal"/>
+      <w:lvlText w:val=""/>
+      <w:lvlJc w:val="left"/>
+    </w:lvl>
+    <w:lvl w:ilvl="3" w:tplc="82FEA884">
+      <w:numFmt w:val="decimal"/>
+      <w:lvlText w:val=""/>
+      <w:lvlJc w:val="left"/>
+    </w:lvl>
+    <w:lvl w:ilvl="4" w:tplc="80EECEA0">
+      <w:numFmt w:val="decimal"/>
+      <w:lvlText w:val=""/>
+      <w:lvlJc w:val="left"/>
+    </w:lvl>
+    <w:lvl w:ilvl="5" w:tplc="575CBE3E">
+      <w:numFmt w:val="decimal"/>
+      <w:lvlText w:val=""/>
+      <w:lvlJc w:val="left"/>
+    </w:lvl>
+    <w:lvl w:ilvl="6" w:tplc="F79EF09C">
+      <w:numFmt w:val="decimal"/>
+      <w:lvlText w:val=""/>
+      <w:lvlJc w:val="left"/>
+    </w:lvl>
+    <w:lvl w:ilvl="7" w:tplc="3F40E572">
+      <w:numFmt w:val="decimal"/>
+      <w:lvlText w:val=""/>
+      <w:lvlJc w:val="left"/>
+    </w:lvl>
+    <w:lvl w:ilvl="8" w:tplc="E3B07A90">
+      <w:numFmt w:val="decimal"/>
+      <w:lvlText w:val=""/>
+      <w:lvlJc w:val="left"/>
+    </w:lvl>
+  </w:abstractNum>
+  <w:abstractNum w:abstractNumId="3" w15:restartNumberingAfterBreak="0">
+    <w:nsid w:val="42C36E6E"/>
+    <w:multiLevelType w:val="hybridMultilevel"/>
+    <w:tmpl w:val="5F221F7C"/>
+    <w:lvl w:ilvl="0" w:tplc="4DB470C0">
+      <w:start w:val="1"/>
+      <w:numFmt w:val="bullet"/>
+      <w:lvlText w:val="•"/>
+      <w:lvlJc w:val="left"/>
+      <w:pPr>
+        <w:ind w:left="360" w:hanging="260"/>
+      </w:pPr>
+    </w:lvl>
+    <w:lvl w:ilvl="1" w:tplc="DCFA0E12" w:tentative="1">
+      <w:start w:val="1"/>
+      <w:numFmt w:val="bullet"/>
+      <w:lvlText w:val="–"/>
+      <w:lvlJc w:val="left"/>
+      <w:pPr>
+        <w:ind w:left="720" w:hanging="260"/>
+      </w:pPr>
+    </w:lvl>
+    <w:lvl w:ilvl="2" w:tplc="15326CBC">
+      <w:numFmt w:val="decimal"/>
+      <w:lvlText w:val=""/>
+      <w:lvlJc w:val="left"/>
+    </w:lvl>
+    <w:lvl w:ilvl="3" w:tplc="F5928288">
+      <w:numFmt w:val="decimal"/>
+      <w:lvlText w:val=""/>
+      <w:lvlJc w:val="left"/>
+    </w:lvl>
+    <w:lvl w:ilvl="4" w:tplc="364A40A2">
+      <w:numFmt w:val="decimal"/>
+      <w:lvlText w:val=""/>
+      <w:lvlJc w:val="left"/>
+    </w:lvl>
+    <w:lvl w:ilvl="5" w:tplc="FDE4A53E">
+      <w:numFmt w:val="decimal"/>
+      <w:lvlText w:val=""/>
+      <w:lvlJc w:val="left"/>
+    </w:lvl>
+    <w:lvl w:ilvl="6" w:tplc="D814339A">
+      <w:numFmt w:val="decimal"/>
+      <w:lvlText w:val=""/>
+      <w:lvlJc w:val="left"/>
+    </w:lvl>
+    <w:lvl w:ilvl="7" w:tplc="155E1F1E">
+      <w:numFmt w:val="decimal"/>
+      <w:lvlText w:val=""/>
+      <w:lvlJc w:val="left"/>
+    </w:lvl>
+    <w:lvl w:ilvl="8" w:tplc="046E470E">
+      <w:numFmt w:val="decimal"/>
+      <w:lvlText w:val=""/>
+      <w:lvlJc w:val="left"/>
+    </w:lvl>
+  </w:abstractNum>
+  <w:abstractNum w:abstractNumId="4" w15:restartNumberingAfterBreak="0">
+    <w:nsid w:val="55962C40"/>
+    <w:multiLevelType w:val="hybridMultilevel"/>
+    <w:tmpl w:val="7B2CAA62"/>
+    <w:lvl w:ilvl="0" w:tplc="0974EDF6">
+      <w:start w:val="1"/>
+      <w:numFmt w:val="decimal"/>
+      <w:lvlText w:val="%1."/>
+      <w:lvlJc w:val="left"/>
+      <w:pPr>
+        <w:ind w:left="360" w:hanging="300"/>
+      </w:pPr>
+    </w:lvl>
+    <w:lvl w:ilvl="1" w:tplc="B91AD284" w:tentative="1">
+      <w:start w:val="1"/>
+      <w:numFmt w:val="lowerLetter"/>
+      <w:lvlText w:val="%2."/>
+      <w:lvlJc w:val="left"/>
+      <w:pPr>
+        <w:ind w:left="720" w:hanging="300"/>
+      </w:pPr>
+    </w:lvl>
+    <w:lvl w:ilvl="2" w:tplc="986E1BAC">
+      <w:numFmt w:val="decimal"/>
+      <w:lvlText w:val=""/>
+      <w:lvlJc w:val="left"/>
+    </w:lvl>
+    <w:lvl w:ilvl="3" w:tplc="F83A885C">
+      <w:numFmt w:val="decimal"/>
+      <w:lvlText w:val=""/>
+      <w:lvlJc w:val="left"/>
+    </w:lvl>
+    <w:lvl w:ilvl="4" w:tplc="B92EB36C">
+      <w:numFmt w:val="decimal"/>
+      <w:lvlText w:val=""/>
+      <w:lvlJc w:val="left"/>
+    </w:lvl>
+    <w:lvl w:ilvl="5" w:tplc="A754C210">
+      <w:numFmt w:val="decimal"/>
+      <w:lvlText w:val=""/>
+      <w:lvlJc w:val="left"/>
+    </w:lvl>
+    <w:lvl w:ilvl="6" w:tplc="71C65B5A">
+      <w:numFmt w:val="decimal"/>
+      <w:lvlText w:val=""/>
+      <w:lvlJc w:val="left"/>
+    </w:lvl>
+    <w:lvl w:ilvl="7" w:tplc="089E02B4">
+      <w:numFmt w:val="decimal"/>
+      <w:lvlText w:val=""/>
+      <w:lvlJc w:val="left"/>
+    </w:lvl>
+    <w:lvl w:ilvl="8" w:tplc="342CD2AE">
+      <w:numFmt w:val="decimal"/>
+      <w:lvlText w:val=""/>
+      <w:lvlJc w:val="left"/>
+    </w:lvl>
+  </w:abstractNum>
+  <w:abstractNum w:abstractNumId="5" w15:restartNumberingAfterBreak="0">
+    <w:nsid w:val="5A9A2105"/>
+    <w:multiLevelType w:val="hybridMultilevel"/>
+    <w:tmpl w:val="FDBCDEAE"/>
+    <w:lvl w:ilvl="0" w:tplc="4C526360">
+      <w:start w:val="1"/>
+      <w:numFmt w:val="decimal"/>
+      <w:lvlText w:val="%1."/>
+      <w:lvlJc w:val="left"/>
+      <w:pPr>
+        <w:ind w:left="360" w:hanging="300"/>
+      </w:pPr>
+    </w:lvl>
+    <w:lvl w:ilvl="1" w:tplc="DF0C76C2" w:tentative="1">
+      <w:start w:val="1"/>
+      <w:numFmt w:val="lowerLetter"/>
+      <w:lvlText w:val="%2."/>
+      <w:lvlJc w:val="left"/>
+      <w:pPr>
+        <w:ind w:left="720" w:hanging="300"/>
+      </w:pPr>
+    </w:lvl>
+    <w:lvl w:ilvl="2" w:tplc="9140CD26">
+      <w:numFmt w:val="decimal"/>
+      <w:lvlText w:val=""/>
+      <w:lvlJc w:val="left"/>
+    </w:lvl>
+    <w:lvl w:ilvl="3" w:tplc="E7EE59A4">
+      <w:numFmt w:val="decimal"/>
+      <w:lvlText w:val=""/>
+      <w:lvlJc w:val="left"/>
+    </w:lvl>
+    <w:lvl w:ilvl="4" w:tplc="48149F0E">
+      <w:numFmt w:val="decimal"/>
+      <w:lvlText w:val=""/>
+      <w:lvlJc w:val="left"/>
+    </w:lvl>
+    <w:lvl w:ilvl="5" w:tplc="657E2490">
+      <w:numFmt w:val="decimal"/>
+      <w:lvlText w:val=""/>
+      <w:lvlJc w:val="left"/>
+    </w:lvl>
+    <w:lvl w:ilvl="6" w:tplc="2C10E18E">
+      <w:numFmt w:val="decimal"/>
+      <w:lvlText w:val=""/>
+      <w:lvlJc w:val="left"/>
+    </w:lvl>
+    <w:lvl w:ilvl="7" w:tplc="C3E83E40">
+      <w:numFmt w:val="decimal"/>
+      <w:lvlText w:val=""/>
+      <w:lvlJc w:val="left"/>
+    </w:lvl>
+    <w:lvl w:ilvl="8" w:tplc="A28C4B22">
+      <w:numFmt w:val="decimal"/>
+      <w:lvlText w:val=""/>
+      <w:lvlJc w:val="left"/>
+    </w:lvl>
+  </w:abstractNum>
+  <w:abstractNum w:abstractNumId="6" w15:restartNumberingAfterBreak="0">
+    <w:nsid w:val="68D4492F"/>
+    <w:multiLevelType w:val="hybridMultilevel"/>
+    <w:tmpl w:val="BCCC8C78"/>
+    <w:lvl w:ilvl="0" w:tplc="76A4F4DC">
+      <w:start w:val="1"/>
+      <w:numFmt w:val="decimal"/>
+      <w:lvlText w:val="%1."/>
+      <w:lvlJc w:val="left"/>
+      <w:pPr>
+        <w:ind w:left="360" w:hanging="300"/>
+      </w:pPr>
+    </w:lvl>
+    <w:lvl w:ilvl="1" w:tplc="2E9473DA" w:tentative="1">
+      <w:start w:val="1"/>
+      <w:numFmt w:val="lowerLetter"/>
+      <w:lvlText w:val="%2."/>
+      <w:lvlJc w:val="left"/>
+      <w:pPr>
+        <w:ind w:left="720" w:hanging="300"/>
+      </w:pPr>
+    </w:lvl>
+    <w:lvl w:ilvl="2" w:tplc="FC7480BA">
+      <w:numFmt w:val="decimal"/>
+      <w:lvlText w:val=""/>
+      <w:lvlJc w:val="left"/>
+    </w:lvl>
+    <w:lvl w:ilvl="3" w:tplc="F47840F2">
+      <w:numFmt w:val="decimal"/>
+      <w:lvlText w:val=""/>
+      <w:lvlJc w:val="left"/>
+    </w:lvl>
+    <w:lvl w:ilvl="4" w:tplc="F17A6D58">
+      <w:numFmt w:val="decimal"/>
+      <w:lvlText w:val=""/>
+      <w:lvlJc w:val="left"/>
+    </w:lvl>
+    <w:lvl w:ilvl="5" w:tplc="51189D16">
+      <w:numFmt w:val="decimal"/>
+      <w:lvlText w:val=""/>
+      <w:lvlJc w:val="left"/>
+    </w:lvl>
+    <w:lvl w:ilvl="6" w:tplc="E724FB34">
+      <w:numFmt w:val="decimal"/>
+      <w:lvlText w:val=""/>
+      <w:lvlJc w:val="left"/>
+    </w:lvl>
+    <w:lvl w:ilvl="7" w:tplc="80CE06F0">
+      <w:numFmt w:val="decimal"/>
+      <w:lvlText w:val=""/>
+      <w:lvlJc w:val="left"/>
+    </w:lvl>
+    <w:lvl w:ilvl="8" w:tplc="9CBA2E62">
+      <w:numFmt w:val="decimal"/>
+      <w:lvlText w:val=""/>
+      <w:lvlJc w:val="left"/>
+    </w:lvl>
+  </w:abstractNum>
+  <w:abstractNum w:abstractNumId="7" w15:restartNumberingAfterBreak="0">
+    <w:nsid w:val="7B786DB8"/>
+    <w:multiLevelType w:val="hybridMultilevel"/>
+    <w:tmpl w:val="1668F45E"/>
+    <w:lvl w:ilvl="0" w:tplc="70EC7DD0">
+      <w:start w:val="1"/>
+      <w:numFmt w:val="decimal"/>
+      <w:lvlText w:val="%1."/>
+      <w:lvlJc w:val="left"/>
+      <w:pPr>
+        <w:ind w:left="360" w:hanging="300"/>
+      </w:pPr>
+    </w:lvl>
+    <w:lvl w:ilvl="1" w:tplc="07602E66" w:tentative="1">
+      <w:start w:val="1"/>
+      <w:numFmt w:val="lowerLetter"/>
+      <w:lvlText w:val="%2."/>
+      <w:lvlJc w:val="left"/>
+      <w:pPr>
+        <w:ind w:left="720" w:hanging="300"/>
+      </w:pPr>
+    </w:lvl>
+    <w:lvl w:ilvl="2" w:tplc="720CBA58">
+      <w:numFmt w:val="decimal"/>
+      <w:lvlText w:val=""/>
+      <w:lvlJc w:val="left"/>
+    </w:lvl>
+    <w:lvl w:ilvl="3" w:tplc="5DF86C30">
+      <w:numFmt w:val="decimal"/>
+      <w:lvlText w:val=""/>
+      <w:lvlJc w:val="left"/>
+    </w:lvl>
+    <w:lvl w:ilvl="4" w:tplc="CF904744">
+      <w:numFmt w:val="decimal"/>
+      <w:lvlText w:val=""/>
+      <w:lvlJc w:val="left"/>
+    </w:lvl>
+    <w:lvl w:ilvl="5" w:tplc="4C1C3900">
+      <w:numFmt w:val="decimal"/>
+      <w:lvlText w:val=""/>
+      <w:lvlJc w:val="left"/>
+    </w:lvl>
+    <w:lvl w:ilvl="6" w:tplc="4170F62C">
+      <w:numFmt w:val="decimal"/>
+      <w:lvlText w:val=""/>
+      <w:lvlJc w:val="left"/>
+    </w:lvl>
+    <w:lvl w:ilvl="7" w:tplc="9DA66D86">
+      <w:numFmt w:val="decimal"/>
+      <w:lvlText w:val=""/>
+      <w:lvlJc w:val="left"/>
+    </w:lvl>
+    <w:lvl w:ilvl="8" w:tplc="5032E68A">
+      <w:numFmt w:val="decimal"/>
+      <w:lvlText w:val=""/>
+      <w:lvlJc w:val="left"/>
+    </w:lvl>
+  </w:abstractNum>
+  <w:num w:numId="1" w16cid:durableId="1316564917">
+    <w:abstractNumId w:val="0"/>
+    <w:lvlOverride w:ilvl="0">
+      <w:startOverride w:val="1"/>
+    </w:lvlOverride>
+  </w:num>
+  <w:num w:numId="2" w16cid:durableId="995917544">
+    <w:abstractNumId w:val="3"/>
+    <w:lvlOverride w:ilvl="0">
+      <w:startOverride w:val="1"/>
+    </w:lvlOverride>
+  </w:num>
+  <w:num w:numId="3" w16cid:durableId="761492056">
+    <w:abstractNumId w:val="7"/>
+    <w:lvlOverride w:ilvl="0">
+      <w:startOverride w:val="1"/>
+    </w:lvlOverride>
+  </w:num>
+  <w:num w:numId="4" w16cid:durableId="1582838685">
+    <w:abstractNumId w:val="5"/>
+    <w:lvlOverride w:ilvl="0">
+      <w:startOverride w:val="1"/>
+    </w:lvlOverride>
+  </w:num>
+  <w:num w:numId="5" w16cid:durableId="1166944581">
+    <w:abstractNumId w:val="4"/>
+    <w:lvlOverride w:ilvl="0">
+      <w:startOverride w:val="1"/>
+    </w:lvlOverride>
+  </w:num>
+  <w:num w:numId="6" w16cid:durableId="350837676">
+    <w:abstractNumId w:val="2"/>
+    <w:lvlOverride w:ilvl="0">
+      <w:startOverride w:val="1"/>
+    </w:lvlOverride>
+  </w:num>
+  <w:num w:numId="7" w16cid:durableId="1770277488">
     <w:abstractNumId w:val="6"/>
     <w:lvlOverride w:ilvl="0">
       <w:startOverride w:val="1"/>
     </w:lvlOverride>
   </w:num>
-  <w:num w:numId="2" w16cid:durableId="315840668">
-    <w:abstractNumId w:val="0"/>
-    <w:lvlOverride w:ilvl="0">
-      <w:startOverride w:val="1"/>
-    </w:lvlOverride>
-  </w:num>
-  <w:num w:numId="3" w16cid:durableId="1903249108">
-    <w:abstractNumId w:val="7"/>
-    <w:lvlOverride w:ilvl="0">
-      <w:startOverride w:val="1"/>
-    </w:lvlOverride>
-  </w:num>
-  <w:num w:numId="4" w16cid:durableId="164521572">
-    <w:abstractNumId w:val="5"/>
-    <w:lvlOverride w:ilvl="0">
-      <w:startOverride w:val="1"/>
-    </w:lvlOverride>
-  </w:num>
-  <w:num w:numId="5" w16cid:durableId="1700281717">
-    <w:abstractNumId w:val="2"/>
-    <w:lvlOverride w:ilvl="0">
-      <w:startOverride w:val="1"/>
-    </w:lvlOverride>
-  </w:num>
-  <w:num w:numId="6" w16cid:durableId="919102888">
-    <w:abstractNumId w:val="4"/>
-    <w:lvlOverride w:ilvl="0">
-      <w:startOverride w:val="1"/>
-    </w:lvlOverride>
-  </w:num>
-  <w:num w:numId="7" w16cid:durableId="1736195830">
-    <w:abstractNumId w:val="3"/>
-    <w:lvlOverride w:ilvl="0">
-      <w:startOverride w:val="1"/>
-    </w:lvlOverride>
-  </w:num>
-  <w:num w:numId="8" w16cid:durableId="373626405">
+  <w:num w:numId="8" w16cid:durableId="1643929003">
     <w:abstractNumId w:val="1"/>
     <w:lvlOverride w:ilvl="0">
       <w:startOverride w:val="1"/>
@@ -20593,7 +20593,7 @@
     <w:autoRedefine/>
     <w:uiPriority w:val="39"/>
     <w:unhideWhenUsed/>
-    <w:rsid w:val="002026CB"/>
+    <w:rsid w:val="00EB0ED6"/>
     <w:pPr>
       <w:spacing w:after="100"/>
     </w:pPr>
@@ -20605,7 +20605,7 @@
     <w:autoRedefine/>
     <w:uiPriority w:val="39"/>
     <w:unhideWhenUsed/>
-    <w:rsid w:val="002026CB"/>
+    <w:rsid w:val="00EB0ED6"/>
     <w:pPr>
       <w:spacing w:after="100"/>
       <w:ind w:left="210"/>

--- a/discoverer-neo/docs/user-guide/manual/Discoverer-Neo-USER-Guide-Full-en.docx
+++ b/discoverer-neo/docs/user-guide/manual/Discoverer-Neo-USER-Guide-Full-en.docx
@@ -54,7 +54,7 @@
           <w:sz w:val="22"/>
           <w:szCs w:val="22"/>
         </w:rPr>
-        <w:t>Version 2.0.1</w:t>
+        <w:t>Version 2.1.0</w:t>
       </w:r>
     </w:p>
     <w:p>
@@ -74,7 +74,7 @@
     <w:sdt>
       <w:sdtPr>
         <w:alias w:val="Contents"/>
-        <w:id w:val="-436299037"/>
+        <w:id w:val="92130590"/>
       </w:sdtPr>
       <w:sdtEndPr/>
       <w:sdtContent>
@@ -102,7 +102,7 @@
           <w:r>
             <w:fldChar w:fldCharType="separate"/>
           </w:r>
-          <w:hyperlink w:anchor="_Toc241671437" w:history="1">
+          <w:hyperlink w:anchor="_Toc241696754" w:history="1">
             <w:r>
               <w:rPr>
                 <w:rStyle w:val="Hiperligao"/>
@@ -126,7 +126,7 @@
               <w:rPr>
                 <w:noProof/>
               </w:rPr>
-              <w:instrText xml:space="preserve"> PAGEREF _Toc241671437 \h </w:instrText>
+              <w:instrText xml:space="preserve"> PAGEREF _Toc241696754 \h </w:instrText>
             </w:r>
             <w:r>
               <w:rPr>
@@ -168,7 +168,7 @@
               <w14:ligatures w14:val="standardContextual"/>
             </w:rPr>
           </w:pPr>
-          <w:hyperlink w:anchor="_Toc241671438" w:history="1">
+          <w:hyperlink w:anchor="_Toc241696755" w:history="1">
             <w:r>
               <w:rPr>
                 <w:rStyle w:val="Hiperligao"/>
@@ -192,7 +192,7 @@
               <w:rPr>
                 <w:noProof/>
               </w:rPr>
-              <w:instrText xml:space="preserve"> PAGEREF _Toc241671438 \h </w:instrText>
+              <w:instrText xml:space="preserve"> PAGEREF _Toc241696755 \h </w:instrText>
             </w:r>
             <w:r>
               <w:rPr>
@@ -234,7 +234,7 @@
               <w14:ligatures w14:val="standardContextual"/>
             </w:rPr>
           </w:pPr>
-          <w:hyperlink w:anchor="_Toc241671439" w:history="1">
+          <w:hyperlink w:anchor="_Toc241696756" w:history="1">
             <w:r>
               <w:rPr>
                 <w:rStyle w:val="Hiperligao"/>
@@ -258,7 +258,7 @@
               <w:rPr>
                 <w:noProof/>
               </w:rPr>
-              <w:instrText xml:space="preserve"> PAGEREF _Toc241671439 \h </w:instrText>
+              <w:instrText xml:space="preserve"> PAGEREF _Toc241696756 \h </w:instrText>
             </w:r>
             <w:r>
               <w:rPr>
@@ -300,7 +300,7 @@
               <w14:ligatures w14:val="standardContextual"/>
             </w:rPr>
           </w:pPr>
-          <w:hyperlink w:anchor="_Toc241671440" w:history="1">
+          <w:hyperlink w:anchor="_Toc241696757" w:history="1">
             <w:r>
               <w:rPr>
                 <w:rStyle w:val="Hiperligao"/>
@@ -324,7 +324,7 @@
               <w:rPr>
                 <w:noProof/>
               </w:rPr>
-              <w:instrText xml:space="preserve"> PAGEREF _Toc241671440 \h </w:instrText>
+              <w:instrText xml:space="preserve"> PAGEREF _Toc241696757 \h </w:instrText>
             </w:r>
             <w:r>
               <w:rPr>
@@ -366,7 +366,7 @@
               <w14:ligatures w14:val="standardContextual"/>
             </w:rPr>
           </w:pPr>
-          <w:hyperlink w:anchor="_Toc241671441" w:history="1">
+          <w:hyperlink w:anchor="_Toc241696758" w:history="1">
             <w:r>
               <w:rPr>
                 <w:rStyle w:val="Hiperligao"/>
@@ -390,7 +390,7 @@
               <w:rPr>
                 <w:noProof/>
               </w:rPr>
-              <w:instrText xml:space="preserve"> PAGEREF _Toc241671441 \h </w:instrText>
+              <w:instrText xml:space="preserve"> PAGEREF _Toc241696758 \h </w:instrText>
             </w:r>
             <w:r>
               <w:rPr>
@@ -432,7 +432,7 @@
               <w14:ligatures w14:val="standardContextual"/>
             </w:rPr>
           </w:pPr>
-          <w:hyperlink w:anchor="_Toc241671442" w:history="1">
+          <w:hyperlink w:anchor="_Toc241696759" w:history="1">
             <w:r>
               <w:rPr>
                 <w:rStyle w:val="Hiperligao"/>
@@ -456,7 +456,7 @@
               <w:rPr>
                 <w:noProof/>
               </w:rPr>
-              <w:instrText xml:space="preserve"> PAGEREF _Toc241671442 \h </w:instrText>
+              <w:instrText xml:space="preserve"> PAGEREF _Toc241696759 \h </w:instrText>
             </w:r>
             <w:r>
               <w:rPr>
@@ -498,7 +498,7 @@
               <w14:ligatures w14:val="standardContextual"/>
             </w:rPr>
           </w:pPr>
-          <w:hyperlink w:anchor="_Toc241671443" w:history="1">
+          <w:hyperlink w:anchor="_Toc241696760" w:history="1">
             <w:r>
               <w:rPr>
                 <w:rStyle w:val="Hiperligao"/>
@@ -522,7 +522,7 @@
               <w:rPr>
                 <w:noProof/>
               </w:rPr>
-              <w:instrText xml:space="preserve"> PAGEREF _Toc241671443 \h </w:instrText>
+              <w:instrText xml:space="preserve"> PAGEREF _Toc241696760 \h </w:instrText>
             </w:r>
             <w:r>
               <w:rPr>
@@ -564,7 +564,7 @@
               <w14:ligatures w14:val="standardContextual"/>
             </w:rPr>
           </w:pPr>
-          <w:hyperlink w:anchor="_Toc241671444" w:history="1">
+          <w:hyperlink w:anchor="_Toc241696761" w:history="1">
             <w:r>
               <w:rPr>
                 <w:rStyle w:val="Hiperligao"/>
@@ -588,7 +588,7 @@
               <w:rPr>
                 <w:noProof/>
               </w:rPr>
-              <w:instrText xml:space="preserve"> PAGEREF _Toc241671444 \h </w:instrText>
+              <w:instrText xml:space="preserve"> PAGEREF _Toc241696761 \h </w:instrText>
             </w:r>
             <w:r>
               <w:rPr>
@@ -630,7 +630,7 @@
               <w14:ligatures w14:val="standardContextual"/>
             </w:rPr>
           </w:pPr>
-          <w:hyperlink w:anchor="_Toc241671445" w:history="1">
+          <w:hyperlink w:anchor="_Toc241696762" w:history="1">
             <w:r>
               <w:rPr>
                 <w:rStyle w:val="Hiperligao"/>
@@ -654,7 +654,7 @@
               <w:rPr>
                 <w:noProof/>
               </w:rPr>
-              <w:instrText xml:space="preserve"> PAGEREF _Toc241671445 \h </w:instrText>
+              <w:instrText xml:space="preserve"> PAGEREF _Toc241696762 \h </w:instrText>
             </w:r>
             <w:r>
               <w:rPr>
@@ -696,7 +696,7 @@
               <w14:ligatures w14:val="standardContextual"/>
             </w:rPr>
           </w:pPr>
-          <w:hyperlink w:anchor="_Toc241671446" w:history="1">
+          <w:hyperlink w:anchor="_Toc241696763" w:history="1">
             <w:r>
               <w:rPr>
                 <w:rStyle w:val="Hiperligao"/>
@@ -720,7 +720,7 @@
               <w:rPr>
                 <w:noProof/>
               </w:rPr>
-              <w:instrText xml:space="preserve"> PAGEREF _Toc241671446 \h </w:instrText>
+              <w:instrText xml:space="preserve"> PAGEREF _Toc241696763 \h </w:instrText>
             </w:r>
             <w:r>
               <w:rPr>
@@ -762,7 +762,7 @@
               <w14:ligatures w14:val="standardContextual"/>
             </w:rPr>
           </w:pPr>
-          <w:hyperlink w:anchor="_Toc241671447" w:history="1">
+          <w:hyperlink w:anchor="_Toc241696764" w:history="1">
             <w:r>
               <w:rPr>
                 <w:rStyle w:val="Hiperligao"/>
@@ -786,7 +786,7 @@
               <w:rPr>
                 <w:noProof/>
               </w:rPr>
-              <w:instrText xml:space="preserve"> PAGEREF _Toc241671447 \h </w:instrText>
+              <w:instrText xml:space="preserve"> PAGEREF _Toc241696764 \h </w:instrText>
             </w:r>
             <w:r>
               <w:rPr>
@@ -828,7 +828,7 @@
               <w14:ligatures w14:val="standardContextual"/>
             </w:rPr>
           </w:pPr>
-          <w:hyperlink w:anchor="_Toc241671448" w:history="1">
+          <w:hyperlink w:anchor="_Toc241696765" w:history="1">
             <w:r>
               <w:rPr>
                 <w:rStyle w:val="Hiperligao"/>
@@ -852,7 +852,7 @@
               <w:rPr>
                 <w:noProof/>
               </w:rPr>
-              <w:instrText xml:space="preserve"> PAGEREF _Toc241671448 \h </w:instrText>
+              <w:instrText xml:space="preserve"> PAGEREF _Toc241696765 \h </w:instrText>
             </w:r>
             <w:r>
               <w:rPr>
@@ -894,7 +894,7 @@
               <w14:ligatures w14:val="standardContextual"/>
             </w:rPr>
           </w:pPr>
-          <w:hyperlink w:anchor="_Toc241671449" w:history="1">
+          <w:hyperlink w:anchor="_Toc241696766" w:history="1">
             <w:r>
               <w:rPr>
                 <w:rStyle w:val="Hiperligao"/>
@@ -918,7 +918,7 @@
               <w:rPr>
                 <w:noProof/>
               </w:rPr>
-              <w:instrText xml:space="preserve"> PAGEREF _Toc241671449 \h </w:instrText>
+              <w:instrText xml:space="preserve"> PAGEREF _Toc241696766 \h </w:instrText>
             </w:r>
             <w:r>
               <w:rPr>
@@ -960,7 +960,7 @@
               <w14:ligatures w14:val="standardContextual"/>
             </w:rPr>
           </w:pPr>
-          <w:hyperlink w:anchor="_Toc241671450" w:history="1">
+          <w:hyperlink w:anchor="_Toc241696767" w:history="1">
             <w:r>
               <w:rPr>
                 <w:rStyle w:val="Hiperligao"/>
@@ -984,7 +984,7 @@
               <w:rPr>
                 <w:noProof/>
               </w:rPr>
-              <w:instrText xml:space="preserve"> PAGEREF _Toc241671450 \h </w:instrText>
+              <w:instrText xml:space="preserve"> PAGEREF _Toc241696767 \h </w:instrText>
             </w:r>
             <w:r>
               <w:rPr>
@@ -1026,7 +1026,7 @@
               <w14:ligatures w14:val="standardContextual"/>
             </w:rPr>
           </w:pPr>
-          <w:hyperlink w:anchor="_Toc241671451" w:history="1">
+          <w:hyperlink w:anchor="_Toc241696768" w:history="1">
             <w:r>
               <w:rPr>
                 <w:rStyle w:val="Hiperligao"/>
@@ -1050,7 +1050,7 @@
               <w:rPr>
                 <w:noProof/>
               </w:rPr>
-              <w:instrText xml:space="preserve"> PAGEREF _Toc241671451 \h </w:instrText>
+              <w:instrText xml:space="preserve"> PAGEREF _Toc241696768 \h </w:instrText>
             </w:r>
             <w:r>
               <w:rPr>
@@ -1092,7 +1092,7 @@
               <w14:ligatures w14:val="standardContextual"/>
             </w:rPr>
           </w:pPr>
-          <w:hyperlink w:anchor="_Toc241671452" w:history="1">
+          <w:hyperlink w:anchor="_Toc241696769" w:history="1">
             <w:r>
               <w:rPr>
                 <w:rStyle w:val="Hiperligao"/>
@@ -1116,7 +1116,7 @@
               <w:rPr>
                 <w:noProof/>
               </w:rPr>
-              <w:instrText xml:space="preserve"> PAGEREF _Toc241671452 \h </w:instrText>
+              <w:instrText xml:space="preserve"> PAGEREF _Toc241696769 \h </w:instrText>
             </w:r>
             <w:r>
               <w:rPr>
@@ -1158,7 +1158,7 @@
               <w14:ligatures w14:val="standardContextual"/>
             </w:rPr>
           </w:pPr>
-          <w:hyperlink w:anchor="_Toc241671453" w:history="1">
+          <w:hyperlink w:anchor="_Toc241696770" w:history="1">
             <w:r>
               <w:rPr>
                 <w:rStyle w:val="Hiperligao"/>
@@ -1182,7 +1182,7 @@
               <w:rPr>
                 <w:noProof/>
               </w:rPr>
-              <w:instrText xml:space="preserve"> PAGEREF _Toc241671453 \h </w:instrText>
+              <w:instrText xml:space="preserve"> PAGEREF _Toc241696770 \h </w:instrText>
             </w:r>
             <w:r>
               <w:rPr>
@@ -1224,7 +1224,7 @@
               <w14:ligatures w14:val="standardContextual"/>
             </w:rPr>
           </w:pPr>
-          <w:hyperlink w:anchor="_Toc241671454" w:history="1">
+          <w:hyperlink w:anchor="_Toc241696771" w:history="1">
             <w:r>
               <w:rPr>
                 <w:rStyle w:val="Hiperligao"/>
@@ -1248,7 +1248,7 @@
               <w:rPr>
                 <w:noProof/>
               </w:rPr>
-              <w:instrText xml:space="preserve"> PAGEREF _Toc241671454 \h </w:instrText>
+              <w:instrText xml:space="preserve"> PAGEREF _Toc241696771 \h </w:instrText>
             </w:r>
             <w:r>
               <w:rPr>
@@ -1290,7 +1290,7 @@
               <w14:ligatures w14:val="standardContextual"/>
             </w:rPr>
           </w:pPr>
-          <w:hyperlink w:anchor="_Toc241671455" w:history="1">
+          <w:hyperlink w:anchor="_Toc241696772" w:history="1">
             <w:r>
               <w:rPr>
                 <w:rStyle w:val="Hiperligao"/>
@@ -1314,7 +1314,7 @@
               <w:rPr>
                 <w:noProof/>
               </w:rPr>
-              <w:instrText xml:space="preserve"> PAGEREF _Toc241671455 \h </w:instrText>
+              <w:instrText xml:space="preserve"> PAGEREF _Toc241696772 \h </w:instrText>
             </w:r>
             <w:r>
               <w:rPr>
@@ -1356,7 +1356,7 @@
               <w14:ligatures w14:val="standardContextual"/>
             </w:rPr>
           </w:pPr>
-          <w:hyperlink w:anchor="_Toc241671456" w:history="1">
+          <w:hyperlink w:anchor="_Toc241696773" w:history="1">
             <w:r>
               <w:rPr>
                 <w:rStyle w:val="Hiperligao"/>
@@ -1380,7 +1380,7 @@
               <w:rPr>
                 <w:noProof/>
               </w:rPr>
-              <w:instrText xml:space="preserve"> PAGEREF _Toc241671456 \h </w:instrText>
+              <w:instrText xml:space="preserve"> PAGEREF _Toc241696773 \h </w:instrText>
             </w:r>
             <w:r>
               <w:rPr>
@@ -1422,7 +1422,7 @@
               <w14:ligatures w14:val="standardContextual"/>
             </w:rPr>
           </w:pPr>
-          <w:hyperlink w:anchor="_Toc241671457" w:history="1">
+          <w:hyperlink w:anchor="_Toc241696774" w:history="1">
             <w:r>
               <w:rPr>
                 <w:rStyle w:val="Hiperligao"/>
@@ -1446,7 +1446,7 @@
               <w:rPr>
                 <w:noProof/>
               </w:rPr>
-              <w:instrText xml:space="preserve"> PAGEREF _Toc241671457 \h </w:instrText>
+              <w:instrText xml:space="preserve"> PAGEREF _Toc241696774 \h </w:instrText>
             </w:r>
             <w:r>
               <w:rPr>
@@ -1488,7 +1488,7 @@
               <w14:ligatures w14:val="standardContextual"/>
             </w:rPr>
           </w:pPr>
-          <w:hyperlink w:anchor="_Toc241671458" w:history="1">
+          <w:hyperlink w:anchor="_Toc241696775" w:history="1">
             <w:r>
               <w:rPr>
                 <w:rStyle w:val="Hiperligao"/>
@@ -1512,7 +1512,7 @@
               <w:rPr>
                 <w:noProof/>
               </w:rPr>
-              <w:instrText xml:space="preserve"> PAGEREF _Toc241671458 \h </w:instrText>
+              <w:instrText xml:space="preserve"> PAGEREF _Toc241696775 \h </w:instrText>
             </w:r>
             <w:r>
               <w:rPr>
@@ -1554,7 +1554,7 @@
               <w14:ligatures w14:val="standardContextual"/>
             </w:rPr>
           </w:pPr>
-          <w:hyperlink w:anchor="_Toc241671459" w:history="1">
+          <w:hyperlink w:anchor="_Toc241696776" w:history="1">
             <w:r>
               <w:rPr>
                 <w:rStyle w:val="Hiperligao"/>
@@ -1578,7 +1578,7 @@
               <w:rPr>
                 <w:noProof/>
               </w:rPr>
-              <w:instrText xml:space="preserve"> PAGEREF _Toc241671459 \h </w:instrText>
+              <w:instrText xml:space="preserve"> PAGEREF _Toc241696776 \h </w:instrText>
             </w:r>
             <w:r>
               <w:rPr>
@@ -1620,7 +1620,7 @@
               <w14:ligatures w14:val="standardContextual"/>
             </w:rPr>
           </w:pPr>
-          <w:hyperlink w:anchor="_Toc241671460" w:history="1">
+          <w:hyperlink w:anchor="_Toc241696777" w:history="1">
             <w:r>
               <w:rPr>
                 <w:rStyle w:val="Hiperligao"/>
@@ -1644,7 +1644,7 @@
               <w:rPr>
                 <w:noProof/>
               </w:rPr>
-              <w:instrText xml:space="preserve"> PAGEREF _Toc241671460 \h </w:instrText>
+              <w:instrText xml:space="preserve"> PAGEREF _Toc241696777 \h </w:instrText>
             </w:r>
             <w:r>
               <w:rPr>
@@ -1686,7 +1686,7 @@
               <w14:ligatures w14:val="standardContextual"/>
             </w:rPr>
           </w:pPr>
-          <w:hyperlink w:anchor="_Toc241671461" w:history="1">
+          <w:hyperlink w:anchor="_Toc241696778" w:history="1">
             <w:r>
               <w:rPr>
                 <w:rStyle w:val="Hiperligao"/>
@@ -1710,7 +1710,7 @@
               <w:rPr>
                 <w:noProof/>
               </w:rPr>
-              <w:instrText xml:space="preserve"> PAGEREF _Toc241671461 \h </w:instrText>
+              <w:instrText xml:space="preserve"> PAGEREF _Toc241696778 \h </w:instrText>
             </w:r>
             <w:r>
               <w:rPr>
@@ -1752,7 +1752,7 @@
               <w14:ligatures w14:val="standardContextual"/>
             </w:rPr>
           </w:pPr>
-          <w:hyperlink w:anchor="_Toc241671462" w:history="1">
+          <w:hyperlink w:anchor="_Toc241696779" w:history="1">
             <w:r>
               <w:rPr>
                 <w:rStyle w:val="Hiperligao"/>
@@ -1776,7 +1776,7 @@
               <w:rPr>
                 <w:noProof/>
               </w:rPr>
-              <w:instrText xml:space="preserve"> PAGEREF _Toc241671462 \h </w:instrText>
+              <w:instrText xml:space="preserve"> PAGEREF _Toc241696779 \h </w:instrText>
             </w:r>
             <w:r>
               <w:rPr>
@@ -1818,7 +1818,7 @@
               <w14:ligatures w14:val="standardContextual"/>
             </w:rPr>
           </w:pPr>
-          <w:hyperlink w:anchor="_Toc241671463" w:history="1">
+          <w:hyperlink w:anchor="_Toc241696780" w:history="1">
             <w:r>
               <w:rPr>
                 <w:rStyle w:val="Hiperligao"/>
@@ -1842,7 +1842,7 @@
               <w:rPr>
                 <w:noProof/>
               </w:rPr>
-              <w:instrText xml:space="preserve"> PAGEREF _Toc241671463 \h </w:instrText>
+              <w:instrText xml:space="preserve"> PAGEREF _Toc241696780 \h </w:instrText>
             </w:r>
             <w:r>
               <w:rPr>
@@ -1884,7 +1884,7 @@
               <w14:ligatures w14:val="standardContextual"/>
             </w:rPr>
           </w:pPr>
-          <w:hyperlink w:anchor="_Toc241671464" w:history="1">
+          <w:hyperlink w:anchor="_Toc241696781" w:history="1">
             <w:r>
               <w:rPr>
                 <w:rStyle w:val="Hiperligao"/>
@@ -1908,7 +1908,7 @@
               <w:rPr>
                 <w:noProof/>
               </w:rPr>
-              <w:instrText xml:space="preserve"> PAGEREF _Toc241671464 \h </w:instrText>
+              <w:instrText xml:space="preserve"> PAGEREF _Toc241696781 \h </w:instrText>
             </w:r>
             <w:r>
               <w:rPr>
@@ -1950,7 +1950,7 @@
               <w14:ligatures w14:val="standardContextual"/>
             </w:rPr>
           </w:pPr>
-          <w:hyperlink w:anchor="_Toc241671465" w:history="1">
+          <w:hyperlink w:anchor="_Toc241696782" w:history="1">
             <w:r>
               <w:rPr>
                 <w:rStyle w:val="Hiperligao"/>
@@ -1974,7 +1974,7 @@
               <w:rPr>
                 <w:noProof/>
               </w:rPr>
-              <w:instrText xml:space="preserve"> PAGEREF _Toc241671465 \h </w:instrText>
+              <w:instrText xml:space="preserve"> PAGEREF _Toc241696782 \h </w:instrText>
             </w:r>
             <w:r>
               <w:rPr>
@@ -2016,7 +2016,7 @@
               <w14:ligatures w14:val="standardContextual"/>
             </w:rPr>
           </w:pPr>
-          <w:hyperlink w:anchor="_Toc241671466" w:history="1">
+          <w:hyperlink w:anchor="_Toc241696783" w:history="1">
             <w:r>
               <w:rPr>
                 <w:rStyle w:val="Hiperligao"/>
@@ -2040,7 +2040,7 @@
               <w:rPr>
                 <w:noProof/>
               </w:rPr>
-              <w:instrText xml:space="preserve"> PAGEREF _Toc241671466 \h </w:instrText>
+              <w:instrText xml:space="preserve"> PAGEREF _Toc241696783 \h </w:instrText>
             </w:r>
             <w:r>
               <w:rPr>
@@ -2088,7 +2088,7 @@
       <w:pPr>
         <w:pStyle w:val="Ttulo1"/>
       </w:pPr>
-      <w:bookmarkStart w:id="0" w:name="_Toc241671437"/>
+      <w:bookmarkStart w:id="0" w:name="_Toc241696754"/>
       <w:r>
         <w:lastRenderedPageBreak/>
         <w:t>Your role at a glance</w:t>
@@ -2836,7 +2836,7 @@
       <w:pPr>
         <w:pStyle w:val="Ttulo2"/>
       </w:pPr>
-      <w:bookmarkStart w:id="1" w:name="_Toc241671438"/>
+      <w:bookmarkStart w:id="1" w:name="_Toc241696755"/>
       <w:r>
         <w:t>Where your access comes from</w:t>
       </w:r>
@@ -3890,7 +3890,7 @@
       <w:pPr>
         <w:pStyle w:val="Ttulo2"/>
       </w:pPr>
-      <w:bookmarkStart w:id="2" w:name="_Toc241671439"/>
+      <w:bookmarkStart w:id="2" w:name="_Toc241696756"/>
       <w:r>
         <w:t>Sign in, change your password, sign out</w:t>
       </w:r>
@@ -4004,10 +4004,10 @@
           <w:noProof/>
         </w:rPr>
         <w:drawing>
-          <wp:inline distT="0" distB="0" distL="0" distR="0" wp14:anchorId="53EA0656" wp14:editId="5401F439">
+          <wp:inline distT="0" distB="0" distL="0" distR="0">
             <wp:extent cx="5715000" cy="3571875"/>
             <wp:effectExtent l="0" t="0" r="0" b="0"/>
-            <wp:docPr id="317" name="01-login.png" descr="The sign-in page with Email, Password, Remember me and the Sign in button." title="The sign-in page with Email, Password, Remember me and the Sign in button."/>
+            <wp:docPr id="281" name="01-login.png" descr="The sign-in page with Email, Password, Remember me and the Sign in button." title="The sign-in page with Email, Password, Remember me and the Sign in button."/>
             <wp:cNvGraphicFramePr>
               <a:graphicFrameLocks xmlns:a="http://schemas.openxmlformats.org/drawingml/2006/main" noChangeAspect="1"/>
             </wp:cNvGraphicFramePr>
@@ -4439,7 +4439,7 @@
         <w:pStyle w:val="Ttulo1"/>
         <w:pageBreakBefore/>
       </w:pPr>
-      <w:bookmarkStart w:id="3" w:name="_Toc241671440"/>
+      <w:bookmarkStart w:id="3" w:name="_Toc241696757"/>
       <w:r>
         <w:lastRenderedPageBreak/>
         <w:t>Dashboard</w:t>
@@ -4472,10 +4472,10 @@
           <w:noProof/>
         </w:rPr>
         <w:drawing>
-          <wp:inline distT="0" distB="0" distL="0" distR="0" wp14:anchorId="6A030685" wp14:editId="111E1807">
+          <wp:inline distT="0" distB="0" distL="0" distR="0">
             <wp:extent cx="5715000" cy="3571875"/>
             <wp:effectExtent l="0" t="0" r="0" b="0"/>
-            <wp:docPr id="318" name="45-dashboard.png" descr="The dashboard with summary cards and the Recent Maps list." title="The dashboard with summary cards and the Recent Maps list."/>
+            <wp:docPr id="282" name="45-dashboard.png" descr="The dashboard with summary cards and the Recent Maps list." title="The dashboard with summary cards and the Recent Maps list."/>
             <wp:cNvGraphicFramePr>
               <a:graphicFrameLocks xmlns:a="http://schemas.openxmlformats.org/drawingml/2006/main" noChangeAspect="1"/>
             </wp:cNvGraphicFramePr>
@@ -5050,7 +5050,7 @@
         <w:pStyle w:val="Ttulo1"/>
         <w:pageBreakBefore/>
       </w:pPr>
-      <w:bookmarkStart w:id="4" w:name="_Toc241671441"/>
+      <w:bookmarkStart w:id="4" w:name="_Toc241696758"/>
       <w:r>
         <w:lastRenderedPageBreak/>
         <w:t>Maps</w:t>
@@ -5083,10 +5083,10 @@
           <w:noProof/>
         </w:rPr>
         <w:drawing>
-          <wp:inline distT="0" distB="0" distL="0" distR="0" wp14:anchorId="4A8C73BF" wp14:editId="094150DD">
+          <wp:inline distT="0" distB="0" distL="0" distR="0">
             <wp:extent cx="5715000" cy="3429000"/>
             <wp:effectExtent l="0" t="0" r="0" b="0"/>
-            <wp:docPr id="319" name="03-maps-mine.png" descr="The Maps list, Mine tab, showing the action icons on the map row." title="The Maps list, Mine tab, showing the action icons on the map row."/>
+            <wp:docPr id="283" name="03-maps-mine.png" descr="The Maps list, Mine tab, showing the action icons on the map row." title="The Maps list, Mine tab, showing the action icons on the map row."/>
             <wp:cNvGraphicFramePr>
               <a:graphicFrameLocks xmlns:a="http://schemas.openxmlformats.org/drawingml/2006/main" noChangeAspect="1"/>
             </wp:cNvGraphicFramePr>
@@ -5135,7 +5135,7 @@
       <w:pPr>
         <w:pStyle w:val="Ttulo2"/>
       </w:pPr>
-      <w:bookmarkStart w:id="5" w:name="_Toc241671442"/>
+      <w:bookmarkStart w:id="5" w:name="_Toc241696759"/>
       <w:r>
         <w:t>Tabs, search and filters</w:t>
       </w:r>
@@ -5886,7 +5886,7 @@
       <w:pPr>
         <w:pStyle w:val="Ttulo2"/>
       </w:pPr>
-      <w:bookmarkStart w:id="6" w:name="_Toc241671443"/>
+      <w:bookmarkStart w:id="6" w:name="_Toc241696760"/>
       <w:r>
         <w:lastRenderedPageBreak/>
         <w:t>Row actions</w:t>
@@ -6623,7 +6623,7 @@
       <w:pPr>
         <w:pStyle w:val="Ttulo2"/>
       </w:pPr>
-      <w:bookmarkStart w:id="7" w:name="_Toc241671444"/>
+      <w:bookmarkStart w:id="7" w:name="_Toc241696761"/>
       <w:r>
         <w:t>Workbooks</w:t>
       </w:r>
@@ -7109,10 +7109,10 @@
         </w:rPr>
         <w:lastRenderedPageBreak/>
         <w:drawing>
-          <wp:inline distT="0" distB="0" distL="0" distR="0" wp14:anchorId="29C7E609" wp14:editId="74D0A023">
+          <wp:inline distT="0" distB="0" distL="0" distR="0">
             <wp:extent cx="2905125" cy="1543050"/>
             <wp:effectExtent l="0" t="0" r="0" b="0"/>
-            <wp:docPr id="320" name="02-workbook-copy-dialog.png" descr="The Copy workbook dialog with the name field for the new workbook." title="The Copy workbook dialog with the name field for the new workbook."/>
+            <wp:docPr id="284" name="02-workbook-copy-dialog.png" descr="The Copy workbook dialog with the name field for the new workbook." title="The Copy workbook dialog with the name field for the new workbook."/>
             <wp:cNvGraphicFramePr>
               <a:graphicFrameLocks xmlns:a="http://schemas.openxmlformats.org/drawingml/2006/main" noChangeAspect="1"/>
             </wp:cNvGraphicFramePr>
@@ -7176,7 +7176,7 @@
       <w:pPr>
         <w:pStyle w:val="Ttulo2"/>
       </w:pPr>
-      <w:bookmarkStart w:id="8" w:name="_Toc241671445"/>
+      <w:bookmarkStart w:id="8" w:name="_Toc241696762"/>
       <w:r>
         <w:t>Copy a map</w:t>
       </w:r>
@@ -7258,7 +7258,7 @@
       <w:pPr>
         <w:pStyle w:val="Ttulo2"/>
       </w:pPr>
-      <w:bookmarkStart w:id="9" w:name="_Toc241671446"/>
+      <w:bookmarkStart w:id="9" w:name="_Toc241696763"/>
       <w:r>
         <w:t>Share a map you own</w:t>
       </w:r>
@@ -7342,10 +7342,10 @@
           <w:noProof/>
         </w:rPr>
         <w:drawing>
-          <wp:inline distT="0" distB="0" distL="0" distR="0" wp14:anchorId="029C59C0" wp14:editId="432BD81E">
+          <wp:inline distT="0" distB="0" distL="0" distR="0">
             <wp:extent cx="3743325" cy="1581150"/>
             <wp:effectExtent l="0" t="0" r="0" b="0"/>
-            <wp:docPr id="321" name="29-share-dialog-search.png" descr="The Share map dialog with a matching person and Can view, Can export and Can edit buttons." title="The Share map dialog with a matching person and Can view, Can export and Can edit buttons."/>
+            <wp:docPr id="285" name="29-share-dialog-search.png" descr="The Share map dialog with a matching person and Can view, Can export and Can edit buttons." title="The Share map dialog with a matching person and Can view, Can export and Can edit buttons."/>
             <wp:cNvGraphicFramePr>
               <a:graphicFrameLocks xmlns:a="http://schemas.openxmlformats.org/drawingml/2006/main" noChangeAspect="1"/>
             </wp:cNvGraphicFramePr>
@@ -7776,7 +7776,7 @@
         <w:pStyle w:val="Ttulo1"/>
         <w:pageBreakBefore/>
       </w:pPr>
-      <w:bookmarkStart w:id="10" w:name="_Toc241671447"/>
+      <w:bookmarkStart w:id="10" w:name="_Toc241696764"/>
       <w:r>
         <w:lastRenderedPageBreak/>
         <w:t>The map viewer</w:t>
@@ -7799,10 +7799,10 @@
           <w:noProof/>
         </w:rPr>
         <w:drawing>
-          <wp:inline distT="0" distB="0" distL="0" distR="0" wp14:anchorId="040EC7AD" wp14:editId="460EFAFC">
+          <wp:inline distT="0" distB="0" distL="0" distR="0">
             <wp:extent cx="5715000" cy="3571875"/>
             <wp:effectExtent l="0" t="0" r="0" b="0"/>
-            <wp:docPr id="322" name="25-viewer-results.png" descr="The map viewer after a completed run, with the results grid and export buttons." title="The map viewer after a completed run, with the results grid and export buttons."/>
+            <wp:docPr id="286" name="25-viewer-results.png" descr="The map viewer after a completed run, with the results grid and export buttons." title="The map viewer after a completed run, with the results grid and export buttons."/>
             <wp:cNvGraphicFramePr>
               <a:graphicFrameLocks xmlns:a="http://schemas.openxmlformats.org/drawingml/2006/main" noChangeAspect="1"/>
             </wp:cNvGraphicFramePr>
@@ -8331,7 +8331,7 @@
       <w:pPr>
         <w:pStyle w:val="Ttulo2"/>
       </w:pPr>
-      <w:bookmarkStart w:id="11" w:name="_Toc241671448"/>
+      <w:bookmarkStart w:id="11" w:name="_Toc241696765"/>
       <w:r>
         <w:lastRenderedPageBreak/>
         <w:t>Run parameters</w:t>
@@ -8374,10 +8374,10 @@
           <w:noProof/>
         </w:rPr>
         <w:drawing>
-          <wp:inline distT="0" distB="0" distL="0" distR="0" wp14:anchorId="47BF65CC" wp14:editId="14B10B32">
+          <wp:inline distT="0" distB="0" distL="0" distR="0">
             <wp:extent cx="2905125" cy="2324100"/>
             <wp:effectExtent l="0" t="0" r="0" b="0"/>
-            <wp:docPr id="323" name="24-viewer-params-filled.png" descr="The Run parameters dialog with both required values filled in." title="The Run parameters dialog with both required values filled in."/>
+            <wp:docPr id="287" name="24-viewer-params-filled.png" descr="The Run parameters dialog with both required values filled in." title="The Run parameters dialog with both required values filled in."/>
             <wp:cNvGraphicFramePr>
               <a:graphicFrameLocks xmlns:a="http://schemas.openxmlformats.org/drawingml/2006/main" noChangeAspect="1"/>
             </wp:cNvGraphicFramePr>
@@ -8426,7 +8426,7 @@
       <w:pPr>
         <w:pStyle w:val="Ttulo2"/>
       </w:pPr>
-      <w:bookmarkStart w:id="12" w:name="_Toc241671449"/>
+      <w:bookmarkStart w:id="12" w:name="_Toc241696766"/>
       <w:r>
         <w:t>Read the results</w:t>
       </w:r>
@@ -9101,7 +9101,7 @@
       <w:pPr>
         <w:pStyle w:val="Ttulo2"/>
       </w:pPr>
-      <w:bookmarkStart w:id="13" w:name="_Toc241671450"/>
+      <w:bookmarkStart w:id="13" w:name="_Toc241696767"/>
       <w:r>
         <w:t>Export the results</w:t>
       </w:r>
@@ -9432,10 +9432,10 @@
           <w:noProof/>
         </w:rPr>
         <w:drawing>
-          <wp:inline distT="0" distB="0" distL="0" distR="0" wp14:anchorId="67072699" wp14:editId="1860A695">
+          <wp:inline distT="0" distB="0" distL="0" distR="0">
             <wp:extent cx="3324225" cy="3990975"/>
             <wp:effectExtent l="0" t="0" r="0" b="0"/>
-            <wp:docPr id="324" name="17-builder-pdf-dialog.png" descr="The PDF export dialog with orientation, page size, title and font options." title="The PDF export dialog with orientation, page size, title and font options."/>
+            <wp:docPr id="288" name="17-builder-pdf-dialog.png" descr="The PDF export dialog with orientation, page size, title and font options." title="The PDF export dialog with orientation, page size, title and font options."/>
             <wp:cNvGraphicFramePr>
               <a:graphicFrameLocks xmlns:a="http://schemas.openxmlformats.org/drawingml/2006/main" noChangeAspect="1"/>
             </wp:cNvGraphicFramePr>
@@ -9909,7 +9909,7 @@
         <w:pStyle w:val="Ttulo1"/>
         <w:pageBreakBefore/>
       </w:pPr>
-      <w:bookmarkStart w:id="14" w:name="_Toc241671451"/>
+      <w:bookmarkStart w:id="14" w:name="_Toc241696768"/>
       <w:r>
         <w:lastRenderedPageBreak/>
         <w:t>Building and editing maps</w:t>
@@ -9972,10 +9972,10 @@
           <w:noProof/>
         </w:rPr>
         <w:drawing>
-          <wp:inline distT="0" distB="0" distL="0" distR="0" wp14:anchorId="4EE3644A" wp14:editId="048B53A3">
+          <wp:inline distT="0" distB="0" distL="0" distR="0">
             <wp:extent cx="5715000" cy="3571875"/>
             <wp:effectExtent l="0" t="0" r="0" b="0"/>
-            <wp:docPr id="325" name="05-builder-overview.png" descr="The map builder with the Business Areas tree, the columns canvas and the Properties panel." title="The map builder with the Business Areas tree, the columns canvas and the Properties panel."/>
+            <wp:docPr id="289" name="05-builder-overview.png" descr="The map builder with the Business Areas tree, the columns canvas and the Properties panel." title="The map builder with the Business Areas tree, the columns canvas and the Properties panel."/>
             <wp:cNvGraphicFramePr>
               <a:graphicFrameLocks xmlns:a="http://schemas.openxmlformats.org/drawingml/2006/main" noChangeAspect="1"/>
             </wp:cNvGraphicFramePr>
@@ -10079,7 +10079,7 @@
       <w:pPr>
         <w:pStyle w:val="Ttulo2"/>
       </w:pPr>
-      <w:bookmarkStart w:id="15" w:name="_Toc241671452"/>
+      <w:bookmarkStart w:id="15" w:name="_Toc241696769"/>
       <w:r>
         <w:t>Toolbar</w:t>
       </w:r>
@@ -11005,7 +11005,7 @@
       <w:pPr>
         <w:pStyle w:val="Ttulo2"/>
       </w:pPr>
-      <w:bookmarkStart w:id="16" w:name="_Toc241671453"/>
+      <w:bookmarkStart w:id="16" w:name="_Toc241696770"/>
       <w:r>
         <w:t>Add columns</w:t>
       </w:r>
@@ -11170,7 +11170,7 @@
       <w:pPr>
         <w:pStyle w:val="Ttulo2"/>
       </w:pPr>
-      <w:bookmarkStart w:id="17" w:name="_Toc241671454"/>
+      <w:bookmarkStart w:id="17" w:name="_Toc241696771"/>
       <w:r>
         <w:t>Configure a column</w:t>
       </w:r>
@@ -12170,10 +12170,10 @@
           <w:noProof/>
         </w:rPr>
         <w:drawing>
-          <wp:inline distT="0" distB="0" distL="0" distR="0" wp14:anchorId="70144524" wp14:editId="54AD675E">
+          <wp:inline distT="0" distB="0" distL="0" distR="0">
             <wp:extent cx="5715000" cy="3571875"/>
             <wp:effectExtent l="0" t="0" r="0" b="0"/>
-            <wp:docPr id="326" name="08-builder-column-aggregation.png" descr="The Configure column dialog with the Aggregation list open." title="The Configure column dialog with the Aggregation list open."/>
+            <wp:docPr id="290" name="08-builder-column-aggregation.png" descr="The Configure column dialog with the Aggregation list open." title="The Configure column dialog with the Aggregation list open."/>
             <wp:cNvGraphicFramePr>
               <a:graphicFrameLocks xmlns:a="http://schemas.openxmlformats.org/drawingml/2006/main" noChangeAspect="1"/>
             </wp:cNvGraphicFramePr>
@@ -12222,7 +12222,7 @@
       <w:pPr>
         <w:pStyle w:val="Ttulo2"/>
       </w:pPr>
-      <w:bookmarkStart w:id="18" w:name="_Toc241671455"/>
+      <w:bookmarkStart w:id="18" w:name="_Toc241696772"/>
       <w:r>
         <w:t>Right panel tabs</w:t>
       </w:r>
@@ -12971,10 +12971,10 @@
           <w:noProof/>
         </w:rPr>
         <w:drawing>
-          <wp:inline distT="0" distB="0" distL="0" distR="0" wp14:anchorId="1B637391" wp14:editId="5155432A">
+          <wp:inline distT="0" distB="0" distL="0" distR="0">
             <wp:extent cx="5715000" cy="3571875"/>
             <wp:effectExtent l="0" t="0" r="0" b="0"/>
-            <wp:docPr id="327" name="09-builder-conditions.png" descr="The Conditions tab listing the map's conditions with operator and value or prompt controls." title="The Conditions tab listing the map's conditions with operator and value or prompt controls."/>
+            <wp:docPr id="291" name="09-builder-conditions.png" descr="The Conditions tab listing the map's conditions with operator and value or prompt controls." title="The Conditions tab listing the map's conditions with operator and value or prompt controls."/>
             <wp:cNvGraphicFramePr>
               <a:graphicFrameLocks xmlns:a="http://schemas.openxmlformats.org/drawingml/2006/main" noChangeAspect="1"/>
             </wp:cNvGraphicFramePr>
@@ -13128,7 +13128,7 @@
       <w:pPr>
         <w:pStyle w:val="Ttulo2"/>
       </w:pPr>
-      <w:bookmarkStart w:id="19" w:name="_Toc241671456"/>
+      <w:bookmarkStart w:id="19" w:name="_Toc241696773"/>
       <w:r>
         <w:t>Conditional formatting</w:t>
       </w:r>
@@ -13834,10 +13834,10 @@
           <w:noProof/>
         </w:rPr>
         <w:drawing>
-          <wp:inline distT="0" distB="0" distL="0" distR="0" wp14:anchorId="4EFE72A8" wp14:editId="12816D0D">
+          <wp:inline distT="0" distB="0" distL="0" distR="0">
             <wp:extent cx="3324225" cy="1457325"/>
             <wp:effectExtent l="0" t="0" r="0" b="0"/>
-            <wp:docPr id="328" name="19-builder-formatting-dialog.png" descr="The Formatting dialog with the rules list and the Add rule controls." title="The Formatting dialog with the rules list and the Add rule controls."/>
+            <wp:docPr id="292" name="19-builder-formatting-dialog.png" descr="The Formatting dialog with the rules list and the Add rule controls." title="The Formatting dialog with the rules list and the Add rule controls."/>
             <wp:cNvGraphicFramePr>
               <a:graphicFrameLocks xmlns:a="http://schemas.openxmlformats.org/drawingml/2006/main" noChangeAspect="1"/>
             </wp:cNvGraphicFramePr>
@@ -13886,7 +13886,7 @@
       <w:pPr>
         <w:pStyle w:val="Ttulo2"/>
       </w:pPr>
-      <w:bookmarkStart w:id="20" w:name="_Toc241671457"/>
+      <w:bookmarkStart w:id="20" w:name="_Toc241696774"/>
       <w:r>
         <w:t>Run from the builder and refused runs</w:t>
       </w:r>
@@ -13933,7 +13933,7 @@
       <w:pPr>
         <w:pStyle w:val="Ttulo2"/>
       </w:pPr>
-      <w:bookmarkStart w:id="21" w:name="_Toc241671458"/>
+      <w:bookmarkStart w:id="21" w:name="_Toc241696775"/>
       <w:r>
         <w:t>Example: build a small map</w:t>
       </w:r>
@@ -14082,7 +14082,7 @@
         <w:pStyle w:val="Ttulo1"/>
         <w:pageBreakBefore/>
       </w:pPr>
-      <w:bookmarkStart w:id="22" w:name="_Toc241671459"/>
+      <w:bookmarkStart w:id="22" w:name="_Toc241696776"/>
       <w:r>
         <w:lastRenderedPageBreak/>
         <w:t>Runs</w:t>
@@ -14115,10 +14115,10 @@
           <w:noProof/>
         </w:rPr>
         <w:drawing>
-          <wp:inline distT="0" distB="0" distL="0" distR="0" wp14:anchorId="0A415348" wp14:editId="0724B68B">
+          <wp:inline distT="0" distB="0" distL="0" distR="0">
             <wp:extent cx="5715000" cy="3571875"/>
             <wp:effectExtent l="0" t="0" r="0" b="0"/>
-            <wp:docPr id="329" name="41-runs.png" descr="The Runs page with filters and the table of runs and their export buttons." title="The Runs page with filters and the table of runs and their export buttons."/>
+            <wp:docPr id="293" name="41-runs.png" descr="The Runs page with filters and the table of runs and their export buttons." title="The Runs page with filters and the table of runs and their export buttons."/>
             <wp:cNvGraphicFramePr>
               <a:graphicFrameLocks xmlns:a="http://schemas.openxmlformats.org/drawingml/2006/main" noChangeAspect="1"/>
             </wp:cNvGraphicFramePr>
@@ -15118,7 +15118,7 @@
         <w:pStyle w:val="Ttulo1"/>
         <w:pageBreakBefore/>
       </w:pPr>
-      <w:bookmarkStart w:id="23" w:name="_Toc241671460"/>
+      <w:bookmarkStart w:id="23" w:name="_Toc241696777"/>
       <w:r>
         <w:lastRenderedPageBreak/>
         <w:t>Exports</w:t>
@@ -15151,10 +15151,10 @@
           <w:noProof/>
         </w:rPr>
         <w:drawing>
-          <wp:inline distT="0" distB="0" distL="0" distR="0" wp14:anchorId="267BAD9E" wp14:editId="71C045EF">
+          <wp:inline distT="0" distB="0" distL="0" distR="0">
             <wp:extent cx="5715000" cy="3571875"/>
             <wp:effectExtent l="0" t="0" r="0" b="0"/>
-            <wp:docPr id="330" name="44-exports.png" descr="The Exports page listing export jobs with a Download button on finished ones." title="The Exports page listing export jobs with a Download button on finished ones."/>
+            <wp:docPr id="294" name="44-exports.png" descr="The Exports page listing export jobs with a Download button on finished ones." title="The Exports page listing export jobs with a Download button on finished ones."/>
             <wp:cNvGraphicFramePr>
               <a:graphicFrameLocks xmlns:a="http://schemas.openxmlformats.org/drawingml/2006/main" noChangeAspect="1"/>
             </wp:cNvGraphicFramePr>
@@ -15568,7 +15568,7 @@
         <w:pStyle w:val="Ttulo1"/>
         <w:pageBreakBefore/>
       </w:pPr>
-      <w:bookmarkStart w:id="24" w:name="_Toc241671461"/>
+      <w:bookmarkStart w:id="24" w:name="_Toc241696778"/>
       <w:r>
         <w:lastRenderedPageBreak/>
         <w:t>Schedules</w:t>
@@ -15636,10 +15636,10 @@
           <w:noProof/>
         </w:rPr>
         <w:drawing>
-          <wp:inline distT="0" distB="0" distL="0" distR="0" wp14:anchorId="7847E339" wp14:editId="78E4F638">
+          <wp:inline distT="0" distB="0" distL="0" distR="0">
             <wp:extent cx="5715000" cy="3571875"/>
             <wp:effectExtent l="0" t="0" r="0" b="0"/>
-            <wp:docPr id="331" name="38-schedules-list.png" descr="The Schedules page with a paused schedule and its action icons." title="The Schedules page with a paused schedule and its action icons."/>
+            <wp:docPr id="295" name="38-schedules-list.png" descr="The Schedules page with a paused schedule and its action icons." title="The Schedules page with a paused schedule and its action icons."/>
             <wp:cNvGraphicFramePr>
               <a:graphicFrameLocks xmlns:a="http://schemas.openxmlformats.org/drawingml/2006/main" noChangeAspect="1"/>
             </wp:cNvGraphicFramePr>
@@ -16393,7 +16393,7 @@
       <w:pPr>
         <w:pStyle w:val="Ttulo2"/>
       </w:pPr>
-      <w:bookmarkStart w:id="25" w:name="_Toc241671462"/>
+      <w:bookmarkStart w:id="25" w:name="_Toc241696779"/>
       <w:r>
         <w:lastRenderedPageBreak/>
         <w:t>New Schedule</w:t>
@@ -16604,10 +16604,10 @@
           <w:noProof/>
         </w:rPr>
         <w:drawing>
-          <wp:inline distT="0" distB="0" distL="0" distR="0" wp14:anchorId="02C6AD92" wp14:editId="1AFD6AD2">
+          <wp:inline distT="0" distB="0" distL="0" distR="0">
             <wp:extent cx="3743325" cy="4676775"/>
             <wp:effectExtent l="0" t="0" r="0" b="0"/>
-            <wp:docPr id="332" name="37-schedule-filled.png" descr="The New Schedule dialog filled in, with a monthly frequency and Enabled unticked." title="The New Schedule dialog filled in, with a monthly frequency and Enabled unticked."/>
+            <wp:docPr id="296" name="37-schedule-filled.png" descr="The New Schedule dialog filled in, with a monthly frequency and Enabled unticked." title="The New Schedule dialog filled in, with a monthly frequency and Enabled unticked."/>
             <wp:cNvGraphicFramePr>
               <a:graphicFrameLocks xmlns:a="http://schemas.openxmlformats.org/drawingml/2006/main" noChangeAspect="1"/>
             </wp:cNvGraphicFramePr>
@@ -17442,7 +17442,7 @@
       <w:pPr>
         <w:pStyle w:val="Ttulo2"/>
       </w:pPr>
-      <w:bookmarkStart w:id="26" w:name="_Toc241671463"/>
+      <w:bookmarkStart w:id="26" w:name="_Toc241696780"/>
       <w:r>
         <w:t>History</w:t>
       </w:r>
@@ -17590,7 +17590,7 @@
         <w:pStyle w:val="Ttulo1"/>
         <w:pageBreakBefore/>
       </w:pPr>
-      <w:bookmarkStart w:id="27" w:name="_Toc241671464"/>
+      <w:bookmarkStart w:id="27" w:name="_Toc241696781"/>
       <w:r>
         <w:lastRenderedPageBreak/>
         <w:t>Settings</w:t>
@@ -17620,10 +17620,10 @@
           <w:noProof/>
         </w:rPr>
         <w:drawing>
-          <wp:inline distT="0" distB="0" distL="0" distR="0" wp14:anchorId="06F7B749" wp14:editId="683F3074">
+          <wp:inline distT="0" distB="0" distL="0" distR="0">
             <wp:extent cx="5715000" cy="3571875"/>
             <wp:effectExtent l="0" t="0" r="0" b="0"/>
-            <wp:docPr id="333" name="04-settings.png" descr="The Settings page with the Language, Theme and Color palette cards." title="The Settings page with the Language, Theme and Color palette cards."/>
+            <wp:docPr id="297" name="04-settings.png" descr="The Settings page with the Language, Theme and Color palette cards." title="The Settings page with the Language, Theme and Color palette cards."/>
             <wp:cNvGraphicFramePr>
               <a:graphicFrameLocks xmlns:a="http://schemas.openxmlformats.org/drawingml/2006/main" noChangeAspect="1"/>
             </wp:cNvGraphicFramePr>
@@ -18175,7 +18175,7 @@
         <w:pStyle w:val="Ttulo1"/>
         <w:pageBreakBefore/>
       </w:pPr>
-      <w:bookmarkStart w:id="28" w:name="_Toc241671465"/>
+      <w:bookmarkStart w:id="28" w:name="_Toc241696782"/>
       <w:r>
         <w:lastRenderedPageBreak/>
         <w:t>Common questions</w:t>
@@ -18357,7 +18357,7 @@
         <w:pStyle w:val="Ttulo1"/>
         <w:pageBreakBefore/>
       </w:pPr>
-      <w:bookmarkStart w:id="29" w:name="_Toc241671466"/>
+      <w:bookmarkStart w:id="29" w:name="_Toc241696783"/>
       <w:r>
         <w:lastRenderedPageBreak/>
         <w:t>Glossary</w:t>
@@ -19370,7 +19370,7 @@
         <w:sz w:val="16"/>
         <w:szCs w:val="16"/>
       </w:rPr>
-      <w:t>Discoverer Neo 2.0.1 · Complete guide · USER</w:t>
+      <w:t>Discoverer Neo 2.1.0 · Complete guide · USER</w:t>
     </w:r>
   </w:p>
 </w:hdr>
@@ -19379,10 +19379,68 @@
 <file path=word/numbering.xml><?xml version="1.0" encoding="utf-8"?>
 <w:numbering xmlns:wpc="http://schemas.microsoft.com/office/word/2010/wordprocessingCanvas" xmlns:cx="http://schemas.microsoft.com/office/drawing/2014/chartex" xmlns:cx1="http://schemas.microsoft.com/office/drawing/2015/9/8/chartex" xmlns:cx2="http://schemas.microsoft.com/office/drawing/2015/10/21/chartex" xmlns:cx3="http://schemas.microsoft.com/office/drawing/2016/5/9/chartex" xmlns:cx4="http://schemas.microsoft.com/office/drawing/2016/5/10/chartex" xmlns:cx5="http://schemas.microsoft.com/office/drawing/2016/5/11/chartex" xmlns:cx6="http://schemas.microsoft.com/office/drawing/2016/5/12/chartex" xmlns:cx7="http://schemas.microsoft.com/office/drawing/2016/5/13/chartex" xmlns:cx8="http://schemas.microsoft.com/office/drawing/2016/5/14/chartex" xmlns:mc="http://schemas.openxmlformats.org/markup-compatibility/2006" xmlns:aink="http://schemas.microsoft.com/office/drawing/2016/ink" xmlns:am3d="http://schemas.microsoft.com/office/drawing/2017/model3d" xmlns:o="urn:schemas-microsoft-com:office:office" xmlns:oel="http://schemas.microsoft.com/office/2019/extlst" xmlns:r="http://schemas.openxmlformats.org/officeDocument/2006/relationships" xmlns:m="http://schemas.openxmlformats.org/officeDocument/2006/math" xmlns:v="urn:schemas-microsoft-com:vml" xmlns:wp14="http://schemas.microsoft.com/office/word/2010/wordprocessingDrawing" xmlns:wp="http://schemas.openxmlformats.org/drawingml/2006/wordprocessingDrawing" xmlns:w10="urn:schemas-microsoft-com:office:word" xmlns:w="http://schemas.openxmlformats.org/wordprocessingml/2006/main" xmlns:w14="http://schemas.microsoft.com/office/word/2010/wordml" xmlns:w15="http://schemas.microsoft.com/office/word/2012/wordml" xmlns:w16cex="http://schemas.microsoft.com/office/word/2018/wordml/cex" xmlns:w16cid="http://schemas.microsoft.com/office/word/2016/wordml/cid" xmlns:w16="http://schemas.microsoft.com/office/word/2018/wordml" xmlns:w16sdtdh="http://schemas.microsoft.com/office/word/2020/wordml/sdtdatahash" xmlns:w16se="http://schemas.microsoft.com/office/word/2015/wordml/symex" xmlns:wpg="http://schemas.microsoft.com/office/word/2010/wordprocessingGroup" xmlns:wpi="http://schemas.microsoft.com/office/word/2010/wordprocessingInk" xmlns:wne="http://schemas.microsoft.com/office/word/2006/wordml" xmlns:wps="http://schemas.microsoft.com/office/word/2010/wordprocessingShape" mc:Ignorable="w14 w15 w16se w16cid w16 w16cex w16sdtdh wp14">
   <w:abstractNum w:abstractNumId="0" w15:restartNumberingAfterBreak="0">
-    <w:nsid w:val="0CD44A51"/>
+    <w:nsid w:val="010006D5"/>
     <w:multiLevelType w:val="hybridMultilevel"/>
-    <w:tmpl w:val="A14C77B8"/>
-    <w:lvl w:ilvl="0" w:tplc="6A14E7CE" w:tentative="1">
+    <w:tmpl w:val="89DC58FE"/>
+    <w:lvl w:ilvl="0" w:tplc="657A6766">
+      <w:start w:val="1"/>
+      <w:numFmt w:val="decimal"/>
+      <w:lvlText w:val="%1."/>
+      <w:lvlJc w:val="left"/>
+      <w:pPr>
+        <w:ind w:left="360" w:hanging="300"/>
+      </w:pPr>
+    </w:lvl>
+    <w:lvl w:ilvl="1" w:tplc="2D0ED652" w:tentative="1">
+      <w:start w:val="1"/>
+      <w:numFmt w:val="lowerLetter"/>
+      <w:lvlText w:val="%2."/>
+      <w:lvlJc w:val="left"/>
+      <w:pPr>
+        <w:ind w:left="720" w:hanging="300"/>
+      </w:pPr>
+    </w:lvl>
+    <w:lvl w:ilvl="2" w:tplc="C44C4774">
+      <w:numFmt w:val="decimal"/>
+      <w:lvlText w:val=""/>
+      <w:lvlJc w:val="left"/>
+    </w:lvl>
+    <w:lvl w:ilvl="3" w:tplc="87C88E96">
+      <w:numFmt w:val="decimal"/>
+      <w:lvlText w:val=""/>
+      <w:lvlJc w:val="left"/>
+    </w:lvl>
+    <w:lvl w:ilvl="4" w:tplc="AE1C1EEE">
+      <w:numFmt w:val="decimal"/>
+      <w:lvlText w:val=""/>
+      <w:lvlJc w:val="left"/>
+    </w:lvl>
+    <w:lvl w:ilvl="5" w:tplc="D2802D70">
+      <w:numFmt w:val="decimal"/>
+      <w:lvlText w:val=""/>
+      <w:lvlJc w:val="left"/>
+    </w:lvl>
+    <w:lvl w:ilvl="6" w:tplc="A964E39E">
+      <w:numFmt w:val="decimal"/>
+      <w:lvlText w:val=""/>
+      <w:lvlJc w:val="left"/>
+    </w:lvl>
+    <w:lvl w:ilvl="7" w:tplc="BA9C78E6">
+      <w:numFmt w:val="decimal"/>
+      <w:lvlText w:val=""/>
+      <w:lvlJc w:val="left"/>
+    </w:lvl>
+    <w:lvl w:ilvl="8" w:tplc="7E8C1F3E">
+      <w:numFmt w:val="decimal"/>
+      <w:lvlText w:val=""/>
+      <w:lvlJc w:val="left"/>
+    </w:lvl>
+  </w:abstractNum>
+  <w:abstractNum w:abstractNumId="1" w15:restartNumberingAfterBreak="0">
+    <w:nsid w:val="048F061F"/>
+    <w:multiLevelType w:val="hybridMultilevel"/>
+    <w:tmpl w:val="231C4BA0"/>
+    <w:lvl w:ilvl="0" w:tplc="C0921518" w:tentative="1">
       <w:start w:val="1"/>
       <w:numFmt w:val="bullet"/>
       <w:lvlText w:val="●"/>
@@ -19391,7 +19449,7 @@
         <w:ind w:left="720" w:hanging="360"/>
       </w:pPr>
     </w:lvl>
-    <w:lvl w:ilvl="1" w:tplc="5CDE3B3E" w:tentative="1">
+    <w:lvl w:ilvl="1" w:tplc="855EFC02" w:tentative="1">
       <w:start w:val="1"/>
       <w:numFmt w:val="bullet"/>
       <w:lvlText w:val="○"/>
@@ -19400,7 +19458,7 @@
         <w:ind w:left="1440" w:hanging="360"/>
       </w:pPr>
     </w:lvl>
-    <w:lvl w:ilvl="2" w:tplc="0C3A82D8" w:tentative="1">
+    <w:lvl w:ilvl="2" w:tplc="603A220A" w:tentative="1">
       <w:start w:val="1"/>
       <w:numFmt w:val="bullet"/>
       <w:lvlText w:val="■"/>
@@ -19409,7 +19467,7 @@
         <w:ind w:left="2160" w:hanging="360"/>
       </w:pPr>
     </w:lvl>
-    <w:lvl w:ilvl="3" w:tplc="3CC822C8" w:tentative="1">
+    <w:lvl w:ilvl="3" w:tplc="60368DAE" w:tentative="1">
       <w:start w:val="1"/>
       <w:numFmt w:val="bullet"/>
       <w:lvlText w:val="●"/>
@@ -19418,7 +19476,7 @@
         <w:ind w:left="2880" w:hanging="360"/>
       </w:pPr>
     </w:lvl>
-    <w:lvl w:ilvl="4" w:tplc="D34826C8" w:tentative="1">
+    <w:lvl w:ilvl="4" w:tplc="D6CCFE04" w:tentative="1">
       <w:start w:val="1"/>
       <w:numFmt w:val="bullet"/>
       <w:lvlText w:val="○"/>
@@ -19427,7 +19485,7 @@
         <w:ind w:left="3600" w:hanging="360"/>
       </w:pPr>
     </w:lvl>
-    <w:lvl w:ilvl="5" w:tplc="5120BEC4" w:tentative="1">
+    <w:lvl w:ilvl="5" w:tplc="A5BA652A" w:tentative="1">
       <w:start w:val="1"/>
       <w:numFmt w:val="bullet"/>
       <w:lvlText w:val="■"/>
@@ -19436,7 +19494,7 @@
         <w:ind w:left="4320" w:hanging="360"/>
       </w:pPr>
     </w:lvl>
-    <w:lvl w:ilvl="6" w:tplc="F496B6F8" w:tentative="1">
+    <w:lvl w:ilvl="6" w:tplc="56684E0C" w:tentative="1">
       <w:start w:val="1"/>
       <w:numFmt w:val="bullet"/>
       <w:lvlText w:val="●"/>
@@ -19445,7 +19503,7 @@
         <w:ind w:left="5040" w:hanging="360"/>
       </w:pPr>
     </w:lvl>
-    <w:lvl w:ilvl="7" w:tplc="BF6C47E4" w:tentative="1">
+    <w:lvl w:ilvl="7" w:tplc="A2425EFC" w:tentative="1">
       <w:start w:val="1"/>
       <w:numFmt w:val="bullet"/>
       <w:lvlText w:val="●"/>
@@ -19454,7 +19512,7 @@
         <w:ind w:left="5760" w:hanging="360"/>
       </w:pPr>
     </w:lvl>
-    <w:lvl w:ilvl="8" w:tplc="84CE3BCC" w:tentative="1">
+    <w:lvl w:ilvl="8" w:tplc="5F68A7C4" w:tentative="1">
       <w:start w:val="1"/>
       <w:numFmt w:val="bullet"/>
       <w:lvlText w:val="●"/>
@@ -19464,11 +19522,11 @@
       </w:pPr>
     </w:lvl>
   </w:abstractNum>
-  <w:abstractNum w:abstractNumId="1" w15:restartNumberingAfterBreak="0">
-    <w:nsid w:val="150B7E4E"/>
+  <w:abstractNum w:abstractNumId="2" w15:restartNumberingAfterBreak="0">
+    <w:nsid w:val="060760BB"/>
     <w:multiLevelType w:val="hybridMultilevel"/>
-    <w:tmpl w:val="B21A1ECE"/>
-    <w:lvl w:ilvl="0" w:tplc="0DBEB07C">
+    <w:tmpl w:val="47ACF628"/>
+    <w:lvl w:ilvl="0" w:tplc="17BAC3F6">
       <w:start w:val="1"/>
       <w:numFmt w:val="decimal"/>
       <w:lvlText w:val="%1."/>
@@ -19477,7 +19535,7 @@
         <w:ind w:left="360" w:hanging="300"/>
       </w:pPr>
     </w:lvl>
-    <w:lvl w:ilvl="1" w:tplc="25BAD6F6" w:tentative="1">
+    <w:lvl w:ilvl="1" w:tplc="32100C34" w:tentative="1">
       <w:start w:val="1"/>
       <w:numFmt w:val="lowerLetter"/>
       <w:lvlText w:val="%2."/>
@@ -19486,47 +19544,105 @@
         <w:ind w:left="720" w:hanging="300"/>
       </w:pPr>
     </w:lvl>
-    <w:lvl w:ilvl="2" w:tplc="3D240836">
+    <w:lvl w:ilvl="2" w:tplc="7A929C5A">
       <w:numFmt w:val="decimal"/>
       <w:lvlText w:val=""/>
       <w:lvlJc w:val="left"/>
     </w:lvl>
-    <w:lvl w:ilvl="3" w:tplc="725225E8">
+    <w:lvl w:ilvl="3" w:tplc="A90497D0">
       <w:numFmt w:val="decimal"/>
       <w:lvlText w:val=""/>
       <w:lvlJc w:val="left"/>
     </w:lvl>
-    <w:lvl w:ilvl="4" w:tplc="ABFA30B4">
+    <w:lvl w:ilvl="4" w:tplc="A05800D0">
       <w:numFmt w:val="decimal"/>
       <w:lvlText w:val=""/>
       <w:lvlJc w:val="left"/>
     </w:lvl>
-    <w:lvl w:ilvl="5" w:tplc="D488EE5C">
+    <w:lvl w:ilvl="5" w:tplc="8834D31E">
       <w:numFmt w:val="decimal"/>
       <w:lvlText w:val=""/>
       <w:lvlJc w:val="left"/>
     </w:lvl>
-    <w:lvl w:ilvl="6" w:tplc="EFA2BE14">
+    <w:lvl w:ilvl="6" w:tplc="BD167CC4">
       <w:numFmt w:val="decimal"/>
       <w:lvlText w:val=""/>
       <w:lvlJc w:val="left"/>
     </w:lvl>
-    <w:lvl w:ilvl="7" w:tplc="97B4765A">
+    <w:lvl w:ilvl="7" w:tplc="EAB263DE">
       <w:numFmt w:val="decimal"/>
       <w:lvlText w:val=""/>
       <w:lvlJc w:val="left"/>
     </w:lvl>
-    <w:lvl w:ilvl="8" w:tplc="C27EE0C6">
+    <w:lvl w:ilvl="8" w:tplc="A1F841BC">
       <w:numFmt w:val="decimal"/>
       <w:lvlText w:val=""/>
       <w:lvlJc w:val="left"/>
     </w:lvl>
   </w:abstractNum>
-  <w:abstractNum w:abstractNumId="2" w15:restartNumberingAfterBreak="0">
-    <w:nsid w:val="328E2B2F"/>
+  <w:abstractNum w:abstractNumId="3" w15:restartNumberingAfterBreak="0">
+    <w:nsid w:val="1C343465"/>
     <w:multiLevelType w:val="hybridMultilevel"/>
-    <w:tmpl w:val="E64A4528"/>
-    <w:lvl w:ilvl="0" w:tplc="6DCCC58C">
+    <w:tmpl w:val="9F68DCD8"/>
+    <w:lvl w:ilvl="0" w:tplc="DA90665E">
+      <w:start w:val="1"/>
+      <w:numFmt w:val="bullet"/>
+      <w:lvlText w:val="•"/>
+      <w:lvlJc w:val="left"/>
+      <w:pPr>
+        <w:ind w:left="360" w:hanging="260"/>
+      </w:pPr>
+    </w:lvl>
+    <w:lvl w:ilvl="1" w:tplc="896C58A2" w:tentative="1">
+      <w:start w:val="1"/>
+      <w:numFmt w:val="bullet"/>
+      <w:lvlText w:val="–"/>
+      <w:lvlJc w:val="left"/>
+      <w:pPr>
+        <w:ind w:left="720" w:hanging="260"/>
+      </w:pPr>
+    </w:lvl>
+    <w:lvl w:ilvl="2" w:tplc="9C32DB86">
+      <w:numFmt w:val="decimal"/>
+      <w:lvlText w:val=""/>
+      <w:lvlJc w:val="left"/>
+    </w:lvl>
+    <w:lvl w:ilvl="3" w:tplc="466054FC">
+      <w:numFmt w:val="decimal"/>
+      <w:lvlText w:val=""/>
+      <w:lvlJc w:val="left"/>
+    </w:lvl>
+    <w:lvl w:ilvl="4" w:tplc="A5CC1128">
+      <w:numFmt w:val="decimal"/>
+      <w:lvlText w:val=""/>
+      <w:lvlJc w:val="left"/>
+    </w:lvl>
+    <w:lvl w:ilvl="5" w:tplc="A456ED3E">
+      <w:numFmt w:val="decimal"/>
+      <w:lvlText w:val=""/>
+      <w:lvlJc w:val="left"/>
+    </w:lvl>
+    <w:lvl w:ilvl="6" w:tplc="0CE27834">
+      <w:numFmt w:val="decimal"/>
+      <w:lvlText w:val=""/>
+      <w:lvlJc w:val="left"/>
+    </w:lvl>
+    <w:lvl w:ilvl="7" w:tplc="0832AAFE">
+      <w:numFmt w:val="decimal"/>
+      <w:lvlText w:val=""/>
+      <w:lvlJc w:val="left"/>
+    </w:lvl>
+    <w:lvl w:ilvl="8" w:tplc="824AB67A">
+      <w:numFmt w:val="decimal"/>
+      <w:lvlText w:val=""/>
+      <w:lvlJc w:val="left"/>
+    </w:lvl>
+  </w:abstractNum>
+  <w:abstractNum w:abstractNumId="4" w15:restartNumberingAfterBreak="0">
+    <w:nsid w:val="60990B40"/>
+    <w:multiLevelType w:val="hybridMultilevel"/>
+    <w:tmpl w:val="B44C7120"/>
+    <w:lvl w:ilvl="0" w:tplc="7AC69806">
       <w:start w:val="1"/>
       <w:numFmt w:val="decimal"/>
       <w:lvlText w:val="%1."/>
@@ -19535,7 +19651,7 @@
         <w:ind w:left="360" w:hanging="300"/>
       </w:pPr>
     </w:lvl>
-    <w:lvl w:ilvl="1" w:tplc="0FBCFE16" w:tentative="1">
+    <w:lvl w:ilvl="1" w:tplc="8BC22F34" w:tentative="1">
       <w:start w:val="1"/>
       <w:numFmt w:val="lowerLetter"/>
       <w:lvlText w:val="%2."/>
@@ -19544,105 +19660,47 @@
         <w:ind w:left="720" w:hanging="300"/>
       </w:pPr>
     </w:lvl>
-    <w:lvl w:ilvl="2" w:tplc="2166C880">
+    <w:lvl w:ilvl="2" w:tplc="43185BA0">
       <w:numFmt w:val="decimal"/>
       <w:lvlText w:val=""/>
       <w:lvlJc w:val="left"/>
     </w:lvl>
-    <w:lvl w:ilvl="3" w:tplc="82FEA884">
+    <w:lvl w:ilvl="3" w:tplc="78E43CE4">
       <w:numFmt w:val="decimal"/>
       <w:lvlText w:val=""/>
       <w:lvlJc w:val="left"/>
     </w:lvl>
-    <w:lvl w:ilvl="4" w:tplc="80EECEA0">
+    <w:lvl w:ilvl="4" w:tplc="5DD676D2">
       <w:numFmt w:val="decimal"/>
       <w:lvlText w:val=""/>
       <w:lvlJc w:val="left"/>
     </w:lvl>
-    <w:lvl w:ilvl="5" w:tplc="575CBE3E">
+    <w:lvl w:ilvl="5" w:tplc="FCA03C6E">
       <w:numFmt w:val="decimal"/>
       <w:lvlText w:val=""/>
       <w:lvlJc w:val="left"/>
     </w:lvl>
-    <w:lvl w:ilvl="6" w:tplc="F79EF09C">
+    <w:lvl w:ilvl="6" w:tplc="B426C3D4">
       <w:numFmt w:val="decimal"/>
       <w:lvlText w:val=""/>
       <w:lvlJc w:val="left"/>
     </w:lvl>
-    <w:lvl w:ilvl="7" w:tplc="3F40E572">
+    <w:lvl w:ilvl="7" w:tplc="26782AD2">
       <w:numFmt w:val="decimal"/>
       <w:lvlText w:val=""/>
       <w:lvlJc w:val="left"/>
     </w:lvl>
-    <w:lvl w:ilvl="8" w:tplc="E3B07A90">
+    <w:lvl w:ilvl="8" w:tplc="429255CC">
       <w:numFmt w:val="decimal"/>
       <w:lvlText w:val=""/>
       <w:lvlJc w:val="left"/>
     </w:lvl>
   </w:abstractNum>
-  <w:abstractNum w:abstractNumId="3" w15:restartNumberingAfterBreak="0">
-    <w:nsid w:val="42C36E6E"/>
+  <w:abstractNum w:abstractNumId="5" w15:restartNumberingAfterBreak="0">
+    <w:nsid w:val="614156F4"/>
     <w:multiLevelType w:val="hybridMultilevel"/>
-    <w:tmpl w:val="5F221F7C"/>
-    <w:lvl w:ilvl="0" w:tplc="4DB470C0">
-      <w:start w:val="1"/>
-      <w:numFmt w:val="bullet"/>
-      <w:lvlText w:val="•"/>
-      <w:lvlJc w:val="left"/>
-      <w:pPr>
-        <w:ind w:left="360" w:hanging="260"/>
-      </w:pPr>
-    </w:lvl>
-    <w:lvl w:ilvl="1" w:tplc="DCFA0E12" w:tentative="1">
-      <w:start w:val="1"/>
-      <w:numFmt w:val="bullet"/>
-      <w:lvlText w:val="–"/>
-      <w:lvlJc w:val="left"/>
-      <w:pPr>
-        <w:ind w:left="720" w:hanging="260"/>
-      </w:pPr>
-    </w:lvl>
-    <w:lvl w:ilvl="2" w:tplc="15326CBC">
-      <w:numFmt w:val="decimal"/>
-      <w:lvlText w:val=""/>
-      <w:lvlJc w:val="left"/>
-    </w:lvl>
-    <w:lvl w:ilvl="3" w:tplc="F5928288">
-      <w:numFmt w:val="decimal"/>
-      <w:lvlText w:val=""/>
-      <w:lvlJc w:val="left"/>
-    </w:lvl>
-    <w:lvl w:ilvl="4" w:tplc="364A40A2">
-      <w:numFmt w:val="decimal"/>
-      <w:lvlText w:val=""/>
-      <w:lvlJc w:val="left"/>
-    </w:lvl>
-    <w:lvl w:ilvl="5" w:tplc="FDE4A53E">
-      <w:numFmt w:val="decimal"/>
-      <w:lvlText w:val=""/>
-      <w:lvlJc w:val="left"/>
-    </w:lvl>
-    <w:lvl w:ilvl="6" w:tplc="D814339A">
-      <w:numFmt w:val="decimal"/>
-      <w:lvlText w:val=""/>
-      <w:lvlJc w:val="left"/>
-    </w:lvl>
-    <w:lvl w:ilvl="7" w:tplc="155E1F1E">
-      <w:numFmt w:val="decimal"/>
-      <w:lvlText w:val=""/>
-      <w:lvlJc w:val="left"/>
-    </w:lvl>
-    <w:lvl w:ilvl="8" w:tplc="046E470E">
-      <w:numFmt w:val="decimal"/>
-      <w:lvlText w:val=""/>
-      <w:lvlJc w:val="left"/>
-    </w:lvl>
-  </w:abstractNum>
-  <w:abstractNum w:abstractNumId="4" w15:restartNumberingAfterBreak="0">
-    <w:nsid w:val="55962C40"/>
-    <w:multiLevelType w:val="hybridMultilevel"/>
-    <w:tmpl w:val="7B2CAA62"/>
-    <w:lvl w:ilvl="0" w:tplc="0974EDF6">
+    <w:tmpl w:val="31EEF674"/>
+    <w:lvl w:ilvl="0" w:tplc="5E0454D6">
       <w:start w:val="1"/>
       <w:numFmt w:val="decimal"/>
       <w:lvlText w:val="%1."/>
@@ -19651,7 +19709,7 @@
         <w:ind w:left="360" w:hanging="300"/>
       </w:pPr>
     </w:lvl>
-    <w:lvl w:ilvl="1" w:tplc="B91AD284" w:tentative="1">
+    <w:lvl w:ilvl="1" w:tplc="27D8D6EA" w:tentative="1">
       <w:start w:val="1"/>
       <w:numFmt w:val="lowerLetter"/>
       <w:lvlText w:val="%2."/>
@@ -19660,47 +19718,47 @@
         <w:ind w:left="720" w:hanging="300"/>
       </w:pPr>
     </w:lvl>
-    <w:lvl w:ilvl="2" w:tplc="986E1BAC">
+    <w:lvl w:ilvl="2" w:tplc="6FE29BE6">
       <w:numFmt w:val="decimal"/>
       <w:lvlText w:val=""/>
       <w:lvlJc w:val="left"/>
     </w:lvl>
-    <w:lvl w:ilvl="3" w:tplc="F83A885C">
+    <w:lvl w:ilvl="3" w:tplc="2C90D580">
       <w:numFmt w:val="decimal"/>
       <w:lvlText w:val=""/>
       <w:lvlJc w:val="left"/>
     </w:lvl>
-    <w:lvl w:ilvl="4" w:tplc="B92EB36C">
+    <w:lvl w:ilvl="4" w:tplc="3FF8A042">
       <w:numFmt w:val="decimal"/>
       <w:lvlText w:val=""/>
       <w:lvlJc w:val="left"/>
     </w:lvl>
-    <w:lvl w:ilvl="5" w:tplc="A754C210">
+    <w:lvl w:ilvl="5" w:tplc="90BE2DB2">
       <w:numFmt w:val="decimal"/>
       <w:lvlText w:val=""/>
       <w:lvlJc w:val="left"/>
     </w:lvl>
-    <w:lvl w:ilvl="6" w:tplc="71C65B5A">
+    <w:lvl w:ilvl="6" w:tplc="735269CC">
       <w:numFmt w:val="decimal"/>
       <w:lvlText w:val=""/>
       <w:lvlJc w:val="left"/>
     </w:lvl>
-    <w:lvl w:ilvl="7" w:tplc="089E02B4">
+    <w:lvl w:ilvl="7" w:tplc="1F123E5E">
       <w:numFmt w:val="decimal"/>
       <w:lvlText w:val=""/>
       <w:lvlJc w:val="left"/>
     </w:lvl>
-    <w:lvl w:ilvl="8" w:tplc="342CD2AE">
+    <w:lvl w:ilvl="8" w:tplc="2012CDCA">
       <w:numFmt w:val="decimal"/>
       <w:lvlText w:val=""/>
       <w:lvlJc w:val="left"/>
     </w:lvl>
   </w:abstractNum>
-  <w:abstractNum w:abstractNumId="5" w15:restartNumberingAfterBreak="0">
-    <w:nsid w:val="5A9A2105"/>
+  <w:abstractNum w:abstractNumId="6" w15:restartNumberingAfterBreak="0">
+    <w:nsid w:val="656931FB"/>
     <w:multiLevelType w:val="hybridMultilevel"/>
-    <w:tmpl w:val="FDBCDEAE"/>
-    <w:lvl w:ilvl="0" w:tplc="4C526360">
+    <w:tmpl w:val="44AAAD42"/>
+    <w:lvl w:ilvl="0" w:tplc="2E58634E">
       <w:start w:val="1"/>
       <w:numFmt w:val="decimal"/>
       <w:lvlText w:val="%1."/>
@@ -19709,7 +19767,7 @@
         <w:ind w:left="360" w:hanging="300"/>
       </w:pPr>
     </w:lvl>
-    <w:lvl w:ilvl="1" w:tplc="DF0C76C2" w:tentative="1">
+    <w:lvl w:ilvl="1" w:tplc="3294E9B4" w:tentative="1">
       <w:start w:val="1"/>
       <w:numFmt w:val="lowerLetter"/>
       <w:lvlText w:val="%2."/>
@@ -19718,47 +19776,47 @@
         <w:ind w:left="720" w:hanging="300"/>
       </w:pPr>
     </w:lvl>
-    <w:lvl w:ilvl="2" w:tplc="9140CD26">
+    <w:lvl w:ilvl="2" w:tplc="663EE5A0">
       <w:numFmt w:val="decimal"/>
       <w:lvlText w:val=""/>
       <w:lvlJc w:val="left"/>
     </w:lvl>
-    <w:lvl w:ilvl="3" w:tplc="E7EE59A4">
+    <w:lvl w:ilvl="3" w:tplc="D354B5C2">
       <w:numFmt w:val="decimal"/>
       <w:lvlText w:val=""/>
       <w:lvlJc w:val="left"/>
     </w:lvl>
-    <w:lvl w:ilvl="4" w:tplc="48149F0E">
+    <w:lvl w:ilvl="4" w:tplc="5D1EA112">
       <w:numFmt w:val="decimal"/>
       <w:lvlText w:val=""/>
       <w:lvlJc w:val="left"/>
     </w:lvl>
-    <w:lvl w:ilvl="5" w:tplc="657E2490">
+    <w:lvl w:ilvl="5" w:tplc="CF94E28E">
       <w:numFmt w:val="decimal"/>
       <w:lvlText w:val=""/>
       <w:lvlJc w:val="left"/>
     </w:lvl>
-    <w:lvl w:ilvl="6" w:tplc="2C10E18E">
+    <w:lvl w:ilvl="6" w:tplc="20E8C722">
       <w:numFmt w:val="decimal"/>
       <w:lvlText w:val=""/>
       <w:lvlJc w:val="left"/>
     </w:lvl>
-    <w:lvl w:ilvl="7" w:tplc="C3E83E40">
+    <w:lvl w:ilvl="7" w:tplc="0104688A">
       <w:numFmt w:val="decimal"/>
       <w:lvlText w:val=""/>
       <w:lvlJc w:val="left"/>
     </w:lvl>
-    <w:lvl w:ilvl="8" w:tplc="A28C4B22">
+    <w:lvl w:ilvl="8" w:tplc="0034169E">
       <w:numFmt w:val="decimal"/>
       <w:lvlText w:val=""/>
       <w:lvlJc w:val="left"/>
     </w:lvl>
   </w:abstractNum>
-  <w:abstractNum w:abstractNumId="6" w15:restartNumberingAfterBreak="0">
-    <w:nsid w:val="68D4492F"/>
+  <w:abstractNum w:abstractNumId="7" w15:restartNumberingAfterBreak="0">
+    <w:nsid w:val="7E98712E"/>
     <w:multiLevelType w:val="hybridMultilevel"/>
-    <w:tmpl w:val="BCCC8C78"/>
-    <w:lvl w:ilvl="0" w:tplc="76A4F4DC">
+    <w:tmpl w:val="9B08F152"/>
+    <w:lvl w:ilvl="0" w:tplc="9318A474">
       <w:start w:val="1"/>
       <w:numFmt w:val="decimal"/>
       <w:lvlText w:val="%1."/>
@@ -19767,7 +19825,7 @@
         <w:ind w:left="360" w:hanging="300"/>
       </w:pPr>
     </w:lvl>
-    <w:lvl w:ilvl="1" w:tplc="2E9473DA" w:tentative="1">
+    <w:lvl w:ilvl="1" w:tplc="93EC448C" w:tentative="1">
       <w:start w:val="1"/>
       <w:numFmt w:val="lowerLetter"/>
       <w:lvlText w:val="%2."/>
@@ -19776,144 +19834,86 @@
         <w:ind w:left="720" w:hanging="300"/>
       </w:pPr>
     </w:lvl>
-    <w:lvl w:ilvl="2" w:tplc="FC7480BA">
+    <w:lvl w:ilvl="2" w:tplc="0354035E">
       <w:numFmt w:val="decimal"/>
       <w:lvlText w:val=""/>
       <w:lvlJc w:val="left"/>
     </w:lvl>
-    <w:lvl w:ilvl="3" w:tplc="F47840F2">
+    <w:lvl w:ilvl="3" w:tplc="A2E80CD6">
       <w:numFmt w:val="decimal"/>
       <w:lvlText w:val=""/>
       <w:lvlJc w:val="left"/>
     </w:lvl>
-    <w:lvl w:ilvl="4" w:tplc="F17A6D58">
+    <w:lvl w:ilvl="4" w:tplc="D58AC3A8">
       <w:numFmt w:val="decimal"/>
       <w:lvlText w:val=""/>
       <w:lvlJc w:val="left"/>
     </w:lvl>
-    <w:lvl w:ilvl="5" w:tplc="51189D16">
+    <w:lvl w:ilvl="5" w:tplc="83FCCBBC">
       <w:numFmt w:val="decimal"/>
       <w:lvlText w:val=""/>
       <w:lvlJc w:val="left"/>
     </w:lvl>
-    <w:lvl w:ilvl="6" w:tplc="E724FB34">
+    <w:lvl w:ilvl="6" w:tplc="90A0CF7A">
       <w:numFmt w:val="decimal"/>
       <w:lvlText w:val=""/>
       <w:lvlJc w:val="left"/>
     </w:lvl>
-    <w:lvl w:ilvl="7" w:tplc="80CE06F0">
+    <w:lvl w:ilvl="7" w:tplc="2AFEC268">
       <w:numFmt w:val="decimal"/>
       <w:lvlText w:val=""/>
       <w:lvlJc w:val="left"/>
     </w:lvl>
-    <w:lvl w:ilvl="8" w:tplc="9CBA2E62">
+    <w:lvl w:ilvl="8" w:tplc="C02E3E0A">
       <w:numFmt w:val="decimal"/>
       <w:lvlText w:val=""/>
       <w:lvlJc w:val="left"/>
     </w:lvl>
   </w:abstractNum>
-  <w:abstractNum w:abstractNumId="7" w15:restartNumberingAfterBreak="0">
-    <w:nsid w:val="7B786DB8"/>
-    <w:multiLevelType w:val="hybridMultilevel"/>
-    <w:tmpl w:val="1668F45E"/>
-    <w:lvl w:ilvl="0" w:tplc="70EC7DD0">
-      <w:start w:val="1"/>
-      <w:numFmt w:val="decimal"/>
-      <w:lvlText w:val="%1."/>
-      <w:lvlJc w:val="left"/>
-      <w:pPr>
-        <w:ind w:left="360" w:hanging="300"/>
-      </w:pPr>
-    </w:lvl>
-    <w:lvl w:ilvl="1" w:tplc="07602E66" w:tentative="1">
-      <w:start w:val="1"/>
-      <w:numFmt w:val="lowerLetter"/>
-      <w:lvlText w:val="%2."/>
-      <w:lvlJc w:val="left"/>
-      <w:pPr>
-        <w:ind w:left="720" w:hanging="300"/>
-      </w:pPr>
-    </w:lvl>
-    <w:lvl w:ilvl="2" w:tplc="720CBA58">
-      <w:numFmt w:val="decimal"/>
-      <w:lvlText w:val=""/>
-      <w:lvlJc w:val="left"/>
-    </w:lvl>
-    <w:lvl w:ilvl="3" w:tplc="5DF86C30">
-      <w:numFmt w:val="decimal"/>
-      <w:lvlText w:val=""/>
-      <w:lvlJc w:val="left"/>
-    </w:lvl>
-    <w:lvl w:ilvl="4" w:tplc="CF904744">
-      <w:numFmt w:val="decimal"/>
-      <w:lvlText w:val=""/>
-      <w:lvlJc w:val="left"/>
-    </w:lvl>
-    <w:lvl w:ilvl="5" w:tplc="4C1C3900">
-      <w:numFmt w:val="decimal"/>
-      <w:lvlText w:val=""/>
-      <w:lvlJc w:val="left"/>
-    </w:lvl>
-    <w:lvl w:ilvl="6" w:tplc="4170F62C">
-      <w:numFmt w:val="decimal"/>
-      <w:lvlText w:val=""/>
-      <w:lvlJc w:val="left"/>
-    </w:lvl>
-    <w:lvl w:ilvl="7" w:tplc="9DA66D86">
-      <w:numFmt w:val="decimal"/>
-      <w:lvlText w:val=""/>
-      <w:lvlJc w:val="left"/>
-    </w:lvl>
-    <w:lvl w:ilvl="8" w:tplc="5032E68A">
-      <w:numFmt w:val="decimal"/>
-      <w:lvlText w:val=""/>
-      <w:lvlJc w:val="left"/>
-    </w:lvl>
-  </w:abstractNum>
-  <w:num w:numId="1" w16cid:durableId="1316564917">
-    <w:abstractNumId w:val="0"/>
+  <w:num w:numId="1" w16cid:durableId="521938330">
+    <w:abstractNumId w:val="1"/>
     <w:lvlOverride w:ilvl="0">
       <w:startOverride w:val="1"/>
     </w:lvlOverride>
   </w:num>
-  <w:num w:numId="2" w16cid:durableId="995917544">
+  <w:num w:numId="2" w16cid:durableId="61098516">
     <w:abstractNumId w:val="3"/>
     <w:lvlOverride w:ilvl="0">
       <w:startOverride w:val="1"/>
     </w:lvlOverride>
   </w:num>
-  <w:num w:numId="3" w16cid:durableId="761492056">
+  <w:num w:numId="3" w16cid:durableId="1034690960">
     <w:abstractNumId w:val="7"/>
     <w:lvlOverride w:ilvl="0">
       <w:startOverride w:val="1"/>
     </w:lvlOverride>
   </w:num>
-  <w:num w:numId="4" w16cid:durableId="1582838685">
+  <w:num w:numId="4" w16cid:durableId="1480538058">
+    <w:abstractNumId w:val="2"/>
+    <w:lvlOverride w:ilvl="0">
+      <w:startOverride w:val="1"/>
+    </w:lvlOverride>
+  </w:num>
+  <w:num w:numId="5" w16cid:durableId="305934739">
+    <w:abstractNumId w:val="6"/>
+    <w:lvlOverride w:ilvl="0">
+      <w:startOverride w:val="1"/>
+    </w:lvlOverride>
+  </w:num>
+  <w:num w:numId="6" w16cid:durableId="1354498540">
     <w:abstractNumId w:val="5"/>
     <w:lvlOverride w:ilvl="0">
       <w:startOverride w:val="1"/>
     </w:lvlOverride>
   </w:num>
-  <w:num w:numId="5" w16cid:durableId="1166944581">
+  <w:num w:numId="7" w16cid:durableId="201598810">
     <w:abstractNumId w:val="4"/>
     <w:lvlOverride w:ilvl="0">
       <w:startOverride w:val="1"/>
     </w:lvlOverride>
   </w:num>
-  <w:num w:numId="6" w16cid:durableId="350837676">
-    <w:abstractNumId w:val="2"/>
-    <w:lvlOverride w:ilvl="0">
-      <w:startOverride w:val="1"/>
-    </w:lvlOverride>
-  </w:num>
-  <w:num w:numId="7" w16cid:durableId="1770277488">
-    <w:abstractNumId w:val="6"/>
-    <w:lvlOverride w:ilvl="0">
-      <w:startOverride w:val="1"/>
-    </w:lvlOverride>
-  </w:num>
-  <w:num w:numId="8" w16cid:durableId="1643929003">
-    <w:abstractNumId w:val="1"/>
+  <w:num w:numId="8" w16cid:durableId="1569412783">
+    <w:abstractNumId w:val="0"/>
     <w:lvlOverride w:ilvl="0">
       <w:startOverride w:val="1"/>
     </w:lvlOverride>
@@ -20593,7 +20593,7 @@
     <w:autoRedefine/>
     <w:uiPriority w:val="39"/>
     <w:unhideWhenUsed/>
-    <w:rsid w:val="00EB0ED6"/>
+    <w:rsid w:val="00EA430A"/>
     <w:pPr>
       <w:spacing w:after="100"/>
     </w:pPr>
@@ -20605,7 +20605,7 @@
     <w:autoRedefine/>
     <w:uiPriority w:val="39"/>
     <w:unhideWhenUsed/>
-    <w:rsid w:val="00EB0ED6"/>
+    <w:rsid w:val="00EA430A"/>
     <w:pPr>
       <w:spacing w:after="100"/>
       <w:ind w:left="210"/>

--- a/discoverer-neo/docs/user-guide/manual/Discoverer-Neo-USER-Guide-Full-en.docx
+++ b/discoverer-neo/docs/user-guide/manual/Discoverer-Neo-USER-Guide-Full-en.docx
@@ -74,7 +74,7 @@
     <w:sdt>
       <w:sdtPr>
         <w:alias w:val="Contents"/>
-        <w:id w:val="92130590"/>
+        <w:id w:val="1704126409"/>
       </w:sdtPr>
       <w:sdtEndPr/>
       <w:sdtContent>
@@ -102,7 +102,7 @@
           <w:r>
             <w:fldChar w:fldCharType="separate"/>
           </w:r>
-          <w:hyperlink w:anchor="_Toc241696754" w:history="1">
+          <w:hyperlink w:anchor="_Toc241745626" w:history="1">
             <w:r>
               <w:rPr>
                 <w:rStyle w:val="Hiperligao"/>
@@ -126,7 +126,7 @@
               <w:rPr>
                 <w:noProof/>
               </w:rPr>
-              <w:instrText xml:space="preserve"> PAGEREF _Toc241696754 \h </w:instrText>
+              <w:instrText xml:space="preserve"> PAGEREF _Toc241745626 \h </w:instrText>
             </w:r>
             <w:r>
               <w:rPr>
@@ -168,7 +168,7 @@
               <w14:ligatures w14:val="standardContextual"/>
             </w:rPr>
           </w:pPr>
-          <w:hyperlink w:anchor="_Toc241696755" w:history="1">
+          <w:hyperlink w:anchor="_Toc241745627" w:history="1">
             <w:r>
               <w:rPr>
                 <w:rStyle w:val="Hiperligao"/>
@@ -192,7 +192,7 @@
               <w:rPr>
                 <w:noProof/>
               </w:rPr>
-              <w:instrText xml:space="preserve"> PAGEREF _Toc241696755 \h </w:instrText>
+              <w:instrText xml:space="preserve"> PAGEREF _Toc241745627 \h </w:instrText>
             </w:r>
             <w:r>
               <w:rPr>
@@ -234,7 +234,7 @@
               <w14:ligatures w14:val="standardContextual"/>
             </w:rPr>
           </w:pPr>
-          <w:hyperlink w:anchor="_Toc241696756" w:history="1">
+          <w:hyperlink w:anchor="_Toc241745628" w:history="1">
             <w:r>
               <w:rPr>
                 <w:rStyle w:val="Hiperligao"/>
@@ -258,7 +258,7 @@
               <w:rPr>
                 <w:noProof/>
               </w:rPr>
-              <w:instrText xml:space="preserve"> PAGEREF _Toc241696756 \h </w:instrText>
+              <w:instrText xml:space="preserve"> PAGEREF _Toc241745628 \h </w:instrText>
             </w:r>
             <w:r>
               <w:rPr>
@@ -300,7 +300,7 @@
               <w14:ligatures w14:val="standardContextual"/>
             </w:rPr>
           </w:pPr>
-          <w:hyperlink w:anchor="_Toc241696757" w:history="1">
+          <w:hyperlink w:anchor="_Toc241745629" w:history="1">
             <w:r>
               <w:rPr>
                 <w:rStyle w:val="Hiperligao"/>
@@ -324,7 +324,7 @@
               <w:rPr>
                 <w:noProof/>
               </w:rPr>
-              <w:instrText xml:space="preserve"> PAGEREF _Toc241696757 \h </w:instrText>
+              <w:instrText xml:space="preserve"> PAGEREF _Toc241745629 \h </w:instrText>
             </w:r>
             <w:r>
               <w:rPr>
@@ -366,7 +366,7 @@
               <w14:ligatures w14:val="standardContextual"/>
             </w:rPr>
           </w:pPr>
-          <w:hyperlink w:anchor="_Toc241696758" w:history="1">
+          <w:hyperlink w:anchor="_Toc241745630" w:history="1">
             <w:r>
               <w:rPr>
                 <w:rStyle w:val="Hiperligao"/>
@@ -390,7 +390,7 @@
               <w:rPr>
                 <w:noProof/>
               </w:rPr>
-              <w:instrText xml:space="preserve"> PAGEREF _Toc241696758 \h </w:instrText>
+              <w:instrText xml:space="preserve"> PAGEREF _Toc241745630 \h </w:instrText>
             </w:r>
             <w:r>
               <w:rPr>
@@ -432,7 +432,7 @@
               <w14:ligatures w14:val="standardContextual"/>
             </w:rPr>
           </w:pPr>
-          <w:hyperlink w:anchor="_Toc241696759" w:history="1">
+          <w:hyperlink w:anchor="_Toc241745631" w:history="1">
             <w:r>
               <w:rPr>
                 <w:rStyle w:val="Hiperligao"/>
@@ -456,7 +456,7 @@
               <w:rPr>
                 <w:noProof/>
               </w:rPr>
-              <w:instrText xml:space="preserve"> PAGEREF _Toc241696759 \h </w:instrText>
+              <w:instrText xml:space="preserve"> PAGEREF _Toc241745631 \h </w:instrText>
             </w:r>
             <w:r>
               <w:rPr>
@@ -498,7 +498,7 @@
               <w14:ligatures w14:val="standardContextual"/>
             </w:rPr>
           </w:pPr>
-          <w:hyperlink w:anchor="_Toc241696760" w:history="1">
+          <w:hyperlink w:anchor="_Toc241745632" w:history="1">
             <w:r>
               <w:rPr>
                 <w:rStyle w:val="Hiperligao"/>
@@ -522,7 +522,7 @@
               <w:rPr>
                 <w:noProof/>
               </w:rPr>
-              <w:instrText xml:space="preserve"> PAGEREF _Toc241696760 \h </w:instrText>
+              <w:instrText xml:space="preserve"> PAGEREF _Toc241745632 \h </w:instrText>
             </w:r>
             <w:r>
               <w:rPr>
@@ -564,7 +564,7 @@
               <w14:ligatures w14:val="standardContextual"/>
             </w:rPr>
           </w:pPr>
-          <w:hyperlink w:anchor="_Toc241696761" w:history="1">
+          <w:hyperlink w:anchor="_Toc241745633" w:history="1">
             <w:r>
               <w:rPr>
                 <w:rStyle w:val="Hiperligao"/>
@@ -588,7 +588,7 @@
               <w:rPr>
                 <w:noProof/>
               </w:rPr>
-              <w:instrText xml:space="preserve"> PAGEREF _Toc241696761 \h </w:instrText>
+              <w:instrText xml:space="preserve"> PAGEREF _Toc241745633 \h </w:instrText>
             </w:r>
             <w:r>
               <w:rPr>
@@ -630,7 +630,7 @@
               <w14:ligatures w14:val="standardContextual"/>
             </w:rPr>
           </w:pPr>
-          <w:hyperlink w:anchor="_Toc241696762" w:history="1">
+          <w:hyperlink w:anchor="_Toc241745634" w:history="1">
             <w:r>
               <w:rPr>
                 <w:rStyle w:val="Hiperligao"/>
@@ -654,7 +654,7 @@
               <w:rPr>
                 <w:noProof/>
               </w:rPr>
-              <w:instrText xml:space="preserve"> PAGEREF _Toc241696762 \h </w:instrText>
+              <w:instrText xml:space="preserve"> PAGEREF _Toc241745634 \h </w:instrText>
             </w:r>
             <w:r>
               <w:rPr>
@@ -696,7 +696,7 @@
               <w14:ligatures w14:val="standardContextual"/>
             </w:rPr>
           </w:pPr>
-          <w:hyperlink w:anchor="_Toc241696763" w:history="1">
+          <w:hyperlink w:anchor="_Toc241745635" w:history="1">
             <w:r>
               <w:rPr>
                 <w:rStyle w:val="Hiperligao"/>
@@ -720,7 +720,7 @@
               <w:rPr>
                 <w:noProof/>
               </w:rPr>
-              <w:instrText xml:space="preserve"> PAGEREF _Toc241696763 \h </w:instrText>
+              <w:instrText xml:space="preserve"> PAGEREF _Toc241745635 \h </w:instrText>
             </w:r>
             <w:r>
               <w:rPr>
@@ -762,7 +762,7 @@
               <w14:ligatures w14:val="standardContextual"/>
             </w:rPr>
           </w:pPr>
-          <w:hyperlink w:anchor="_Toc241696764" w:history="1">
+          <w:hyperlink w:anchor="_Toc241745636" w:history="1">
             <w:r>
               <w:rPr>
                 <w:rStyle w:val="Hiperligao"/>
@@ -786,7 +786,7 @@
               <w:rPr>
                 <w:noProof/>
               </w:rPr>
-              <w:instrText xml:space="preserve"> PAGEREF _Toc241696764 \h </w:instrText>
+              <w:instrText xml:space="preserve"> PAGEREF _Toc241745636 \h </w:instrText>
             </w:r>
             <w:r>
               <w:rPr>
@@ -828,7 +828,7 @@
               <w14:ligatures w14:val="standardContextual"/>
             </w:rPr>
           </w:pPr>
-          <w:hyperlink w:anchor="_Toc241696765" w:history="1">
+          <w:hyperlink w:anchor="_Toc241745637" w:history="1">
             <w:r>
               <w:rPr>
                 <w:rStyle w:val="Hiperligao"/>
@@ -852,7 +852,7 @@
               <w:rPr>
                 <w:noProof/>
               </w:rPr>
-              <w:instrText xml:space="preserve"> PAGEREF _Toc241696765 \h </w:instrText>
+              <w:instrText xml:space="preserve"> PAGEREF _Toc241745637 \h </w:instrText>
             </w:r>
             <w:r>
               <w:rPr>
@@ -894,7 +894,7 @@
               <w14:ligatures w14:val="standardContextual"/>
             </w:rPr>
           </w:pPr>
-          <w:hyperlink w:anchor="_Toc241696766" w:history="1">
+          <w:hyperlink w:anchor="_Toc241745638" w:history="1">
             <w:r>
               <w:rPr>
                 <w:rStyle w:val="Hiperligao"/>
@@ -918,7 +918,7 @@
               <w:rPr>
                 <w:noProof/>
               </w:rPr>
-              <w:instrText xml:space="preserve"> PAGEREF _Toc241696766 \h </w:instrText>
+              <w:instrText xml:space="preserve"> PAGEREF _Toc241745638 \h </w:instrText>
             </w:r>
             <w:r>
               <w:rPr>
@@ -960,7 +960,7 @@
               <w14:ligatures w14:val="standardContextual"/>
             </w:rPr>
           </w:pPr>
-          <w:hyperlink w:anchor="_Toc241696767" w:history="1">
+          <w:hyperlink w:anchor="_Toc241745639" w:history="1">
             <w:r>
               <w:rPr>
                 <w:rStyle w:val="Hiperligao"/>
@@ -984,7 +984,7 @@
               <w:rPr>
                 <w:noProof/>
               </w:rPr>
-              <w:instrText xml:space="preserve"> PAGEREF _Toc241696767 \h </w:instrText>
+              <w:instrText xml:space="preserve"> PAGEREF _Toc241745639 \h </w:instrText>
             </w:r>
             <w:r>
               <w:rPr>
@@ -1026,7 +1026,7 @@
               <w14:ligatures w14:val="standardContextual"/>
             </w:rPr>
           </w:pPr>
-          <w:hyperlink w:anchor="_Toc241696768" w:history="1">
+          <w:hyperlink w:anchor="_Toc241745640" w:history="1">
             <w:r>
               <w:rPr>
                 <w:rStyle w:val="Hiperligao"/>
@@ -1050,7 +1050,7 @@
               <w:rPr>
                 <w:noProof/>
               </w:rPr>
-              <w:instrText xml:space="preserve"> PAGEREF _Toc241696768 \h </w:instrText>
+              <w:instrText xml:space="preserve"> PAGEREF _Toc241745640 \h </w:instrText>
             </w:r>
             <w:r>
               <w:rPr>
@@ -1092,7 +1092,7 @@
               <w14:ligatures w14:val="standardContextual"/>
             </w:rPr>
           </w:pPr>
-          <w:hyperlink w:anchor="_Toc241696769" w:history="1">
+          <w:hyperlink w:anchor="_Toc241745641" w:history="1">
             <w:r>
               <w:rPr>
                 <w:rStyle w:val="Hiperligao"/>
@@ -1116,7 +1116,7 @@
               <w:rPr>
                 <w:noProof/>
               </w:rPr>
-              <w:instrText xml:space="preserve"> PAGEREF _Toc241696769 \h </w:instrText>
+              <w:instrText xml:space="preserve"> PAGEREF _Toc241745641 \h </w:instrText>
             </w:r>
             <w:r>
               <w:rPr>
@@ -1158,7 +1158,7 @@
               <w14:ligatures w14:val="standardContextual"/>
             </w:rPr>
           </w:pPr>
-          <w:hyperlink w:anchor="_Toc241696770" w:history="1">
+          <w:hyperlink w:anchor="_Toc241745642" w:history="1">
             <w:r>
               <w:rPr>
                 <w:rStyle w:val="Hiperligao"/>
@@ -1182,7 +1182,7 @@
               <w:rPr>
                 <w:noProof/>
               </w:rPr>
-              <w:instrText xml:space="preserve"> PAGEREF _Toc241696770 \h </w:instrText>
+              <w:instrText xml:space="preserve"> PAGEREF _Toc241745642 \h </w:instrText>
             </w:r>
             <w:r>
               <w:rPr>
@@ -1224,7 +1224,7 @@
               <w14:ligatures w14:val="standardContextual"/>
             </w:rPr>
           </w:pPr>
-          <w:hyperlink w:anchor="_Toc241696771" w:history="1">
+          <w:hyperlink w:anchor="_Toc241745643" w:history="1">
             <w:r>
               <w:rPr>
                 <w:rStyle w:val="Hiperligao"/>
@@ -1248,7 +1248,7 @@
               <w:rPr>
                 <w:noProof/>
               </w:rPr>
-              <w:instrText xml:space="preserve"> PAGEREF _Toc241696771 \h </w:instrText>
+              <w:instrText xml:space="preserve"> PAGEREF _Toc241745643 \h </w:instrText>
             </w:r>
             <w:r>
               <w:rPr>
@@ -1290,7 +1290,7 @@
               <w14:ligatures w14:val="standardContextual"/>
             </w:rPr>
           </w:pPr>
-          <w:hyperlink w:anchor="_Toc241696772" w:history="1">
+          <w:hyperlink w:anchor="_Toc241745644" w:history="1">
             <w:r>
               <w:rPr>
                 <w:rStyle w:val="Hiperligao"/>
@@ -1314,7 +1314,7 @@
               <w:rPr>
                 <w:noProof/>
               </w:rPr>
-              <w:instrText xml:space="preserve"> PAGEREF _Toc241696772 \h </w:instrText>
+              <w:instrText xml:space="preserve"> PAGEREF _Toc241745644 \h </w:instrText>
             </w:r>
             <w:r>
               <w:rPr>
@@ -1356,7 +1356,7 @@
               <w14:ligatures w14:val="standardContextual"/>
             </w:rPr>
           </w:pPr>
-          <w:hyperlink w:anchor="_Toc241696773" w:history="1">
+          <w:hyperlink w:anchor="_Toc241745645" w:history="1">
             <w:r>
               <w:rPr>
                 <w:rStyle w:val="Hiperligao"/>
@@ -1380,7 +1380,7 @@
               <w:rPr>
                 <w:noProof/>
               </w:rPr>
-              <w:instrText xml:space="preserve"> PAGEREF _Toc241696773 \h </w:instrText>
+              <w:instrText xml:space="preserve"> PAGEREF _Toc241745645 \h </w:instrText>
             </w:r>
             <w:r>
               <w:rPr>
@@ -1422,7 +1422,7 @@
               <w14:ligatures w14:val="standardContextual"/>
             </w:rPr>
           </w:pPr>
-          <w:hyperlink w:anchor="_Toc241696774" w:history="1">
+          <w:hyperlink w:anchor="_Toc241745646" w:history="1">
             <w:r>
               <w:rPr>
                 <w:rStyle w:val="Hiperligao"/>
@@ -1446,7 +1446,7 @@
               <w:rPr>
                 <w:noProof/>
               </w:rPr>
-              <w:instrText xml:space="preserve"> PAGEREF _Toc241696774 \h </w:instrText>
+              <w:instrText xml:space="preserve"> PAGEREF _Toc241745646 \h </w:instrText>
             </w:r>
             <w:r>
               <w:rPr>
@@ -1488,7 +1488,7 @@
               <w14:ligatures w14:val="standardContextual"/>
             </w:rPr>
           </w:pPr>
-          <w:hyperlink w:anchor="_Toc241696775" w:history="1">
+          <w:hyperlink w:anchor="_Toc241745647" w:history="1">
             <w:r>
               <w:rPr>
                 <w:rStyle w:val="Hiperligao"/>
@@ -1512,7 +1512,7 @@
               <w:rPr>
                 <w:noProof/>
               </w:rPr>
-              <w:instrText xml:space="preserve"> PAGEREF _Toc241696775 \h </w:instrText>
+              <w:instrText xml:space="preserve"> PAGEREF _Toc241745647 \h </w:instrText>
             </w:r>
             <w:r>
               <w:rPr>
@@ -1554,7 +1554,7 @@
               <w14:ligatures w14:val="standardContextual"/>
             </w:rPr>
           </w:pPr>
-          <w:hyperlink w:anchor="_Toc241696776" w:history="1">
+          <w:hyperlink w:anchor="_Toc241745648" w:history="1">
             <w:r>
               <w:rPr>
                 <w:rStyle w:val="Hiperligao"/>
@@ -1578,7 +1578,7 @@
               <w:rPr>
                 <w:noProof/>
               </w:rPr>
-              <w:instrText xml:space="preserve"> PAGEREF _Toc241696776 \h </w:instrText>
+              <w:instrText xml:space="preserve"> PAGEREF _Toc241745648 \h </w:instrText>
             </w:r>
             <w:r>
               <w:rPr>
@@ -1620,7 +1620,7 @@
               <w14:ligatures w14:val="standardContextual"/>
             </w:rPr>
           </w:pPr>
-          <w:hyperlink w:anchor="_Toc241696777" w:history="1">
+          <w:hyperlink w:anchor="_Toc241745649" w:history="1">
             <w:r>
               <w:rPr>
                 <w:rStyle w:val="Hiperligao"/>
@@ -1644,7 +1644,7 @@
               <w:rPr>
                 <w:noProof/>
               </w:rPr>
-              <w:instrText xml:space="preserve"> PAGEREF _Toc241696777 \h </w:instrText>
+              <w:instrText xml:space="preserve"> PAGEREF _Toc241745649 \h </w:instrText>
             </w:r>
             <w:r>
               <w:rPr>
@@ -1686,7 +1686,7 @@
               <w14:ligatures w14:val="standardContextual"/>
             </w:rPr>
           </w:pPr>
-          <w:hyperlink w:anchor="_Toc241696778" w:history="1">
+          <w:hyperlink w:anchor="_Toc241745650" w:history="1">
             <w:r>
               <w:rPr>
                 <w:rStyle w:val="Hiperligao"/>
@@ -1710,7 +1710,7 @@
               <w:rPr>
                 <w:noProof/>
               </w:rPr>
-              <w:instrText xml:space="preserve"> PAGEREF _Toc241696778 \h </w:instrText>
+              <w:instrText xml:space="preserve"> PAGEREF _Toc241745650 \h </w:instrText>
             </w:r>
             <w:r>
               <w:rPr>
@@ -1752,7 +1752,7 @@
               <w14:ligatures w14:val="standardContextual"/>
             </w:rPr>
           </w:pPr>
-          <w:hyperlink w:anchor="_Toc241696779" w:history="1">
+          <w:hyperlink w:anchor="_Toc241745651" w:history="1">
             <w:r>
               <w:rPr>
                 <w:rStyle w:val="Hiperligao"/>
@@ -1776,7 +1776,7 @@
               <w:rPr>
                 <w:noProof/>
               </w:rPr>
-              <w:instrText xml:space="preserve"> PAGEREF _Toc241696779 \h </w:instrText>
+              <w:instrText xml:space="preserve"> PAGEREF _Toc241745651 \h </w:instrText>
             </w:r>
             <w:r>
               <w:rPr>
@@ -1818,7 +1818,7 @@
               <w14:ligatures w14:val="standardContextual"/>
             </w:rPr>
           </w:pPr>
-          <w:hyperlink w:anchor="_Toc241696780" w:history="1">
+          <w:hyperlink w:anchor="_Toc241745652" w:history="1">
             <w:r>
               <w:rPr>
                 <w:rStyle w:val="Hiperligao"/>
@@ -1842,7 +1842,7 @@
               <w:rPr>
                 <w:noProof/>
               </w:rPr>
-              <w:instrText xml:space="preserve"> PAGEREF _Toc241696780 \h </w:instrText>
+              <w:instrText xml:space="preserve"> PAGEREF _Toc241745652 \h </w:instrText>
             </w:r>
             <w:r>
               <w:rPr>
@@ -1884,7 +1884,7 @@
               <w14:ligatures w14:val="standardContextual"/>
             </w:rPr>
           </w:pPr>
-          <w:hyperlink w:anchor="_Toc241696781" w:history="1">
+          <w:hyperlink w:anchor="_Toc241745653" w:history="1">
             <w:r>
               <w:rPr>
                 <w:rStyle w:val="Hiperligao"/>
@@ -1908,7 +1908,7 @@
               <w:rPr>
                 <w:noProof/>
               </w:rPr>
-              <w:instrText xml:space="preserve"> PAGEREF _Toc241696781 \h </w:instrText>
+              <w:instrText xml:space="preserve"> PAGEREF _Toc241745653 \h </w:instrText>
             </w:r>
             <w:r>
               <w:rPr>
@@ -1950,7 +1950,7 @@
               <w14:ligatures w14:val="standardContextual"/>
             </w:rPr>
           </w:pPr>
-          <w:hyperlink w:anchor="_Toc241696782" w:history="1">
+          <w:hyperlink w:anchor="_Toc241745654" w:history="1">
             <w:r>
               <w:rPr>
                 <w:rStyle w:val="Hiperligao"/>
@@ -1974,7 +1974,7 @@
               <w:rPr>
                 <w:noProof/>
               </w:rPr>
-              <w:instrText xml:space="preserve"> PAGEREF _Toc241696782 \h </w:instrText>
+              <w:instrText xml:space="preserve"> PAGEREF _Toc241745654 \h </w:instrText>
             </w:r>
             <w:r>
               <w:rPr>
@@ -2016,7 +2016,7 @@
               <w14:ligatures w14:val="standardContextual"/>
             </w:rPr>
           </w:pPr>
-          <w:hyperlink w:anchor="_Toc241696783" w:history="1">
+          <w:hyperlink w:anchor="_Toc241745655" w:history="1">
             <w:r>
               <w:rPr>
                 <w:rStyle w:val="Hiperligao"/>
@@ -2040,7 +2040,7 @@
               <w:rPr>
                 <w:noProof/>
               </w:rPr>
-              <w:instrText xml:space="preserve"> PAGEREF _Toc241696783 \h </w:instrText>
+              <w:instrText xml:space="preserve"> PAGEREF _Toc241745655 \h </w:instrText>
             </w:r>
             <w:r>
               <w:rPr>
@@ -2088,7 +2088,7 @@
       <w:pPr>
         <w:pStyle w:val="Ttulo1"/>
       </w:pPr>
-      <w:bookmarkStart w:id="0" w:name="_Toc241696754"/>
+      <w:bookmarkStart w:id="0" w:name="_Toc241745626"/>
       <w:r>
         <w:lastRenderedPageBreak/>
         <w:t>Your role at a glance</w:t>
@@ -2836,7 +2836,7 @@
       <w:pPr>
         <w:pStyle w:val="Ttulo2"/>
       </w:pPr>
-      <w:bookmarkStart w:id="1" w:name="_Toc241696755"/>
+      <w:bookmarkStart w:id="1" w:name="_Toc241745627"/>
       <w:r>
         <w:t>Where your access comes from</w:t>
       </w:r>
@@ -3890,7 +3890,7 @@
       <w:pPr>
         <w:pStyle w:val="Ttulo2"/>
       </w:pPr>
-      <w:bookmarkStart w:id="2" w:name="_Toc241696756"/>
+      <w:bookmarkStart w:id="2" w:name="_Toc241745628"/>
       <w:r>
         <w:t>Sign in, change your password, sign out</w:t>
       </w:r>
@@ -4004,7 +4004,7 @@
           <w:noProof/>
         </w:rPr>
         <w:drawing>
-          <wp:inline distT="0" distB="0" distL="0" distR="0">
+          <wp:inline distT="0" distB="0" distL="0" distR="0" wp14:anchorId="067114FF" wp14:editId="3B3F24AC">
             <wp:extent cx="5715000" cy="3571875"/>
             <wp:effectExtent l="0" t="0" r="0" b="0"/>
             <wp:docPr id="281" name="01-login.png" descr="The sign-in page with Email, Password, Remember me and the Sign in button." title="The sign-in page with Email, Password, Remember me and the Sign in button."/>
@@ -4439,7 +4439,7 @@
         <w:pStyle w:val="Ttulo1"/>
         <w:pageBreakBefore/>
       </w:pPr>
-      <w:bookmarkStart w:id="3" w:name="_Toc241696757"/>
+      <w:bookmarkStart w:id="3" w:name="_Toc241745629"/>
       <w:r>
         <w:lastRenderedPageBreak/>
         <w:t>Dashboard</w:t>
@@ -4472,7 +4472,7 @@
           <w:noProof/>
         </w:rPr>
         <w:drawing>
-          <wp:inline distT="0" distB="0" distL="0" distR="0">
+          <wp:inline distT="0" distB="0" distL="0" distR="0" wp14:anchorId="006EB082" wp14:editId="31760C6C">
             <wp:extent cx="5715000" cy="3571875"/>
             <wp:effectExtent l="0" t="0" r="0" b="0"/>
             <wp:docPr id="282" name="45-dashboard.png" descr="The dashboard with summary cards and the Recent Maps list." title="The dashboard with summary cards and the Recent Maps list."/>
@@ -5050,7 +5050,7 @@
         <w:pStyle w:val="Ttulo1"/>
         <w:pageBreakBefore/>
       </w:pPr>
-      <w:bookmarkStart w:id="4" w:name="_Toc241696758"/>
+      <w:bookmarkStart w:id="4" w:name="_Toc241745630"/>
       <w:r>
         <w:lastRenderedPageBreak/>
         <w:t>Maps</w:t>
@@ -5083,7 +5083,7 @@
           <w:noProof/>
         </w:rPr>
         <w:drawing>
-          <wp:inline distT="0" distB="0" distL="0" distR="0">
+          <wp:inline distT="0" distB="0" distL="0" distR="0" wp14:anchorId="18C7509F" wp14:editId="316CAA62">
             <wp:extent cx="5715000" cy="3429000"/>
             <wp:effectExtent l="0" t="0" r="0" b="0"/>
             <wp:docPr id="283" name="03-maps-mine.png" descr="The Maps list, Mine tab, showing the action icons on the map row." title="The Maps list, Mine tab, showing the action icons on the map row."/>
@@ -5135,7 +5135,7 @@
       <w:pPr>
         <w:pStyle w:val="Ttulo2"/>
       </w:pPr>
-      <w:bookmarkStart w:id="5" w:name="_Toc241696759"/>
+      <w:bookmarkStart w:id="5" w:name="_Toc241745631"/>
       <w:r>
         <w:t>Tabs, search and filters</w:t>
       </w:r>
@@ -5886,7 +5886,7 @@
       <w:pPr>
         <w:pStyle w:val="Ttulo2"/>
       </w:pPr>
-      <w:bookmarkStart w:id="6" w:name="_Toc241696760"/>
+      <w:bookmarkStart w:id="6" w:name="_Toc241745632"/>
       <w:r>
         <w:lastRenderedPageBreak/>
         <w:t>Row actions</w:t>
@@ -6623,7 +6623,7 @@
       <w:pPr>
         <w:pStyle w:val="Ttulo2"/>
       </w:pPr>
-      <w:bookmarkStart w:id="7" w:name="_Toc241696761"/>
+      <w:bookmarkStart w:id="7" w:name="_Toc241745633"/>
       <w:r>
         <w:t>Workbooks</w:t>
       </w:r>
@@ -7109,7 +7109,7 @@
         </w:rPr>
         <w:lastRenderedPageBreak/>
         <w:drawing>
-          <wp:inline distT="0" distB="0" distL="0" distR="0">
+          <wp:inline distT="0" distB="0" distL="0" distR="0" wp14:anchorId="30D13FCA" wp14:editId="668903D5">
             <wp:extent cx="2905125" cy="1543050"/>
             <wp:effectExtent l="0" t="0" r="0" b="0"/>
             <wp:docPr id="284" name="02-workbook-copy-dialog.png" descr="The Copy workbook dialog with the name field for the new workbook." title="The Copy workbook dialog with the name field for the new workbook."/>
@@ -7176,7 +7176,7 @@
       <w:pPr>
         <w:pStyle w:val="Ttulo2"/>
       </w:pPr>
-      <w:bookmarkStart w:id="8" w:name="_Toc241696762"/>
+      <w:bookmarkStart w:id="8" w:name="_Toc241745634"/>
       <w:r>
         <w:t>Copy a map</w:t>
       </w:r>
@@ -7258,7 +7258,7 @@
       <w:pPr>
         <w:pStyle w:val="Ttulo2"/>
       </w:pPr>
-      <w:bookmarkStart w:id="9" w:name="_Toc241696763"/>
+      <w:bookmarkStart w:id="9" w:name="_Toc241745635"/>
       <w:r>
         <w:t>Share a map you own</w:t>
       </w:r>
@@ -7342,7 +7342,7 @@
           <w:noProof/>
         </w:rPr>
         <w:drawing>
-          <wp:inline distT="0" distB="0" distL="0" distR="0">
+          <wp:inline distT="0" distB="0" distL="0" distR="0" wp14:anchorId="3164E399" wp14:editId="067C453E">
             <wp:extent cx="3743325" cy="1581150"/>
             <wp:effectExtent l="0" t="0" r="0" b="0"/>
             <wp:docPr id="285" name="29-share-dialog-search.png" descr="The Share map dialog with a matching person and Can view, Can export and Can edit buttons." title="The Share map dialog with a matching person and Can view, Can export and Can edit buttons."/>
@@ -7776,7 +7776,7 @@
         <w:pStyle w:val="Ttulo1"/>
         <w:pageBreakBefore/>
       </w:pPr>
-      <w:bookmarkStart w:id="10" w:name="_Toc241696764"/>
+      <w:bookmarkStart w:id="10" w:name="_Toc241745636"/>
       <w:r>
         <w:lastRenderedPageBreak/>
         <w:t>The map viewer</w:t>
@@ -7799,7 +7799,7 @@
           <w:noProof/>
         </w:rPr>
         <w:drawing>
-          <wp:inline distT="0" distB="0" distL="0" distR="0">
+          <wp:inline distT="0" distB="0" distL="0" distR="0" wp14:anchorId="68791B23" wp14:editId="0912EFBA">
             <wp:extent cx="5715000" cy="3571875"/>
             <wp:effectExtent l="0" t="0" r="0" b="0"/>
             <wp:docPr id="286" name="25-viewer-results.png" descr="The map viewer after a completed run, with the results grid and export buttons." title="The map viewer after a completed run, with the results grid and export buttons."/>
@@ -8331,7 +8331,7 @@
       <w:pPr>
         <w:pStyle w:val="Ttulo2"/>
       </w:pPr>
-      <w:bookmarkStart w:id="11" w:name="_Toc241696765"/>
+      <w:bookmarkStart w:id="11" w:name="_Toc241745637"/>
       <w:r>
         <w:lastRenderedPageBreak/>
         <w:t>Run parameters</w:t>
@@ -8374,7 +8374,7 @@
           <w:noProof/>
         </w:rPr>
         <w:drawing>
-          <wp:inline distT="0" distB="0" distL="0" distR="0">
+          <wp:inline distT="0" distB="0" distL="0" distR="0" wp14:anchorId="3683562A" wp14:editId="678D4772">
             <wp:extent cx="2905125" cy="2324100"/>
             <wp:effectExtent l="0" t="0" r="0" b="0"/>
             <wp:docPr id="287" name="24-viewer-params-filled.png" descr="The Run parameters dialog with both required values filled in." title="The Run parameters dialog with both required values filled in."/>
@@ -8426,7 +8426,7 @@
       <w:pPr>
         <w:pStyle w:val="Ttulo2"/>
       </w:pPr>
-      <w:bookmarkStart w:id="12" w:name="_Toc241696766"/>
+      <w:bookmarkStart w:id="12" w:name="_Toc241745638"/>
       <w:r>
         <w:t>Read the results</w:t>
       </w:r>
@@ -9101,7 +9101,7 @@
       <w:pPr>
         <w:pStyle w:val="Ttulo2"/>
       </w:pPr>
-      <w:bookmarkStart w:id="13" w:name="_Toc241696767"/>
+      <w:bookmarkStart w:id="13" w:name="_Toc241745639"/>
       <w:r>
         <w:t>Export the results</w:t>
       </w:r>
@@ -9432,7 +9432,7 @@
           <w:noProof/>
         </w:rPr>
         <w:drawing>
-          <wp:inline distT="0" distB="0" distL="0" distR="0">
+          <wp:inline distT="0" distB="0" distL="0" distR="0" wp14:anchorId="31FAD77A" wp14:editId="7F292ED8">
             <wp:extent cx="3324225" cy="3990975"/>
             <wp:effectExtent l="0" t="0" r="0" b="0"/>
             <wp:docPr id="288" name="17-builder-pdf-dialog.png" descr="The PDF export dialog with orientation, page size, title and font options." title="The PDF export dialog with orientation, page size, title and font options."/>
@@ -9909,7 +9909,7 @@
         <w:pStyle w:val="Ttulo1"/>
         <w:pageBreakBefore/>
       </w:pPr>
-      <w:bookmarkStart w:id="14" w:name="_Toc241696768"/>
+      <w:bookmarkStart w:id="14" w:name="_Toc241745640"/>
       <w:r>
         <w:lastRenderedPageBreak/>
         <w:t>Building and editing maps</w:t>
@@ -9972,7 +9972,7 @@
           <w:noProof/>
         </w:rPr>
         <w:drawing>
-          <wp:inline distT="0" distB="0" distL="0" distR="0">
+          <wp:inline distT="0" distB="0" distL="0" distR="0" wp14:anchorId="69F71844" wp14:editId="476AD606">
             <wp:extent cx="5715000" cy="3571875"/>
             <wp:effectExtent l="0" t="0" r="0" b="0"/>
             <wp:docPr id="289" name="05-builder-overview.png" descr="The map builder with the Business Areas tree, the columns canvas and the Properties panel." title="The map builder with the Business Areas tree, the columns canvas and the Properties panel."/>
@@ -10079,7 +10079,7 @@
       <w:pPr>
         <w:pStyle w:val="Ttulo2"/>
       </w:pPr>
-      <w:bookmarkStart w:id="15" w:name="_Toc241696769"/>
+      <w:bookmarkStart w:id="15" w:name="_Toc241745641"/>
       <w:r>
         <w:t>Toolbar</w:t>
       </w:r>
@@ -11005,7 +11005,7 @@
       <w:pPr>
         <w:pStyle w:val="Ttulo2"/>
       </w:pPr>
-      <w:bookmarkStart w:id="16" w:name="_Toc241696770"/>
+      <w:bookmarkStart w:id="16" w:name="_Toc241745642"/>
       <w:r>
         <w:t>Add columns</w:t>
       </w:r>
@@ -11170,7 +11170,7 @@
       <w:pPr>
         <w:pStyle w:val="Ttulo2"/>
       </w:pPr>
-      <w:bookmarkStart w:id="17" w:name="_Toc241696771"/>
+      <w:bookmarkStart w:id="17" w:name="_Toc241745643"/>
       <w:r>
         <w:t>Configure a column</w:t>
       </w:r>
@@ -12170,7 +12170,7 @@
           <w:noProof/>
         </w:rPr>
         <w:drawing>
-          <wp:inline distT="0" distB="0" distL="0" distR="0">
+          <wp:inline distT="0" distB="0" distL="0" distR="0" wp14:anchorId="68A17E8B" wp14:editId="16807696">
             <wp:extent cx="5715000" cy="3571875"/>
             <wp:effectExtent l="0" t="0" r="0" b="0"/>
             <wp:docPr id="290" name="08-builder-column-aggregation.png" descr="The Configure column dialog with the Aggregation list open." title="The Configure column dialog with the Aggregation list open."/>
@@ -12222,7 +12222,7 @@
       <w:pPr>
         <w:pStyle w:val="Ttulo2"/>
       </w:pPr>
-      <w:bookmarkStart w:id="18" w:name="_Toc241696772"/>
+      <w:bookmarkStart w:id="18" w:name="_Toc241745644"/>
       <w:r>
         <w:t>Right panel tabs</w:t>
       </w:r>
@@ -12971,7 +12971,7 @@
           <w:noProof/>
         </w:rPr>
         <w:drawing>
-          <wp:inline distT="0" distB="0" distL="0" distR="0">
+          <wp:inline distT="0" distB="0" distL="0" distR="0" wp14:anchorId="59521508" wp14:editId="3CFDCB1E">
             <wp:extent cx="5715000" cy="3571875"/>
             <wp:effectExtent l="0" t="0" r="0" b="0"/>
             <wp:docPr id="291" name="09-builder-conditions.png" descr="The Conditions tab listing the map's conditions with operator and value or prompt controls." title="The Conditions tab listing the map's conditions with operator and value or prompt controls."/>
@@ -13128,7 +13128,7 @@
       <w:pPr>
         <w:pStyle w:val="Ttulo2"/>
       </w:pPr>
-      <w:bookmarkStart w:id="19" w:name="_Toc241696773"/>
+      <w:bookmarkStart w:id="19" w:name="_Toc241745645"/>
       <w:r>
         <w:t>Conditional formatting</w:t>
       </w:r>
@@ -13834,7 +13834,7 @@
           <w:noProof/>
         </w:rPr>
         <w:drawing>
-          <wp:inline distT="0" distB="0" distL="0" distR="0">
+          <wp:inline distT="0" distB="0" distL="0" distR="0" wp14:anchorId="6F66175C" wp14:editId="3A9B1FFB">
             <wp:extent cx="3324225" cy="1457325"/>
             <wp:effectExtent l="0" t="0" r="0" b="0"/>
             <wp:docPr id="292" name="19-builder-formatting-dialog.png" descr="The Formatting dialog with the rules list and the Add rule controls." title="The Formatting dialog with the rules list and the Add rule controls."/>
@@ -13886,7 +13886,7 @@
       <w:pPr>
         <w:pStyle w:val="Ttulo2"/>
       </w:pPr>
-      <w:bookmarkStart w:id="20" w:name="_Toc241696774"/>
+      <w:bookmarkStart w:id="20" w:name="_Toc241745646"/>
       <w:r>
         <w:t>Run from the builder and refused runs</w:t>
       </w:r>
@@ -13933,7 +13933,7 @@
       <w:pPr>
         <w:pStyle w:val="Ttulo2"/>
       </w:pPr>
-      <w:bookmarkStart w:id="21" w:name="_Toc241696775"/>
+      <w:bookmarkStart w:id="21" w:name="_Toc241745647"/>
       <w:r>
         <w:t>Example: build a small map</w:t>
       </w:r>
@@ -14082,7 +14082,7 @@
         <w:pStyle w:val="Ttulo1"/>
         <w:pageBreakBefore/>
       </w:pPr>
-      <w:bookmarkStart w:id="22" w:name="_Toc241696776"/>
+      <w:bookmarkStart w:id="22" w:name="_Toc241745648"/>
       <w:r>
         <w:lastRenderedPageBreak/>
         <w:t>Runs</w:t>
@@ -14115,7 +14115,7 @@
           <w:noProof/>
         </w:rPr>
         <w:drawing>
-          <wp:inline distT="0" distB="0" distL="0" distR="0">
+          <wp:inline distT="0" distB="0" distL="0" distR="0" wp14:anchorId="6C26A7E3" wp14:editId="2203A927">
             <wp:extent cx="5715000" cy="3571875"/>
             <wp:effectExtent l="0" t="0" r="0" b="0"/>
             <wp:docPr id="293" name="41-runs.png" descr="The Runs page with filters and the table of runs and their export buttons." title="The Runs page with filters and the table of runs and their export buttons."/>
@@ -15118,7 +15118,7 @@
         <w:pStyle w:val="Ttulo1"/>
         <w:pageBreakBefore/>
       </w:pPr>
-      <w:bookmarkStart w:id="23" w:name="_Toc241696777"/>
+      <w:bookmarkStart w:id="23" w:name="_Toc241745649"/>
       <w:r>
         <w:lastRenderedPageBreak/>
         <w:t>Exports</w:t>
@@ -15151,7 +15151,7 @@
           <w:noProof/>
         </w:rPr>
         <w:drawing>
-          <wp:inline distT="0" distB="0" distL="0" distR="0">
+          <wp:inline distT="0" distB="0" distL="0" distR="0" wp14:anchorId="017CF00C" wp14:editId="3111BCA6">
             <wp:extent cx="5715000" cy="3571875"/>
             <wp:effectExtent l="0" t="0" r="0" b="0"/>
             <wp:docPr id="294" name="44-exports.png" descr="The Exports page listing export jobs with a Download button on finished ones." title="The Exports page listing export jobs with a Download button on finished ones."/>
@@ -15568,7 +15568,7 @@
         <w:pStyle w:val="Ttulo1"/>
         <w:pageBreakBefore/>
       </w:pPr>
-      <w:bookmarkStart w:id="24" w:name="_Toc241696778"/>
+      <w:bookmarkStart w:id="24" w:name="_Toc241745650"/>
       <w:r>
         <w:lastRenderedPageBreak/>
         <w:t>Schedules</w:t>
@@ -15636,7 +15636,7 @@
           <w:noProof/>
         </w:rPr>
         <w:drawing>
-          <wp:inline distT="0" distB="0" distL="0" distR="0">
+          <wp:inline distT="0" distB="0" distL="0" distR="0" wp14:anchorId="107F004E" wp14:editId="733B60B3">
             <wp:extent cx="5715000" cy="3571875"/>
             <wp:effectExtent l="0" t="0" r="0" b="0"/>
             <wp:docPr id="295" name="38-schedules-list.png" descr="The Schedules page with a paused schedule and its action icons." title="The Schedules page with a paused schedule and its action icons."/>
@@ -16393,7 +16393,7 @@
       <w:pPr>
         <w:pStyle w:val="Ttulo2"/>
       </w:pPr>
-      <w:bookmarkStart w:id="25" w:name="_Toc241696779"/>
+      <w:bookmarkStart w:id="25" w:name="_Toc241745651"/>
       <w:r>
         <w:lastRenderedPageBreak/>
         <w:t>New Schedule</w:t>
@@ -16604,7 +16604,7 @@
           <w:noProof/>
         </w:rPr>
         <w:drawing>
-          <wp:inline distT="0" distB="0" distL="0" distR="0">
+          <wp:inline distT="0" distB="0" distL="0" distR="0" wp14:anchorId="47F9A99A" wp14:editId="4FEC50D6">
             <wp:extent cx="3743325" cy="4676775"/>
             <wp:effectExtent l="0" t="0" r="0" b="0"/>
             <wp:docPr id="296" name="37-schedule-filled.png" descr="The New Schedule dialog filled in, with a monthly frequency and Enabled unticked." title="The New Schedule dialog filled in, with a monthly frequency and Enabled unticked."/>
@@ -17442,7 +17442,7 @@
       <w:pPr>
         <w:pStyle w:val="Ttulo2"/>
       </w:pPr>
-      <w:bookmarkStart w:id="26" w:name="_Toc241696780"/>
+      <w:bookmarkStart w:id="26" w:name="_Toc241745652"/>
       <w:r>
         <w:t>History</w:t>
       </w:r>
@@ -17590,7 +17590,7 @@
         <w:pStyle w:val="Ttulo1"/>
         <w:pageBreakBefore/>
       </w:pPr>
-      <w:bookmarkStart w:id="27" w:name="_Toc241696781"/>
+      <w:bookmarkStart w:id="27" w:name="_Toc241745653"/>
       <w:r>
         <w:lastRenderedPageBreak/>
         <w:t>Settings</w:t>
@@ -17620,7 +17620,7 @@
           <w:noProof/>
         </w:rPr>
         <w:drawing>
-          <wp:inline distT="0" distB="0" distL="0" distR="0">
+          <wp:inline distT="0" distB="0" distL="0" distR="0" wp14:anchorId="37E5FE0E" wp14:editId="0D503089">
             <wp:extent cx="5715000" cy="3571875"/>
             <wp:effectExtent l="0" t="0" r="0" b="0"/>
             <wp:docPr id="297" name="04-settings.png" descr="The Settings page with the Language, Theme and Color palette cards." title="The Settings page with the Language, Theme and Color palette cards."/>
@@ -18175,7 +18175,7 @@
         <w:pStyle w:val="Ttulo1"/>
         <w:pageBreakBefore/>
       </w:pPr>
-      <w:bookmarkStart w:id="28" w:name="_Toc241696782"/>
+      <w:bookmarkStart w:id="28" w:name="_Toc241745654"/>
       <w:r>
         <w:lastRenderedPageBreak/>
         <w:t>Common questions</w:t>
@@ -18357,7 +18357,7 @@
         <w:pStyle w:val="Ttulo1"/>
         <w:pageBreakBefore/>
       </w:pPr>
-      <w:bookmarkStart w:id="29" w:name="_Toc241696783"/>
+      <w:bookmarkStart w:id="29" w:name="_Toc241745655"/>
       <w:r>
         <w:lastRenderedPageBreak/>
         <w:t>Glossary</w:t>
@@ -19379,10 +19379,68 @@
 <file path=word/numbering.xml><?xml version="1.0" encoding="utf-8"?>
 <w:numbering xmlns:wpc="http://schemas.microsoft.com/office/word/2010/wordprocessingCanvas" xmlns:cx="http://schemas.microsoft.com/office/drawing/2014/chartex" xmlns:cx1="http://schemas.microsoft.com/office/drawing/2015/9/8/chartex" xmlns:cx2="http://schemas.microsoft.com/office/drawing/2015/10/21/chartex" xmlns:cx3="http://schemas.microsoft.com/office/drawing/2016/5/9/chartex" xmlns:cx4="http://schemas.microsoft.com/office/drawing/2016/5/10/chartex" xmlns:cx5="http://schemas.microsoft.com/office/drawing/2016/5/11/chartex" xmlns:cx6="http://schemas.microsoft.com/office/drawing/2016/5/12/chartex" xmlns:cx7="http://schemas.microsoft.com/office/drawing/2016/5/13/chartex" xmlns:cx8="http://schemas.microsoft.com/office/drawing/2016/5/14/chartex" xmlns:mc="http://schemas.openxmlformats.org/markup-compatibility/2006" xmlns:aink="http://schemas.microsoft.com/office/drawing/2016/ink" xmlns:am3d="http://schemas.microsoft.com/office/drawing/2017/model3d" xmlns:o="urn:schemas-microsoft-com:office:office" xmlns:oel="http://schemas.microsoft.com/office/2019/extlst" xmlns:r="http://schemas.openxmlformats.org/officeDocument/2006/relationships" xmlns:m="http://schemas.openxmlformats.org/officeDocument/2006/math" xmlns:v="urn:schemas-microsoft-com:vml" xmlns:wp14="http://schemas.microsoft.com/office/word/2010/wordprocessingDrawing" xmlns:wp="http://schemas.openxmlformats.org/drawingml/2006/wordprocessingDrawing" xmlns:w10="urn:schemas-microsoft-com:office:word" xmlns:w="http://schemas.openxmlformats.org/wordprocessingml/2006/main" xmlns:w14="http://schemas.microsoft.com/office/word/2010/wordml" xmlns:w15="http://schemas.microsoft.com/office/word/2012/wordml" xmlns:w16cex="http://schemas.microsoft.com/office/word/2018/wordml/cex" xmlns:w16cid="http://schemas.microsoft.com/office/word/2016/wordml/cid" xmlns:w16="http://schemas.microsoft.com/office/word/2018/wordml" xmlns:w16sdtdh="http://schemas.microsoft.com/office/word/2020/wordml/sdtdatahash" xmlns:w16se="http://schemas.microsoft.com/office/word/2015/wordml/symex" xmlns:wpg="http://schemas.microsoft.com/office/word/2010/wordprocessingGroup" xmlns:wpi="http://schemas.microsoft.com/office/word/2010/wordprocessingInk" xmlns:wne="http://schemas.microsoft.com/office/word/2006/wordml" xmlns:wps="http://schemas.microsoft.com/office/word/2010/wordprocessingShape" mc:Ignorable="w14 w15 w16se w16cid w16 w16cex w16sdtdh wp14">
   <w:abstractNum w:abstractNumId="0" w15:restartNumberingAfterBreak="0">
-    <w:nsid w:val="010006D5"/>
+    <w:nsid w:val="02BD3BBE"/>
     <w:multiLevelType w:val="hybridMultilevel"/>
-    <w:tmpl w:val="89DC58FE"/>
-    <w:lvl w:ilvl="0" w:tplc="657A6766">
+    <w:tmpl w:val="4334A1AA"/>
+    <w:lvl w:ilvl="0" w:tplc="84764C86">
+      <w:start w:val="1"/>
+      <w:numFmt w:val="bullet"/>
+      <w:lvlText w:val="•"/>
+      <w:lvlJc w:val="left"/>
+      <w:pPr>
+        <w:ind w:left="360" w:hanging="260"/>
+      </w:pPr>
+    </w:lvl>
+    <w:lvl w:ilvl="1" w:tplc="378E9376" w:tentative="1">
+      <w:start w:val="1"/>
+      <w:numFmt w:val="bullet"/>
+      <w:lvlText w:val="–"/>
+      <w:lvlJc w:val="left"/>
+      <w:pPr>
+        <w:ind w:left="720" w:hanging="260"/>
+      </w:pPr>
+    </w:lvl>
+    <w:lvl w:ilvl="2" w:tplc="B13A754E">
+      <w:numFmt w:val="decimal"/>
+      <w:lvlText w:val=""/>
+      <w:lvlJc w:val="left"/>
+    </w:lvl>
+    <w:lvl w:ilvl="3" w:tplc="9918B9F4">
+      <w:numFmt w:val="decimal"/>
+      <w:lvlText w:val=""/>
+      <w:lvlJc w:val="left"/>
+    </w:lvl>
+    <w:lvl w:ilvl="4" w:tplc="51F8F948">
+      <w:numFmt w:val="decimal"/>
+      <w:lvlText w:val=""/>
+      <w:lvlJc w:val="left"/>
+    </w:lvl>
+    <w:lvl w:ilvl="5" w:tplc="E3664A0C">
+      <w:numFmt w:val="decimal"/>
+      <w:lvlText w:val=""/>
+      <w:lvlJc w:val="left"/>
+    </w:lvl>
+    <w:lvl w:ilvl="6" w:tplc="329CF022">
+      <w:numFmt w:val="decimal"/>
+      <w:lvlText w:val=""/>
+      <w:lvlJc w:val="left"/>
+    </w:lvl>
+    <w:lvl w:ilvl="7" w:tplc="EB18B8B0">
+      <w:numFmt w:val="decimal"/>
+      <w:lvlText w:val=""/>
+      <w:lvlJc w:val="left"/>
+    </w:lvl>
+    <w:lvl w:ilvl="8" w:tplc="E4D0B248">
+      <w:numFmt w:val="decimal"/>
+      <w:lvlText w:val=""/>
+      <w:lvlJc w:val="left"/>
+    </w:lvl>
+  </w:abstractNum>
+  <w:abstractNum w:abstractNumId="1" w15:restartNumberingAfterBreak="0">
+    <w:nsid w:val="1FD554EC"/>
+    <w:multiLevelType w:val="hybridMultilevel"/>
+    <w:tmpl w:val="526A1B12"/>
+    <w:lvl w:ilvl="0" w:tplc="00704836">
       <w:start w:val="1"/>
       <w:numFmt w:val="decimal"/>
       <w:lvlText w:val="%1."/>
@@ -19391,7 +19449,7 @@
         <w:ind w:left="360" w:hanging="300"/>
       </w:pPr>
     </w:lvl>
-    <w:lvl w:ilvl="1" w:tplc="2D0ED652" w:tentative="1">
+    <w:lvl w:ilvl="1" w:tplc="9CFABE9E" w:tentative="1">
       <w:start w:val="1"/>
       <w:numFmt w:val="lowerLetter"/>
       <w:lvlText w:val="%2."/>
@@ -19400,47 +19458,105 @@
         <w:ind w:left="720" w:hanging="300"/>
       </w:pPr>
     </w:lvl>
-    <w:lvl w:ilvl="2" w:tplc="C44C4774">
+    <w:lvl w:ilvl="2" w:tplc="535A35E6">
       <w:numFmt w:val="decimal"/>
       <w:lvlText w:val=""/>
       <w:lvlJc w:val="left"/>
     </w:lvl>
-    <w:lvl w:ilvl="3" w:tplc="87C88E96">
+    <w:lvl w:ilvl="3" w:tplc="341EAF5C">
       <w:numFmt w:val="decimal"/>
       <w:lvlText w:val=""/>
       <w:lvlJc w:val="left"/>
     </w:lvl>
-    <w:lvl w:ilvl="4" w:tplc="AE1C1EEE">
+    <w:lvl w:ilvl="4" w:tplc="D85E106E">
       <w:numFmt w:val="decimal"/>
       <w:lvlText w:val=""/>
       <w:lvlJc w:val="left"/>
     </w:lvl>
-    <w:lvl w:ilvl="5" w:tplc="D2802D70">
+    <w:lvl w:ilvl="5" w:tplc="C542181A">
       <w:numFmt w:val="decimal"/>
       <w:lvlText w:val=""/>
       <w:lvlJc w:val="left"/>
     </w:lvl>
-    <w:lvl w:ilvl="6" w:tplc="A964E39E">
+    <w:lvl w:ilvl="6" w:tplc="16A4EB42">
       <w:numFmt w:val="decimal"/>
       <w:lvlText w:val=""/>
       <w:lvlJc w:val="left"/>
     </w:lvl>
-    <w:lvl w:ilvl="7" w:tplc="BA9C78E6">
+    <w:lvl w:ilvl="7" w:tplc="FC9CB068">
       <w:numFmt w:val="decimal"/>
       <w:lvlText w:val=""/>
       <w:lvlJc w:val="left"/>
     </w:lvl>
-    <w:lvl w:ilvl="8" w:tplc="7E8C1F3E">
+    <w:lvl w:ilvl="8" w:tplc="0DF6DBA0">
       <w:numFmt w:val="decimal"/>
       <w:lvlText w:val=""/>
       <w:lvlJc w:val="left"/>
     </w:lvl>
   </w:abstractNum>
-  <w:abstractNum w:abstractNumId="1" w15:restartNumberingAfterBreak="0">
-    <w:nsid w:val="048F061F"/>
+  <w:abstractNum w:abstractNumId="2" w15:restartNumberingAfterBreak="0">
+    <w:nsid w:val="2CF2071D"/>
     <w:multiLevelType w:val="hybridMultilevel"/>
-    <w:tmpl w:val="231C4BA0"/>
-    <w:lvl w:ilvl="0" w:tplc="C0921518" w:tentative="1">
+    <w:tmpl w:val="33CC66FC"/>
+    <w:lvl w:ilvl="0" w:tplc="614E84A6">
+      <w:start w:val="1"/>
+      <w:numFmt w:val="decimal"/>
+      <w:lvlText w:val="%1."/>
+      <w:lvlJc w:val="left"/>
+      <w:pPr>
+        <w:ind w:left="360" w:hanging="300"/>
+      </w:pPr>
+    </w:lvl>
+    <w:lvl w:ilvl="1" w:tplc="4FBC6B34" w:tentative="1">
+      <w:start w:val="1"/>
+      <w:numFmt w:val="lowerLetter"/>
+      <w:lvlText w:val="%2."/>
+      <w:lvlJc w:val="left"/>
+      <w:pPr>
+        <w:ind w:left="720" w:hanging="300"/>
+      </w:pPr>
+    </w:lvl>
+    <w:lvl w:ilvl="2" w:tplc="28E2D516">
+      <w:numFmt w:val="decimal"/>
+      <w:lvlText w:val=""/>
+      <w:lvlJc w:val="left"/>
+    </w:lvl>
+    <w:lvl w:ilvl="3" w:tplc="46964716">
+      <w:numFmt w:val="decimal"/>
+      <w:lvlText w:val=""/>
+      <w:lvlJc w:val="left"/>
+    </w:lvl>
+    <w:lvl w:ilvl="4" w:tplc="6BE6D662">
+      <w:numFmt w:val="decimal"/>
+      <w:lvlText w:val=""/>
+      <w:lvlJc w:val="left"/>
+    </w:lvl>
+    <w:lvl w:ilvl="5" w:tplc="0BA2B046">
+      <w:numFmt w:val="decimal"/>
+      <w:lvlText w:val=""/>
+      <w:lvlJc w:val="left"/>
+    </w:lvl>
+    <w:lvl w:ilvl="6" w:tplc="04FEEE84">
+      <w:numFmt w:val="decimal"/>
+      <w:lvlText w:val=""/>
+      <w:lvlJc w:val="left"/>
+    </w:lvl>
+    <w:lvl w:ilvl="7" w:tplc="E8E8C422">
+      <w:numFmt w:val="decimal"/>
+      <w:lvlText w:val=""/>
+      <w:lvlJc w:val="left"/>
+    </w:lvl>
+    <w:lvl w:ilvl="8" w:tplc="04A80576">
+      <w:numFmt w:val="decimal"/>
+      <w:lvlText w:val=""/>
+      <w:lvlJc w:val="left"/>
+    </w:lvl>
+  </w:abstractNum>
+  <w:abstractNum w:abstractNumId="3" w15:restartNumberingAfterBreak="0">
+    <w:nsid w:val="350C4E92"/>
+    <w:multiLevelType w:val="hybridMultilevel"/>
+    <w:tmpl w:val="EBC8F788"/>
+    <w:lvl w:ilvl="0" w:tplc="B1582E1C" w:tentative="1">
       <w:start w:val="1"/>
       <w:numFmt w:val="bullet"/>
       <w:lvlText w:val="●"/>
@@ -19449,7 +19565,7 @@
         <w:ind w:left="720" w:hanging="360"/>
       </w:pPr>
     </w:lvl>
-    <w:lvl w:ilvl="1" w:tplc="855EFC02" w:tentative="1">
+    <w:lvl w:ilvl="1" w:tplc="43B8720C" w:tentative="1">
       <w:start w:val="1"/>
       <w:numFmt w:val="bullet"/>
       <w:lvlText w:val="○"/>
@@ -19458,7 +19574,7 @@
         <w:ind w:left="1440" w:hanging="360"/>
       </w:pPr>
     </w:lvl>
-    <w:lvl w:ilvl="2" w:tplc="603A220A" w:tentative="1">
+    <w:lvl w:ilvl="2" w:tplc="A1CEC5F2" w:tentative="1">
       <w:start w:val="1"/>
       <w:numFmt w:val="bullet"/>
       <w:lvlText w:val="■"/>
@@ -19467,7 +19583,7 @@
         <w:ind w:left="2160" w:hanging="360"/>
       </w:pPr>
     </w:lvl>
-    <w:lvl w:ilvl="3" w:tplc="60368DAE" w:tentative="1">
+    <w:lvl w:ilvl="3" w:tplc="8F1A69E2" w:tentative="1">
       <w:start w:val="1"/>
       <w:numFmt w:val="bullet"/>
       <w:lvlText w:val="●"/>
@@ -19476,7 +19592,7 @@
         <w:ind w:left="2880" w:hanging="360"/>
       </w:pPr>
     </w:lvl>
-    <w:lvl w:ilvl="4" w:tplc="D6CCFE04" w:tentative="1">
+    <w:lvl w:ilvl="4" w:tplc="9B6C0448" w:tentative="1">
       <w:start w:val="1"/>
       <w:numFmt w:val="bullet"/>
       <w:lvlText w:val="○"/>
@@ -19485,7 +19601,7 @@
         <w:ind w:left="3600" w:hanging="360"/>
       </w:pPr>
     </w:lvl>
-    <w:lvl w:ilvl="5" w:tplc="A5BA652A" w:tentative="1">
+    <w:lvl w:ilvl="5" w:tplc="98CC3470" w:tentative="1">
       <w:start w:val="1"/>
       <w:numFmt w:val="bullet"/>
       <w:lvlText w:val="■"/>
@@ -19494,7 +19610,7 @@
         <w:ind w:left="4320" w:hanging="360"/>
       </w:pPr>
     </w:lvl>
-    <w:lvl w:ilvl="6" w:tplc="56684E0C" w:tentative="1">
+    <w:lvl w:ilvl="6" w:tplc="0F823138" w:tentative="1">
       <w:start w:val="1"/>
       <w:numFmt w:val="bullet"/>
       <w:lvlText w:val="●"/>
@@ -19503,7 +19619,7 @@
         <w:ind w:left="5040" w:hanging="360"/>
       </w:pPr>
     </w:lvl>
-    <w:lvl w:ilvl="7" w:tplc="A2425EFC" w:tentative="1">
+    <w:lvl w:ilvl="7" w:tplc="9F1C7F26" w:tentative="1">
       <w:start w:val="1"/>
       <w:numFmt w:val="bullet"/>
       <w:lvlText w:val="●"/>
@@ -19512,7 +19628,7 @@
         <w:ind w:left="5760" w:hanging="360"/>
       </w:pPr>
     </w:lvl>
-    <w:lvl w:ilvl="8" w:tplc="5F68A7C4" w:tentative="1">
+    <w:lvl w:ilvl="8" w:tplc="452AB066" w:tentative="1">
       <w:start w:val="1"/>
       <w:numFmt w:val="bullet"/>
       <w:lvlText w:val="●"/>
@@ -19522,11 +19638,11 @@
       </w:pPr>
     </w:lvl>
   </w:abstractNum>
-  <w:abstractNum w:abstractNumId="2" w15:restartNumberingAfterBreak="0">
-    <w:nsid w:val="060760BB"/>
+  <w:abstractNum w:abstractNumId="4" w15:restartNumberingAfterBreak="0">
+    <w:nsid w:val="692A442A"/>
     <w:multiLevelType w:val="hybridMultilevel"/>
-    <w:tmpl w:val="47ACF628"/>
-    <w:lvl w:ilvl="0" w:tplc="17BAC3F6">
+    <w:tmpl w:val="85440942"/>
+    <w:lvl w:ilvl="0" w:tplc="8BA25C7C">
       <w:start w:val="1"/>
       <w:numFmt w:val="decimal"/>
       <w:lvlText w:val="%1."/>
@@ -19535,7 +19651,7 @@
         <w:ind w:left="360" w:hanging="300"/>
       </w:pPr>
     </w:lvl>
-    <w:lvl w:ilvl="1" w:tplc="32100C34" w:tentative="1">
+    <w:lvl w:ilvl="1" w:tplc="8AC400DA" w:tentative="1">
       <w:start w:val="1"/>
       <w:numFmt w:val="lowerLetter"/>
       <w:lvlText w:val="%2."/>
@@ -19544,105 +19660,47 @@
         <w:ind w:left="720" w:hanging="300"/>
       </w:pPr>
     </w:lvl>
-    <w:lvl w:ilvl="2" w:tplc="7A929C5A">
+    <w:lvl w:ilvl="2" w:tplc="FE7A4F64">
       <w:numFmt w:val="decimal"/>
       <w:lvlText w:val=""/>
       <w:lvlJc w:val="left"/>
     </w:lvl>
-    <w:lvl w:ilvl="3" w:tplc="A90497D0">
+    <w:lvl w:ilvl="3" w:tplc="03AC1B1A">
       <w:numFmt w:val="decimal"/>
       <w:lvlText w:val=""/>
       <w:lvlJc w:val="left"/>
     </w:lvl>
-    <w:lvl w:ilvl="4" w:tplc="A05800D0">
+    <w:lvl w:ilvl="4" w:tplc="F36E7624">
       <w:numFmt w:val="decimal"/>
       <w:lvlText w:val=""/>
       <w:lvlJc w:val="left"/>
     </w:lvl>
-    <w:lvl w:ilvl="5" w:tplc="8834D31E">
+    <w:lvl w:ilvl="5" w:tplc="D3E0D8F0">
       <w:numFmt w:val="decimal"/>
       <w:lvlText w:val=""/>
       <w:lvlJc w:val="left"/>
     </w:lvl>
-    <w:lvl w:ilvl="6" w:tplc="BD167CC4">
+    <w:lvl w:ilvl="6" w:tplc="22F8F572">
       <w:numFmt w:val="decimal"/>
       <w:lvlText w:val=""/>
       <w:lvlJc w:val="left"/>
     </w:lvl>
-    <w:lvl w:ilvl="7" w:tplc="EAB263DE">
+    <w:lvl w:ilvl="7" w:tplc="BB424FE6">
       <w:numFmt w:val="decimal"/>
       <w:lvlText w:val=""/>
       <w:lvlJc w:val="left"/>
     </w:lvl>
-    <w:lvl w:ilvl="8" w:tplc="A1F841BC">
+    <w:lvl w:ilvl="8" w:tplc="803047E4">
       <w:numFmt w:val="decimal"/>
       <w:lvlText w:val=""/>
       <w:lvlJc w:val="left"/>
     </w:lvl>
   </w:abstractNum>
-  <w:abstractNum w:abstractNumId="3" w15:restartNumberingAfterBreak="0">
-    <w:nsid w:val="1C343465"/>
+  <w:abstractNum w:abstractNumId="5" w15:restartNumberingAfterBreak="0">
+    <w:nsid w:val="6C6F2026"/>
     <w:multiLevelType w:val="hybridMultilevel"/>
-    <w:tmpl w:val="9F68DCD8"/>
-    <w:lvl w:ilvl="0" w:tplc="DA90665E">
-      <w:start w:val="1"/>
-      <w:numFmt w:val="bullet"/>
-      <w:lvlText w:val="•"/>
-      <w:lvlJc w:val="left"/>
-      <w:pPr>
-        <w:ind w:left="360" w:hanging="260"/>
-      </w:pPr>
-    </w:lvl>
-    <w:lvl w:ilvl="1" w:tplc="896C58A2" w:tentative="1">
-      <w:start w:val="1"/>
-      <w:numFmt w:val="bullet"/>
-      <w:lvlText w:val="–"/>
-      <w:lvlJc w:val="left"/>
-      <w:pPr>
-        <w:ind w:left="720" w:hanging="260"/>
-      </w:pPr>
-    </w:lvl>
-    <w:lvl w:ilvl="2" w:tplc="9C32DB86">
-      <w:numFmt w:val="decimal"/>
-      <w:lvlText w:val=""/>
-      <w:lvlJc w:val="left"/>
-    </w:lvl>
-    <w:lvl w:ilvl="3" w:tplc="466054FC">
-      <w:numFmt w:val="decimal"/>
-      <w:lvlText w:val=""/>
-      <w:lvlJc w:val="left"/>
-    </w:lvl>
-    <w:lvl w:ilvl="4" w:tplc="A5CC1128">
-      <w:numFmt w:val="decimal"/>
-      <w:lvlText w:val=""/>
-      <w:lvlJc w:val="left"/>
-    </w:lvl>
-    <w:lvl w:ilvl="5" w:tplc="A456ED3E">
-      <w:numFmt w:val="decimal"/>
-      <w:lvlText w:val=""/>
-      <w:lvlJc w:val="left"/>
-    </w:lvl>
-    <w:lvl w:ilvl="6" w:tplc="0CE27834">
-      <w:numFmt w:val="decimal"/>
-      <w:lvlText w:val=""/>
-      <w:lvlJc w:val="left"/>
-    </w:lvl>
-    <w:lvl w:ilvl="7" w:tplc="0832AAFE">
-      <w:numFmt w:val="decimal"/>
-      <w:lvlText w:val=""/>
-      <w:lvlJc w:val="left"/>
-    </w:lvl>
-    <w:lvl w:ilvl="8" w:tplc="824AB67A">
-      <w:numFmt w:val="decimal"/>
-      <w:lvlText w:val=""/>
-      <w:lvlJc w:val="left"/>
-    </w:lvl>
-  </w:abstractNum>
-  <w:abstractNum w:abstractNumId="4" w15:restartNumberingAfterBreak="0">
-    <w:nsid w:val="60990B40"/>
-    <w:multiLevelType w:val="hybridMultilevel"/>
-    <w:tmpl w:val="B44C7120"/>
-    <w:lvl w:ilvl="0" w:tplc="7AC69806">
+    <w:tmpl w:val="357A07E2"/>
+    <w:lvl w:ilvl="0" w:tplc="E772AA0E">
       <w:start w:val="1"/>
       <w:numFmt w:val="decimal"/>
       <w:lvlText w:val="%1."/>
@@ -19651,7 +19709,7 @@
         <w:ind w:left="360" w:hanging="300"/>
       </w:pPr>
     </w:lvl>
-    <w:lvl w:ilvl="1" w:tplc="8BC22F34" w:tentative="1">
+    <w:lvl w:ilvl="1" w:tplc="5CC0B7E2" w:tentative="1">
       <w:start w:val="1"/>
       <w:numFmt w:val="lowerLetter"/>
       <w:lvlText w:val="%2."/>
@@ -19660,47 +19718,47 @@
         <w:ind w:left="720" w:hanging="300"/>
       </w:pPr>
     </w:lvl>
-    <w:lvl w:ilvl="2" w:tplc="43185BA0">
+    <w:lvl w:ilvl="2" w:tplc="DAD24EEA">
       <w:numFmt w:val="decimal"/>
       <w:lvlText w:val=""/>
       <w:lvlJc w:val="left"/>
     </w:lvl>
-    <w:lvl w:ilvl="3" w:tplc="78E43CE4">
+    <w:lvl w:ilvl="3" w:tplc="E75A1D4A">
       <w:numFmt w:val="decimal"/>
       <w:lvlText w:val=""/>
       <w:lvlJc w:val="left"/>
     </w:lvl>
-    <w:lvl w:ilvl="4" w:tplc="5DD676D2">
+    <w:lvl w:ilvl="4" w:tplc="2B3E36DE">
       <w:numFmt w:val="decimal"/>
       <w:lvlText w:val=""/>
       <w:lvlJc w:val="left"/>
     </w:lvl>
-    <w:lvl w:ilvl="5" w:tplc="FCA03C6E">
+    <w:lvl w:ilvl="5" w:tplc="3000E982">
       <w:numFmt w:val="decimal"/>
       <w:lvlText w:val=""/>
       <w:lvlJc w:val="left"/>
     </w:lvl>
-    <w:lvl w:ilvl="6" w:tplc="B426C3D4">
+    <w:lvl w:ilvl="6" w:tplc="B8DC49D2">
       <w:numFmt w:val="decimal"/>
       <w:lvlText w:val=""/>
       <w:lvlJc w:val="left"/>
     </w:lvl>
-    <w:lvl w:ilvl="7" w:tplc="26782AD2">
+    <w:lvl w:ilvl="7" w:tplc="4D1808D2">
       <w:numFmt w:val="decimal"/>
       <w:lvlText w:val=""/>
       <w:lvlJc w:val="left"/>
     </w:lvl>
-    <w:lvl w:ilvl="8" w:tplc="429255CC">
+    <w:lvl w:ilvl="8" w:tplc="A9A4AD28">
       <w:numFmt w:val="decimal"/>
       <w:lvlText w:val=""/>
       <w:lvlJc w:val="left"/>
     </w:lvl>
   </w:abstractNum>
-  <w:abstractNum w:abstractNumId="5" w15:restartNumberingAfterBreak="0">
-    <w:nsid w:val="614156F4"/>
+  <w:abstractNum w:abstractNumId="6" w15:restartNumberingAfterBreak="0">
+    <w:nsid w:val="7BA40EE9"/>
     <w:multiLevelType w:val="hybridMultilevel"/>
-    <w:tmpl w:val="31EEF674"/>
-    <w:lvl w:ilvl="0" w:tplc="5E0454D6">
+    <w:tmpl w:val="6F686776"/>
+    <w:lvl w:ilvl="0" w:tplc="90B05BD4">
       <w:start w:val="1"/>
       <w:numFmt w:val="decimal"/>
       <w:lvlText w:val="%1."/>
@@ -19709,7 +19767,7 @@
         <w:ind w:left="360" w:hanging="300"/>
       </w:pPr>
     </w:lvl>
-    <w:lvl w:ilvl="1" w:tplc="27D8D6EA" w:tentative="1">
+    <w:lvl w:ilvl="1" w:tplc="48DCA25A" w:tentative="1">
       <w:start w:val="1"/>
       <w:numFmt w:val="lowerLetter"/>
       <w:lvlText w:val="%2."/>
@@ -19718,47 +19776,47 @@
         <w:ind w:left="720" w:hanging="300"/>
       </w:pPr>
     </w:lvl>
-    <w:lvl w:ilvl="2" w:tplc="6FE29BE6">
+    <w:lvl w:ilvl="2" w:tplc="E71EEB50">
       <w:numFmt w:val="decimal"/>
       <w:lvlText w:val=""/>
       <w:lvlJc w:val="left"/>
     </w:lvl>
-    <w:lvl w:ilvl="3" w:tplc="2C90D580">
+    <w:lvl w:ilvl="3" w:tplc="ED346E0A">
       <w:numFmt w:val="decimal"/>
       <w:lvlText w:val=""/>
       <w:lvlJc w:val="left"/>
     </w:lvl>
-    <w:lvl w:ilvl="4" w:tplc="3FF8A042">
+    <w:lvl w:ilvl="4" w:tplc="E15AEE52">
       <w:numFmt w:val="decimal"/>
       <w:lvlText w:val=""/>
       <w:lvlJc w:val="left"/>
     </w:lvl>
-    <w:lvl w:ilvl="5" w:tplc="90BE2DB2">
+    <w:lvl w:ilvl="5" w:tplc="569C0064">
       <w:numFmt w:val="decimal"/>
       <w:lvlText w:val=""/>
       <w:lvlJc w:val="left"/>
     </w:lvl>
-    <w:lvl w:ilvl="6" w:tplc="735269CC">
+    <w:lvl w:ilvl="6" w:tplc="4A3423E8">
       <w:numFmt w:val="decimal"/>
       <w:lvlText w:val=""/>
       <w:lvlJc w:val="left"/>
     </w:lvl>
-    <w:lvl w:ilvl="7" w:tplc="1F123E5E">
+    <w:lvl w:ilvl="7" w:tplc="DD661F22">
       <w:numFmt w:val="decimal"/>
       <w:lvlText w:val=""/>
       <w:lvlJc w:val="left"/>
     </w:lvl>
-    <w:lvl w:ilvl="8" w:tplc="2012CDCA">
+    <w:lvl w:ilvl="8" w:tplc="CCCC45D0">
       <w:numFmt w:val="decimal"/>
       <w:lvlText w:val=""/>
       <w:lvlJc w:val="left"/>
     </w:lvl>
   </w:abstractNum>
-  <w:abstractNum w:abstractNumId="6" w15:restartNumberingAfterBreak="0">
-    <w:nsid w:val="656931FB"/>
+  <w:abstractNum w:abstractNumId="7" w15:restartNumberingAfterBreak="0">
+    <w:nsid w:val="7ECC2AC3"/>
     <w:multiLevelType w:val="hybridMultilevel"/>
-    <w:tmpl w:val="44AAAD42"/>
-    <w:lvl w:ilvl="0" w:tplc="2E58634E">
+    <w:tmpl w:val="5B703BB2"/>
+    <w:lvl w:ilvl="0" w:tplc="9F24D4FC">
       <w:start w:val="1"/>
       <w:numFmt w:val="decimal"/>
       <w:lvlText w:val="%1."/>
@@ -19767,7 +19825,7 @@
         <w:ind w:left="360" w:hanging="300"/>
       </w:pPr>
     </w:lvl>
-    <w:lvl w:ilvl="1" w:tplc="3294E9B4" w:tentative="1">
+    <w:lvl w:ilvl="1" w:tplc="6B8C740E" w:tentative="1">
       <w:start w:val="1"/>
       <w:numFmt w:val="lowerLetter"/>
       <w:lvlText w:val="%2."/>
@@ -19776,144 +19834,86 @@
         <w:ind w:left="720" w:hanging="300"/>
       </w:pPr>
     </w:lvl>
-    <w:lvl w:ilvl="2" w:tplc="663EE5A0">
+    <w:lvl w:ilvl="2" w:tplc="D5C44842">
       <w:numFmt w:val="decimal"/>
       <w:lvlText w:val=""/>
       <w:lvlJc w:val="left"/>
     </w:lvl>
-    <w:lvl w:ilvl="3" w:tplc="D354B5C2">
+    <w:lvl w:ilvl="3" w:tplc="618E0E38">
       <w:numFmt w:val="decimal"/>
       <w:lvlText w:val=""/>
       <w:lvlJc w:val="left"/>
     </w:lvl>
-    <w:lvl w:ilvl="4" w:tplc="5D1EA112">
+    <w:lvl w:ilvl="4" w:tplc="E60878B0">
       <w:numFmt w:val="decimal"/>
       <w:lvlText w:val=""/>
       <w:lvlJc w:val="left"/>
     </w:lvl>
-    <w:lvl w:ilvl="5" w:tplc="CF94E28E">
+    <w:lvl w:ilvl="5" w:tplc="6EC4C3BA">
       <w:numFmt w:val="decimal"/>
       <w:lvlText w:val=""/>
       <w:lvlJc w:val="left"/>
     </w:lvl>
-    <w:lvl w:ilvl="6" w:tplc="20E8C722">
+    <w:lvl w:ilvl="6" w:tplc="3744A880">
       <w:numFmt w:val="decimal"/>
       <w:lvlText w:val=""/>
       <w:lvlJc w:val="left"/>
     </w:lvl>
-    <w:lvl w:ilvl="7" w:tplc="0104688A">
+    <w:lvl w:ilvl="7" w:tplc="DD4E9C70">
       <w:numFmt w:val="decimal"/>
       <w:lvlText w:val=""/>
       <w:lvlJc w:val="left"/>
     </w:lvl>
-    <w:lvl w:ilvl="8" w:tplc="0034169E">
+    <w:lvl w:ilvl="8" w:tplc="F3D84F48">
       <w:numFmt w:val="decimal"/>
       <w:lvlText w:val=""/>
       <w:lvlJc w:val="left"/>
     </w:lvl>
   </w:abstractNum>
-  <w:abstractNum w:abstractNumId="7" w15:restartNumberingAfterBreak="0">
-    <w:nsid w:val="7E98712E"/>
-    <w:multiLevelType w:val="hybridMultilevel"/>
-    <w:tmpl w:val="9B08F152"/>
-    <w:lvl w:ilvl="0" w:tplc="9318A474">
-      <w:start w:val="1"/>
-      <w:numFmt w:val="decimal"/>
-      <w:lvlText w:val="%1."/>
-      <w:lvlJc w:val="left"/>
-      <w:pPr>
-        <w:ind w:left="360" w:hanging="300"/>
-      </w:pPr>
-    </w:lvl>
-    <w:lvl w:ilvl="1" w:tplc="93EC448C" w:tentative="1">
-      <w:start w:val="1"/>
-      <w:numFmt w:val="lowerLetter"/>
-      <w:lvlText w:val="%2."/>
-      <w:lvlJc w:val="left"/>
-      <w:pPr>
-        <w:ind w:left="720" w:hanging="300"/>
-      </w:pPr>
-    </w:lvl>
-    <w:lvl w:ilvl="2" w:tplc="0354035E">
-      <w:numFmt w:val="decimal"/>
-      <w:lvlText w:val=""/>
-      <w:lvlJc w:val="left"/>
-    </w:lvl>
-    <w:lvl w:ilvl="3" w:tplc="A2E80CD6">
-      <w:numFmt w:val="decimal"/>
-      <w:lvlText w:val=""/>
-      <w:lvlJc w:val="left"/>
-    </w:lvl>
-    <w:lvl w:ilvl="4" w:tplc="D58AC3A8">
-      <w:numFmt w:val="decimal"/>
-      <w:lvlText w:val=""/>
-      <w:lvlJc w:val="left"/>
-    </w:lvl>
-    <w:lvl w:ilvl="5" w:tplc="83FCCBBC">
-      <w:numFmt w:val="decimal"/>
-      <w:lvlText w:val=""/>
-      <w:lvlJc w:val="left"/>
-    </w:lvl>
-    <w:lvl w:ilvl="6" w:tplc="90A0CF7A">
-      <w:numFmt w:val="decimal"/>
-      <w:lvlText w:val=""/>
-      <w:lvlJc w:val="left"/>
-    </w:lvl>
-    <w:lvl w:ilvl="7" w:tplc="2AFEC268">
-      <w:numFmt w:val="decimal"/>
-      <w:lvlText w:val=""/>
-      <w:lvlJc w:val="left"/>
-    </w:lvl>
-    <w:lvl w:ilvl="8" w:tplc="C02E3E0A">
-      <w:numFmt w:val="decimal"/>
-      <w:lvlText w:val=""/>
-      <w:lvlJc w:val="left"/>
-    </w:lvl>
-  </w:abstractNum>
-  <w:num w:numId="1" w16cid:durableId="521938330">
-    <w:abstractNumId w:val="1"/>
-    <w:lvlOverride w:ilvl="0">
-      <w:startOverride w:val="1"/>
-    </w:lvlOverride>
-  </w:num>
-  <w:num w:numId="2" w16cid:durableId="61098516">
+  <w:num w:numId="1" w16cid:durableId="1013413133">
     <w:abstractNumId w:val="3"/>
     <w:lvlOverride w:ilvl="0">
       <w:startOverride w:val="1"/>
     </w:lvlOverride>
   </w:num>
-  <w:num w:numId="3" w16cid:durableId="1034690960">
+  <w:num w:numId="2" w16cid:durableId="1798067031">
+    <w:abstractNumId w:val="0"/>
+    <w:lvlOverride w:ilvl="0">
+      <w:startOverride w:val="1"/>
+    </w:lvlOverride>
+  </w:num>
+  <w:num w:numId="3" w16cid:durableId="615988076">
     <w:abstractNumId w:val="7"/>
     <w:lvlOverride w:ilvl="0">
       <w:startOverride w:val="1"/>
     </w:lvlOverride>
   </w:num>
-  <w:num w:numId="4" w16cid:durableId="1480538058">
+  <w:num w:numId="4" w16cid:durableId="143131415">
+    <w:abstractNumId w:val="4"/>
+    <w:lvlOverride w:ilvl="0">
+      <w:startOverride w:val="1"/>
+    </w:lvlOverride>
+  </w:num>
+  <w:num w:numId="5" w16cid:durableId="2143883321">
+    <w:abstractNumId w:val="6"/>
+    <w:lvlOverride w:ilvl="0">
+      <w:startOverride w:val="1"/>
+    </w:lvlOverride>
+  </w:num>
+  <w:num w:numId="6" w16cid:durableId="114103958">
     <w:abstractNumId w:val="2"/>
     <w:lvlOverride w:ilvl="0">
       <w:startOverride w:val="1"/>
     </w:lvlOverride>
   </w:num>
-  <w:num w:numId="5" w16cid:durableId="305934739">
-    <w:abstractNumId w:val="6"/>
-    <w:lvlOverride w:ilvl="0">
-      <w:startOverride w:val="1"/>
-    </w:lvlOverride>
-  </w:num>
-  <w:num w:numId="6" w16cid:durableId="1354498540">
+  <w:num w:numId="7" w16cid:durableId="532154494">
     <w:abstractNumId w:val="5"/>
     <w:lvlOverride w:ilvl="0">
       <w:startOverride w:val="1"/>
     </w:lvlOverride>
   </w:num>
-  <w:num w:numId="7" w16cid:durableId="201598810">
-    <w:abstractNumId w:val="4"/>
-    <w:lvlOverride w:ilvl="0">
-      <w:startOverride w:val="1"/>
-    </w:lvlOverride>
-  </w:num>
-  <w:num w:numId="8" w16cid:durableId="1569412783">
-    <w:abstractNumId w:val="0"/>
+  <w:num w:numId="8" w16cid:durableId="2121682871">
+    <w:abstractNumId w:val="1"/>
     <w:lvlOverride w:ilvl="0">
       <w:startOverride w:val="1"/>
     </w:lvlOverride>
@@ -20593,7 +20593,7 @@
     <w:autoRedefine/>
     <w:uiPriority w:val="39"/>
     <w:unhideWhenUsed/>
-    <w:rsid w:val="00EA430A"/>
+    <w:rsid w:val="00157A34"/>
     <w:pPr>
       <w:spacing w:after="100"/>
     </w:pPr>
@@ -20605,7 +20605,7 @@
     <w:autoRedefine/>
     <w:uiPriority w:val="39"/>
     <w:unhideWhenUsed/>
-    <w:rsid w:val="00EA430A"/>
+    <w:rsid w:val="00157A34"/>
     <w:pPr>
       <w:spacing w:after="100"/>
       <w:ind w:left="210"/>

--- a/discoverer-neo/docs/user-guide/manual/Discoverer-Neo-USER-Guide-Full-en.docx
+++ b/discoverer-neo/docs/user-guide/manual/Discoverer-Neo-USER-Guide-Full-en.docx
@@ -54,7 +54,7 @@
           <w:sz w:val="22"/>
           <w:szCs w:val="22"/>
         </w:rPr>
-        <w:t>Version 2.1.0</w:t>
+        <w:t>Version 2.1.1</w:t>
       </w:r>
     </w:p>
     <w:p>
@@ -74,7 +74,7 @@
     <w:sdt>
       <w:sdtPr>
         <w:alias w:val="Contents"/>
-        <w:id w:val="1704126409"/>
+        <w:id w:val="-2086832223"/>
       </w:sdtPr>
       <w:sdtEndPr/>
       <w:sdtContent>
@@ -102,7 +102,7 @@
           <w:r>
             <w:fldChar w:fldCharType="separate"/>
           </w:r>
-          <w:hyperlink w:anchor="_Toc241745626" w:history="1">
+          <w:hyperlink w:anchor="_Toc241748466" w:history="1">
             <w:r>
               <w:rPr>
                 <w:rStyle w:val="Hiperligao"/>
@@ -126,7 +126,7 @@
               <w:rPr>
                 <w:noProof/>
               </w:rPr>
-              <w:instrText xml:space="preserve"> PAGEREF _Toc241745626 \h </w:instrText>
+              <w:instrText xml:space="preserve"> PAGEREF _Toc241748466 \h </w:instrText>
             </w:r>
             <w:r>
               <w:rPr>
@@ -168,7 +168,7 @@
               <w14:ligatures w14:val="standardContextual"/>
             </w:rPr>
           </w:pPr>
-          <w:hyperlink w:anchor="_Toc241745627" w:history="1">
+          <w:hyperlink w:anchor="_Toc241748467" w:history="1">
             <w:r>
               <w:rPr>
                 <w:rStyle w:val="Hiperligao"/>
@@ -192,7 +192,7 @@
               <w:rPr>
                 <w:noProof/>
               </w:rPr>
-              <w:instrText xml:space="preserve"> PAGEREF _Toc241745627 \h </w:instrText>
+              <w:instrText xml:space="preserve"> PAGEREF _Toc241748467 \h </w:instrText>
             </w:r>
             <w:r>
               <w:rPr>
@@ -234,7 +234,7 @@
               <w14:ligatures w14:val="standardContextual"/>
             </w:rPr>
           </w:pPr>
-          <w:hyperlink w:anchor="_Toc241745628" w:history="1">
+          <w:hyperlink w:anchor="_Toc241748468" w:history="1">
             <w:r>
               <w:rPr>
                 <w:rStyle w:val="Hiperligao"/>
@@ -258,7 +258,7 @@
               <w:rPr>
                 <w:noProof/>
               </w:rPr>
-              <w:instrText xml:space="preserve"> PAGEREF _Toc241745628 \h </w:instrText>
+              <w:instrText xml:space="preserve"> PAGEREF _Toc241748468 \h </w:instrText>
             </w:r>
             <w:r>
               <w:rPr>
@@ -300,7 +300,7 @@
               <w14:ligatures w14:val="standardContextual"/>
             </w:rPr>
           </w:pPr>
-          <w:hyperlink w:anchor="_Toc241745629" w:history="1">
+          <w:hyperlink w:anchor="_Toc241748469" w:history="1">
             <w:r>
               <w:rPr>
                 <w:rStyle w:val="Hiperligao"/>
@@ -324,7 +324,7 @@
               <w:rPr>
                 <w:noProof/>
               </w:rPr>
-              <w:instrText xml:space="preserve"> PAGEREF _Toc241745629 \h </w:instrText>
+              <w:instrText xml:space="preserve"> PAGEREF _Toc241748469 \h </w:instrText>
             </w:r>
             <w:r>
               <w:rPr>
@@ -366,7 +366,7 @@
               <w14:ligatures w14:val="standardContextual"/>
             </w:rPr>
           </w:pPr>
-          <w:hyperlink w:anchor="_Toc241745630" w:history="1">
+          <w:hyperlink w:anchor="_Toc241748470" w:history="1">
             <w:r>
               <w:rPr>
                 <w:rStyle w:val="Hiperligao"/>
@@ -390,7 +390,7 @@
               <w:rPr>
                 <w:noProof/>
               </w:rPr>
-              <w:instrText xml:space="preserve"> PAGEREF _Toc241745630 \h </w:instrText>
+              <w:instrText xml:space="preserve"> PAGEREF _Toc241748470 \h </w:instrText>
             </w:r>
             <w:r>
               <w:rPr>
@@ -432,7 +432,7 @@
               <w14:ligatures w14:val="standardContextual"/>
             </w:rPr>
           </w:pPr>
-          <w:hyperlink w:anchor="_Toc241745631" w:history="1">
+          <w:hyperlink w:anchor="_Toc241748471" w:history="1">
             <w:r>
               <w:rPr>
                 <w:rStyle w:val="Hiperligao"/>
@@ -456,7 +456,7 @@
               <w:rPr>
                 <w:noProof/>
               </w:rPr>
-              <w:instrText xml:space="preserve"> PAGEREF _Toc241745631 \h </w:instrText>
+              <w:instrText xml:space="preserve"> PAGEREF _Toc241748471 \h </w:instrText>
             </w:r>
             <w:r>
               <w:rPr>
@@ -498,7 +498,7 @@
               <w14:ligatures w14:val="standardContextual"/>
             </w:rPr>
           </w:pPr>
-          <w:hyperlink w:anchor="_Toc241745632" w:history="1">
+          <w:hyperlink w:anchor="_Toc241748472" w:history="1">
             <w:r>
               <w:rPr>
                 <w:rStyle w:val="Hiperligao"/>
@@ -522,7 +522,7 @@
               <w:rPr>
                 <w:noProof/>
               </w:rPr>
-              <w:instrText xml:space="preserve"> PAGEREF _Toc241745632 \h </w:instrText>
+              <w:instrText xml:space="preserve"> PAGEREF _Toc241748472 \h </w:instrText>
             </w:r>
             <w:r>
               <w:rPr>
@@ -564,7 +564,7 @@
               <w14:ligatures w14:val="standardContextual"/>
             </w:rPr>
           </w:pPr>
-          <w:hyperlink w:anchor="_Toc241745633" w:history="1">
+          <w:hyperlink w:anchor="_Toc241748473" w:history="1">
             <w:r>
               <w:rPr>
                 <w:rStyle w:val="Hiperligao"/>
@@ -588,7 +588,7 @@
               <w:rPr>
                 <w:noProof/>
               </w:rPr>
-              <w:instrText xml:space="preserve"> PAGEREF _Toc241745633 \h </w:instrText>
+              <w:instrText xml:space="preserve"> PAGEREF _Toc241748473 \h </w:instrText>
             </w:r>
             <w:r>
               <w:rPr>
@@ -630,7 +630,7 @@
               <w14:ligatures w14:val="standardContextual"/>
             </w:rPr>
           </w:pPr>
-          <w:hyperlink w:anchor="_Toc241745634" w:history="1">
+          <w:hyperlink w:anchor="_Toc241748474" w:history="1">
             <w:r>
               <w:rPr>
                 <w:rStyle w:val="Hiperligao"/>
@@ -654,7 +654,7 @@
               <w:rPr>
                 <w:noProof/>
               </w:rPr>
-              <w:instrText xml:space="preserve"> PAGEREF _Toc241745634 \h </w:instrText>
+              <w:instrText xml:space="preserve"> PAGEREF _Toc241748474 \h </w:instrText>
             </w:r>
             <w:r>
               <w:rPr>
@@ -696,7 +696,7 @@
               <w14:ligatures w14:val="standardContextual"/>
             </w:rPr>
           </w:pPr>
-          <w:hyperlink w:anchor="_Toc241745635" w:history="1">
+          <w:hyperlink w:anchor="_Toc241748475" w:history="1">
             <w:r>
               <w:rPr>
                 <w:rStyle w:val="Hiperligao"/>
@@ -720,7 +720,7 @@
               <w:rPr>
                 <w:noProof/>
               </w:rPr>
-              <w:instrText xml:space="preserve"> PAGEREF _Toc241745635 \h </w:instrText>
+              <w:instrText xml:space="preserve"> PAGEREF _Toc241748475 \h </w:instrText>
             </w:r>
             <w:r>
               <w:rPr>
@@ -762,7 +762,7 @@
               <w14:ligatures w14:val="standardContextual"/>
             </w:rPr>
           </w:pPr>
-          <w:hyperlink w:anchor="_Toc241745636" w:history="1">
+          <w:hyperlink w:anchor="_Toc241748476" w:history="1">
             <w:r>
               <w:rPr>
                 <w:rStyle w:val="Hiperligao"/>
@@ -786,7 +786,7 @@
               <w:rPr>
                 <w:noProof/>
               </w:rPr>
-              <w:instrText xml:space="preserve"> PAGEREF _Toc241745636 \h </w:instrText>
+              <w:instrText xml:space="preserve"> PAGEREF _Toc241748476 \h </w:instrText>
             </w:r>
             <w:r>
               <w:rPr>
@@ -828,7 +828,7 @@
               <w14:ligatures w14:val="standardContextual"/>
             </w:rPr>
           </w:pPr>
-          <w:hyperlink w:anchor="_Toc241745637" w:history="1">
+          <w:hyperlink w:anchor="_Toc241748477" w:history="1">
             <w:r>
               <w:rPr>
                 <w:rStyle w:val="Hiperligao"/>
@@ -852,7 +852,7 @@
               <w:rPr>
                 <w:noProof/>
               </w:rPr>
-              <w:instrText xml:space="preserve"> PAGEREF _Toc241745637 \h </w:instrText>
+              <w:instrText xml:space="preserve"> PAGEREF _Toc241748477 \h </w:instrText>
             </w:r>
             <w:r>
               <w:rPr>
@@ -894,7 +894,7 @@
               <w14:ligatures w14:val="standardContextual"/>
             </w:rPr>
           </w:pPr>
-          <w:hyperlink w:anchor="_Toc241745638" w:history="1">
+          <w:hyperlink w:anchor="_Toc241748478" w:history="1">
             <w:r>
               <w:rPr>
                 <w:rStyle w:val="Hiperligao"/>
@@ -918,7 +918,7 @@
               <w:rPr>
                 <w:noProof/>
               </w:rPr>
-              <w:instrText xml:space="preserve"> PAGEREF _Toc241745638 \h </w:instrText>
+              <w:instrText xml:space="preserve"> PAGEREF _Toc241748478 \h </w:instrText>
             </w:r>
             <w:r>
               <w:rPr>
@@ -960,7 +960,7 @@
               <w14:ligatures w14:val="standardContextual"/>
             </w:rPr>
           </w:pPr>
-          <w:hyperlink w:anchor="_Toc241745639" w:history="1">
+          <w:hyperlink w:anchor="_Toc241748479" w:history="1">
             <w:r>
               <w:rPr>
                 <w:rStyle w:val="Hiperligao"/>
@@ -984,7 +984,7 @@
               <w:rPr>
                 <w:noProof/>
               </w:rPr>
-              <w:instrText xml:space="preserve"> PAGEREF _Toc241745639 \h </w:instrText>
+              <w:instrText xml:space="preserve"> PAGEREF _Toc241748479 \h </w:instrText>
             </w:r>
             <w:r>
               <w:rPr>
@@ -1026,7 +1026,7 @@
               <w14:ligatures w14:val="standardContextual"/>
             </w:rPr>
           </w:pPr>
-          <w:hyperlink w:anchor="_Toc241745640" w:history="1">
+          <w:hyperlink w:anchor="_Toc241748480" w:history="1">
             <w:r>
               <w:rPr>
                 <w:rStyle w:val="Hiperligao"/>
@@ -1050,7 +1050,7 @@
               <w:rPr>
                 <w:noProof/>
               </w:rPr>
-              <w:instrText xml:space="preserve"> PAGEREF _Toc241745640 \h </w:instrText>
+              <w:instrText xml:space="preserve"> PAGEREF _Toc241748480 \h </w:instrText>
             </w:r>
             <w:r>
               <w:rPr>
@@ -1092,7 +1092,7 @@
               <w14:ligatures w14:val="standardContextual"/>
             </w:rPr>
           </w:pPr>
-          <w:hyperlink w:anchor="_Toc241745641" w:history="1">
+          <w:hyperlink w:anchor="_Toc241748481" w:history="1">
             <w:r>
               <w:rPr>
                 <w:rStyle w:val="Hiperligao"/>
@@ -1116,7 +1116,7 @@
               <w:rPr>
                 <w:noProof/>
               </w:rPr>
-              <w:instrText xml:space="preserve"> PAGEREF _Toc241745641 \h </w:instrText>
+              <w:instrText xml:space="preserve"> PAGEREF _Toc241748481 \h </w:instrText>
             </w:r>
             <w:r>
               <w:rPr>
@@ -1158,7 +1158,7 @@
               <w14:ligatures w14:val="standardContextual"/>
             </w:rPr>
           </w:pPr>
-          <w:hyperlink w:anchor="_Toc241745642" w:history="1">
+          <w:hyperlink w:anchor="_Toc241748482" w:history="1">
             <w:r>
               <w:rPr>
                 <w:rStyle w:val="Hiperligao"/>
@@ -1182,7 +1182,7 @@
               <w:rPr>
                 <w:noProof/>
               </w:rPr>
-              <w:instrText xml:space="preserve"> PAGEREF _Toc241745642 \h </w:instrText>
+              <w:instrText xml:space="preserve"> PAGEREF _Toc241748482 \h </w:instrText>
             </w:r>
             <w:r>
               <w:rPr>
@@ -1224,7 +1224,7 @@
               <w14:ligatures w14:val="standardContextual"/>
             </w:rPr>
           </w:pPr>
-          <w:hyperlink w:anchor="_Toc241745643" w:history="1">
+          <w:hyperlink w:anchor="_Toc241748483" w:history="1">
             <w:r>
               <w:rPr>
                 <w:rStyle w:val="Hiperligao"/>
@@ -1248,7 +1248,7 @@
               <w:rPr>
                 <w:noProof/>
               </w:rPr>
-              <w:instrText xml:space="preserve"> PAGEREF _Toc241745643 \h </w:instrText>
+              <w:instrText xml:space="preserve"> PAGEREF _Toc241748483 \h </w:instrText>
             </w:r>
             <w:r>
               <w:rPr>
@@ -1290,7 +1290,7 @@
               <w14:ligatures w14:val="standardContextual"/>
             </w:rPr>
           </w:pPr>
-          <w:hyperlink w:anchor="_Toc241745644" w:history="1">
+          <w:hyperlink w:anchor="_Toc241748484" w:history="1">
             <w:r>
               <w:rPr>
                 <w:rStyle w:val="Hiperligao"/>
@@ -1314,7 +1314,7 @@
               <w:rPr>
                 <w:noProof/>
               </w:rPr>
-              <w:instrText xml:space="preserve"> PAGEREF _Toc241745644 \h </w:instrText>
+              <w:instrText xml:space="preserve"> PAGEREF _Toc241748484 \h </w:instrText>
             </w:r>
             <w:r>
               <w:rPr>
@@ -1356,7 +1356,7 @@
               <w14:ligatures w14:val="standardContextual"/>
             </w:rPr>
           </w:pPr>
-          <w:hyperlink w:anchor="_Toc241745645" w:history="1">
+          <w:hyperlink w:anchor="_Toc241748485" w:history="1">
             <w:r>
               <w:rPr>
                 <w:rStyle w:val="Hiperligao"/>
@@ -1380,7 +1380,7 @@
               <w:rPr>
                 <w:noProof/>
               </w:rPr>
-              <w:instrText xml:space="preserve"> PAGEREF _Toc241745645 \h </w:instrText>
+              <w:instrText xml:space="preserve"> PAGEREF _Toc241748485 \h </w:instrText>
             </w:r>
             <w:r>
               <w:rPr>
@@ -1422,7 +1422,7 @@
               <w14:ligatures w14:val="standardContextual"/>
             </w:rPr>
           </w:pPr>
-          <w:hyperlink w:anchor="_Toc241745646" w:history="1">
+          <w:hyperlink w:anchor="_Toc241748486" w:history="1">
             <w:r>
               <w:rPr>
                 <w:rStyle w:val="Hiperligao"/>
@@ -1446,7 +1446,7 @@
               <w:rPr>
                 <w:noProof/>
               </w:rPr>
-              <w:instrText xml:space="preserve"> PAGEREF _Toc241745646 \h </w:instrText>
+              <w:instrText xml:space="preserve"> PAGEREF _Toc241748486 \h </w:instrText>
             </w:r>
             <w:r>
               <w:rPr>
@@ -1488,7 +1488,7 @@
               <w14:ligatures w14:val="standardContextual"/>
             </w:rPr>
           </w:pPr>
-          <w:hyperlink w:anchor="_Toc241745647" w:history="1">
+          <w:hyperlink w:anchor="_Toc241748487" w:history="1">
             <w:r>
               <w:rPr>
                 <w:rStyle w:val="Hiperligao"/>
@@ -1512,7 +1512,7 @@
               <w:rPr>
                 <w:noProof/>
               </w:rPr>
-              <w:instrText xml:space="preserve"> PAGEREF _Toc241745647 \h </w:instrText>
+              <w:instrText xml:space="preserve"> PAGEREF _Toc241748487 \h </w:instrText>
             </w:r>
             <w:r>
               <w:rPr>
@@ -1554,7 +1554,7 @@
               <w14:ligatures w14:val="standardContextual"/>
             </w:rPr>
           </w:pPr>
-          <w:hyperlink w:anchor="_Toc241745648" w:history="1">
+          <w:hyperlink w:anchor="_Toc241748488" w:history="1">
             <w:r>
               <w:rPr>
                 <w:rStyle w:val="Hiperligao"/>
@@ -1578,7 +1578,7 @@
               <w:rPr>
                 <w:noProof/>
               </w:rPr>
-              <w:instrText xml:space="preserve"> PAGEREF _Toc241745648 \h </w:instrText>
+              <w:instrText xml:space="preserve"> PAGEREF _Toc241748488 \h </w:instrText>
             </w:r>
             <w:r>
               <w:rPr>
@@ -1620,7 +1620,7 @@
               <w14:ligatures w14:val="standardContextual"/>
             </w:rPr>
           </w:pPr>
-          <w:hyperlink w:anchor="_Toc241745649" w:history="1">
+          <w:hyperlink w:anchor="_Toc241748489" w:history="1">
             <w:r>
               <w:rPr>
                 <w:rStyle w:val="Hiperligao"/>
@@ -1644,7 +1644,7 @@
               <w:rPr>
                 <w:noProof/>
               </w:rPr>
-              <w:instrText xml:space="preserve"> PAGEREF _Toc241745649 \h </w:instrText>
+              <w:instrText xml:space="preserve"> PAGEREF _Toc241748489 \h </w:instrText>
             </w:r>
             <w:r>
               <w:rPr>
@@ -1686,7 +1686,7 @@
               <w14:ligatures w14:val="standardContextual"/>
             </w:rPr>
           </w:pPr>
-          <w:hyperlink w:anchor="_Toc241745650" w:history="1">
+          <w:hyperlink w:anchor="_Toc241748490" w:history="1">
             <w:r>
               <w:rPr>
                 <w:rStyle w:val="Hiperligao"/>
@@ -1710,7 +1710,7 @@
               <w:rPr>
                 <w:noProof/>
               </w:rPr>
-              <w:instrText xml:space="preserve"> PAGEREF _Toc241745650 \h </w:instrText>
+              <w:instrText xml:space="preserve"> PAGEREF _Toc241748490 \h </w:instrText>
             </w:r>
             <w:r>
               <w:rPr>
@@ -1752,7 +1752,7 @@
               <w14:ligatures w14:val="standardContextual"/>
             </w:rPr>
           </w:pPr>
-          <w:hyperlink w:anchor="_Toc241745651" w:history="1">
+          <w:hyperlink w:anchor="_Toc241748491" w:history="1">
             <w:r>
               <w:rPr>
                 <w:rStyle w:val="Hiperligao"/>
@@ -1776,7 +1776,7 @@
               <w:rPr>
                 <w:noProof/>
               </w:rPr>
-              <w:instrText xml:space="preserve"> PAGEREF _Toc241745651 \h </w:instrText>
+              <w:instrText xml:space="preserve"> PAGEREF _Toc241748491 \h </w:instrText>
             </w:r>
             <w:r>
               <w:rPr>
@@ -1818,7 +1818,7 @@
               <w14:ligatures w14:val="standardContextual"/>
             </w:rPr>
           </w:pPr>
-          <w:hyperlink w:anchor="_Toc241745652" w:history="1">
+          <w:hyperlink w:anchor="_Toc241748492" w:history="1">
             <w:r>
               <w:rPr>
                 <w:rStyle w:val="Hiperligao"/>
@@ -1842,7 +1842,7 @@
               <w:rPr>
                 <w:noProof/>
               </w:rPr>
-              <w:instrText xml:space="preserve"> PAGEREF _Toc241745652 \h </w:instrText>
+              <w:instrText xml:space="preserve"> PAGEREF _Toc241748492 \h </w:instrText>
             </w:r>
             <w:r>
               <w:rPr>
@@ -1884,7 +1884,7 @@
               <w14:ligatures w14:val="standardContextual"/>
             </w:rPr>
           </w:pPr>
-          <w:hyperlink w:anchor="_Toc241745653" w:history="1">
+          <w:hyperlink w:anchor="_Toc241748493" w:history="1">
             <w:r>
               <w:rPr>
                 <w:rStyle w:val="Hiperligao"/>
@@ -1908,7 +1908,7 @@
               <w:rPr>
                 <w:noProof/>
               </w:rPr>
-              <w:instrText xml:space="preserve"> PAGEREF _Toc241745653 \h </w:instrText>
+              <w:instrText xml:space="preserve"> PAGEREF _Toc241748493 \h </w:instrText>
             </w:r>
             <w:r>
               <w:rPr>
@@ -1950,7 +1950,7 @@
               <w14:ligatures w14:val="standardContextual"/>
             </w:rPr>
           </w:pPr>
-          <w:hyperlink w:anchor="_Toc241745654" w:history="1">
+          <w:hyperlink w:anchor="_Toc241748494" w:history="1">
             <w:r>
               <w:rPr>
                 <w:rStyle w:val="Hiperligao"/>
@@ -1974,7 +1974,7 @@
               <w:rPr>
                 <w:noProof/>
               </w:rPr>
-              <w:instrText xml:space="preserve"> PAGEREF _Toc241745654 \h </w:instrText>
+              <w:instrText xml:space="preserve"> PAGEREF _Toc241748494 \h </w:instrText>
             </w:r>
             <w:r>
               <w:rPr>
@@ -2016,7 +2016,7 @@
               <w14:ligatures w14:val="standardContextual"/>
             </w:rPr>
           </w:pPr>
-          <w:hyperlink w:anchor="_Toc241745655" w:history="1">
+          <w:hyperlink w:anchor="_Toc241748495" w:history="1">
             <w:r>
               <w:rPr>
                 <w:rStyle w:val="Hiperligao"/>
@@ -2040,7 +2040,7 @@
               <w:rPr>
                 <w:noProof/>
               </w:rPr>
-              <w:instrText xml:space="preserve"> PAGEREF _Toc241745655 \h </w:instrText>
+              <w:instrText xml:space="preserve"> PAGEREF _Toc241748495 \h </w:instrText>
             </w:r>
             <w:r>
               <w:rPr>
@@ -2088,7 +2088,7 @@
       <w:pPr>
         <w:pStyle w:val="Ttulo1"/>
       </w:pPr>
-      <w:bookmarkStart w:id="0" w:name="_Toc241745626"/>
+      <w:bookmarkStart w:id="0" w:name="_Toc241748466"/>
       <w:r>
         <w:lastRenderedPageBreak/>
         <w:t>Your role at a glance</w:t>
@@ -2836,7 +2836,7 @@
       <w:pPr>
         <w:pStyle w:val="Ttulo2"/>
       </w:pPr>
-      <w:bookmarkStart w:id="1" w:name="_Toc241745627"/>
+      <w:bookmarkStart w:id="1" w:name="_Toc241748467"/>
       <w:r>
         <w:t>Where your access comes from</w:t>
       </w:r>
@@ -3890,7 +3890,7 @@
       <w:pPr>
         <w:pStyle w:val="Ttulo2"/>
       </w:pPr>
-      <w:bookmarkStart w:id="2" w:name="_Toc241745628"/>
+      <w:bookmarkStart w:id="2" w:name="_Toc241748468"/>
       <w:r>
         <w:t>Sign in, change your password, sign out</w:t>
       </w:r>
@@ -4004,7 +4004,7 @@
           <w:noProof/>
         </w:rPr>
         <w:drawing>
-          <wp:inline distT="0" distB="0" distL="0" distR="0" wp14:anchorId="067114FF" wp14:editId="3B3F24AC">
+          <wp:inline distT="0" distB="0" distL="0" distR="0" wp14:anchorId="5CA33BC6" wp14:editId="7D390028">
             <wp:extent cx="5715000" cy="3571875"/>
             <wp:effectExtent l="0" t="0" r="0" b="0"/>
             <wp:docPr id="281" name="01-login.png" descr="The sign-in page with Email, Password, Remember me and the Sign in button." title="The sign-in page with Email, Password, Remember me and the Sign in button."/>
@@ -4439,7 +4439,7 @@
         <w:pStyle w:val="Ttulo1"/>
         <w:pageBreakBefore/>
       </w:pPr>
-      <w:bookmarkStart w:id="3" w:name="_Toc241745629"/>
+      <w:bookmarkStart w:id="3" w:name="_Toc241748469"/>
       <w:r>
         <w:lastRenderedPageBreak/>
         <w:t>Dashboard</w:t>
@@ -4472,7 +4472,7 @@
           <w:noProof/>
         </w:rPr>
         <w:drawing>
-          <wp:inline distT="0" distB="0" distL="0" distR="0" wp14:anchorId="006EB082" wp14:editId="31760C6C">
+          <wp:inline distT="0" distB="0" distL="0" distR="0" wp14:anchorId="0EC7F30C" wp14:editId="27C3D838">
             <wp:extent cx="5715000" cy="3571875"/>
             <wp:effectExtent l="0" t="0" r="0" b="0"/>
             <wp:docPr id="282" name="45-dashboard.png" descr="The dashboard with summary cards and the Recent Maps list." title="The dashboard with summary cards and the Recent Maps list."/>
@@ -5050,7 +5050,7 @@
         <w:pStyle w:val="Ttulo1"/>
         <w:pageBreakBefore/>
       </w:pPr>
-      <w:bookmarkStart w:id="4" w:name="_Toc241745630"/>
+      <w:bookmarkStart w:id="4" w:name="_Toc241748470"/>
       <w:r>
         <w:lastRenderedPageBreak/>
         <w:t>Maps</w:t>
@@ -5083,7 +5083,7 @@
           <w:noProof/>
         </w:rPr>
         <w:drawing>
-          <wp:inline distT="0" distB="0" distL="0" distR="0" wp14:anchorId="18C7509F" wp14:editId="316CAA62">
+          <wp:inline distT="0" distB="0" distL="0" distR="0" wp14:anchorId="1F4AB36A" wp14:editId="0FD19F89">
             <wp:extent cx="5715000" cy="3429000"/>
             <wp:effectExtent l="0" t="0" r="0" b="0"/>
             <wp:docPr id="283" name="03-maps-mine.png" descr="The Maps list, Mine tab, showing the action icons on the map row." title="The Maps list, Mine tab, showing the action icons on the map row."/>
@@ -5135,7 +5135,7 @@
       <w:pPr>
         <w:pStyle w:val="Ttulo2"/>
       </w:pPr>
-      <w:bookmarkStart w:id="5" w:name="_Toc241745631"/>
+      <w:bookmarkStart w:id="5" w:name="_Toc241748471"/>
       <w:r>
         <w:t>Tabs, search and filters</w:t>
       </w:r>
@@ -5886,7 +5886,7 @@
       <w:pPr>
         <w:pStyle w:val="Ttulo2"/>
       </w:pPr>
-      <w:bookmarkStart w:id="6" w:name="_Toc241745632"/>
+      <w:bookmarkStart w:id="6" w:name="_Toc241748472"/>
       <w:r>
         <w:lastRenderedPageBreak/>
         <w:t>Row actions</w:t>
@@ -6623,7 +6623,7 @@
       <w:pPr>
         <w:pStyle w:val="Ttulo2"/>
       </w:pPr>
-      <w:bookmarkStart w:id="7" w:name="_Toc241745633"/>
+      <w:bookmarkStart w:id="7" w:name="_Toc241748473"/>
       <w:r>
         <w:t>Workbooks</w:t>
       </w:r>
@@ -7109,7 +7109,7 @@
         </w:rPr>
         <w:lastRenderedPageBreak/>
         <w:drawing>
-          <wp:inline distT="0" distB="0" distL="0" distR="0" wp14:anchorId="30D13FCA" wp14:editId="668903D5">
+          <wp:inline distT="0" distB="0" distL="0" distR="0" wp14:anchorId="77E1FCD2" wp14:editId="33ACEB04">
             <wp:extent cx="2905125" cy="1543050"/>
             <wp:effectExtent l="0" t="0" r="0" b="0"/>
             <wp:docPr id="284" name="02-workbook-copy-dialog.png" descr="The Copy workbook dialog with the name field for the new workbook." title="The Copy workbook dialog with the name field for the new workbook."/>
@@ -7176,7 +7176,7 @@
       <w:pPr>
         <w:pStyle w:val="Ttulo2"/>
       </w:pPr>
-      <w:bookmarkStart w:id="8" w:name="_Toc241745634"/>
+      <w:bookmarkStart w:id="8" w:name="_Toc241748474"/>
       <w:r>
         <w:t>Copy a map</w:t>
       </w:r>
@@ -7258,7 +7258,7 @@
       <w:pPr>
         <w:pStyle w:val="Ttulo2"/>
       </w:pPr>
-      <w:bookmarkStart w:id="9" w:name="_Toc241745635"/>
+      <w:bookmarkStart w:id="9" w:name="_Toc241748475"/>
       <w:r>
         <w:t>Share a map you own</w:t>
       </w:r>
@@ -7342,7 +7342,7 @@
           <w:noProof/>
         </w:rPr>
         <w:drawing>
-          <wp:inline distT="0" distB="0" distL="0" distR="0" wp14:anchorId="3164E399" wp14:editId="067C453E">
+          <wp:inline distT="0" distB="0" distL="0" distR="0" wp14:anchorId="0BC0D37F" wp14:editId="7F7E56D8">
             <wp:extent cx="3743325" cy="1581150"/>
             <wp:effectExtent l="0" t="0" r="0" b="0"/>
             <wp:docPr id="285" name="29-share-dialog-search.png" descr="The Share map dialog with a matching person and Can view, Can export and Can edit buttons." title="The Share map dialog with a matching person and Can view, Can export and Can edit buttons."/>
@@ -7776,7 +7776,7 @@
         <w:pStyle w:val="Ttulo1"/>
         <w:pageBreakBefore/>
       </w:pPr>
-      <w:bookmarkStart w:id="10" w:name="_Toc241745636"/>
+      <w:bookmarkStart w:id="10" w:name="_Toc241748476"/>
       <w:r>
         <w:lastRenderedPageBreak/>
         <w:t>The map viewer</w:t>
@@ -7799,7 +7799,7 @@
           <w:noProof/>
         </w:rPr>
         <w:drawing>
-          <wp:inline distT="0" distB="0" distL="0" distR="0" wp14:anchorId="68791B23" wp14:editId="0912EFBA">
+          <wp:inline distT="0" distB="0" distL="0" distR="0" wp14:anchorId="2CD6A703" wp14:editId="41D1F262">
             <wp:extent cx="5715000" cy="3571875"/>
             <wp:effectExtent l="0" t="0" r="0" b="0"/>
             <wp:docPr id="286" name="25-viewer-results.png" descr="The map viewer after a completed run, with the results grid and export buttons." title="The map viewer after a completed run, with the results grid and export buttons."/>
@@ -8331,7 +8331,7 @@
       <w:pPr>
         <w:pStyle w:val="Ttulo2"/>
       </w:pPr>
-      <w:bookmarkStart w:id="11" w:name="_Toc241745637"/>
+      <w:bookmarkStart w:id="11" w:name="_Toc241748477"/>
       <w:r>
         <w:lastRenderedPageBreak/>
         <w:t>Run parameters</w:t>
@@ -8374,7 +8374,7 @@
           <w:noProof/>
         </w:rPr>
         <w:drawing>
-          <wp:inline distT="0" distB="0" distL="0" distR="0" wp14:anchorId="3683562A" wp14:editId="678D4772">
+          <wp:inline distT="0" distB="0" distL="0" distR="0" wp14:anchorId="2E4C80B4" wp14:editId="47F250D5">
             <wp:extent cx="2905125" cy="2324100"/>
             <wp:effectExtent l="0" t="0" r="0" b="0"/>
             <wp:docPr id="287" name="24-viewer-params-filled.png" descr="The Run parameters dialog with both required values filled in." title="The Run parameters dialog with both required values filled in."/>
@@ -8426,7 +8426,7 @@
       <w:pPr>
         <w:pStyle w:val="Ttulo2"/>
       </w:pPr>
-      <w:bookmarkStart w:id="12" w:name="_Toc241745638"/>
+      <w:bookmarkStart w:id="12" w:name="_Toc241748478"/>
       <w:r>
         <w:t>Read the results</w:t>
       </w:r>
@@ -9101,7 +9101,7 @@
       <w:pPr>
         <w:pStyle w:val="Ttulo2"/>
       </w:pPr>
-      <w:bookmarkStart w:id="13" w:name="_Toc241745639"/>
+      <w:bookmarkStart w:id="13" w:name="_Toc241748479"/>
       <w:r>
         <w:t>Export the results</w:t>
       </w:r>
@@ -9432,7 +9432,7 @@
           <w:noProof/>
         </w:rPr>
         <w:drawing>
-          <wp:inline distT="0" distB="0" distL="0" distR="0" wp14:anchorId="31FAD77A" wp14:editId="7F292ED8">
+          <wp:inline distT="0" distB="0" distL="0" distR="0" wp14:anchorId="3613D43F" wp14:editId="31C238B3">
             <wp:extent cx="3324225" cy="3990975"/>
             <wp:effectExtent l="0" t="0" r="0" b="0"/>
             <wp:docPr id="288" name="17-builder-pdf-dialog.png" descr="The PDF export dialog with orientation, page size, title and font options." title="The PDF export dialog with orientation, page size, title and font options."/>
@@ -9909,7 +9909,7 @@
         <w:pStyle w:val="Ttulo1"/>
         <w:pageBreakBefore/>
       </w:pPr>
-      <w:bookmarkStart w:id="14" w:name="_Toc241745640"/>
+      <w:bookmarkStart w:id="14" w:name="_Toc241748480"/>
       <w:r>
         <w:lastRenderedPageBreak/>
         <w:t>Building and editing maps</w:t>
@@ -9972,7 +9972,7 @@
           <w:noProof/>
         </w:rPr>
         <w:drawing>
-          <wp:inline distT="0" distB="0" distL="0" distR="0" wp14:anchorId="69F71844" wp14:editId="476AD606">
+          <wp:inline distT="0" distB="0" distL="0" distR="0" wp14:anchorId="0305ED45" wp14:editId="156C1310">
             <wp:extent cx="5715000" cy="3571875"/>
             <wp:effectExtent l="0" t="0" r="0" b="0"/>
             <wp:docPr id="289" name="05-builder-overview.png" descr="The map builder with the Business Areas tree, the columns canvas and the Properties panel." title="The map builder with the Business Areas tree, the columns canvas and the Properties panel."/>
@@ -10079,7 +10079,7 @@
       <w:pPr>
         <w:pStyle w:val="Ttulo2"/>
       </w:pPr>
-      <w:bookmarkStart w:id="15" w:name="_Toc241745641"/>
+      <w:bookmarkStart w:id="15" w:name="_Toc241748481"/>
       <w:r>
         <w:t>Toolbar</w:t>
       </w:r>
@@ -11005,7 +11005,7 @@
       <w:pPr>
         <w:pStyle w:val="Ttulo2"/>
       </w:pPr>
-      <w:bookmarkStart w:id="16" w:name="_Toc241745642"/>
+      <w:bookmarkStart w:id="16" w:name="_Toc241748482"/>
       <w:r>
         <w:t>Add columns</w:t>
       </w:r>
@@ -11170,7 +11170,7 @@
       <w:pPr>
         <w:pStyle w:val="Ttulo2"/>
       </w:pPr>
-      <w:bookmarkStart w:id="17" w:name="_Toc241745643"/>
+      <w:bookmarkStart w:id="17" w:name="_Toc241748483"/>
       <w:r>
         <w:t>Configure a column</w:t>
       </w:r>
@@ -12170,7 +12170,7 @@
           <w:noProof/>
         </w:rPr>
         <w:drawing>
-          <wp:inline distT="0" distB="0" distL="0" distR="0" wp14:anchorId="68A17E8B" wp14:editId="16807696">
+          <wp:inline distT="0" distB="0" distL="0" distR="0" wp14:anchorId="6E23F99F" wp14:editId="752C2B11">
             <wp:extent cx="5715000" cy="3571875"/>
             <wp:effectExtent l="0" t="0" r="0" b="0"/>
             <wp:docPr id="290" name="08-builder-column-aggregation.png" descr="The Configure column dialog with the Aggregation list open." title="The Configure column dialog with the Aggregation list open."/>
@@ -12222,7 +12222,7 @@
       <w:pPr>
         <w:pStyle w:val="Ttulo2"/>
       </w:pPr>
-      <w:bookmarkStart w:id="18" w:name="_Toc241745644"/>
+      <w:bookmarkStart w:id="18" w:name="_Toc241748484"/>
       <w:r>
         <w:t>Right panel tabs</w:t>
       </w:r>
@@ -12971,7 +12971,7 @@
           <w:noProof/>
         </w:rPr>
         <w:drawing>
-          <wp:inline distT="0" distB="0" distL="0" distR="0" wp14:anchorId="59521508" wp14:editId="3CFDCB1E">
+          <wp:inline distT="0" distB="0" distL="0" distR="0" wp14:anchorId="3A7D1101" wp14:editId="6B022781">
             <wp:extent cx="5715000" cy="3571875"/>
             <wp:effectExtent l="0" t="0" r="0" b="0"/>
             <wp:docPr id="291" name="09-builder-conditions.png" descr="The Conditions tab listing the map's conditions with operator and value or prompt controls." title="The Conditions tab listing the map's conditions with operator and value or prompt controls."/>
@@ -13128,7 +13128,7 @@
       <w:pPr>
         <w:pStyle w:val="Ttulo2"/>
       </w:pPr>
-      <w:bookmarkStart w:id="19" w:name="_Toc241745645"/>
+      <w:bookmarkStart w:id="19" w:name="_Toc241748485"/>
       <w:r>
         <w:t>Conditional formatting</w:t>
       </w:r>
@@ -13834,7 +13834,7 @@
           <w:noProof/>
         </w:rPr>
         <w:drawing>
-          <wp:inline distT="0" distB="0" distL="0" distR="0" wp14:anchorId="6F66175C" wp14:editId="3A9B1FFB">
+          <wp:inline distT="0" distB="0" distL="0" distR="0" wp14:anchorId="4CB27F64" wp14:editId="76CDFF29">
             <wp:extent cx="3324225" cy="1457325"/>
             <wp:effectExtent l="0" t="0" r="0" b="0"/>
             <wp:docPr id="292" name="19-builder-formatting-dialog.png" descr="The Formatting dialog with the rules list and the Add rule controls." title="The Formatting dialog with the rules list and the Add rule controls."/>
@@ -13886,7 +13886,7 @@
       <w:pPr>
         <w:pStyle w:val="Ttulo2"/>
       </w:pPr>
-      <w:bookmarkStart w:id="20" w:name="_Toc241745646"/>
+      <w:bookmarkStart w:id="20" w:name="_Toc241748486"/>
       <w:r>
         <w:t>Run from the builder and refused runs</w:t>
       </w:r>
@@ -13933,7 +13933,7 @@
       <w:pPr>
         <w:pStyle w:val="Ttulo2"/>
       </w:pPr>
-      <w:bookmarkStart w:id="21" w:name="_Toc241745647"/>
+      <w:bookmarkStart w:id="21" w:name="_Toc241748487"/>
       <w:r>
         <w:t>Example: build a small map</w:t>
       </w:r>
@@ -14082,7 +14082,7 @@
         <w:pStyle w:val="Ttulo1"/>
         <w:pageBreakBefore/>
       </w:pPr>
-      <w:bookmarkStart w:id="22" w:name="_Toc241745648"/>
+      <w:bookmarkStart w:id="22" w:name="_Toc241748488"/>
       <w:r>
         <w:lastRenderedPageBreak/>
         <w:t>Runs</w:t>
@@ -14115,7 +14115,7 @@
           <w:noProof/>
         </w:rPr>
         <w:drawing>
-          <wp:inline distT="0" distB="0" distL="0" distR="0" wp14:anchorId="6C26A7E3" wp14:editId="2203A927">
+          <wp:inline distT="0" distB="0" distL="0" distR="0" wp14:anchorId="57C2ADF2" wp14:editId="62980609">
             <wp:extent cx="5715000" cy="3571875"/>
             <wp:effectExtent l="0" t="0" r="0" b="0"/>
             <wp:docPr id="293" name="41-runs.png" descr="The Runs page with filters and the table of runs and their export buttons." title="The Runs page with filters and the table of runs and their export buttons."/>
@@ -15118,7 +15118,7 @@
         <w:pStyle w:val="Ttulo1"/>
         <w:pageBreakBefore/>
       </w:pPr>
-      <w:bookmarkStart w:id="23" w:name="_Toc241745649"/>
+      <w:bookmarkStart w:id="23" w:name="_Toc241748489"/>
       <w:r>
         <w:lastRenderedPageBreak/>
         <w:t>Exports</w:t>
@@ -15151,7 +15151,7 @@
           <w:noProof/>
         </w:rPr>
         <w:drawing>
-          <wp:inline distT="0" distB="0" distL="0" distR="0" wp14:anchorId="017CF00C" wp14:editId="3111BCA6">
+          <wp:inline distT="0" distB="0" distL="0" distR="0" wp14:anchorId="7D2C8166" wp14:editId="2F6D291B">
             <wp:extent cx="5715000" cy="3571875"/>
             <wp:effectExtent l="0" t="0" r="0" b="0"/>
             <wp:docPr id="294" name="44-exports.png" descr="The Exports page listing export jobs with a Download button on finished ones." title="The Exports page listing export jobs with a Download button on finished ones."/>
@@ -15568,7 +15568,7 @@
         <w:pStyle w:val="Ttulo1"/>
         <w:pageBreakBefore/>
       </w:pPr>
-      <w:bookmarkStart w:id="24" w:name="_Toc241745650"/>
+      <w:bookmarkStart w:id="24" w:name="_Toc241748490"/>
       <w:r>
         <w:lastRenderedPageBreak/>
         <w:t>Schedules</w:t>
@@ -15636,7 +15636,7 @@
           <w:noProof/>
         </w:rPr>
         <w:drawing>
-          <wp:inline distT="0" distB="0" distL="0" distR="0" wp14:anchorId="107F004E" wp14:editId="733B60B3">
+          <wp:inline distT="0" distB="0" distL="0" distR="0" wp14:anchorId="09CEBED0" wp14:editId="5B7AE869">
             <wp:extent cx="5715000" cy="3571875"/>
             <wp:effectExtent l="0" t="0" r="0" b="0"/>
             <wp:docPr id="295" name="38-schedules-list.png" descr="The Schedules page with a paused schedule and its action icons." title="The Schedules page with a paused schedule and its action icons."/>
@@ -16393,7 +16393,7 @@
       <w:pPr>
         <w:pStyle w:val="Ttulo2"/>
       </w:pPr>
-      <w:bookmarkStart w:id="25" w:name="_Toc241745651"/>
+      <w:bookmarkStart w:id="25" w:name="_Toc241748491"/>
       <w:r>
         <w:lastRenderedPageBreak/>
         <w:t>New Schedule</w:t>
@@ -16604,7 +16604,7 @@
           <w:noProof/>
         </w:rPr>
         <w:drawing>
-          <wp:inline distT="0" distB="0" distL="0" distR="0" wp14:anchorId="47F9A99A" wp14:editId="4FEC50D6">
+          <wp:inline distT="0" distB="0" distL="0" distR="0" wp14:anchorId="1532DC7D" wp14:editId="5B4160CE">
             <wp:extent cx="3743325" cy="4676775"/>
             <wp:effectExtent l="0" t="0" r="0" b="0"/>
             <wp:docPr id="296" name="37-schedule-filled.png" descr="The New Schedule dialog filled in, with a monthly frequency and Enabled unticked." title="The New Schedule dialog filled in, with a monthly frequency and Enabled unticked."/>
@@ -17442,7 +17442,7 @@
       <w:pPr>
         <w:pStyle w:val="Ttulo2"/>
       </w:pPr>
-      <w:bookmarkStart w:id="26" w:name="_Toc241745652"/>
+      <w:bookmarkStart w:id="26" w:name="_Toc241748492"/>
       <w:r>
         <w:t>History</w:t>
       </w:r>
@@ -17590,7 +17590,7 @@
         <w:pStyle w:val="Ttulo1"/>
         <w:pageBreakBefore/>
       </w:pPr>
-      <w:bookmarkStart w:id="27" w:name="_Toc241745653"/>
+      <w:bookmarkStart w:id="27" w:name="_Toc241748493"/>
       <w:r>
         <w:lastRenderedPageBreak/>
         <w:t>Settings</w:t>
@@ -17620,7 +17620,7 @@
           <w:noProof/>
         </w:rPr>
         <w:drawing>
-          <wp:inline distT="0" distB="0" distL="0" distR="0" wp14:anchorId="37E5FE0E" wp14:editId="0D503089">
+          <wp:inline distT="0" distB="0" distL="0" distR="0" wp14:anchorId="762B9DEB" wp14:editId="02562D79">
             <wp:extent cx="5715000" cy="3571875"/>
             <wp:effectExtent l="0" t="0" r="0" b="0"/>
             <wp:docPr id="297" name="04-settings.png" descr="The Settings page with the Language, Theme and Color palette cards." title="The Settings page with the Language, Theme and Color palette cards."/>
@@ -18175,7 +18175,7 @@
         <w:pStyle w:val="Ttulo1"/>
         <w:pageBreakBefore/>
       </w:pPr>
-      <w:bookmarkStart w:id="28" w:name="_Toc241745654"/>
+      <w:bookmarkStart w:id="28" w:name="_Toc241748494"/>
       <w:r>
         <w:lastRenderedPageBreak/>
         <w:t>Common questions</w:t>
@@ -18357,7 +18357,7 @@
         <w:pStyle w:val="Ttulo1"/>
         <w:pageBreakBefore/>
       </w:pPr>
-      <w:bookmarkStart w:id="29" w:name="_Toc241745655"/>
+      <w:bookmarkStart w:id="29" w:name="_Toc241748495"/>
       <w:r>
         <w:lastRenderedPageBreak/>
         <w:t>Glossary</w:t>
@@ -19370,7 +19370,7 @@
         <w:sz w:val="16"/>
         <w:szCs w:val="16"/>
       </w:rPr>
-      <w:t>Discoverer Neo 2.1.0 · Complete guide · USER</w:t>
+      <w:t>Discoverer Neo 2.1.1 · Complete guide · USER</w:t>
     </w:r>
   </w:p>
 </w:hdr>
@@ -19379,68 +19379,10 @@
 <file path=word/numbering.xml><?xml version="1.0" encoding="utf-8"?>
 <w:numbering xmlns:wpc="http://schemas.microsoft.com/office/word/2010/wordprocessingCanvas" xmlns:cx="http://schemas.microsoft.com/office/drawing/2014/chartex" xmlns:cx1="http://schemas.microsoft.com/office/drawing/2015/9/8/chartex" xmlns:cx2="http://schemas.microsoft.com/office/drawing/2015/10/21/chartex" xmlns:cx3="http://schemas.microsoft.com/office/drawing/2016/5/9/chartex" xmlns:cx4="http://schemas.microsoft.com/office/drawing/2016/5/10/chartex" xmlns:cx5="http://schemas.microsoft.com/office/drawing/2016/5/11/chartex" xmlns:cx6="http://schemas.microsoft.com/office/drawing/2016/5/12/chartex" xmlns:cx7="http://schemas.microsoft.com/office/drawing/2016/5/13/chartex" xmlns:cx8="http://schemas.microsoft.com/office/drawing/2016/5/14/chartex" xmlns:mc="http://schemas.openxmlformats.org/markup-compatibility/2006" xmlns:aink="http://schemas.microsoft.com/office/drawing/2016/ink" xmlns:am3d="http://schemas.microsoft.com/office/drawing/2017/model3d" xmlns:o="urn:schemas-microsoft-com:office:office" xmlns:oel="http://schemas.microsoft.com/office/2019/extlst" xmlns:r="http://schemas.openxmlformats.org/officeDocument/2006/relationships" xmlns:m="http://schemas.openxmlformats.org/officeDocument/2006/math" xmlns:v="urn:schemas-microsoft-com:vml" xmlns:wp14="http://schemas.microsoft.com/office/word/2010/wordprocessingDrawing" xmlns:wp="http://schemas.openxmlformats.org/drawingml/2006/wordprocessingDrawing" xmlns:w10="urn:schemas-microsoft-com:office:word" xmlns:w="http://schemas.openxmlformats.org/wordprocessingml/2006/main" xmlns:w14="http://schemas.microsoft.com/office/word/2010/wordml" xmlns:w15="http://schemas.microsoft.com/office/word/2012/wordml" xmlns:w16cex="http://schemas.microsoft.com/office/word/2018/wordml/cex" xmlns:w16cid="http://schemas.microsoft.com/office/word/2016/wordml/cid" xmlns:w16="http://schemas.microsoft.com/office/word/2018/wordml" xmlns:w16sdtdh="http://schemas.microsoft.com/office/word/2020/wordml/sdtdatahash" xmlns:w16se="http://schemas.microsoft.com/office/word/2015/wordml/symex" xmlns:wpg="http://schemas.microsoft.com/office/word/2010/wordprocessingGroup" xmlns:wpi="http://schemas.microsoft.com/office/word/2010/wordprocessingInk" xmlns:wne="http://schemas.microsoft.com/office/word/2006/wordml" xmlns:wps="http://schemas.microsoft.com/office/word/2010/wordprocessingShape" mc:Ignorable="w14 w15 w16se w16cid w16 w16cex w16sdtdh wp14">
   <w:abstractNum w:abstractNumId="0" w15:restartNumberingAfterBreak="0">
-    <w:nsid w:val="02BD3BBE"/>
+    <w:nsid w:val="088345D7"/>
     <w:multiLevelType w:val="hybridMultilevel"/>
-    <w:tmpl w:val="4334A1AA"/>
-    <w:lvl w:ilvl="0" w:tplc="84764C86">
-      <w:start w:val="1"/>
-      <w:numFmt w:val="bullet"/>
-      <w:lvlText w:val="•"/>
-      <w:lvlJc w:val="left"/>
-      <w:pPr>
-        <w:ind w:left="360" w:hanging="260"/>
-      </w:pPr>
-    </w:lvl>
-    <w:lvl w:ilvl="1" w:tplc="378E9376" w:tentative="1">
-      <w:start w:val="1"/>
-      <w:numFmt w:val="bullet"/>
-      <w:lvlText w:val="–"/>
-      <w:lvlJc w:val="left"/>
-      <w:pPr>
-        <w:ind w:left="720" w:hanging="260"/>
-      </w:pPr>
-    </w:lvl>
-    <w:lvl w:ilvl="2" w:tplc="B13A754E">
-      <w:numFmt w:val="decimal"/>
-      <w:lvlText w:val=""/>
-      <w:lvlJc w:val="left"/>
-    </w:lvl>
-    <w:lvl w:ilvl="3" w:tplc="9918B9F4">
-      <w:numFmt w:val="decimal"/>
-      <w:lvlText w:val=""/>
-      <w:lvlJc w:val="left"/>
-    </w:lvl>
-    <w:lvl w:ilvl="4" w:tplc="51F8F948">
-      <w:numFmt w:val="decimal"/>
-      <w:lvlText w:val=""/>
-      <w:lvlJc w:val="left"/>
-    </w:lvl>
-    <w:lvl w:ilvl="5" w:tplc="E3664A0C">
-      <w:numFmt w:val="decimal"/>
-      <w:lvlText w:val=""/>
-      <w:lvlJc w:val="left"/>
-    </w:lvl>
-    <w:lvl w:ilvl="6" w:tplc="329CF022">
-      <w:numFmt w:val="decimal"/>
-      <w:lvlText w:val=""/>
-      <w:lvlJc w:val="left"/>
-    </w:lvl>
-    <w:lvl w:ilvl="7" w:tplc="EB18B8B0">
-      <w:numFmt w:val="decimal"/>
-      <w:lvlText w:val=""/>
-      <w:lvlJc w:val="left"/>
-    </w:lvl>
-    <w:lvl w:ilvl="8" w:tplc="E4D0B248">
-      <w:numFmt w:val="decimal"/>
-      <w:lvlText w:val=""/>
-      <w:lvlJc w:val="left"/>
-    </w:lvl>
-  </w:abstractNum>
-  <w:abstractNum w:abstractNumId="1" w15:restartNumberingAfterBreak="0">
-    <w:nsid w:val="1FD554EC"/>
-    <w:multiLevelType w:val="hybridMultilevel"/>
-    <w:tmpl w:val="526A1B12"/>
-    <w:lvl w:ilvl="0" w:tplc="00704836">
+    <w:tmpl w:val="08B8F844"/>
+    <w:lvl w:ilvl="0" w:tplc="F40615CC">
       <w:start w:val="1"/>
       <w:numFmt w:val="decimal"/>
       <w:lvlText w:val="%1."/>
@@ -19449,7 +19391,7 @@
         <w:ind w:left="360" w:hanging="300"/>
       </w:pPr>
     </w:lvl>
-    <w:lvl w:ilvl="1" w:tplc="9CFABE9E" w:tentative="1">
+    <w:lvl w:ilvl="1" w:tplc="7AE2B0AE" w:tentative="1">
       <w:start w:val="1"/>
       <w:numFmt w:val="lowerLetter"/>
       <w:lvlText w:val="%2."/>
@@ -19458,105 +19400,47 @@
         <w:ind w:left="720" w:hanging="300"/>
       </w:pPr>
     </w:lvl>
-    <w:lvl w:ilvl="2" w:tplc="535A35E6">
+    <w:lvl w:ilvl="2" w:tplc="71C63FEA">
       <w:numFmt w:val="decimal"/>
       <w:lvlText w:val=""/>
       <w:lvlJc w:val="left"/>
     </w:lvl>
-    <w:lvl w:ilvl="3" w:tplc="341EAF5C">
+    <w:lvl w:ilvl="3" w:tplc="65943520">
       <w:numFmt w:val="decimal"/>
       <w:lvlText w:val=""/>
       <w:lvlJc w:val="left"/>
     </w:lvl>
-    <w:lvl w:ilvl="4" w:tplc="D85E106E">
+    <w:lvl w:ilvl="4" w:tplc="97F0634A">
       <w:numFmt w:val="decimal"/>
       <w:lvlText w:val=""/>
       <w:lvlJc w:val="left"/>
     </w:lvl>
-    <w:lvl w:ilvl="5" w:tplc="C542181A">
+    <w:lvl w:ilvl="5" w:tplc="AE380680">
       <w:numFmt w:val="decimal"/>
       <w:lvlText w:val=""/>
       <w:lvlJc w:val="left"/>
     </w:lvl>
-    <w:lvl w:ilvl="6" w:tplc="16A4EB42">
+    <w:lvl w:ilvl="6" w:tplc="AA924F0E">
       <w:numFmt w:val="decimal"/>
       <w:lvlText w:val=""/>
       <w:lvlJc w:val="left"/>
     </w:lvl>
-    <w:lvl w:ilvl="7" w:tplc="FC9CB068">
+    <w:lvl w:ilvl="7" w:tplc="1D8C07D2">
       <w:numFmt w:val="decimal"/>
       <w:lvlText w:val=""/>
       <w:lvlJc w:val="left"/>
     </w:lvl>
-    <w:lvl w:ilvl="8" w:tplc="0DF6DBA0">
+    <w:lvl w:ilvl="8" w:tplc="63A4F202">
       <w:numFmt w:val="decimal"/>
       <w:lvlText w:val=""/>
       <w:lvlJc w:val="left"/>
     </w:lvl>
   </w:abstractNum>
-  <w:abstractNum w:abstractNumId="2" w15:restartNumberingAfterBreak="0">
-    <w:nsid w:val="2CF2071D"/>
+  <w:abstractNum w:abstractNumId="1" w15:restartNumberingAfterBreak="0">
+    <w:nsid w:val="0CC75D58"/>
     <w:multiLevelType w:val="hybridMultilevel"/>
-    <w:tmpl w:val="33CC66FC"/>
-    <w:lvl w:ilvl="0" w:tplc="614E84A6">
-      <w:start w:val="1"/>
-      <w:numFmt w:val="decimal"/>
-      <w:lvlText w:val="%1."/>
-      <w:lvlJc w:val="left"/>
-      <w:pPr>
-        <w:ind w:left="360" w:hanging="300"/>
-      </w:pPr>
-    </w:lvl>
-    <w:lvl w:ilvl="1" w:tplc="4FBC6B34" w:tentative="1">
-      <w:start w:val="1"/>
-      <w:numFmt w:val="lowerLetter"/>
-      <w:lvlText w:val="%2."/>
-      <w:lvlJc w:val="left"/>
-      <w:pPr>
-        <w:ind w:left="720" w:hanging="300"/>
-      </w:pPr>
-    </w:lvl>
-    <w:lvl w:ilvl="2" w:tplc="28E2D516">
-      <w:numFmt w:val="decimal"/>
-      <w:lvlText w:val=""/>
-      <w:lvlJc w:val="left"/>
-    </w:lvl>
-    <w:lvl w:ilvl="3" w:tplc="46964716">
-      <w:numFmt w:val="decimal"/>
-      <w:lvlText w:val=""/>
-      <w:lvlJc w:val="left"/>
-    </w:lvl>
-    <w:lvl w:ilvl="4" w:tplc="6BE6D662">
-      <w:numFmt w:val="decimal"/>
-      <w:lvlText w:val=""/>
-      <w:lvlJc w:val="left"/>
-    </w:lvl>
-    <w:lvl w:ilvl="5" w:tplc="0BA2B046">
-      <w:numFmt w:val="decimal"/>
-      <w:lvlText w:val=""/>
-      <w:lvlJc w:val="left"/>
-    </w:lvl>
-    <w:lvl w:ilvl="6" w:tplc="04FEEE84">
-      <w:numFmt w:val="decimal"/>
-      <w:lvlText w:val=""/>
-      <w:lvlJc w:val="left"/>
-    </w:lvl>
-    <w:lvl w:ilvl="7" w:tplc="E8E8C422">
-      <w:numFmt w:val="decimal"/>
-      <w:lvlText w:val=""/>
-      <w:lvlJc w:val="left"/>
-    </w:lvl>
-    <w:lvl w:ilvl="8" w:tplc="04A80576">
-      <w:numFmt w:val="decimal"/>
-      <w:lvlText w:val=""/>
-      <w:lvlJc w:val="left"/>
-    </w:lvl>
-  </w:abstractNum>
-  <w:abstractNum w:abstractNumId="3" w15:restartNumberingAfterBreak="0">
-    <w:nsid w:val="350C4E92"/>
-    <w:multiLevelType w:val="hybridMultilevel"/>
-    <w:tmpl w:val="EBC8F788"/>
-    <w:lvl w:ilvl="0" w:tplc="B1582E1C" w:tentative="1">
+    <w:tmpl w:val="62142C48"/>
+    <w:lvl w:ilvl="0" w:tplc="3424BFE0" w:tentative="1">
       <w:start w:val="1"/>
       <w:numFmt w:val="bullet"/>
       <w:lvlText w:val="●"/>
@@ -19565,7 +19449,7 @@
         <w:ind w:left="720" w:hanging="360"/>
       </w:pPr>
     </w:lvl>
-    <w:lvl w:ilvl="1" w:tplc="43B8720C" w:tentative="1">
+    <w:lvl w:ilvl="1" w:tplc="9C9E088E" w:tentative="1">
       <w:start w:val="1"/>
       <w:numFmt w:val="bullet"/>
       <w:lvlText w:val="○"/>
@@ -19574,7 +19458,7 @@
         <w:ind w:left="1440" w:hanging="360"/>
       </w:pPr>
     </w:lvl>
-    <w:lvl w:ilvl="2" w:tplc="A1CEC5F2" w:tentative="1">
+    <w:lvl w:ilvl="2" w:tplc="76CC00C6" w:tentative="1">
       <w:start w:val="1"/>
       <w:numFmt w:val="bullet"/>
       <w:lvlText w:val="■"/>
@@ -19583,7 +19467,7 @@
         <w:ind w:left="2160" w:hanging="360"/>
       </w:pPr>
     </w:lvl>
-    <w:lvl w:ilvl="3" w:tplc="8F1A69E2" w:tentative="1">
+    <w:lvl w:ilvl="3" w:tplc="09FC898C" w:tentative="1">
       <w:start w:val="1"/>
       <w:numFmt w:val="bullet"/>
       <w:lvlText w:val="●"/>
@@ -19592,7 +19476,7 @@
         <w:ind w:left="2880" w:hanging="360"/>
       </w:pPr>
     </w:lvl>
-    <w:lvl w:ilvl="4" w:tplc="9B6C0448" w:tentative="1">
+    <w:lvl w:ilvl="4" w:tplc="3452A8DC" w:tentative="1">
       <w:start w:val="1"/>
       <w:numFmt w:val="bullet"/>
       <w:lvlText w:val="○"/>
@@ -19601,7 +19485,7 @@
         <w:ind w:left="3600" w:hanging="360"/>
       </w:pPr>
     </w:lvl>
-    <w:lvl w:ilvl="5" w:tplc="98CC3470" w:tentative="1">
+    <w:lvl w:ilvl="5" w:tplc="82F22102" w:tentative="1">
       <w:start w:val="1"/>
       <w:numFmt w:val="bullet"/>
       <w:lvlText w:val="■"/>
@@ -19610,7 +19494,7 @@
         <w:ind w:left="4320" w:hanging="360"/>
       </w:pPr>
     </w:lvl>
-    <w:lvl w:ilvl="6" w:tplc="0F823138" w:tentative="1">
+    <w:lvl w:ilvl="6" w:tplc="BA364482" w:tentative="1">
       <w:start w:val="1"/>
       <w:numFmt w:val="bullet"/>
       <w:lvlText w:val="●"/>
@@ -19619,7 +19503,7 @@
         <w:ind w:left="5040" w:hanging="360"/>
       </w:pPr>
     </w:lvl>
-    <w:lvl w:ilvl="7" w:tplc="9F1C7F26" w:tentative="1">
+    <w:lvl w:ilvl="7" w:tplc="8A58C878" w:tentative="1">
       <w:start w:val="1"/>
       <w:numFmt w:val="bullet"/>
       <w:lvlText w:val="●"/>
@@ -19628,7 +19512,7 @@
         <w:ind w:left="5760" w:hanging="360"/>
       </w:pPr>
     </w:lvl>
-    <w:lvl w:ilvl="8" w:tplc="452AB066" w:tentative="1">
+    <w:lvl w:ilvl="8" w:tplc="5824F424" w:tentative="1">
       <w:start w:val="1"/>
       <w:numFmt w:val="bullet"/>
       <w:lvlText w:val="●"/>
@@ -19638,11 +19522,11 @@
       </w:pPr>
     </w:lvl>
   </w:abstractNum>
-  <w:abstractNum w:abstractNumId="4" w15:restartNumberingAfterBreak="0">
-    <w:nsid w:val="692A442A"/>
+  <w:abstractNum w:abstractNumId="2" w15:restartNumberingAfterBreak="0">
+    <w:nsid w:val="110777A0"/>
     <w:multiLevelType w:val="hybridMultilevel"/>
-    <w:tmpl w:val="85440942"/>
-    <w:lvl w:ilvl="0" w:tplc="8BA25C7C">
+    <w:tmpl w:val="14F0A252"/>
+    <w:lvl w:ilvl="0" w:tplc="A5380404">
       <w:start w:val="1"/>
       <w:numFmt w:val="decimal"/>
       <w:lvlText w:val="%1."/>
@@ -19651,7 +19535,7 @@
         <w:ind w:left="360" w:hanging="300"/>
       </w:pPr>
     </w:lvl>
-    <w:lvl w:ilvl="1" w:tplc="8AC400DA" w:tentative="1">
+    <w:lvl w:ilvl="1" w:tplc="6846DB80" w:tentative="1">
       <w:start w:val="1"/>
       <w:numFmt w:val="lowerLetter"/>
       <w:lvlText w:val="%2."/>
@@ -19660,47 +19544,47 @@
         <w:ind w:left="720" w:hanging="300"/>
       </w:pPr>
     </w:lvl>
-    <w:lvl w:ilvl="2" w:tplc="FE7A4F64">
+    <w:lvl w:ilvl="2" w:tplc="7240957E">
       <w:numFmt w:val="decimal"/>
       <w:lvlText w:val=""/>
       <w:lvlJc w:val="left"/>
     </w:lvl>
-    <w:lvl w:ilvl="3" w:tplc="03AC1B1A">
+    <w:lvl w:ilvl="3" w:tplc="8FF885D4">
       <w:numFmt w:val="decimal"/>
       <w:lvlText w:val=""/>
       <w:lvlJc w:val="left"/>
     </w:lvl>
-    <w:lvl w:ilvl="4" w:tplc="F36E7624">
+    <w:lvl w:ilvl="4" w:tplc="953A44F8">
       <w:numFmt w:val="decimal"/>
       <w:lvlText w:val=""/>
       <w:lvlJc w:val="left"/>
     </w:lvl>
-    <w:lvl w:ilvl="5" w:tplc="D3E0D8F0">
+    <w:lvl w:ilvl="5" w:tplc="615ED0B0">
       <w:numFmt w:val="decimal"/>
       <w:lvlText w:val=""/>
       <w:lvlJc w:val="left"/>
     </w:lvl>
-    <w:lvl w:ilvl="6" w:tplc="22F8F572">
+    <w:lvl w:ilvl="6" w:tplc="72AEF766">
       <w:numFmt w:val="decimal"/>
       <w:lvlText w:val=""/>
       <w:lvlJc w:val="left"/>
     </w:lvl>
-    <w:lvl w:ilvl="7" w:tplc="BB424FE6">
+    <w:lvl w:ilvl="7" w:tplc="959CF1CA">
       <w:numFmt w:val="decimal"/>
       <w:lvlText w:val=""/>
       <w:lvlJc w:val="left"/>
     </w:lvl>
-    <w:lvl w:ilvl="8" w:tplc="803047E4">
+    <w:lvl w:ilvl="8" w:tplc="897AB42E">
       <w:numFmt w:val="decimal"/>
       <w:lvlText w:val=""/>
       <w:lvlJc w:val="left"/>
     </w:lvl>
   </w:abstractNum>
-  <w:abstractNum w:abstractNumId="5" w15:restartNumberingAfterBreak="0">
-    <w:nsid w:val="6C6F2026"/>
+  <w:abstractNum w:abstractNumId="3" w15:restartNumberingAfterBreak="0">
+    <w:nsid w:val="126B3DAE"/>
     <w:multiLevelType w:val="hybridMultilevel"/>
-    <w:tmpl w:val="357A07E2"/>
-    <w:lvl w:ilvl="0" w:tplc="E772AA0E">
+    <w:tmpl w:val="E19A577E"/>
+    <w:lvl w:ilvl="0" w:tplc="08DC1E16">
       <w:start w:val="1"/>
       <w:numFmt w:val="decimal"/>
       <w:lvlText w:val="%1."/>
@@ -19709,7 +19593,7 @@
         <w:ind w:left="360" w:hanging="300"/>
       </w:pPr>
     </w:lvl>
-    <w:lvl w:ilvl="1" w:tplc="5CC0B7E2" w:tentative="1">
+    <w:lvl w:ilvl="1" w:tplc="98300D26" w:tentative="1">
       <w:start w:val="1"/>
       <w:numFmt w:val="lowerLetter"/>
       <w:lvlText w:val="%2."/>
@@ -19718,47 +19602,47 @@
         <w:ind w:left="720" w:hanging="300"/>
       </w:pPr>
     </w:lvl>
-    <w:lvl w:ilvl="2" w:tplc="DAD24EEA">
+    <w:lvl w:ilvl="2" w:tplc="ADF077DA">
       <w:numFmt w:val="decimal"/>
       <w:lvlText w:val=""/>
       <w:lvlJc w:val="left"/>
     </w:lvl>
-    <w:lvl w:ilvl="3" w:tplc="E75A1D4A">
+    <w:lvl w:ilvl="3" w:tplc="70865C9A">
       <w:numFmt w:val="decimal"/>
       <w:lvlText w:val=""/>
       <w:lvlJc w:val="left"/>
     </w:lvl>
-    <w:lvl w:ilvl="4" w:tplc="2B3E36DE">
+    <w:lvl w:ilvl="4" w:tplc="12A0F14A">
       <w:numFmt w:val="decimal"/>
       <w:lvlText w:val=""/>
       <w:lvlJc w:val="left"/>
     </w:lvl>
-    <w:lvl w:ilvl="5" w:tplc="3000E982">
+    <w:lvl w:ilvl="5" w:tplc="6658AEC8">
       <w:numFmt w:val="decimal"/>
       <w:lvlText w:val=""/>
       <w:lvlJc w:val="left"/>
     </w:lvl>
-    <w:lvl w:ilvl="6" w:tplc="B8DC49D2">
+    <w:lvl w:ilvl="6" w:tplc="C94AB19C">
       <w:numFmt w:val="decimal"/>
       <w:lvlText w:val=""/>
       <w:lvlJc w:val="left"/>
     </w:lvl>
-    <w:lvl w:ilvl="7" w:tplc="4D1808D2">
+    <w:lvl w:ilvl="7" w:tplc="1BB2E554">
       <w:numFmt w:val="decimal"/>
       <w:lvlText w:val=""/>
       <w:lvlJc w:val="left"/>
     </w:lvl>
-    <w:lvl w:ilvl="8" w:tplc="A9A4AD28">
+    <w:lvl w:ilvl="8" w:tplc="42ECC632">
       <w:numFmt w:val="decimal"/>
       <w:lvlText w:val=""/>
       <w:lvlJc w:val="left"/>
     </w:lvl>
   </w:abstractNum>
-  <w:abstractNum w:abstractNumId="6" w15:restartNumberingAfterBreak="0">
-    <w:nsid w:val="7BA40EE9"/>
+  <w:abstractNum w:abstractNumId="4" w15:restartNumberingAfterBreak="0">
+    <w:nsid w:val="46E03FC2"/>
     <w:multiLevelType w:val="hybridMultilevel"/>
-    <w:tmpl w:val="6F686776"/>
-    <w:lvl w:ilvl="0" w:tplc="90B05BD4">
+    <w:tmpl w:val="8C54EAC6"/>
+    <w:lvl w:ilvl="0" w:tplc="390608B6">
       <w:start w:val="1"/>
       <w:numFmt w:val="decimal"/>
       <w:lvlText w:val="%1."/>
@@ -19767,7 +19651,7 @@
         <w:ind w:left="360" w:hanging="300"/>
       </w:pPr>
     </w:lvl>
-    <w:lvl w:ilvl="1" w:tplc="48DCA25A" w:tentative="1">
+    <w:lvl w:ilvl="1" w:tplc="95265B66" w:tentative="1">
       <w:start w:val="1"/>
       <w:numFmt w:val="lowerLetter"/>
       <w:lvlText w:val="%2."/>
@@ -19776,47 +19660,105 @@
         <w:ind w:left="720" w:hanging="300"/>
       </w:pPr>
     </w:lvl>
-    <w:lvl w:ilvl="2" w:tplc="E71EEB50">
+    <w:lvl w:ilvl="2" w:tplc="D8D4DE66">
       <w:numFmt w:val="decimal"/>
       <w:lvlText w:val=""/>
       <w:lvlJc w:val="left"/>
     </w:lvl>
-    <w:lvl w:ilvl="3" w:tplc="ED346E0A">
+    <w:lvl w:ilvl="3" w:tplc="72BCF2C6">
       <w:numFmt w:val="decimal"/>
       <w:lvlText w:val=""/>
       <w:lvlJc w:val="left"/>
     </w:lvl>
-    <w:lvl w:ilvl="4" w:tplc="E15AEE52">
+    <w:lvl w:ilvl="4" w:tplc="21AC2768">
       <w:numFmt w:val="decimal"/>
       <w:lvlText w:val=""/>
       <w:lvlJc w:val="left"/>
     </w:lvl>
-    <w:lvl w:ilvl="5" w:tplc="569C0064">
+    <w:lvl w:ilvl="5" w:tplc="37DC5DDA">
       <w:numFmt w:val="decimal"/>
       <w:lvlText w:val=""/>
       <w:lvlJc w:val="left"/>
     </w:lvl>
-    <w:lvl w:ilvl="6" w:tplc="4A3423E8">
+    <w:lvl w:ilvl="6" w:tplc="CC8A4636">
       <w:numFmt w:val="decimal"/>
       <w:lvlText w:val=""/>
       <w:lvlJc w:val="left"/>
     </w:lvl>
-    <w:lvl w:ilvl="7" w:tplc="DD661F22">
+    <w:lvl w:ilvl="7" w:tplc="FEEE8EF4">
       <w:numFmt w:val="decimal"/>
       <w:lvlText w:val=""/>
       <w:lvlJc w:val="left"/>
     </w:lvl>
-    <w:lvl w:ilvl="8" w:tplc="CCCC45D0">
+    <w:lvl w:ilvl="8" w:tplc="B5180C92">
       <w:numFmt w:val="decimal"/>
       <w:lvlText w:val=""/>
       <w:lvlJc w:val="left"/>
     </w:lvl>
   </w:abstractNum>
-  <w:abstractNum w:abstractNumId="7" w15:restartNumberingAfterBreak="0">
-    <w:nsid w:val="7ECC2AC3"/>
+  <w:abstractNum w:abstractNumId="5" w15:restartNumberingAfterBreak="0">
+    <w:nsid w:val="475C61E2"/>
     <w:multiLevelType w:val="hybridMultilevel"/>
-    <w:tmpl w:val="5B703BB2"/>
-    <w:lvl w:ilvl="0" w:tplc="9F24D4FC">
+    <w:tmpl w:val="B7049466"/>
+    <w:lvl w:ilvl="0" w:tplc="86EEC698">
+      <w:start w:val="1"/>
+      <w:numFmt w:val="bullet"/>
+      <w:lvlText w:val="•"/>
+      <w:lvlJc w:val="left"/>
+      <w:pPr>
+        <w:ind w:left="360" w:hanging="260"/>
+      </w:pPr>
+    </w:lvl>
+    <w:lvl w:ilvl="1" w:tplc="6F1C1FC0" w:tentative="1">
+      <w:start w:val="1"/>
+      <w:numFmt w:val="bullet"/>
+      <w:lvlText w:val="–"/>
+      <w:lvlJc w:val="left"/>
+      <w:pPr>
+        <w:ind w:left="720" w:hanging="260"/>
+      </w:pPr>
+    </w:lvl>
+    <w:lvl w:ilvl="2" w:tplc="71AE8B86">
+      <w:numFmt w:val="decimal"/>
+      <w:lvlText w:val=""/>
+      <w:lvlJc w:val="left"/>
+    </w:lvl>
+    <w:lvl w:ilvl="3" w:tplc="13D63DA2">
+      <w:numFmt w:val="decimal"/>
+      <w:lvlText w:val=""/>
+      <w:lvlJc w:val="left"/>
+    </w:lvl>
+    <w:lvl w:ilvl="4" w:tplc="01AA58DA">
+      <w:numFmt w:val="decimal"/>
+      <w:lvlText w:val=""/>
+      <w:lvlJc w:val="left"/>
+    </w:lvl>
+    <w:lvl w:ilvl="5" w:tplc="1826E834">
+      <w:numFmt w:val="decimal"/>
+      <w:lvlText w:val=""/>
+      <w:lvlJc w:val="left"/>
+    </w:lvl>
+    <w:lvl w:ilvl="6" w:tplc="BDE8FE40">
+      <w:numFmt w:val="decimal"/>
+      <w:lvlText w:val=""/>
+      <w:lvlJc w:val="left"/>
+    </w:lvl>
+    <w:lvl w:ilvl="7" w:tplc="ABBCEB84">
+      <w:numFmt w:val="decimal"/>
+      <w:lvlText w:val=""/>
+      <w:lvlJc w:val="left"/>
+    </w:lvl>
+    <w:lvl w:ilvl="8" w:tplc="D4E04FA8">
+      <w:numFmt w:val="decimal"/>
+      <w:lvlText w:val=""/>
+      <w:lvlJc w:val="left"/>
+    </w:lvl>
+  </w:abstractNum>
+  <w:abstractNum w:abstractNumId="6" w15:restartNumberingAfterBreak="0">
+    <w:nsid w:val="4876281B"/>
+    <w:multiLevelType w:val="hybridMultilevel"/>
+    <w:tmpl w:val="9EF0FDD0"/>
+    <w:lvl w:ilvl="0" w:tplc="BC66202C">
       <w:start w:val="1"/>
       <w:numFmt w:val="decimal"/>
       <w:lvlText w:val="%1."/>
@@ -19825,7 +19767,7 @@
         <w:ind w:left="360" w:hanging="300"/>
       </w:pPr>
     </w:lvl>
-    <w:lvl w:ilvl="1" w:tplc="6B8C740E" w:tentative="1">
+    <w:lvl w:ilvl="1" w:tplc="8408C3A8" w:tentative="1">
       <w:start w:val="1"/>
       <w:numFmt w:val="lowerLetter"/>
       <w:lvlText w:val="%2."/>
@@ -19834,86 +19776,144 @@
         <w:ind w:left="720" w:hanging="300"/>
       </w:pPr>
     </w:lvl>
-    <w:lvl w:ilvl="2" w:tplc="D5C44842">
+    <w:lvl w:ilvl="2" w:tplc="8F1EFC46">
       <w:numFmt w:val="decimal"/>
       <w:lvlText w:val=""/>
       <w:lvlJc w:val="left"/>
     </w:lvl>
-    <w:lvl w:ilvl="3" w:tplc="618E0E38">
+    <w:lvl w:ilvl="3" w:tplc="9CBC6AD0">
       <w:numFmt w:val="decimal"/>
       <w:lvlText w:val=""/>
       <w:lvlJc w:val="left"/>
     </w:lvl>
-    <w:lvl w:ilvl="4" w:tplc="E60878B0">
+    <w:lvl w:ilvl="4" w:tplc="33187E48">
       <w:numFmt w:val="decimal"/>
       <w:lvlText w:val=""/>
       <w:lvlJc w:val="left"/>
     </w:lvl>
-    <w:lvl w:ilvl="5" w:tplc="6EC4C3BA">
+    <w:lvl w:ilvl="5" w:tplc="F6D4E64C">
       <w:numFmt w:val="decimal"/>
       <w:lvlText w:val=""/>
       <w:lvlJc w:val="left"/>
     </w:lvl>
-    <w:lvl w:ilvl="6" w:tplc="3744A880">
+    <w:lvl w:ilvl="6" w:tplc="B1B86648">
       <w:numFmt w:val="decimal"/>
       <w:lvlText w:val=""/>
       <w:lvlJc w:val="left"/>
     </w:lvl>
-    <w:lvl w:ilvl="7" w:tplc="DD4E9C70">
+    <w:lvl w:ilvl="7" w:tplc="3C2E4090">
       <w:numFmt w:val="decimal"/>
       <w:lvlText w:val=""/>
       <w:lvlJc w:val="left"/>
     </w:lvl>
-    <w:lvl w:ilvl="8" w:tplc="F3D84F48">
+    <w:lvl w:ilvl="8" w:tplc="49327038">
       <w:numFmt w:val="decimal"/>
       <w:lvlText w:val=""/>
       <w:lvlJc w:val="left"/>
     </w:lvl>
   </w:abstractNum>
-  <w:num w:numId="1" w16cid:durableId="1013413133">
-    <w:abstractNumId w:val="3"/>
+  <w:abstractNum w:abstractNumId="7" w15:restartNumberingAfterBreak="0">
+    <w:nsid w:val="7ACB03A3"/>
+    <w:multiLevelType w:val="hybridMultilevel"/>
+    <w:tmpl w:val="4CC8E1EA"/>
+    <w:lvl w:ilvl="0" w:tplc="6DB4EFCA">
+      <w:start w:val="1"/>
+      <w:numFmt w:val="decimal"/>
+      <w:lvlText w:val="%1."/>
+      <w:lvlJc w:val="left"/>
+      <w:pPr>
+        <w:ind w:left="360" w:hanging="300"/>
+      </w:pPr>
+    </w:lvl>
+    <w:lvl w:ilvl="1" w:tplc="BBE84136" w:tentative="1">
+      <w:start w:val="1"/>
+      <w:numFmt w:val="lowerLetter"/>
+      <w:lvlText w:val="%2."/>
+      <w:lvlJc w:val="left"/>
+      <w:pPr>
+        <w:ind w:left="720" w:hanging="300"/>
+      </w:pPr>
+    </w:lvl>
+    <w:lvl w:ilvl="2" w:tplc="2216ED94">
+      <w:numFmt w:val="decimal"/>
+      <w:lvlText w:val=""/>
+      <w:lvlJc w:val="left"/>
+    </w:lvl>
+    <w:lvl w:ilvl="3" w:tplc="DA207F7A">
+      <w:numFmt w:val="decimal"/>
+      <w:lvlText w:val=""/>
+      <w:lvlJc w:val="left"/>
+    </w:lvl>
+    <w:lvl w:ilvl="4" w:tplc="CDBC442A">
+      <w:numFmt w:val="decimal"/>
+      <w:lvlText w:val=""/>
+      <w:lvlJc w:val="left"/>
+    </w:lvl>
+    <w:lvl w:ilvl="5" w:tplc="7B38751A">
+      <w:numFmt w:val="decimal"/>
+      <w:lvlText w:val=""/>
+      <w:lvlJc w:val="left"/>
+    </w:lvl>
+    <w:lvl w:ilvl="6" w:tplc="EB9A36C8">
+      <w:numFmt w:val="decimal"/>
+      <w:lvlText w:val=""/>
+      <w:lvlJc w:val="left"/>
+    </w:lvl>
+    <w:lvl w:ilvl="7" w:tplc="1F72AAFE">
+      <w:numFmt w:val="decimal"/>
+      <w:lvlText w:val=""/>
+      <w:lvlJc w:val="left"/>
+    </w:lvl>
+    <w:lvl w:ilvl="8" w:tplc="7E586BD4">
+      <w:numFmt w:val="decimal"/>
+      <w:lvlText w:val=""/>
+      <w:lvlJc w:val="left"/>
+    </w:lvl>
+  </w:abstractNum>
+  <w:num w:numId="1" w16cid:durableId="1916238312">
+    <w:abstractNumId w:val="1"/>
     <w:lvlOverride w:ilvl="0">
       <w:startOverride w:val="1"/>
     </w:lvlOverride>
   </w:num>
-  <w:num w:numId="2" w16cid:durableId="1798067031">
+  <w:num w:numId="2" w16cid:durableId="87892039">
+    <w:abstractNumId w:val="5"/>
+    <w:lvlOverride w:ilvl="0">
+      <w:startOverride w:val="1"/>
+    </w:lvlOverride>
+  </w:num>
+  <w:num w:numId="3" w16cid:durableId="1875994746">
+    <w:abstractNumId w:val="7"/>
+    <w:lvlOverride w:ilvl="0">
+      <w:startOverride w:val="1"/>
+    </w:lvlOverride>
+  </w:num>
+  <w:num w:numId="4" w16cid:durableId="455412627">
+    <w:abstractNumId w:val="2"/>
+    <w:lvlOverride w:ilvl="0">
+      <w:startOverride w:val="1"/>
+    </w:lvlOverride>
+  </w:num>
+  <w:num w:numId="5" w16cid:durableId="787814587">
+    <w:abstractNumId w:val="4"/>
+    <w:lvlOverride w:ilvl="0">
+      <w:startOverride w:val="1"/>
+    </w:lvlOverride>
+  </w:num>
+  <w:num w:numId="6" w16cid:durableId="1027949976">
+    <w:abstractNumId w:val="6"/>
+    <w:lvlOverride w:ilvl="0">
+      <w:startOverride w:val="1"/>
+    </w:lvlOverride>
+  </w:num>
+  <w:num w:numId="7" w16cid:durableId="702436453">
     <w:abstractNumId w:val="0"/>
     <w:lvlOverride w:ilvl="0">
       <w:startOverride w:val="1"/>
     </w:lvlOverride>
   </w:num>
-  <w:num w:numId="3" w16cid:durableId="615988076">
-    <w:abstractNumId w:val="7"/>
-    <w:lvlOverride w:ilvl="0">
-      <w:startOverride w:val="1"/>
-    </w:lvlOverride>
-  </w:num>
-  <w:num w:numId="4" w16cid:durableId="143131415">
-    <w:abstractNumId w:val="4"/>
-    <w:lvlOverride w:ilvl="0">
-      <w:startOverride w:val="1"/>
-    </w:lvlOverride>
-  </w:num>
-  <w:num w:numId="5" w16cid:durableId="2143883321">
-    <w:abstractNumId w:val="6"/>
-    <w:lvlOverride w:ilvl="0">
-      <w:startOverride w:val="1"/>
-    </w:lvlOverride>
-  </w:num>
-  <w:num w:numId="6" w16cid:durableId="114103958">
-    <w:abstractNumId w:val="2"/>
-    <w:lvlOverride w:ilvl="0">
-      <w:startOverride w:val="1"/>
-    </w:lvlOverride>
-  </w:num>
-  <w:num w:numId="7" w16cid:durableId="532154494">
-    <w:abstractNumId w:val="5"/>
-    <w:lvlOverride w:ilvl="0">
-      <w:startOverride w:val="1"/>
-    </w:lvlOverride>
-  </w:num>
-  <w:num w:numId="8" w16cid:durableId="2121682871">
-    <w:abstractNumId w:val="1"/>
+  <w:num w:numId="8" w16cid:durableId="886599806">
+    <w:abstractNumId w:val="3"/>
     <w:lvlOverride w:ilvl="0">
       <w:startOverride w:val="1"/>
     </w:lvlOverride>
@@ -20593,7 +20593,7 @@
     <w:autoRedefine/>
     <w:uiPriority w:val="39"/>
     <w:unhideWhenUsed/>
-    <w:rsid w:val="00157A34"/>
+    <w:rsid w:val="009716AC"/>
     <w:pPr>
       <w:spacing w:after="100"/>
     </w:pPr>
@@ -20605,7 +20605,7 @@
     <w:autoRedefine/>
     <w:uiPriority w:val="39"/>
     <w:unhideWhenUsed/>
-    <w:rsid w:val="00157A34"/>
+    <w:rsid w:val="009716AC"/>
     <w:pPr>
       <w:spacing w:after="100"/>
       <w:ind w:left="210"/>

--- a/discoverer-neo/docs/user-guide/manual/Discoverer-Neo-USER-Guide-Full-en.docx
+++ b/discoverer-neo/docs/user-guide/manual/Discoverer-Neo-USER-Guide-Full-en.docx
@@ -54,7 +54,7 @@
           <w:sz w:val="22"/>
           <w:szCs w:val="22"/>
         </w:rPr>
-        <w:t>Version 2.1.1</w:t>
+        <w:t>Version 2.2.0</w:t>
       </w:r>
     </w:p>
     <w:p>
@@ -74,7 +74,7 @@
     <w:sdt>
       <w:sdtPr>
         <w:alias w:val="Contents"/>
-        <w:id w:val="-2086832223"/>
+        <w:id w:val="1801193456"/>
       </w:sdtPr>
       <w:sdtEndPr/>
       <w:sdtContent>
@@ -102,7 +102,7 @@
           <w:r>
             <w:fldChar w:fldCharType="separate"/>
           </w:r>
-          <w:hyperlink w:anchor="_Toc241748466" w:history="1">
+          <w:hyperlink w:anchor="_Toc241848707" w:history="1">
             <w:r>
               <w:rPr>
                 <w:rStyle w:val="Hiperligao"/>
@@ -126,7 +126,7 @@
               <w:rPr>
                 <w:noProof/>
               </w:rPr>
-              <w:instrText xml:space="preserve"> PAGEREF _Toc241748466 \h </w:instrText>
+              <w:instrText xml:space="preserve"> PAGEREF _Toc241848707 \h </w:instrText>
             </w:r>
             <w:r>
               <w:rPr>
@@ -168,7 +168,7 @@
               <w14:ligatures w14:val="standardContextual"/>
             </w:rPr>
           </w:pPr>
-          <w:hyperlink w:anchor="_Toc241748467" w:history="1">
+          <w:hyperlink w:anchor="_Toc241848708" w:history="1">
             <w:r>
               <w:rPr>
                 <w:rStyle w:val="Hiperligao"/>
@@ -192,7 +192,7 @@
               <w:rPr>
                 <w:noProof/>
               </w:rPr>
-              <w:instrText xml:space="preserve"> PAGEREF _Toc241748467 \h </w:instrText>
+              <w:instrText xml:space="preserve"> PAGEREF _Toc241848708 \h </w:instrText>
             </w:r>
             <w:r>
               <w:rPr>
@@ -234,7 +234,7 @@
               <w14:ligatures w14:val="standardContextual"/>
             </w:rPr>
           </w:pPr>
-          <w:hyperlink w:anchor="_Toc241748468" w:history="1">
+          <w:hyperlink w:anchor="_Toc241848709" w:history="1">
             <w:r>
               <w:rPr>
                 <w:rStyle w:val="Hiperligao"/>
@@ -258,7 +258,7 @@
               <w:rPr>
                 <w:noProof/>
               </w:rPr>
-              <w:instrText xml:space="preserve"> PAGEREF _Toc241748468 \h </w:instrText>
+              <w:instrText xml:space="preserve"> PAGEREF _Toc241848709 \h </w:instrText>
             </w:r>
             <w:r>
               <w:rPr>
@@ -300,7 +300,7 @@
               <w14:ligatures w14:val="standardContextual"/>
             </w:rPr>
           </w:pPr>
-          <w:hyperlink w:anchor="_Toc241748469" w:history="1">
+          <w:hyperlink w:anchor="_Toc241848710" w:history="1">
             <w:r>
               <w:rPr>
                 <w:rStyle w:val="Hiperligao"/>
@@ -324,7 +324,7 @@
               <w:rPr>
                 <w:noProof/>
               </w:rPr>
-              <w:instrText xml:space="preserve"> PAGEREF _Toc241748469 \h </w:instrText>
+              <w:instrText xml:space="preserve"> PAGEREF _Toc241848710 \h </w:instrText>
             </w:r>
             <w:r>
               <w:rPr>
@@ -366,7 +366,7 @@
               <w14:ligatures w14:val="standardContextual"/>
             </w:rPr>
           </w:pPr>
-          <w:hyperlink w:anchor="_Toc241748470" w:history="1">
+          <w:hyperlink w:anchor="_Toc241848711" w:history="1">
             <w:r>
               <w:rPr>
                 <w:rStyle w:val="Hiperligao"/>
@@ -390,7 +390,7 @@
               <w:rPr>
                 <w:noProof/>
               </w:rPr>
-              <w:instrText xml:space="preserve"> PAGEREF _Toc241748470 \h </w:instrText>
+              <w:instrText xml:space="preserve"> PAGEREF _Toc241848711 \h </w:instrText>
             </w:r>
             <w:r>
               <w:rPr>
@@ -432,7 +432,7 @@
               <w14:ligatures w14:val="standardContextual"/>
             </w:rPr>
           </w:pPr>
-          <w:hyperlink w:anchor="_Toc241748471" w:history="1">
+          <w:hyperlink w:anchor="_Toc241848712" w:history="1">
             <w:r>
               <w:rPr>
                 <w:rStyle w:val="Hiperligao"/>
@@ -456,7 +456,7 @@
               <w:rPr>
                 <w:noProof/>
               </w:rPr>
-              <w:instrText xml:space="preserve"> PAGEREF _Toc241748471 \h </w:instrText>
+              <w:instrText xml:space="preserve"> PAGEREF _Toc241848712 \h </w:instrText>
             </w:r>
             <w:r>
               <w:rPr>
@@ -498,7 +498,7 @@
               <w14:ligatures w14:val="standardContextual"/>
             </w:rPr>
           </w:pPr>
-          <w:hyperlink w:anchor="_Toc241748472" w:history="1">
+          <w:hyperlink w:anchor="_Toc241848713" w:history="1">
             <w:r>
               <w:rPr>
                 <w:rStyle w:val="Hiperligao"/>
@@ -522,7 +522,7 @@
               <w:rPr>
                 <w:noProof/>
               </w:rPr>
-              <w:instrText xml:space="preserve"> PAGEREF _Toc241748472 \h </w:instrText>
+              <w:instrText xml:space="preserve"> PAGEREF _Toc241848713 \h </w:instrText>
             </w:r>
             <w:r>
               <w:rPr>
@@ -564,7 +564,7 @@
               <w14:ligatures w14:val="standardContextual"/>
             </w:rPr>
           </w:pPr>
-          <w:hyperlink w:anchor="_Toc241748473" w:history="1">
+          <w:hyperlink w:anchor="_Toc241848714" w:history="1">
             <w:r>
               <w:rPr>
                 <w:rStyle w:val="Hiperligao"/>
@@ -588,7 +588,7 @@
               <w:rPr>
                 <w:noProof/>
               </w:rPr>
-              <w:instrText xml:space="preserve"> PAGEREF _Toc241748473 \h </w:instrText>
+              <w:instrText xml:space="preserve"> PAGEREF _Toc241848714 \h </w:instrText>
             </w:r>
             <w:r>
               <w:rPr>
@@ -630,7 +630,7 @@
               <w14:ligatures w14:val="standardContextual"/>
             </w:rPr>
           </w:pPr>
-          <w:hyperlink w:anchor="_Toc241748474" w:history="1">
+          <w:hyperlink w:anchor="_Toc241848715" w:history="1">
             <w:r>
               <w:rPr>
                 <w:rStyle w:val="Hiperligao"/>
@@ -654,7 +654,7 @@
               <w:rPr>
                 <w:noProof/>
               </w:rPr>
-              <w:instrText xml:space="preserve"> PAGEREF _Toc241748474 \h </w:instrText>
+              <w:instrText xml:space="preserve"> PAGEREF _Toc241848715 \h </w:instrText>
             </w:r>
             <w:r>
               <w:rPr>
@@ -696,7 +696,7 @@
               <w14:ligatures w14:val="standardContextual"/>
             </w:rPr>
           </w:pPr>
-          <w:hyperlink w:anchor="_Toc241748475" w:history="1">
+          <w:hyperlink w:anchor="_Toc241848716" w:history="1">
             <w:r>
               <w:rPr>
                 <w:rStyle w:val="Hiperligao"/>
@@ -720,7 +720,7 @@
               <w:rPr>
                 <w:noProof/>
               </w:rPr>
-              <w:instrText xml:space="preserve"> PAGEREF _Toc241748475 \h </w:instrText>
+              <w:instrText xml:space="preserve"> PAGEREF _Toc241848716 \h </w:instrText>
             </w:r>
             <w:r>
               <w:rPr>
@@ -762,7 +762,7 @@
               <w14:ligatures w14:val="standardContextual"/>
             </w:rPr>
           </w:pPr>
-          <w:hyperlink w:anchor="_Toc241748476" w:history="1">
+          <w:hyperlink w:anchor="_Toc241848717" w:history="1">
             <w:r>
               <w:rPr>
                 <w:rStyle w:val="Hiperligao"/>
@@ -786,7 +786,7 @@
               <w:rPr>
                 <w:noProof/>
               </w:rPr>
-              <w:instrText xml:space="preserve"> PAGEREF _Toc241748476 \h </w:instrText>
+              <w:instrText xml:space="preserve"> PAGEREF _Toc241848717 \h </w:instrText>
             </w:r>
             <w:r>
               <w:rPr>
@@ -828,7 +828,7 @@
               <w14:ligatures w14:val="standardContextual"/>
             </w:rPr>
           </w:pPr>
-          <w:hyperlink w:anchor="_Toc241748477" w:history="1">
+          <w:hyperlink w:anchor="_Toc241848718" w:history="1">
             <w:r>
               <w:rPr>
                 <w:rStyle w:val="Hiperligao"/>
@@ -852,7 +852,7 @@
               <w:rPr>
                 <w:noProof/>
               </w:rPr>
-              <w:instrText xml:space="preserve"> PAGEREF _Toc241748477 \h </w:instrText>
+              <w:instrText xml:space="preserve"> PAGEREF _Toc241848718 \h </w:instrText>
             </w:r>
             <w:r>
               <w:rPr>
@@ -894,7 +894,7 @@
               <w14:ligatures w14:val="standardContextual"/>
             </w:rPr>
           </w:pPr>
-          <w:hyperlink w:anchor="_Toc241748478" w:history="1">
+          <w:hyperlink w:anchor="_Toc241848719" w:history="1">
             <w:r>
               <w:rPr>
                 <w:rStyle w:val="Hiperligao"/>
@@ -918,7 +918,7 @@
               <w:rPr>
                 <w:noProof/>
               </w:rPr>
-              <w:instrText xml:space="preserve"> PAGEREF _Toc241748478 \h </w:instrText>
+              <w:instrText xml:space="preserve"> PAGEREF _Toc241848719 \h </w:instrText>
             </w:r>
             <w:r>
               <w:rPr>
@@ -960,7 +960,7 @@
               <w14:ligatures w14:val="standardContextual"/>
             </w:rPr>
           </w:pPr>
-          <w:hyperlink w:anchor="_Toc241748479" w:history="1">
+          <w:hyperlink w:anchor="_Toc241848720" w:history="1">
             <w:r>
               <w:rPr>
                 <w:rStyle w:val="Hiperligao"/>
@@ -984,7 +984,7 @@
               <w:rPr>
                 <w:noProof/>
               </w:rPr>
-              <w:instrText xml:space="preserve"> PAGEREF _Toc241748479 \h </w:instrText>
+              <w:instrText xml:space="preserve"> PAGEREF _Toc241848720 \h </w:instrText>
             </w:r>
             <w:r>
               <w:rPr>
@@ -1026,7 +1026,7 @@
               <w14:ligatures w14:val="standardContextual"/>
             </w:rPr>
           </w:pPr>
-          <w:hyperlink w:anchor="_Toc241748480" w:history="1">
+          <w:hyperlink w:anchor="_Toc241848721" w:history="1">
             <w:r>
               <w:rPr>
                 <w:rStyle w:val="Hiperligao"/>
@@ -1050,7 +1050,7 @@
               <w:rPr>
                 <w:noProof/>
               </w:rPr>
-              <w:instrText xml:space="preserve"> PAGEREF _Toc241748480 \h </w:instrText>
+              <w:instrText xml:space="preserve"> PAGEREF _Toc241848721 \h </w:instrText>
             </w:r>
             <w:r>
               <w:rPr>
@@ -1092,7 +1092,7 @@
               <w14:ligatures w14:val="standardContextual"/>
             </w:rPr>
           </w:pPr>
-          <w:hyperlink w:anchor="_Toc241748481" w:history="1">
+          <w:hyperlink w:anchor="_Toc241848722" w:history="1">
             <w:r>
               <w:rPr>
                 <w:rStyle w:val="Hiperligao"/>
@@ -1116,7 +1116,7 @@
               <w:rPr>
                 <w:noProof/>
               </w:rPr>
-              <w:instrText xml:space="preserve"> PAGEREF _Toc241748481 \h </w:instrText>
+              <w:instrText xml:space="preserve"> PAGEREF _Toc241848722 \h </w:instrText>
             </w:r>
             <w:r>
               <w:rPr>
@@ -1158,7 +1158,7 @@
               <w14:ligatures w14:val="standardContextual"/>
             </w:rPr>
           </w:pPr>
-          <w:hyperlink w:anchor="_Toc241748482" w:history="1">
+          <w:hyperlink w:anchor="_Toc241848723" w:history="1">
             <w:r>
               <w:rPr>
                 <w:rStyle w:val="Hiperligao"/>
@@ -1182,7 +1182,7 @@
               <w:rPr>
                 <w:noProof/>
               </w:rPr>
-              <w:instrText xml:space="preserve"> PAGEREF _Toc241748482 \h </w:instrText>
+              <w:instrText xml:space="preserve"> PAGEREF _Toc241848723 \h </w:instrText>
             </w:r>
             <w:r>
               <w:rPr>
@@ -1224,7 +1224,7 @@
               <w14:ligatures w14:val="standardContextual"/>
             </w:rPr>
           </w:pPr>
-          <w:hyperlink w:anchor="_Toc241748483" w:history="1">
+          <w:hyperlink w:anchor="_Toc241848724" w:history="1">
             <w:r>
               <w:rPr>
                 <w:rStyle w:val="Hiperligao"/>
@@ -1248,7 +1248,7 @@
               <w:rPr>
                 <w:noProof/>
               </w:rPr>
-              <w:instrText xml:space="preserve"> PAGEREF _Toc241748483 \h </w:instrText>
+              <w:instrText xml:space="preserve"> PAGEREF _Toc241848724 \h </w:instrText>
             </w:r>
             <w:r>
               <w:rPr>
@@ -1290,7 +1290,7 @@
               <w14:ligatures w14:val="standardContextual"/>
             </w:rPr>
           </w:pPr>
-          <w:hyperlink w:anchor="_Toc241748484" w:history="1">
+          <w:hyperlink w:anchor="_Toc241848725" w:history="1">
             <w:r>
               <w:rPr>
                 <w:rStyle w:val="Hiperligao"/>
@@ -1314,7 +1314,7 @@
               <w:rPr>
                 <w:noProof/>
               </w:rPr>
-              <w:instrText xml:space="preserve"> PAGEREF _Toc241748484 \h </w:instrText>
+              <w:instrText xml:space="preserve"> PAGEREF _Toc241848725 \h </w:instrText>
             </w:r>
             <w:r>
               <w:rPr>
@@ -1356,7 +1356,7 @@
               <w14:ligatures w14:val="standardContextual"/>
             </w:rPr>
           </w:pPr>
-          <w:hyperlink w:anchor="_Toc241748485" w:history="1">
+          <w:hyperlink w:anchor="_Toc241848726" w:history="1">
             <w:r>
               <w:rPr>
                 <w:rStyle w:val="Hiperligao"/>
@@ -1380,7 +1380,7 @@
               <w:rPr>
                 <w:noProof/>
               </w:rPr>
-              <w:instrText xml:space="preserve"> PAGEREF _Toc241748485 \h </w:instrText>
+              <w:instrText xml:space="preserve"> PAGEREF _Toc241848726 \h </w:instrText>
             </w:r>
             <w:r>
               <w:rPr>
@@ -1422,7 +1422,7 @@
               <w14:ligatures w14:val="standardContextual"/>
             </w:rPr>
           </w:pPr>
-          <w:hyperlink w:anchor="_Toc241748486" w:history="1">
+          <w:hyperlink w:anchor="_Toc241848727" w:history="1">
             <w:r>
               <w:rPr>
                 <w:rStyle w:val="Hiperligao"/>
@@ -1446,7 +1446,7 @@
               <w:rPr>
                 <w:noProof/>
               </w:rPr>
-              <w:instrText xml:space="preserve"> PAGEREF _Toc241748486 \h </w:instrText>
+              <w:instrText xml:space="preserve"> PAGEREF _Toc241848727 \h </w:instrText>
             </w:r>
             <w:r>
               <w:rPr>
@@ -1488,7 +1488,7 @@
               <w14:ligatures w14:val="standardContextual"/>
             </w:rPr>
           </w:pPr>
-          <w:hyperlink w:anchor="_Toc241748487" w:history="1">
+          <w:hyperlink w:anchor="_Toc241848728" w:history="1">
             <w:r>
               <w:rPr>
                 <w:rStyle w:val="Hiperligao"/>
@@ -1512,7 +1512,7 @@
               <w:rPr>
                 <w:noProof/>
               </w:rPr>
-              <w:instrText xml:space="preserve"> PAGEREF _Toc241748487 \h </w:instrText>
+              <w:instrText xml:space="preserve"> PAGEREF _Toc241848728 \h </w:instrText>
             </w:r>
             <w:r>
               <w:rPr>
@@ -1554,7 +1554,7 @@
               <w14:ligatures w14:val="standardContextual"/>
             </w:rPr>
           </w:pPr>
-          <w:hyperlink w:anchor="_Toc241748488" w:history="1">
+          <w:hyperlink w:anchor="_Toc241848729" w:history="1">
             <w:r>
               <w:rPr>
                 <w:rStyle w:val="Hiperligao"/>
@@ -1578,7 +1578,7 @@
               <w:rPr>
                 <w:noProof/>
               </w:rPr>
-              <w:instrText xml:space="preserve"> PAGEREF _Toc241748488 \h </w:instrText>
+              <w:instrText xml:space="preserve"> PAGEREF _Toc241848729 \h </w:instrText>
             </w:r>
             <w:r>
               <w:rPr>
@@ -1620,7 +1620,7 @@
               <w14:ligatures w14:val="standardContextual"/>
             </w:rPr>
           </w:pPr>
-          <w:hyperlink w:anchor="_Toc241748489" w:history="1">
+          <w:hyperlink w:anchor="_Toc241848730" w:history="1">
             <w:r>
               <w:rPr>
                 <w:rStyle w:val="Hiperligao"/>
@@ -1644,7 +1644,7 @@
               <w:rPr>
                 <w:noProof/>
               </w:rPr>
-              <w:instrText xml:space="preserve"> PAGEREF _Toc241748489 \h </w:instrText>
+              <w:instrText xml:space="preserve"> PAGEREF _Toc241848730 \h </w:instrText>
             </w:r>
             <w:r>
               <w:rPr>
@@ -1686,7 +1686,7 @@
               <w14:ligatures w14:val="standardContextual"/>
             </w:rPr>
           </w:pPr>
-          <w:hyperlink w:anchor="_Toc241748490" w:history="1">
+          <w:hyperlink w:anchor="_Toc241848731" w:history="1">
             <w:r>
               <w:rPr>
                 <w:rStyle w:val="Hiperligao"/>
@@ -1710,7 +1710,7 @@
               <w:rPr>
                 <w:noProof/>
               </w:rPr>
-              <w:instrText xml:space="preserve"> PAGEREF _Toc241748490 \h </w:instrText>
+              <w:instrText xml:space="preserve"> PAGEREF _Toc241848731 \h </w:instrText>
             </w:r>
             <w:r>
               <w:rPr>
@@ -1752,7 +1752,7 @@
               <w14:ligatures w14:val="standardContextual"/>
             </w:rPr>
           </w:pPr>
-          <w:hyperlink w:anchor="_Toc241748491" w:history="1">
+          <w:hyperlink w:anchor="_Toc241848732" w:history="1">
             <w:r>
               <w:rPr>
                 <w:rStyle w:val="Hiperligao"/>
@@ -1776,7 +1776,7 @@
               <w:rPr>
                 <w:noProof/>
               </w:rPr>
-              <w:instrText xml:space="preserve"> PAGEREF _Toc241748491 \h </w:instrText>
+              <w:instrText xml:space="preserve"> PAGEREF _Toc241848732 \h </w:instrText>
             </w:r>
             <w:r>
               <w:rPr>
@@ -1818,12 +1818,78 @@
               <w14:ligatures w14:val="standardContextual"/>
             </w:rPr>
           </w:pPr>
-          <w:hyperlink w:anchor="_Toc241748492" w:history="1">
+          <w:hyperlink w:anchor="_Toc241848733" w:history="1">
             <w:r>
               <w:rPr>
                 <w:rStyle w:val="Hiperligao"/>
                 <w:noProof/>
               </w:rPr>
+              <w:t>Parameters that follow the run date</w:t>
+            </w:r>
+            <w:r>
+              <w:rPr>
+                <w:noProof/>
+              </w:rPr>
+              <w:tab/>
+            </w:r>
+            <w:r>
+              <w:rPr>
+                <w:noProof/>
+              </w:rPr>
+              <w:fldChar w:fldCharType="begin"/>
+            </w:r>
+            <w:r>
+              <w:rPr>
+                <w:noProof/>
+              </w:rPr>
+              <w:instrText xml:space="preserve"> PAGEREF _Toc241848733 \h </w:instrText>
+            </w:r>
+            <w:r>
+              <w:rPr>
+                <w:noProof/>
+              </w:rPr>
+            </w:r>
+            <w:r>
+              <w:rPr>
+                <w:noProof/>
+              </w:rPr>
+              <w:fldChar w:fldCharType="separate"/>
+            </w:r>
+            <w:r>
+              <w:rPr>
+                <w:noProof/>
+              </w:rPr>
+              <w:t>22</w:t>
+            </w:r>
+            <w:r>
+              <w:rPr>
+                <w:noProof/>
+              </w:rPr>
+              <w:fldChar w:fldCharType="end"/>
+            </w:r>
+          </w:hyperlink>
+        </w:p>
+        <w:p>
+          <w:pPr>
+            <w:pStyle w:val="ndice2"/>
+            <w:tabs>
+              <w:tab w:val="right" w:leader="dot" w:pos="9016"/>
+            </w:tabs>
+            <w:rPr>
+              <w:rFonts w:asciiTheme="minorHAnsi" w:eastAsiaTheme="minorEastAsia" w:hAnsiTheme="minorHAnsi" w:cstheme="minorBidi"/>
+              <w:noProof/>
+              <w:kern w:val="2"/>
+              <w:sz w:val="24"/>
+              <w:szCs w:val="24"/>
+              <w14:ligatures w14:val="standardContextual"/>
+            </w:rPr>
+          </w:pPr>
+          <w:hyperlink w:anchor="_Toc241848734" w:history="1">
+            <w:r>
+              <w:rPr>
+                <w:rStyle w:val="Hiperligao"/>
+                <w:noProof/>
+              </w:rPr>
               <w:t>History</w:t>
             </w:r>
             <w:r>
@@ -1842,7 +1908,7 @@
               <w:rPr>
                 <w:noProof/>
               </w:rPr>
-              <w:instrText xml:space="preserve"> PAGEREF _Toc241748492 \h </w:instrText>
+              <w:instrText xml:space="preserve"> PAGEREF _Toc241848734 \h </w:instrText>
             </w:r>
             <w:r>
               <w:rPr>
@@ -1859,7 +1925,7 @@
               <w:rPr>
                 <w:noProof/>
               </w:rPr>
-              <w:t>22</w:t>
+              <w:t>23</w:t>
             </w:r>
             <w:r>
               <w:rPr>
@@ -1884,7 +1950,7 @@
               <w14:ligatures w14:val="standardContextual"/>
             </w:rPr>
           </w:pPr>
-          <w:hyperlink w:anchor="_Toc241748493" w:history="1">
+          <w:hyperlink w:anchor="_Toc241848735" w:history="1">
             <w:r>
               <w:rPr>
                 <w:rStyle w:val="Hiperligao"/>
@@ -1908,7 +1974,7 @@
               <w:rPr>
                 <w:noProof/>
               </w:rPr>
-              <w:instrText xml:space="preserve"> PAGEREF _Toc241748493 \h </w:instrText>
+              <w:instrText xml:space="preserve"> PAGEREF _Toc241848735 \h </w:instrText>
             </w:r>
             <w:r>
               <w:rPr>
@@ -1925,7 +1991,7 @@
               <w:rPr>
                 <w:noProof/>
               </w:rPr>
-              <w:t>23</w:t>
+              <w:t>24</w:t>
             </w:r>
             <w:r>
               <w:rPr>
@@ -1950,7 +2016,7 @@
               <w14:ligatures w14:val="standardContextual"/>
             </w:rPr>
           </w:pPr>
-          <w:hyperlink w:anchor="_Toc241748494" w:history="1">
+          <w:hyperlink w:anchor="_Toc241848736" w:history="1">
             <w:r>
               <w:rPr>
                 <w:rStyle w:val="Hiperligao"/>
@@ -1974,7 +2040,7 @@
               <w:rPr>
                 <w:noProof/>
               </w:rPr>
-              <w:instrText xml:space="preserve"> PAGEREF _Toc241748494 \h </w:instrText>
+              <w:instrText xml:space="preserve"> PAGEREF _Toc241848736 \h </w:instrText>
             </w:r>
             <w:r>
               <w:rPr>
@@ -1991,7 +2057,7 @@
               <w:rPr>
                 <w:noProof/>
               </w:rPr>
-              <w:t>24</w:t>
+              <w:t>25</w:t>
             </w:r>
             <w:r>
               <w:rPr>
@@ -2016,7 +2082,7 @@
               <w14:ligatures w14:val="standardContextual"/>
             </w:rPr>
           </w:pPr>
-          <w:hyperlink w:anchor="_Toc241748495" w:history="1">
+          <w:hyperlink w:anchor="_Toc241848737" w:history="1">
             <w:r>
               <w:rPr>
                 <w:rStyle w:val="Hiperligao"/>
@@ -2040,7 +2106,7 @@
               <w:rPr>
                 <w:noProof/>
               </w:rPr>
-              <w:instrText xml:space="preserve"> PAGEREF _Toc241748495 \h </w:instrText>
+              <w:instrText xml:space="preserve"> PAGEREF _Toc241848737 \h </w:instrText>
             </w:r>
             <w:r>
               <w:rPr>
@@ -2057,7 +2123,7 @@
               <w:rPr>
                 <w:noProof/>
               </w:rPr>
-              <w:t>25</w:t>
+              <w:t>26</w:t>
             </w:r>
             <w:r>
               <w:rPr>
@@ -2088,7 +2154,7 @@
       <w:pPr>
         <w:pStyle w:val="Ttulo1"/>
       </w:pPr>
-      <w:bookmarkStart w:id="0" w:name="_Toc241748466"/>
+      <w:bookmarkStart w:id="0" w:name="_Toc241848707"/>
       <w:r>
         <w:lastRenderedPageBreak/>
         <w:t>Your role at a glance</w:t>
@@ -2836,7 +2902,7 @@
       <w:pPr>
         <w:pStyle w:val="Ttulo2"/>
       </w:pPr>
-      <w:bookmarkStart w:id="1" w:name="_Toc241748467"/>
+      <w:bookmarkStart w:id="1" w:name="_Toc241848708"/>
       <w:r>
         <w:t>Where your access comes from</w:t>
       </w:r>
@@ -3890,7 +3956,7 @@
       <w:pPr>
         <w:pStyle w:val="Ttulo2"/>
       </w:pPr>
-      <w:bookmarkStart w:id="2" w:name="_Toc241748468"/>
+      <w:bookmarkStart w:id="2" w:name="_Toc241848709"/>
       <w:r>
         <w:t>Sign in, change your password, sign out</w:t>
       </w:r>
@@ -4004,10 +4070,10 @@
           <w:noProof/>
         </w:rPr>
         <w:drawing>
-          <wp:inline distT="0" distB="0" distL="0" distR="0" wp14:anchorId="5CA33BC6" wp14:editId="7D390028">
+          <wp:inline distT="0" distB="0" distL="0" distR="0" wp14:anchorId="535DFC9A" wp14:editId="57B09355">
             <wp:extent cx="5715000" cy="3571875"/>
             <wp:effectExtent l="0" t="0" r="0" b="0"/>
-            <wp:docPr id="281" name="01-login.png" descr="The sign-in page with Email, Password, Remember me and the Sign in button." title="The sign-in page with Email, Password, Remember me and the Sign in button."/>
+            <wp:docPr id="289" name="01-login.png" descr="The sign-in page with Email, Password, Remember me and the Sign in button." title="The sign-in page with Email, Password, Remember me and the Sign in button."/>
             <wp:cNvGraphicFramePr>
               <a:graphicFrameLocks xmlns:a="http://schemas.openxmlformats.org/drawingml/2006/main" noChangeAspect="1"/>
             </wp:cNvGraphicFramePr>
@@ -4439,7 +4505,7 @@
         <w:pStyle w:val="Ttulo1"/>
         <w:pageBreakBefore/>
       </w:pPr>
-      <w:bookmarkStart w:id="3" w:name="_Toc241748469"/>
+      <w:bookmarkStart w:id="3" w:name="_Toc241848710"/>
       <w:r>
         <w:lastRenderedPageBreak/>
         <w:t>Dashboard</w:t>
@@ -4472,10 +4538,10 @@
           <w:noProof/>
         </w:rPr>
         <w:drawing>
-          <wp:inline distT="0" distB="0" distL="0" distR="0" wp14:anchorId="0EC7F30C" wp14:editId="27C3D838">
+          <wp:inline distT="0" distB="0" distL="0" distR="0" wp14:anchorId="2C111998" wp14:editId="270F9D69">
             <wp:extent cx="5715000" cy="3571875"/>
             <wp:effectExtent l="0" t="0" r="0" b="0"/>
-            <wp:docPr id="282" name="45-dashboard.png" descr="The dashboard with summary cards and the Recent Maps list." title="The dashboard with summary cards and the Recent Maps list."/>
+            <wp:docPr id="290" name="45-dashboard.png" descr="The dashboard with summary cards and the Recent Maps list." title="The dashboard with summary cards and the Recent Maps list."/>
             <wp:cNvGraphicFramePr>
               <a:graphicFrameLocks xmlns:a="http://schemas.openxmlformats.org/drawingml/2006/main" noChangeAspect="1"/>
             </wp:cNvGraphicFramePr>
@@ -5050,7 +5116,7 @@
         <w:pStyle w:val="Ttulo1"/>
         <w:pageBreakBefore/>
       </w:pPr>
-      <w:bookmarkStart w:id="4" w:name="_Toc241748470"/>
+      <w:bookmarkStart w:id="4" w:name="_Toc241848711"/>
       <w:r>
         <w:lastRenderedPageBreak/>
         <w:t>Maps</w:t>
@@ -5083,10 +5149,10 @@
           <w:noProof/>
         </w:rPr>
         <w:drawing>
-          <wp:inline distT="0" distB="0" distL="0" distR="0" wp14:anchorId="1F4AB36A" wp14:editId="0FD19F89">
+          <wp:inline distT="0" distB="0" distL="0" distR="0" wp14:anchorId="1D1679AC" wp14:editId="02467BA1">
             <wp:extent cx="5715000" cy="3429000"/>
             <wp:effectExtent l="0" t="0" r="0" b="0"/>
-            <wp:docPr id="283" name="03-maps-mine.png" descr="The Maps list, Mine tab, showing the action icons on the map row." title="The Maps list, Mine tab, showing the action icons on the map row."/>
+            <wp:docPr id="291" name="03-maps-mine.png" descr="The Maps list, Mine tab, showing the action icons on the map row." title="The Maps list, Mine tab, showing the action icons on the map row."/>
             <wp:cNvGraphicFramePr>
               <a:graphicFrameLocks xmlns:a="http://schemas.openxmlformats.org/drawingml/2006/main" noChangeAspect="1"/>
             </wp:cNvGraphicFramePr>
@@ -5135,7 +5201,7 @@
       <w:pPr>
         <w:pStyle w:val="Ttulo2"/>
       </w:pPr>
-      <w:bookmarkStart w:id="5" w:name="_Toc241748471"/>
+      <w:bookmarkStart w:id="5" w:name="_Toc241848712"/>
       <w:r>
         <w:t>Tabs, search and filters</w:t>
       </w:r>
@@ -5886,7 +5952,7 @@
       <w:pPr>
         <w:pStyle w:val="Ttulo2"/>
       </w:pPr>
-      <w:bookmarkStart w:id="6" w:name="_Toc241748472"/>
+      <w:bookmarkStart w:id="6" w:name="_Toc241848713"/>
       <w:r>
         <w:lastRenderedPageBreak/>
         <w:t>Row actions</w:t>
@@ -6623,7 +6689,7 @@
       <w:pPr>
         <w:pStyle w:val="Ttulo2"/>
       </w:pPr>
-      <w:bookmarkStart w:id="7" w:name="_Toc241748473"/>
+      <w:bookmarkStart w:id="7" w:name="_Toc241848714"/>
       <w:r>
         <w:t>Workbooks</w:t>
       </w:r>
@@ -7109,10 +7175,10 @@
         </w:rPr>
         <w:lastRenderedPageBreak/>
         <w:drawing>
-          <wp:inline distT="0" distB="0" distL="0" distR="0" wp14:anchorId="77E1FCD2" wp14:editId="33ACEB04">
+          <wp:inline distT="0" distB="0" distL="0" distR="0" wp14:anchorId="65016F2E" wp14:editId="0313318D">
             <wp:extent cx="2905125" cy="1543050"/>
             <wp:effectExtent l="0" t="0" r="0" b="0"/>
-            <wp:docPr id="284" name="02-workbook-copy-dialog.png" descr="The Copy workbook dialog with the name field for the new workbook." title="The Copy workbook dialog with the name field for the new workbook."/>
+            <wp:docPr id="292" name="02-workbook-copy-dialog.png" descr="The Copy workbook dialog with the name field for the new workbook." title="The Copy workbook dialog with the name field for the new workbook."/>
             <wp:cNvGraphicFramePr>
               <a:graphicFrameLocks xmlns:a="http://schemas.openxmlformats.org/drawingml/2006/main" noChangeAspect="1"/>
             </wp:cNvGraphicFramePr>
@@ -7176,7 +7242,7 @@
       <w:pPr>
         <w:pStyle w:val="Ttulo2"/>
       </w:pPr>
-      <w:bookmarkStart w:id="8" w:name="_Toc241748474"/>
+      <w:bookmarkStart w:id="8" w:name="_Toc241848715"/>
       <w:r>
         <w:t>Copy a map</w:t>
       </w:r>
@@ -7258,7 +7324,7 @@
       <w:pPr>
         <w:pStyle w:val="Ttulo2"/>
       </w:pPr>
-      <w:bookmarkStart w:id="9" w:name="_Toc241748475"/>
+      <w:bookmarkStart w:id="9" w:name="_Toc241848716"/>
       <w:r>
         <w:t>Share a map you own</w:t>
       </w:r>
@@ -7342,10 +7408,10 @@
           <w:noProof/>
         </w:rPr>
         <w:drawing>
-          <wp:inline distT="0" distB="0" distL="0" distR="0" wp14:anchorId="0BC0D37F" wp14:editId="7F7E56D8">
+          <wp:inline distT="0" distB="0" distL="0" distR="0" wp14:anchorId="12609FAE" wp14:editId="1FDA8532">
             <wp:extent cx="3743325" cy="1581150"/>
             <wp:effectExtent l="0" t="0" r="0" b="0"/>
-            <wp:docPr id="285" name="29-share-dialog-search.png" descr="The Share map dialog with a matching person and Can view, Can export and Can edit buttons." title="The Share map dialog with a matching person and Can view, Can export and Can edit buttons."/>
+            <wp:docPr id="293" name="29-share-dialog-search.png" descr="The Share map dialog with a matching person and Can view, Can export and Can edit buttons." title="The Share map dialog with a matching person and Can view, Can export and Can edit buttons."/>
             <wp:cNvGraphicFramePr>
               <a:graphicFrameLocks xmlns:a="http://schemas.openxmlformats.org/drawingml/2006/main" noChangeAspect="1"/>
             </wp:cNvGraphicFramePr>
@@ -7776,7 +7842,7 @@
         <w:pStyle w:val="Ttulo1"/>
         <w:pageBreakBefore/>
       </w:pPr>
-      <w:bookmarkStart w:id="10" w:name="_Toc241748476"/>
+      <w:bookmarkStart w:id="10" w:name="_Toc241848717"/>
       <w:r>
         <w:lastRenderedPageBreak/>
         <w:t>The map viewer</w:t>
@@ -7799,10 +7865,10 @@
           <w:noProof/>
         </w:rPr>
         <w:drawing>
-          <wp:inline distT="0" distB="0" distL="0" distR="0" wp14:anchorId="2CD6A703" wp14:editId="41D1F262">
+          <wp:inline distT="0" distB="0" distL="0" distR="0" wp14:anchorId="1D349560" wp14:editId="05533EEC">
             <wp:extent cx="5715000" cy="3571875"/>
             <wp:effectExtent l="0" t="0" r="0" b="0"/>
-            <wp:docPr id="286" name="25-viewer-results.png" descr="The map viewer after a completed run, with the results grid and export buttons." title="The map viewer after a completed run, with the results grid and export buttons."/>
+            <wp:docPr id="294" name="25-viewer-results.png" descr="The map viewer after a completed run, with the results grid and export buttons." title="The map viewer after a completed run, with the results grid and export buttons."/>
             <wp:cNvGraphicFramePr>
               <a:graphicFrameLocks xmlns:a="http://schemas.openxmlformats.org/drawingml/2006/main" noChangeAspect="1"/>
             </wp:cNvGraphicFramePr>
@@ -8331,7 +8397,7 @@
       <w:pPr>
         <w:pStyle w:val="Ttulo2"/>
       </w:pPr>
-      <w:bookmarkStart w:id="11" w:name="_Toc241748477"/>
+      <w:bookmarkStart w:id="11" w:name="_Toc241848718"/>
       <w:r>
         <w:lastRenderedPageBreak/>
         <w:t>Run parameters</w:t>
@@ -8374,10 +8440,10 @@
           <w:noProof/>
         </w:rPr>
         <w:drawing>
-          <wp:inline distT="0" distB="0" distL="0" distR="0" wp14:anchorId="2E4C80B4" wp14:editId="47F250D5">
+          <wp:inline distT="0" distB="0" distL="0" distR="0" wp14:anchorId="65A19C4E" wp14:editId="03F63B80">
             <wp:extent cx="2905125" cy="2324100"/>
             <wp:effectExtent l="0" t="0" r="0" b="0"/>
-            <wp:docPr id="287" name="24-viewer-params-filled.png" descr="The Run parameters dialog with both required values filled in." title="The Run parameters dialog with both required values filled in."/>
+            <wp:docPr id="295" name="24-viewer-params-filled.png" descr="The Run parameters dialog with both required values filled in." title="The Run parameters dialog with both required values filled in."/>
             <wp:cNvGraphicFramePr>
               <a:graphicFrameLocks xmlns:a="http://schemas.openxmlformats.org/drawingml/2006/main" noChangeAspect="1"/>
             </wp:cNvGraphicFramePr>
@@ -8426,7 +8492,7 @@
       <w:pPr>
         <w:pStyle w:val="Ttulo2"/>
       </w:pPr>
-      <w:bookmarkStart w:id="12" w:name="_Toc241748478"/>
+      <w:bookmarkStart w:id="12" w:name="_Toc241848719"/>
       <w:r>
         <w:t>Read the results</w:t>
       </w:r>
@@ -9101,7 +9167,7 @@
       <w:pPr>
         <w:pStyle w:val="Ttulo2"/>
       </w:pPr>
-      <w:bookmarkStart w:id="13" w:name="_Toc241748479"/>
+      <w:bookmarkStart w:id="13" w:name="_Toc241848720"/>
       <w:r>
         <w:t>Export the results</w:t>
       </w:r>
@@ -9432,10 +9498,10 @@
           <w:noProof/>
         </w:rPr>
         <w:drawing>
-          <wp:inline distT="0" distB="0" distL="0" distR="0" wp14:anchorId="3613D43F" wp14:editId="31C238B3">
+          <wp:inline distT="0" distB="0" distL="0" distR="0" wp14:anchorId="185544D7" wp14:editId="1A3EAD72">
             <wp:extent cx="3324225" cy="3990975"/>
             <wp:effectExtent l="0" t="0" r="0" b="0"/>
-            <wp:docPr id="288" name="17-builder-pdf-dialog.png" descr="The PDF export dialog with orientation, page size, title and font options." title="The PDF export dialog with orientation, page size, title and font options."/>
+            <wp:docPr id="296" name="17-builder-pdf-dialog.png" descr="The PDF export dialog with orientation, page size, title and font options." title="The PDF export dialog with orientation, page size, title and font options."/>
             <wp:cNvGraphicFramePr>
               <a:graphicFrameLocks xmlns:a="http://schemas.openxmlformats.org/drawingml/2006/main" noChangeAspect="1"/>
             </wp:cNvGraphicFramePr>
@@ -9909,7 +9975,7 @@
         <w:pStyle w:val="Ttulo1"/>
         <w:pageBreakBefore/>
       </w:pPr>
-      <w:bookmarkStart w:id="14" w:name="_Toc241748480"/>
+      <w:bookmarkStart w:id="14" w:name="_Toc241848721"/>
       <w:r>
         <w:lastRenderedPageBreak/>
         <w:t>Building and editing maps</w:t>
@@ -9972,10 +10038,10 @@
           <w:noProof/>
         </w:rPr>
         <w:drawing>
-          <wp:inline distT="0" distB="0" distL="0" distR="0" wp14:anchorId="0305ED45" wp14:editId="156C1310">
+          <wp:inline distT="0" distB="0" distL="0" distR="0" wp14:anchorId="7190B0DF" wp14:editId="56DE5FA2">
             <wp:extent cx="5715000" cy="3571875"/>
             <wp:effectExtent l="0" t="0" r="0" b="0"/>
-            <wp:docPr id="289" name="05-builder-overview.png" descr="The map builder with the Business Areas tree, the columns canvas and the Properties panel." title="The map builder with the Business Areas tree, the columns canvas and the Properties panel."/>
+            <wp:docPr id="297" name="05-builder-overview.png" descr="The map builder with the Business Areas tree, the columns canvas and the Properties panel." title="The map builder with the Business Areas tree, the columns canvas and the Properties panel."/>
             <wp:cNvGraphicFramePr>
               <a:graphicFrameLocks xmlns:a="http://schemas.openxmlformats.org/drawingml/2006/main" noChangeAspect="1"/>
             </wp:cNvGraphicFramePr>
@@ -10079,7 +10145,7 @@
       <w:pPr>
         <w:pStyle w:val="Ttulo2"/>
       </w:pPr>
-      <w:bookmarkStart w:id="15" w:name="_Toc241748481"/>
+      <w:bookmarkStart w:id="15" w:name="_Toc241848722"/>
       <w:r>
         <w:t>Toolbar</w:t>
       </w:r>
@@ -10610,7 +10676,14 @@
               <w:spacing w:after="0"/>
             </w:pPr>
             <w:r>
-              <w:t>Saves the map. Needs at least one column</w:t>
+              <w:t xml:space="preserve">Saves the map. Needs at least one column. If nothing changed, it shows </w:t>
+            </w:r>
+            <w:r>
+              <w:rPr>
+                <w:b/>
+                <w:bCs/>
+              </w:rPr>
+              <w:t>No changes to save</w:t>
             </w:r>
           </w:p>
         </w:tc>
@@ -11005,7 +11078,7 @@
       <w:pPr>
         <w:pStyle w:val="Ttulo2"/>
       </w:pPr>
-      <w:bookmarkStart w:id="16" w:name="_Toc241748482"/>
+      <w:bookmarkStart w:id="16" w:name="_Toc241848723"/>
       <w:r>
         <w:t>Add columns</w:t>
       </w:r>
@@ -11170,7 +11243,7 @@
       <w:pPr>
         <w:pStyle w:val="Ttulo2"/>
       </w:pPr>
-      <w:bookmarkStart w:id="17" w:name="_Toc241748483"/>
+      <w:bookmarkStart w:id="17" w:name="_Toc241848724"/>
       <w:r>
         <w:t>Configure a column</w:t>
       </w:r>
@@ -12170,10 +12243,10 @@
           <w:noProof/>
         </w:rPr>
         <w:drawing>
-          <wp:inline distT="0" distB="0" distL="0" distR="0" wp14:anchorId="6E23F99F" wp14:editId="752C2B11">
+          <wp:inline distT="0" distB="0" distL="0" distR="0" wp14:anchorId="2C07B72C" wp14:editId="3F0AED59">
             <wp:extent cx="5715000" cy="3571875"/>
             <wp:effectExtent l="0" t="0" r="0" b="0"/>
-            <wp:docPr id="290" name="08-builder-column-aggregation.png" descr="The Configure column dialog with the Aggregation list open." title="The Configure column dialog with the Aggregation list open."/>
+            <wp:docPr id="298" name="08-builder-column-aggregation.png" descr="The Configure column dialog with the Aggregation list open." title="The Configure column dialog with the Aggregation list open."/>
             <wp:cNvGraphicFramePr>
               <a:graphicFrameLocks xmlns:a="http://schemas.openxmlformats.org/drawingml/2006/main" noChangeAspect="1"/>
             </wp:cNvGraphicFramePr>
@@ -12222,7 +12295,7 @@
       <w:pPr>
         <w:pStyle w:val="Ttulo2"/>
       </w:pPr>
-      <w:bookmarkStart w:id="18" w:name="_Toc241748484"/>
+      <w:bookmarkStart w:id="18" w:name="_Toc241848725"/>
       <w:r>
         <w:t>Right panel tabs</w:t>
       </w:r>
@@ -12971,10 +13044,10 @@
           <w:noProof/>
         </w:rPr>
         <w:drawing>
-          <wp:inline distT="0" distB="0" distL="0" distR="0" wp14:anchorId="3A7D1101" wp14:editId="6B022781">
+          <wp:inline distT="0" distB="0" distL="0" distR="0" wp14:anchorId="21404B6C" wp14:editId="3A9A2AC7">
             <wp:extent cx="5715000" cy="3571875"/>
             <wp:effectExtent l="0" t="0" r="0" b="0"/>
-            <wp:docPr id="291" name="09-builder-conditions.png" descr="The Conditions tab listing the map's conditions with operator and value or prompt controls." title="The Conditions tab listing the map's conditions with operator and value or prompt controls."/>
+            <wp:docPr id="299" name="09-builder-conditions.png" descr="The Conditions tab listing the map's conditions with operator and value or prompt controls." title="The Conditions tab listing the map's conditions with operator and value or prompt controls."/>
             <wp:cNvGraphicFramePr>
               <a:graphicFrameLocks xmlns:a="http://schemas.openxmlformats.org/drawingml/2006/main" noChangeAspect="1"/>
             </wp:cNvGraphicFramePr>
@@ -13128,7 +13201,7 @@
       <w:pPr>
         <w:pStyle w:val="Ttulo2"/>
       </w:pPr>
-      <w:bookmarkStart w:id="19" w:name="_Toc241748485"/>
+      <w:bookmarkStart w:id="19" w:name="_Toc241848726"/>
       <w:r>
         <w:t>Conditional formatting</w:t>
       </w:r>
@@ -13834,10 +13907,10 @@
           <w:noProof/>
         </w:rPr>
         <w:drawing>
-          <wp:inline distT="0" distB="0" distL="0" distR="0" wp14:anchorId="4CB27F64" wp14:editId="76CDFF29">
+          <wp:inline distT="0" distB="0" distL="0" distR="0" wp14:anchorId="4767E524" wp14:editId="77CE6F8A">
             <wp:extent cx="3324225" cy="1457325"/>
             <wp:effectExtent l="0" t="0" r="0" b="0"/>
-            <wp:docPr id="292" name="19-builder-formatting-dialog.png" descr="The Formatting dialog with the rules list and the Add rule controls." title="The Formatting dialog with the rules list and the Add rule controls."/>
+            <wp:docPr id="300" name="19-builder-formatting-dialog.png" descr="The Formatting dialog with the rules list and the Add rule controls." title="The Formatting dialog with the rules list and the Add rule controls."/>
             <wp:cNvGraphicFramePr>
               <a:graphicFrameLocks xmlns:a="http://schemas.openxmlformats.org/drawingml/2006/main" noChangeAspect="1"/>
             </wp:cNvGraphicFramePr>
@@ -13886,7 +13959,7 @@
       <w:pPr>
         <w:pStyle w:val="Ttulo2"/>
       </w:pPr>
-      <w:bookmarkStart w:id="20" w:name="_Toc241748486"/>
+      <w:bookmarkStart w:id="20" w:name="_Toc241848727"/>
       <w:r>
         <w:t>Run from the builder and refused runs</w:t>
       </w:r>
@@ -13933,7 +14006,7 @@
       <w:pPr>
         <w:pStyle w:val="Ttulo2"/>
       </w:pPr>
-      <w:bookmarkStart w:id="21" w:name="_Toc241748487"/>
+      <w:bookmarkStart w:id="21" w:name="_Toc241848728"/>
       <w:r>
         <w:t>Example: build a small map</w:t>
       </w:r>
@@ -14082,7 +14155,7 @@
         <w:pStyle w:val="Ttulo1"/>
         <w:pageBreakBefore/>
       </w:pPr>
-      <w:bookmarkStart w:id="22" w:name="_Toc241748488"/>
+      <w:bookmarkStart w:id="22" w:name="_Toc241848729"/>
       <w:r>
         <w:lastRenderedPageBreak/>
         <w:t>Runs</w:t>
@@ -14115,10 +14188,10 @@
           <w:noProof/>
         </w:rPr>
         <w:drawing>
-          <wp:inline distT="0" distB="0" distL="0" distR="0" wp14:anchorId="57C2ADF2" wp14:editId="62980609">
+          <wp:inline distT="0" distB="0" distL="0" distR="0" wp14:anchorId="4599FCB1" wp14:editId="3F7FDA02">
             <wp:extent cx="5715000" cy="3571875"/>
             <wp:effectExtent l="0" t="0" r="0" b="0"/>
-            <wp:docPr id="293" name="41-runs.png" descr="The Runs page with filters and the table of runs and their export buttons." title="The Runs page with filters and the table of runs and their export buttons."/>
+            <wp:docPr id="301" name="41-runs.png" descr="The Runs page with filters and the table of runs and their export buttons." title="The Runs page with filters and the table of runs and their export buttons."/>
             <wp:cNvGraphicFramePr>
               <a:graphicFrameLocks xmlns:a="http://schemas.openxmlformats.org/drawingml/2006/main" noChangeAspect="1"/>
             </wp:cNvGraphicFramePr>
@@ -15118,7 +15191,7 @@
         <w:pStyle w:val="Ttulo1"/>
         <w:pageBreakBefore/>
       </w:pPr>
-      <w:bookmarkStart w:id="23" w:name="_Toc241748489"/>
+      <w:bookmarkStart w:id="23" w:name="_Toc241848730"/>
       <w:r>
         <w:lastRenderedPageBreak/>
         <w:t>Exports</w:t>
@@ -15151,10 +15224,10 @@
           <w:noProof/>
         </w:rPr>
         <w:drawing>
-          <wp:inline distT="0" distB="0" distL="0" distR="0" wp14:anchorId="7D2C8166" wp14:editId="2F6D291B">
+          <wp:inline distT="0" distB="0" distL="0" distR="0" wp14:anchorId="26DB520C" wp14:editId="46E76F99">
             <wp:extent cx="5715000" cy="3571875"/>
             <wp:effectExtent l="0" t="0" r="0" b="0"/>
-            <wp:docPr id="294" name="44-exports.png" descr="The Exports page listing export jobs with a Download button on finished ones." title="The Exports page listing export jobs with a Download button on finished ones."/>
+            <wp:docPr id="302" name="44-exports.png" descr="The Exports page listing export jobs with a Download button on finished ones." title="The Exports page listing export jobs with a Download button on finished ones."/>
             <wp:cNvGraphicFramePr>
               <a:graphicFrameLocks xmlns:a="http://schemas.openxmlformats.org/drawingml/2006/main" noChangeAspect="1"/>
             </wp:cNvGraphicFramePr>
@@ -15568,7 +15641,7 @@
         <w:pStyle w:val="Ttulo1"/>
         <w:pageBreakBefore/>
       </w:pPr>
-      <w:bookmarkStart w:id="24" w:name="_Toc241748490"/>
+      <w:bookmarkStart w:id="24" w:name="_Toc241848731"/>
       <w:r>
         <w:lastRenderedPageBreak/>
         <w:t>Schedules</w:t>
@@ -15636,10 +15709,10 @@
           <w:noProof/>
         </w:rPr>
         <w:drawing>
-          <wp:inline distT="0" distB="0" distL="0" distR="0" wp14:anchorId="09CEBED0" wp14:editId="5B7AE869">
+          <wp:inline distT="0" distB="0" distL="0" distR="0" wp14:anchorId="37B1273C" wp14:editId="223AFCCB">
             <wp:extent cx="5715000" cy="3571875"/>
             <wp:effectExtent l="0" t="0" r="0" b="0"/>
-            <wp:docPr id="295" name="38-schedules-list.png" descr="The Schedules page with a paused schedule and its action icons." title="The Schedules page with a paused schedule and its action icons."/>
+            <wp:docPr id="303" name="38-schedules-list.png" descr="The Schedules page with a paused schedule and its action icons." title="The Schedules page with a paused schedule and its action icons."/>
             <wp:cNvGraphicFramePr>
               <a:graphicFrameLocks xmlns:a="http://schemas.openxmlformats.org/drawingml/2006/main" noChangeAspect="1"/>
             </wp:cNvGraphicFramePr>
@@ -16393,7 +16466,7 @@
       <w:pPr>
         <w:pStyle w:val="Ttulo2"/>
       </w:pPr>
-      <w:bookmarkStart w:id="25" w:name="_Toc241748491"/>
+      <w:bookmarkStart w:id="25" w:name="_Toc241848732"/>
       <w:r>
         <w:lastRenderedPageBreak/>
         <w:t>New Schedule</w:t>
@@ -16509,7 +16582,17 @@
         <w:t>Frequency</w:t>
       </w:r>
       <w:r>
-        <w:t xml:space="preserve">, a </w:t>
+        <w:t xml:space="preserve">, its </w:t>
+      </w:r>
+      <w:r>
+        <w:rPr>
+          <w:b/>
+          <w:bCs/>
+        </w:rPr>
+        <w:t>Time</w:t>
+      </w:r>
+      <w:r>
+        <w:t xml:space="preserve"> and day, a </w:t>
       </w:r>
       <w:r>
         <w:rPr>
@@ -16552,7 +16635,27 @@
         <w:t>Parameter presets</w:t>
       </w:r>
       <w:r>
-        <w:t xml:space="preserve"> if the map has parameters.</w:t>
+        <w:t xml:space="preserve"> if the map has parameters: a </w:t>
+      </w:r>
+      <w:r>
+        <w:rPr>
+          <w:b/>
+          <w:bCs/>
+        </w:rPr>
+        <w:t>Fixed value</w:t>
+      </w:r>
+      <w:r>
+        <w:t xml:space="preserve">, or </w:t>
+      </w:r>
+      <w:r>
+        <w:rPr>
+          <w:b/>
+          <w:bCs/>
+        </w:rPr>
+        <w:t>Relative to the run date</w:t>
+      </w:r>
+      <w:r>
+        <w:t>.</w:t>
       </w:r>
     </w:p>
     <w:p>
@@ -16604,10 +16707,10 @@
           <w:noProof/>
         </w:rPr>
         <w:drawing>
-          <wp:inline distT="0" distB="0" distL="0" distR="0" wp14:anchorId="1532DC7D" wp14:editId="5B4160CE">
+          <wp:inline distT="0" distB="0" distL="0" distR="0" wp14:anchorId="4C00C2F9" wp14:editId="5444B262">
             <wp:extent cx="3743325" cy="4676775"/>
             <wp:effectExtent l="0" t="0" r="0" b="0"/>
-            <wp:docPr id="296" name="37-schedule-filled.png" descr="The New Schedule dialog filled in, with a monthly frequency and Enabled unticked." title="The New Schedule dialog filled in, with a monthly frequency and Enabled unticked."/>
+            <wp:docPr id="304" name="37-schedule-filled.png" descr="The New Schedule dialog filled in, with a monthly frequency and Enabled unticked." title="The New Schedule dialog filled in, with a monthly frequency and Enabled unticked."/>
             <wp:cNvGraphicFramePr>
               <a:graphicFrameLocks xmlns:a="http://schemas.openxmlformats.org/drawingml/2006/main" noChangeAspect="1"/>
             </wp:cNvGraphicFramePr>
@@ -16784,16 +16887,6 @@
               </w:rPr>
               <w:t>Frequency</w:t>
             </w:r>
-            <w:r>
-              <w:t xml:space="preserve">: </w:t>
-            </w:r>
-            <w:r>
-              <w:rPr>
-                <w:b/>
-                <w:bCs/>
-              </w:rPr>
-              <w:t>Daily (midnight)</w:t>
-            </w:r>
           </w:p>
         </w:tc>
         <w:tc>
@@ -16817,7 +16910,7 @@
               <w:spacing w:after="0"/>
             </w:pPr>
             <w:r>
-              <w:t>Every day at 00:00 in the chosen timezone</w:t>
+              <w:t>How often it runs. See the next table</w:t>
             </w:r>
           </w:p>
         </w:tc>
@@ -16858,17 +16951,7 @@
                 <w:b/>
                 <w:bCs/>
               </w:rPr>
-              <w:t>Frequency</w:t>
-            </w:r>
-            <w:r>
-              <w:t xml:space="preserve">: </w:t>
-            </w:r>
-            <w:r>
-              <w:rPr>
-                <w:b/>
-                <w:bCs/>
-              </w:rPr>
-              <w:t>Weekly (Sunday, midnight)</w:t>
+              <w:t>Time</w:t>
             </w:r>
           </w:p>
         </w:tc>
@@ -16894,7 +16977,17 @@
               <w:spacing w:after="0"/>
             </w:pPr>
             <w:r>
-              <w:t>Every Sunday at 00:00</w:t>
+              <w:t xml:space="preserve">The hour and minute of the run. Shown for every frequency except </w:t>
+            </w:r>
+            <w:r>
+              <w:rPr>
+                <w:b/>
+                <w:bCs/>
+              </w:rPr>
+              <w:t>Custom (cron)</w:t>
+            </w:r>
+            <w:r>
+              <w:t>.</w:t>
             </w:r>
           </w:p>
         </w:tc>
@@ -16934,17 +17027,7 @@
                 <w:b/>
                 <w:bCs/>
               </w:rPr>
-              <w:t>Frequency</w:t>
-            </w:r>
-            <w:r>
-              <w:t xml:space="preserve">: </w:t>
-            </w:r>
-            <w:r>
-              <w:rPr>
-                <w:b/>
-                <w:bCs/>
-              </w:rPr>
-              <w:t>Monthly (1st, midnight)</w:t>
+              <w:t>Day of the week</w:t>
             </w:r>
           </w:p>
         </w:tc>
@@ -16969,7 +17052,17 @@
               <w:spacing w:after="0"/>
             </w:pPr>
             <w:r>
-              <w:t>On the 1st of each month at 00:00</w:t>
+              <w:t xml:space="preserve">Shown for </w:t>
+            </w:r>
+            <w:r>
+              <w:rPr>
+                <w:b/>
+                <w:bCs/>
+              </w:rPr>
+              <w:t>Weekly</w:t>
+            </w:r>
+            <w:r>
+              <w:t>.</w:t>
             </w:r>
           </w:p>
         </w:tc>
@@ -17011,17 +17104,7 @@
                 <w:bCs/>
               </w:rPr>
               <w:lastRenderedPageBreak/>
-              <w:t>Frequency</w:t>
-            </w:r>
-            <w:r>
-              <w:t xml:space="preserve">: </w:t>
-            </w:r>
-            <w:r>
-              <w:rPr>
-                <w:b/>
-                <w:bCs/>
-              </w:rPr>
-              <w:t>Custom</w:t>
+              <w:t>Day of the month</w:t>
             </w:r>
           </w:p>
         </w:tc>
@@ -17047,28 +17130,37 @@
               <w:spacing w:after="0"/>
             </w:pPr>
             <w:r>
-              <w:t xml:space="preserve">You type a </w:t>
-            </w:r>
-            <w:r>
-              <w:rPr>
-                <w:b/>
-                <w:bCs/>
-              </w:rPr>
-              <w:t>Cron expression</w:t>
-            </w:r>
-            <w:r>
-              <w:t xml:space="preserve">, five fields: minute, hour, day of month, month, day of week. For example </w:t>
-            </w:r>
-            <w:r>
-              <w:rPr>
-                <w:rFonts w:ascii="Consolas" w:eastAsia="Consolas" w:hAnsi="Consolas" w:cs="Consolas"/>
-                <w:sz w:val="19"/>
-                <w:szCs w:val="19"/>
-              </w:rPr>
-              <w:t>0 9 * * 1-5</w:t>
-            </w:r>
-            <w:r>
-              <w:t xml:space="preserve"> is 09:00 on weekdays</w:t>
+              <w:t xml:space="preserve">1 to 28, or </w:t>
+            </w:r>
+            <w:r>
+              <w:rPr>
+                <w:b/>
+                <w:bCs/>
+              </w:rPr>
+              <w:t>Last day</w:t>
+            </w:r>
+            <w:r>
+              <w:t xml:space="preserve">. Days 29 to 31 are not offered, so no short month is skipped. Shown for </w:t>
+            </w:r>
+            <w:r>
+              <w:rPr>
+                <w:b/>
+                <w:bCs/>
+              </w:rPr>
+              <w:t>Monthly</w:t>
+            </w:r>
+            <w:r>
+              <w:t xml:space="preserve">, the longer frequencies and </w:t>
+            </w:r>
+            <w:r>
+              <w:rPr>
+                <w:b/>
+                <w:bCs/>
+              </w:rPr>
+              <w:t>Yearly</w:t>
+            </w:r>
+            <w:r>
+              <w:t>.</w:t>
             </w:r>
           </w:p>
         </w:tc>
@@ -17108,7 +17200,7 @@
                 <w:b/>
                 <w:bCs/>
               </w:rPr>
-              <w:t>Timezone</w:t>
+              <w:t>Month</w:t>
             </w:r>
           </w:p>
         </w:tc>
@@ -17133,7 +17225,17 @@
               <w:spacing w:after="0"/>
             </w:pPr>
             <w:r>
-              <w:t>The clock used by the schedule. UTC is the default</w:t>
+              <w:t xml:space="preserve">Shown for </w:t>
+            </w:r>
+            <w:r>
+              <w:rPr>
+                <w:b/>
+                <w:bCs/>
+              </w:rPr>
+              <w:t>Yearly</w:t>
+            </w:r>
+            <w:r>
+              <w:t>.</w:t>
             </w:r>
           </w:p>
         </w:tc>
@@ -17174,17 +17276,7 @@
                 <w:b/>
                 <w:bCs/>
               </w:rPr>
-              <w:t>Valid from (optional)</w:t>
-            </w:r>
-            <w:r>
-              <w:t xml:space="preserve">, </w:t>
-            </w:r>
-            <w:r>
-              <w:rPr>
-                <w:b/>
-                <w:bCs/>
-              </w:rPr>
-              <w:t>Valid until (optional)</w:t>
+              <w:t>Timezone</w:t>
             </w:r>
           </w:p>
         </w:tc>
@@ -17210,7 +17302,7 @@
               <w:spacing w:after="0"/>
             </w:pPr>
             <w:r>
-              <w:t>The schedule does not run before or after these times</w:t>
+              <w:t>The clock used by the schedule. Your computer's timezone is the default</w:t>
             </w:r>
           </w:p>
         </w:tc>
@@ -17250,27 +17342,17 @@
                 <w:b/>
                 <w:bCs/>
               </w:rPr>
-              <w:t>Output Format</w:t>
-            </w:r>
-            <w:r>
-              <w:t xml:space="preserve">: </w:t>
-            </w:r>
-            <w:r>
-              <w:rPr>
-                <w:b/>
-                <w:bCs/>
-              </w:rPr>
-              <w:t>Excel (.xlsx)</w:t>
-            </w:r>
-            <w:r>
-              <w:t xml:space="preserve"> or </w:t>
-            </w:r>
-            <w:r>
-              <w:rPr>
-                <w:b/>
-                <w:bCs/>
-              </w:rPr>
-              <w:t>CSV</w:t>
+              <w:t>Valid from (optional)</w:t>
+            </w:r>
+            <w:r>
+              <w:t xml:space="preserve">, </w:t>
+            </w:r>
+            <w:r>
+              <w:rPr>
+                <w:b/>
+                <w:bCs/>
+              </w:rPr>
+              <w:t>Valid until (optional)</w:t>
             </w:r>
           </w:p>
         </w:tc>
@@ -17295,7 +17377,7 @@
               <w:spacing w:after="0"/>
             </w:pPr>
             <w:r>
-              <w:t>The file type of the stored result. CSV is the default</w:t>
+              <w:t>The schedule does not run before or after these times</w:t>
             </w:r>
           </w:p>
         </w:tc>
@@ -17336,7 +17418,27 @@
                 <w:b/>
                 <w:bCs/>
               </w:rPr>
-              <w:t>Parameter presets</w:t>
+              <w:t>Output Format</w:t>
+            </w:r>
+            <w:r>
+              <w:t xml:space="preserve">: </w:t>
+            </w:r>
+            <w:r>
+              <w:rPr>
+                <w:b/>
+                <w:bCs/>
+              </w:rPr>
+              <w:t>Excel (.xlsx)</w:t>
+            </w:r>
+            <w:r>
+              <w:t xml:space="preserve"> or </w:t>
+            </w:r>
+            <w:r>
+              <w:rPr>
+                <w:b/>
+                <w:bCs/>
+              </w:rPr>
+              <w:t>CSV</w:t>
             </w:r>
           </w:p>
         </w:tc>
@@ -17362,7 +17464,7 @@
               <w:spacing w:after="0"/>
             </w:pPr>
             <w:r>
-              <w:t>The values used for every run. Required ones are marked *</w:t>
+              <w:t>The file type of the stored result. CSV is the default</w:t>
             </w:r>
           </w:p>
         </w:tc>
@@ -17402,6 +17504,72 @@
                 <w:b/>
                 <w:bCs/>
               </w:rPr>
+              <w:t>Parameter presets</w:t>
+            </w:r>
+          </w:p>
+        </w:tc>
+        <w:tc>
+          <w:tcPr>
+            <w:tcW w:w="6537" w:type="dxa"/>
+            <w:tcBorders>
+              <w:top w:val="single" w:sz="4" w:space="0" w:color="BFC7D1"/>
+              <w:left w:val="single" w:sz="4" w:space="0" w:color="BFC7D1"/>
+              <w:bottom w:val="single" w:sz="4" w:space="0" w:color="BFC7D1"/>
+              <w:right w:val="single" w:sz="4" w:space="0" w:color="BFC7D1"/>
+            </w:tcBorders>
+            <w:tcMar>
+              <w:top w:w="60" w:type="dxa"/>
+              <w:left w:w="100" w:type="dxa"/>
+              <w:bottom w:w="60" w:type="dxa"/>
+              <w:right w:w="100" w:type="dxa"/>
+            </w:tcMar>
+          </w:tcPr>
+          <w:p>
+            <w:pPr>
+              <w:spacing w:after="0"/>
+            </w:pPr>
+            <w:r>
+              <w:t>The values used for every run, fixed or relative to the run date. Required ones are marked *</w:t>
+            </w:r>
+          </w:p>
+        </w:tc>
+      </w:tr>
+      <w:tr>
+        <w:tblPrEx>
+          <w:tblCellMar>
+            <w:top w:w="0" w:type="dxa"/>
+            <w:bottom w:w="0" w:type="dxa"/>
+          </w:tblCellMar>
+        </w:tblPrEx>
+        <w:trPr>
+          <w:cantSplit/>
+        </w:trPr>
+        <w:tc>
+          <w:tcPr>
+            <w:tcW w:w="2489" w:type="dxa"/>
+            <w:tcBorders>
+              <w:top w:val="single" w:sz="4" w:space="0" w:color="BFC7D1"/>
+              <w:left w:val="single" w:sz="4" w:space="0" w:color="BFC7D1"/>
+              <w:bottom w:val="single" w:sz="4" w:space="0" w:color="BFC7D1"/>
+              <w:right w:val="single" w:sz="4" w:space="0" w:color="BFC7D1"/>
+            </w:tcBorders>
+            <w:shd w:val="clear" w:color="auto" w:fill="F3F6F9"/>
+            <w:tcMar>
+              <w:top w:w="60" w:type="dxa"/>
+              <w:left w:w="100" w:type="dxa"/>
+              <w:bottom w:w="60" w:type="dxa"/>
+              <w:right w:w="100" w:type="dxa"/>
+            </w:tcMar>
+          </w:tcPr>
+          <w:p>
+            <w:pPr>
+              <w:spacing w:after="0"/>
+            </w:pPr>
+            <w:r>
+              <w:rPr>
+                <w:b/>
+                <w:bCs/>
+              </w:rPr>
               <w:t>Enabled</w:t>
             </w:r>
           </w:p>
@@ -17415,6 +17583,7 @@
               <w:bottom w:val="single" w:sz="4" w:space="0" w:color="BFC7D1"/>
               <w:right w:val="single" w:sz="4" w:space="0" w:color="BFC7D1"/>
             </w:tcBorders>
+            <w:shd w:val="clear" w:color="auto" w:fill="F3F6F9"/>
             <w:tcMar>
               <w:top w:w="60" w:type="dxa"/>
               <w:left w:w="100" w:type="dxa"/>
@@ -17428,6 +17597,838 @@
             </w:pPr>
             <w:r>
               <w:t>If unticked, the schedule waits until you enable it</w:t>
+            </w:r>
+          </w:p>
+        </w:tc>
+      </w:tr>
+    </w:tbl>
+    <w:p>
+      <w:pPr>
+        <w:spacing w:after="60"/>
+      </w:pPr>
+    </w:p>
+    <w:tbl>
+      <w:tblPr>
+        <w:tblW w:w="9026" w:type="dxa"/>
+        <w:tblBorders>
+          <w:top w:val="single" w:sz="4" w:space="0" w:color="auto"/>
+          <w:left w:val="single" w:sz="4" w:space="0" w:color="auto"/>
+          <w:bottom w:val="single" w:sz="4" w:space="0" w:color="auto"/>
+          <w:right w:val="single" w:sz="4" w:space="0" w:color="auto"/>
+          <w:insideH w:val="single" w:sz="4" w:space="0" w:color="auto"/>
+          <w:insideV w:val="single" w:sz="4" w:space="0" w:color="auto"/>
+        </w:tblBorders>
+        <w:tblCellMar>
+          <w:left w:w="10" w:type="dxa"/>
+          <w:right w:w="10" w:type="dxa"/>
+        </w:tblCellMar>
+        <w:tblLook w:val="04A0" w:firstRow="1" w:lastRow="0" w:firstColumn="1" w:lastColumn="0" w:noHBand="0" w:noVBand="1"/>
+      </w:tblPr>
+      <w:tblGrid>
+        <w:gridCol w:w="3692"/>
+        <w:gridCol w:w="5334"/>
+      </w:tblGrid>
+      <w:tr>
+        <w:tblPrEx>
+          <w:tblCellMar>
+            <w:top w:w="0" w:type="dxa"/>
+            <w:bottom w:w="0" w:type="dxa"/>
+          </w:tblCellMar>
+        </w:tblPrEx>
+        <w:trPr>
+          <w:cantSplit/>
+          <w:tblHeader/>
+        </w:trPr>
+        <w:tc>
+          <w:tcPr>
+            <w:tcW w:w="3692" w:type="dxa"/>
+            <w:tcBorders>
+              <w:top w:val="single" w:sz="4" w:space="0" w:color="BFC7D1"/>
+              <w:left w:val="single" w:sz="4" w:space="0" w:color="BFC7D1"/>
+              <w:bottom w:val="single" w:sz="4" w:space="0" w:color="BFC7D1"/>
+              <w:right w:val="single" w:sz="4" w:space="0" w:color="BFC7D1"/>
+            </w:tcBorders>
+            <w:shd w:val="clear" w:color="auto" w:fill="1F3A5F"/>
+            <w:tcMar>
+              <w:top w:w="60" w:type="dxa"/>
+              <w:left w:w="100" w:type="dxa"/>
+              <w:bottom w:w="60" w:type="dxa"/>
+              <w:right w:w="100" w:type="dxa"/>
+            </w:tcMar>
+          </w:tcPr>
+          <w:p>
+            <w:pPr>
+              <w:spacing w:after="0"/>
+            </w:pPr>
+            <w:r>
+              <w:rPr>
+                <w:b/>
+                <w:bCs/>
+                <w:color w:val="FFFFFF"/>
+              </w:rPr>
+              <w:t>Option (Frequency)</w:t>
+            </w:r>
+          </w:p>
+        </w:tc>
+        <w:tc>
+          <w:tcPr>
+            <w:tcW w:w="5334" w:type="dxa"/>
+            <w:tcBorders>
+              <w:top w:val="single" w:sz="4" w:space="0" w:color="BFC7D1"/>
+              <w:left w:val="single" w:sz="4" w:space="0" w:color="BFC7D1"/>
+              <w:bottom w:val="single" w:sz="4" w:space="0" w:color="BFC7D1"/>
+              <w:right w:val="single" w:sz="4" w:space="0" w:color="BFC7D1"/>
+            </w:tcBorders>
+            <w:shd w:val="clear" w:color="auto" w:fill="1F3A5F"/>
+            <w:tcMar>
+              <w:top w:w="60" w:type="dxa"/>
+              <w:left w:w="100" w:type="dxa"/>
+              <w:bottom w:w="60" w:type="dxa"/>
+              <w:right w:w="100" w:type="dxa"/>
+            </w:tcMar>
+          </w:tcPr>
+          <w:p>
+            <w:pPr>
+              <w:spacing w:after="0"/>
+            </w:pPr>
+            <w:r>
+              <w:rPr>
+                <w:b/>
+                <w:bCs/>
+                <w:color w:val="FFFFFF"/>
+              </w:rPr>
+              <w:t>What it means</w:t>
+            </w:r>
+          </w:p>
+        </w:tc>
+      </w:tr>
+      <w:tr>
+        <w:tblPrEx>
+          <w:tblCellMar>
+            <w:top w:w="0" w:type="dxa"/>
+            <w:bottom w:w="0" w:type="dxa"/>
+          </w:tblCellMar>
+        </w:tblPrEx>
+        <w:trPr>
+          <w:cantSplit/>
+        </w:trPr>
+        <w:tc>
+          <w:tcPr>
+            <w:tcW w:w="3692" w:type="dxa"/>
+            <w:tcBorders>
+              <w:top w:val="single" w:sz="4" w:space="0" w:color="BFC7D1"/>
+              <w:left w:val="single" w:sz="4" w:space="0" w:color="BFC7D1"/>
+              <w:bottom w:val="single" w:sz="4" w:space="0" w:color="BFC7D1"/>
+              <w:right w:val="single" w:sz="4" w:space="0" w:color="BFC7D1"/>
+            </w:tcBorders>
+            <w:tcMar>
+              <w:top w:w="60" w:type="dxa"/>
+              <w:left w:w="100" w:type="dxa"/>
+              <w:bottom w:w="60" w:type="dxa"/>
+              <w:right w:w="100" w:type="dxa"/>
+            </w:tcMar>
+          </w:tcPr>
+          <w:p>
+            <w:pPr>
+              <w:spacing w:after="0"/>
+            </w:pPr>
+            <w:r>
+              <w:rPr>
+                <w:b/>
+                <w:bCs/>
+              </w:rPr>
+              <w:t>Daily</w:t>
+            </w:r>
+          </w:p>
+        </w:tc>
+        <w:tc>
+          <w:tcPr>
+            <w:tcW w:w="5334" w:type="dxa"/>
+            <w:tcBorders>
+              <w:top w:val="single" w:sz="4" w:space="0" w:color="BFC7D1"/>
+              <w:left w:val="single" w:sz="4" w:space="0" w:color="BFC7D1"/>
+              <w:bottom w:val="single" w:sz="4" w:space="0" w:color="BFC7D1"/>
+              <w:right w:val="single" w:sz="4" w:space="0" w:color="BFC7D1"/>
+            </w:tcBorders>
+            <w:tcMar>
+              <w:top w:w="60" w:type="dxa"/>
+              <w:left w:w="100" w:type="dxa"/>
+              <w:bottom w:w="60" w:type="dxa"/>
+              <w:right w:w="100" w:type="dxa"/>
+            </w:tcMar>
+          </w:tcPr>
+          <w:p>
+            <w:pPr>
+              <w:spacing w:after="0"/>
+            </w:pPr>
+            <w:r>
+              <w:t xml:space="preserve">Every day at the </w:t>
+            </w:r>
+            <w:r>
+              <w:rPr>
+                <w:b/>
+                <w:bCs/>
+              </w:rPr>
+              <w:t>Time</w:t>
+            </w:r>
+            <w:r>
+              <w:t xml:space="preserve"> you choose.</w:t>
+            </w:r>
+          </w:p>
+        </w:tc>
+      </w:tr>
+      <w:tr>
+        <w:tblPrEx>
+          <w:tblCellMar>
+            <w:top w:w="0" w:type="dxa"/>
+            <w:bottom w:w="0" w:type="dxa"/>
+          </w:tblCellMar>
+        </w:tblPrEx>
+        <w:trPr>
+          <w:cantSplit/>
+        </w:trPr>
+        <w:tc>
+          <w:tcPr>
+            <w:tcW w:w="3692" w:type="dxa"/>
+            <w:tcBorders>
+              <w:top w:val="single" w:sz="4" w:space="0" w:color="BFC7D1"/>
+              <w:left w:val="single" w:sz="4" w:space="0" w:color="BFC7D1"/>
+              <w:bottom w:val="single" w:sz="4" w:space="0" w:color="BFC7D1"/>
+              <w:right w:val="single" w:sz="4" w:space="0" w:color="BFC7D1"/>
+            </w:tcBorders>
+            <w:shd w:val="clear" w:color="auto" w:fill="F3F6F9"/>
+            <w:tcMar>
+              <w:top w:w="60" w:type="dxa"/>
+              <w:left w:w="100" w:type="dxa"/>
+              <w:bottom w:w="60" w:type="dxa"/>
+              <w:right w:w="100" w:type="dxa"/>
+            </w:tcMar>
+          </w:tcPr>
+          <w:p>
+            <w:pPr>
+              <w:spacing w:after="0"/>
+            </w:pPr>
+            <w:r>
+              <w:rPr>
+                <w:b/>
+                <w:bCs/>
+              </w:rPr>
+              <w:t>Weekly</w:t>
+            </w:r>
+          </w:p>
+        </w:tc>
+        <w:tc>
+          <w:tcPr>
+            <w:tcW w:w="5334" w:type="dxa"/>
+            <w:tcBorders>
+              <w:top w:val="single" w:sz="4" w:space="0" w:color="BFC7D1"/>
+              <w:left w:val="single" w:sz="4" w:space="0" w:color="BFC7D1"/>
+              <w:bottom w:val="single" w:sz="4" w:space="0" w:color="BFC7D1"/>
+              <w:right w:val="single" w:sz="4" w:space="0" w:color="BFC7D1"/>
+            </w:tcBorders>
+            <w:shd w:val="clear" w:color="auto" w:fill="F3F6F9"/>
+            <w:tcMar>
+              <w:top w:w="60" w:type="dxa"/>
+              <w:left w:w="100" w:type="dxa"/>
+              <w:bottom w:w="60" w:type="dxa"/>
+              <w:right w:w="100" w:type="dxa"/>
+            </w:tcMar>
+          </w:tcPr>
+          <w:p>
+            <w:pPr>
+              <w:spacing w:after="0"/>
+            </w:pPr>
+            <w:r>
+              <w:t xml:space="preserve">Once a week, on the </w:t>
+            </w:r>
+            <w:r>
+              <w:rPr>
+                <w:b/>
+                <w:bCs/>
+              </w:rPr>
+              <w:t>Day of the week</w:t>
+            </w:r>
+            <w:r>
+              <w:t xml:space="preserve"> you choose.</w:t>
+            </w:r>
+          </w:p>
+        </w:tc>
+      </w:tr>
+      <w:tr>
+        <w:tblPrEx>
+          <w:tblCellMar>
+            <w:top w:w="0" w:type="dxa"/>
+            <w:bottom w:w="0" w:type="dxa"/>
+          </w:tblCellMar>
+        </w:tblPrEx>
+        <w:trPr>
+          <w:cantSplit/>
+        </w:trPr>
+        <w:tc>
+          <w:tcPr>
+            <w:tcW w:w="3692" w:type="dxa"/>
+            <w:tcBorders>
+              <w:top w:val="single" w:sz="4" w:space="0" w:color="BFC7D1"/>
+              <w:left w:val="single" w:sz="4" w:space="0" w:color="BFC7D1"/>
+              <w:bottom w:val="single" w:sz="4" w:space="0" w:color="BFC7D1"/>
+              <w:right w:val="single" w:sz="4" w:space="0" w:color="BFC7D1"/>
+            </w:tcBorders>
+            <w:tcMar>
+              <w:top w:w="60" w:type="dxa"/>
+              <w:left w:w="100" w:type="dxa"/>
+              <w:bottom w:w="60" w:type="dxa"/>
+              <w:right w:w="100" w:type="dxa"/>
+            </w:tcMar>
+          </w:tcPr>
+          <w:p>
+            <w:pPr>
+              <w:spacing w:after="0"/>
+            </w:pPr>
+            <w:r>
+              <w:rPr>
+                <w:b/>
+                <w:bCs/>
+              </w:rPr>
+              <w:t>Fortnightly (1st and 16th)</w:t>
+            </w:r>
+          </w:p>
+        </w:tc>
+        <w:tc>
+          <w:tcPr>
+            <w:tcW w:w="5334" w:type="dxa"/>
+            <w:tcBorders>
+              <w:top w:val="single" w:sz="4" w:space="0" w:color="BFC7D1"/>
+              <w:left w:val="single" w:sz="4" w:space="0" w:color="BFC7D1"/>
+              <w:bottom w:val="single" w:sz="4" w:space="0" w:color="BFC7D1"/>
+              <w:right w:val="single" w:sz="4" w:space="0" w:color="BFC7D1"/>
+            </w:tcBorders>
+            <w:tcMar>
+              <w:top w:w="60" w:type="dxa"/>
+              <w:left w:w="100" w:type="dxa"/>
+              <w:bottom w:w="60" w:type="dxa"/>
+              <w:right w:w="100" w:type="dxa"/>
+            </w:tcMar>
+          </w:tcPr>
+          <w:p>
+            <w:pPr>
+              <w:spacing w:after="0"/>
+            </w:pPr>
+            <w:r>
+              <w:t>On the 1st and the 16th of each month.</w:t>
+            </w:r>
+          </w:p>
+        </w:tc>
+      </w:tr>
+      <w:tr>
+        <w:tblPrEx>
+          <w:tblCellMar>
+            <w:top w:w="0" w:type="dxa"/>
+            <w:bottom w:w="0" w:type="dxa"/>
+          </w:tblCellMar>
+        </w:tblPrEx>
+        <w:trPr>
+          <w:cantSplit/>
+        </w:trPr>
+        <w:tc>
+          <w:tcPr>
+            <w:tcW w:w="3692" w:type="dxa"/>
+            <w:tcBorders>
+              <w:top w:val="single" w:sz="4" w:space="0" w:color="BFC7D1"/>
+              <w:left w:val="single" w:sz="4" w:space="0" w:color="BFC7D1"/>
+              <w:bottom w:val="single" w:sz="4" w:space="0" w:color="BFC7D1"/>
+              <w:right w:val="single" w:sz="4" w:space="0" w:color="BFC7D1"/>
+            </w:tcBorders>
+            <w:shd w:val="clear" w:color="auto" w:fill="F3F6F9"/>
+            <w:tcMar>
+              <w:top w:w="60" w:type="dxa"/>
+              <w:left w:w="100" w:type="dxa"/>
+              <w:bottom w:w="60" w:type="dxa"/>
+              <w:right w:w="100" w:type="dxa"/>
+            </w:tcMar>
+          </w:tcPr>
+          <w:p>
+            <w:pPr>
+              <w:spacing w:after="0"/>
+            </w:pPr>
+            <w:r>
+              <w:rPr>
+                <w:b/>
+                <w:bCs/>
+              </w:rPr>
+              <w:t>Monthly</w:t>
+            </w:r>
+          </w:p>
+        </w:tc>
+        <w:tc>
+          <w:tcPr>
+            <w:tcW w:w="5334" w:type="dxa"/>
+            <w:tcBorders>
+              <w:top w:val="single" w:sz="4" w:space="0" w:color="BFC7D1"/>
+              <w:left w:val="single" w:sz="4" w:space="0" w:color="BFC7D1"/>
+              <w:bottom w:val="single" w:sz="4" w:space="0" w:color="BFC7D1"/>
+              <w:right w:val="single" w:sz="4" w:space="0" w:color="BFC7D1"/>
+            </w:tcBorders>
+            <w:shd w:val="clear" w:color="auto" w:fill="F3F6F9"/>
+            <w:tcMar>
+              <w:top w:w="60" w:type="dxa"/>
+              <w:left w:w="100" w:type="dxa"/>
+              <w:bottom w:w="60" w:type="dxa"/>
+              <w:right w:w="100" w:type="dxa"/>
+            </w:tcMar>
+          </w:tcPr>
+          <w:p>
+            <w:pPr>
+              <w:spacing w:after="0"/>
+            </w:pPr>
+            <w:r>
+              <w:t xml:space="preserve">Once a month, on the </w:t>
+            </w:r>
+            <w:r>
+              <w:rPr>
+                <w:b/>
+                <w:bCs/>
+              </w:rPr>
+              <w:t>Day of the month</w:t>
+            </w:r>
+            <w:r>
+              <w:t xml:space="preserve"> you choose.</w:t>
+            </w:r>
+          </w:p>
+        </w:tc>
+      </w:tr>
+      <w:tr>
+        <w:tblPrEx>
+          <w:tblCellMar>
+            <w:top w:w="0" w:type="dxa"/>
+            <w:bottom w:w="0" w:type="dxa"/>
+          </w:tblCellMar>
+        </w:tblPrEx>
+        <w:trPr>
+          <w:cantSplit/>
+        </w:trPr>
+        <w:tc>
+          <w:tcPr>
+            <w:tcW w:w="3692" w:type="dxa"/>
+            <w:tcBorders>
+              <w:top w:val="single" w:sz="4" w:space="0" w:color="BFC7D1"/>
+              <w:left w:val="single" w:sz="4" w:space="0" w:color="BFC7D1"/>
+              <w:bottom w:val="single" w:sz="4" w:space="0" w:color="BFC7D1"/>
+              <w:right w:val="single" w:sz="4" w:space="0" w:color="BFC7D1"/>
+            </w:tcBorders>
+            <w:tcMar>
+              <w:top w:w="60" w:type="dxa"/>
+              <w:left w:w="100" w:type="dxa"/>
+              <w:bottom w:w="60" w:type="dxa"/>
+              <w:right w:w="100" w:type="dxa"/>
+            </w:tcMar>
+          </w:tcPr>
+          <w:p>
+            <w:pPr>
+              <w:spacing w:after="0"/>
+            </w:pPr>
+            <w:r>
+              <w:rPr>
+                <w:b/>
+                <w:bCs/>
+              </w:rPr>
+              <w:t>Every 2 months</w:t>
+            </w:r>
+          </w:p>
+        </w:tc>
+        <w:tc>
+          <w:tcPr>
+            <w:tcW w:w="5334" w:type="dxa"/>
+            <w:tcBorders>
+              <w:top w:val="single" w:sz="4" w:space="0" w:color="BFC7D1"/>
+              <w:left w:val="single" w:sz="4" w:space="0" w:color="BFC7D1"/>
+              <w:bottom w:val="single" w:sz="4" w:space="0" w:color="BFC7D1"/>
+              <w:right w:val="single" w:sz="4" w:space="0" w:color="BFC7D1"/>
+            </w:tcBorders>
+            <w:tcMar>
+              <w:top w:w="60" w:type="dxa"/>
+              <w:left w:w="100" w:type="dxa"/>
+              <w:bottom w:w="60" w:type="dxa"/>
+              <w:right w:w="100" w:type="dxa"/>
+            </w:tcMar>
+          </w:tcPr>
+          <w:p>
+            <w:pPr>
+              <w:spacing w:after="0"/>
+            </w:pPr>
+            <w:r>
+              <w:t>In January, March, May, July, September and November.</w:t>
+            </w:r>
+          </w:p>
+        </w:tc>
+      </w:tr>
+      <w:tr>
+        <w:tblPrEx>
+          <w:tblCellMar>
+            <w:top w:w="0" w:type="dxa"/>
+            <w:bottom w:w="0" w:type="dxa"/>
+          </w:tblCellMar>
+        </w:tblPrEx>
+        <w:trPr>
+          <w:cantSplit/>
+        </w:trPr>
+        <w:tc>
+          <w:tcPr>
+            <w:tcW w:w="3692" w:type="dxa"/>
+            <w:tcBorders>
+              <w:top w:val="single" w:sz="4" w:space="0" w:color="BFC7D1"/>
+              <w:left w:val="single" w:sz="4" w:space="0" w:color="BFC7D1"/>
+              <w:bottom w:val="single" w:sz="4" w:space="0" w:color="BFC7D1"/>
+              <w:right w:val="single" w:sz="4" w:space="0" w:color="BFC7D1"/>
+            </w:tcBorders>
+            <w:shd w:val="clear" w:color="auto" w:fill="F3F6F9"/>
+            <w:tcMar>
+              <w:top w:w="60" w:type="dxa"/>
+              <w:left w:w="100" w:type="dxa"/>
+              <w:bottom w:w="60" w:type="dxa"/>
+              <w:right w:w="100" w:type="dxa"/>
+            </w:tcMar>
+          </w:tcPr>
+          <w:p>
+            <w:pPr>
+              <w:spacing w:after="0"/>
+            </w:pPr>
+            <w:r>
+              <w:rPr>
+                <w:b/>
+                <w:bCs/>
+              </w:rPr>
+              <w:t>Quarterly</w:t>
+            </w:r>
+          </w:p>
+        </w:tc>
+        <w:tc>
+          <w:tcPr>
+            <w:tcW w:w="5334" w:type="dxa"/>
+            <w:tcBorders>
+              <w:top w:val="single" w:sz="4" w:space="0" w:color="BFC7D1"/>
+              <w:left w:val="single" w:sz="4" w:space="0" w:color="BFC7D1"/>
+              <w:bottom w:val="single" w:sz="4" w:space="0" w:color="BFC7D1"/>
+              <w:right w:val="single" w:sz="4" w:space="0" w:color="BFC7D1"/>
+            </w:tcBorders>
+            <w:shd w:val="clear" w:color="auto" w:fill="F3F6F9"/>
+            <w:tcMar>
+              <w:top w:w="60" w:type="dxa"/>
+              <w:left w:w="100" w:type="dxa"/>
+              <w:bottom w:w="60" w:type="dxa"/>
+              <w:right w:w="100" w:type="dxa"/>
+            </w:tcMar>
+          </w:tcPr>
+          <w:p>
+            <w:pPr>
+              <w:spacing w:after="0"/>
+            </w:pPr>
+            <w:r>
+              <w:t>In January, April, July and October.</w:t>
+            </w:r>
+          </w:p>
+        </w:tc>
+      </w:tr>
+      <w:tr>
+        <w:tblPrEx>
+          <w:tblCellMar>
+            <w:top w:w="0" w:type="dxa"/>
+            <w:bottom w:w="0" w:type="dxa"/>
+          </w:tblCellMar>
+        </w:tblPrEx>
+        <w:trPr>
+          <w:cantSplit/>
+        </w:trPr>
+        <w:tc>
+          <w:tcPr>
+            <w:tcW w:w="3692" w:type="dxa"/>
+            <w:tcBorders>
+              <w:top w:val="single" w:sz="4" w:space="0" w:color="BFC7D1"/>
+              <w:left w:val="single" w:sz="4" w:space="0" w:color="BFC7D1"/>
+              <w:bottom w:val="single" w:sz="4" w:space="0" w:color="BFC7D1"/>
+              <w:right w:val="single" w:sz="4" w:space="0" w:color="BFC7D1"/>
+            </w:tcBorders>
+            <w:tcMar>
+              <w:top w:w="60" w:type="dxa"/>
+              <w:left w:w="100" w:type="dxa"/>
+              <w:bottom w:w="60" w:type="dxa"/>
+              <w:right w:w="100" w:type="dxa"/>
+            </w:tcMar>
+          </w:tcPr>
+          <w:p>
+            <w:pPr>
+              <w:spacing w:after="0"/>
+            </w:pPr>
+            <w:r>
+              <w:rPr>
+                <w:b/>
+                <w:bCs/>
+              </w:rPr>
+              <w:t>Every 4 months</w:t>
+            </w:r>
+          </w:p>
+        </w:tc>
+        <w:tc>
+          <w:tcPr>
+            <w:tcW w:w="5334" w:type="dxa"/>
+            <w:tcBorders>
+              <w:top w:val="single" w:sz="4" w:space="0" w:color="BFC7D1"/>
+              <w:left w:val="single" w:sz="4" w:space="0" w:color="BFC7D1"/>
+              <w:bottom w:val="single" w:sz="4" w:space="0" w:color="BFC7D1"/>
+              <w:right w:val="single" w:sz="4" w:space="0" w:color="BFC7D1"/>
+            </w:tcBorders>
+            <w:tcMar>
+              <w:top w:w="60" w:type="dxa"/>
+              <w:left w:w="100" w:type="dxa"/>
+              <w:bottom w:w="60" w:type="dxa"/>
+              <w:right w:w="100" w:type="dxa"/>
+            </w:tcMar>
+          </w:tcPr>
+          <w:p>
+            <w:pPr>
+              <w:spacing w:after="0"/>
+            </w:pPr>
+            <w:r>
+              <w:t>In January, May and September.</w:t>
+            </w:r>
+          </w:p>
+        </w:tc>
+      </w:tr>
+      <w:tr>
+        <w:tblPrEx>
+          <w:tblCellMar>
+            <w:top w:w="0" w:type="dxa"/>
+            <w:bottom w:w="0" w:type="dxa"/>
+          </w:tblCellMar>
+        </w:tblPrEx>
+        <w:trPr>
+          <w:cantSplit/>
+        </w:trPr>
+        <w:tc>
+          <w:tcPr>
+            <w:tcW w:w="3692" w:type="dxa"/>
+            <w:tcBorders>
+              <w:top w:val="single" w:sz="4" w:space="0" w:color="BFC7D1"/>
+              <w:left w:val="single" w:sz="4" w:space="0" w:color="BFC7D1"/>
+              <w:bottom w:val="single" w:sz="4" w:space="0" w:color="BFC7D1"/>
+              <w:right w:val="single" w:sz="4" w:space="0" w:color="BFC7D1"/>
+            </w:tcBorders>
+            <w:shd w:val="clear" w:color="auto" w:fill="F3F6F9"/>
+            <w:tcMar>
+              <w:top w:w="60" w:type="dxa"/>
+              <w:left w:w="100" w:type="dxa"/>
+              <w:bottom w:w="60" w:type="dxa"/>
+              <w:right w:w="100" w:type="dxa"/>
+            </w:tcMar>
+          </w:tcPr>
+          <w:p>
+            <w:pPr>
+              <w:spacing w:after="0"/>
+            </w:pPr>
+            <w:r>
+              <w:rPr>
+                <w:b/>
+                <w:bCs/>
+              </w:rPr>
+              <w:t>Every 6 months (semester)</w:t>
+            </w:r>
+          </w:p>
+        </w:tc>
+        <w:tc>
+          <w:tcPr>
+            <w:tcW w:w="5334" w:type="dxa"/>
+            <w:tcBorders>
+              <w:top w:val="single" w:sz="4" w:space="0" w:color="BFC7D1"/>
+              <w:left w:val="single" w:sz="4" w:space="0" w:color="BFC7D1"/>
+              <w:bottom w:val="single" w:sz="4" w:space="0" w:color="BFC7D1"/>
+              <w:right w:val="single" w:sz="4" w:space="0" w:color="BFC7D1"/>
+            </w:tcBorders>
+            <w:shd w:val="clear" w:color="auto" w:fill="F3F6F9"/>
+            <w:tcMar>
+              <w:top w:w="60" w:type="dxa"/>
+              <w:left w:w="100" w:type="dxa"/>
+              <w:bottom w:w="60" w:type="dxa"/>
+              <w:right w:w="100" w:type="dxa"/>
+            </w:tcMar>
+          </w:tcPr>
+          <w:p>
+            <w:pPr>
+              <w:spacing w:after="0"/>
+            </w:pPr>
+            <w:r>
+              <w:t>In January and July.</w:t>
+            </w:r>
+          </w:p>
+        </w:tc>
+      </w:tr>
+      <w:tr>
+        <w:tblPrEx>
+          <w:tblCellMar>
+            <w:top w:w="0" w:type="dxa"/>
+            <w:bottom w:w="0" w:type="dxa"/>
+          </w:tblCellMar>
+        </w:tblPrEx>
+        <w:trPr>
+          <w:cantSplit/>
+        </w:trPr>
+        <w:tc>
+          <w:tcPr>
+            <w:tcW w:w="3692" w:type="dxa"/>
+            <w:tcBorders>
+              <w:top w:val="single" w:sz="4" w:space="0" w:color="BFC7D1"/>
+              <w:left w:val="single" w:sz="4" w:space="0" w:color="BFC7D1"/>
+              <w:bottom w:val="single" w:sz="4" w:space="0" w:color="BFC7D1"/>
+              <w:right w:val="single" w:sz="4" w:space="0" w:color="BFC7D1"/>
+            </w:tcBorders>
+            <w:tcMar>
+              <w:top w:w="60" w:type="dxa"/>
+              <w:left w:w="100" w:type="dxa"/>
+              <w:bottom w:w="60" w:type="dxa"/>
+              <w:right w:w="100" w:type="dxa"/>
+            </w:tcMar>
+          </w:tcPr>
+          <w:p>
+            <w:pPr>
+              <w:spacing w:after="0"/>
+            </w:pPr>
+            <w:r>
+              <w:rPr>
+                <w:b/>
+                <w:bCs/>
+              </w:rPr>
+              <w:t>Yearly</w:t>
+            </w:r>
+          </w:p>
+        </w:tc>
+        <w:tc>
+          <w:tcPr>
+            <w:tcW w:w="5334" w:type="dxa"/>
+            <w:tcBorders>
+              <w:top w:val="single" w:sz="4" w:space="0" w:color="BFC7D1"/>
+              <w:left w:val="single" w:sz="4" w:space="0" w:color="BFC7D1"/>
+              <w:bottom w:val="single" w:sz="4" w:space="0" w:color="BFC7D1"/>
+              <w:right w:val="single" w:sz="4" w:space="0" w:color="BFC7D1"/>
+            </w:tcBorders>
+            <w:tcMar>
+              <w:top w:w="60" w:type="dxa"/>
+              <w:left w:w="100" w:type="dxa"/>
+              <w:bottom w:w="60" w:type="dxa"/>
+              <w:right w:w="100" w:type="dxa"/>
+            </w:tcMar>
+          </w:tcPr>
+          <w:p>
+            <w:pPr>
+              <w:spacing w:after="0"/>
+            </w:pPr>
+            <w:r>
+              <w:t xml:space="preserve">Once a year, on the </w:t>
+            </w:r>
+            <w:r>
+              <w:rPr>
+                <w:b/>
+                <w:bCs/>
+              </w:rPr>
+              <w:t>Month</w:t>
+            </w:r>
+            <w:r>
+              <w:t xml:space="preserve"> and </w:t>
+            </w:r>
+            <w:r>
+              <w:rPr>
+                <w:b/>
+                <w:bCs/>
+              </w:rPr>
+              <w:t>Day of the month</w:t>
+            </w:r>
+            <w:r>
+              <w:t xml:space="preserve"> you choose.</w:t>
+            </w:r>
+          </w:p>
+        </w:tc>
+      </w:tr>
+      <w:tr>
+        <w:tblPrEx>
+          <w:tblCellMar>
+            <w:top w:w="0" w:type="dxa"/>
+            <w:bottom w:w="0" w:type="dxa"/>
+          </w:tblCellMar>
+        </w:tblPrEx>
+        <w:trPr>
+          <w:cantSplit/>
+        </w:trPr>
+        <w:tc>
+          <w:tcPr>
+            <w:tcW w:w="3692" w:type="dxa"/>
+            <w:tcBorders>
+              <w:top w:val="single" w:sz="4" w:space="0" w:color="BFC7D1"/>
+              <w:left w:val="single" w:sz="4" w:space="0" w:color="BFC7D1"/>
+              <w:bottom w:val="single" w:sz="4" w:space="0" w:color="BFC7D1"/>
+              <w:right w:val="single" w:sz="4" w:space="0" w:color="BFC7D1"/>
+            </w:tcBorders>
+            <w:shd w:val="clear" w:color="auto" w:fill="F3F6F9"/>
+            <w:tcMar>
+              <w:top w:w="60" w:type="dxa"/>
+              <w:left w:w="100" w:type="dxa"/>
+              <w:bottom w:w="60" w:type="dxa"/>
+              <w:right w:w="100" w:type="dxa"/>
+            </w:tcMar>
+          </w:tcPr>
+          <w:p>
+            <w:pPr>
+              <w:spacing w:after="0"/>
+            </w:pPr>
+            <w:r>
+              <w:rPr>
+                <w:b/>
+                <w:bCs/>
+              </w:rPr>
+              <w:t>Custom (cron)</w:t>
+            </w:r>
+          </w:p>
+        </w:tc>
+        <w:tc>
+          <w:tcPr>
+            <w:tcW w:w="5334" w:type="dxa"/>
+            <w:tcBorders>
+              <w:top w:val="single" w:sz="4" w:space="0" w:color="BFC7D1"/>
+              <w:left w:val="single" w:sz="4" w:space="0" w:color="BFC7D1"/>
+              <w:bottom w:val="single" w:sz="4" w:space="0" w:color="BFC7D1"/>
+              <w:right w:val="single" w:sz="4" w:space="0" w:color="BFC7D1"/>
+            </w:tcBorders>
+            <w:shd w:val="clear" w:color="auto" w:fill="F3F6F9"/>
+            <w:tcMar>
+              <w:top w:w="60" w:type="dxa"/>
+              <w:left w:w="100" w:type="dxa"/>
+              <w:bottom w:w="60" w:type="dxa"/>
+              <w:right w:w="100" w:type="dxa"/>
+            </w:tcMar>
+          </w:tcPr>
+          <w:p>
+            <w:pPr>
+              <w:spacing w:after="0"/>
+            </w:pPr>
+            <w:r>
+              <w:t xml:space="preserve">You write a </w:t>
+            </w:r>
+            <w:r>
+              <w:rPr>
+                <w:b/>
+                <w:bCs/>
+              </w:rPr>
+              <w:t>Cron expression</w:t>
+            </w:r>
+            <w:r>
+              <w:t xml:space="preserve">: five fields, minute, hour, day of month, month, day of week. Example: </w:t>
+            </w:r>
+            <w:r>
+              <w:rPr>
+                <w:rFonts w:ascii="Consolas" w:eastAsia="Consolas" w:hAnsi="Consolas" w:cs="Consolas"/>
+                <w:sz w:val="19"/>
+                <w:szCs w:val="19"/>
+              </w:rPr>
+              <w:t>0 9 * * 1-5</w:t>
+            </w:r>
+            <w:r>
+              <w:t xml:space="preserve"> is 09:00 on weekdays.</w:t>
             </w:r>
           </w:p>
         </w:tc>
@@ -17442,59 +18443,90 @@
       <w:pPr>
         <w:pStyle w:val="Ttulo2"/>
       </w:pPr>
-      <w:bookmarkStart w:id="26" w:name="_Toc241748492"/>
-      <w:r>
-        <w:t>History</w:t>
+      <w:bookmarkStart w:id="26" w:name="_Toc241848733"/>
+      <w:r>
+        <w:t>Parameters that follow the run date</w:t>
       </w:r>
       <w:bookmarkEnd w:id="26"/>
     </w:p>
     <w:p>
+      <w:r>
+        <w:t xml:space="preserve">Each parameter in </w:t>
+      </w:r>
       <w:r>
         <w:rPr>
           <w:b/>
           <w:bCs/>
         </w:rPr>
-        <w:t>History</w:t>
-      </w:r>
-      <w:r>
-        <w:t xml:space="preserve"> shows </w:t>
+        <w:t>Parameter presets</w:t>
+      </w:r>
+      <w:r>
+        <w:t xml:space="preserve"> has a choice: </w:t>
       </w:r>
       <w:r>
         <w:rPr>
           <w:b/>
           <w:bCs/>
         </w:rPr>
-        <w:t>Executed</w:t>
-      </w:r>
-      <w:r>
-        <w:t xml:space="preserve">, </w:t>
+        <w:t>Fixed value</w:t>
+      </w:r>
+      <w:r>
+        <w:t xml:space="preserve"> or </w:t>
       </w:r>
       <w:r>
         <w:rPr>
           <w:b/>
           <w:bCs/>
         </w:rPr>
-        <w:t>Status</w:t>
-      </w:r>
-      <w:r>
-        <w:t xml:space="preserve"> (</w:t>
-      </w:r>
+        <w:t>Relative to the run date</w:t>
+      </w:r>
+      <w:r>
+        <w:t>. A fixed value is the same on every run. A relative value changes with the date the schedule runs, so a monthly report always covers the right month.</w:t>
+      </w:r>
+    </w:p>
+    <w:p>
+      <w:r>
+        <w:t>A relative value has three parts:</w:t>
+      </w:r>
+    </w:p>
+    <w:p>
+      <w:pPr>
+        <w:pStyle w:val="PargrafodaLista"/>
+        <w:numPr>
+          <w:ilvl w:val="0"/>
+          <w:numId w:val="9"/>
+        </w:numPr>
+        <w:spacing w:after="60"/>
+      </w:pPr>
       <w:r>
         <w:rPr>
           <w:b/>
           <w:bCs/>
         </w:rPr>
-        <w:t>SUCCESS</w:t>
-      </w:r>
-      <w:r>
-        <w:t xml:space="preserve">, </w:t>
+        <w:t>Move the run date by</w:t>
+      </w:r>
+      <w:r>
+        <w:t xml:space="preserve"> a number. Use -1 for the period before, 0 for the current one.</w:t>
+      </w:r>
+    </w:p>
+    <w:p>
+      <w:pPr>
+        <w:pStyle w:val="PargrafodaLista"/>
+        <w:numPr>
+          <w:ilvl w:val="0"/>
+          <w:numId w:val="9"/>
+        </w:numPr>
+        <w:spacing w:after="60"/>
+      </w:pPr>
+      <w:r>
+        <w:t xml:space="preserve">The period: </w:t>
       </w:r>
       <w:r>
         <w:rPr>
           <w:b/>
           <w:bCs/>
         </w:rPr>
-        <w:t>FAILED</w:t>
+        <w:t>days</w:t>
       </w:r>
       <w:r>
         <w:t xml:space="preserve">, </w:t>
@@ -17504,110 +18536,117 @@
           <w:b/>
           <w:bCs/>
         </w:rPr>
-        <w:t>TIMEOUT</w:t>
-      </w:r>
-      <w:r>
-        <w:t xml:space="preserve">), </w:t>
+        <w:t>weeks</w:t>
+      </w:r>
+      <w:r>
+        <w:t xml:space="preserve">, </w:t>
       </w:r>
       <w:r>
         <w:rPr>
           <w:b/>
           <w:bCs/>
         </w:rPr>
-        <w:t>Rows</w:t>
-      </w:r>
-      <w:r>
-        <w:t xml:space="preserve"> and </w:t>
+        <w:t>fortnights</w:t>
+      </w:r>
+      <w:r>
+        <w:t xml:space="preserve">, </w:t>
       </w:r>
       <w:r>
         <w:rPr>
           <w:b/>
           <w:bCs/>
         </w:rPr>
-        <w:t>Duration</w:t>
-      </w:r>
-      <w:r>
-        <w:t xml:space="preserve">. For each result, </w:t>
+        <w:t>months</w:t>
+      </w:r>
+      <w:r>
+        <w:t xml:space="preserve">, </w:t>
       </w:r>
       <w:r>
         <w:rPr>
           <w:b/>
           <w:bCs/>
         </w:rPr>
-        <w:t>Open</w:t>
-      </w:r>
-      <w:r>
-        <w:t xml:space="preserve"> shows it, and </w:t>
+        <w:t>quarters</w:t>
+      </w:r>
+      <w:r>
+        <w:t xml:space="preserve">, </w:t>
       </w:r>
       <w:r>
         <w:rPr>
           <w:b/>
           <w:bCs/>
         </w:rPr>
-        <w:t>XLSX</w:t>
-      </w:r>
-      <w:r>
-        <w:t xml:space="preserve">, </w:t>
+        <w:t>semesters</w:t>
+      </w:r>
+      <w:r>
+        <w:t xml:space="preserve"> or </w:t>
       </w:r>
       <w:r>
         <w:rPr>
           <w:b/>
           <w:bCs/>
         </w:rPr>
-        <w:t>CSV</w:t>
-      </w:r>
-      <w:r>
-        <w:t xml:space="preserve"> and </w:t>
-      </w:r>
+        <w:t>years</w:t>
+      </w:r>
+      <w:r>
+        <w:t>.</w:t>
+      </w:r>
+    </w:p>
+    <w:p>
+      <w:pPr>
+        <w:pStyle w:val="PargrafodaLista"/>
+        <w:numPr>
+          <w:ilvl w:val="0"/>
+          <w:numId w:val="9"/>
+        </w:numPr>
+        <w:spacing w:after="60"/>
+      </w:pPr>
       <w:r>
         <w:rPr>
           <w:b/>
           <w:bCs/>
         </w:rPr>
-        <w:t>PDF</w:t>
-      </w:r>
-      <w:r>
-        <w:t xml:space="preserve"> create a file (if your access allows export). </w:t>
+        <w:lastRenderedPageBreak/>
+        <w:t>then use the</w:t>
+      </w:r>
+      <w:r>
+        <w:t xml:space="preserve">: </w:t>
       </w:r>
       <w:r>
         <w:rPr>
           <w:b/>
           <w:bCs/>
         </w:rPr>
-        <w:t>Expires</w:t>
-      </w:r>
-      <w:r>
-        <w:t xml:space="preserve"> says how long the result stays, 30 days by default.</w:t>
-      </w:r>
-    </w:p>
-    <w:p>
-      <w:r>
-        <w:t>Results stay on the server. Nothing is sent by email.</w:t>
-      </w:r>
-    </w:p>
-    <w:p>
-      <w:pPr>
-        <w:pStyle w:val="Ttulo1"/>
-        <w:pageBreakBefore/>
-      </w:pPr>
-      <w:bookmarkStart w:id="27" w:name="_Toc241748493"/>
-      <w:r>
-        <w:lastRenderedPageBreak/>
-        <w:t>Settings</w:t>
-      </w:r>
-      <w:bookmarkEnd w:id="27"/>
-    </w:p>
-    <w:p>
+        <w:t>that date</w:t>
+      </w:r>
+      <w:r>
+        <w:t xml:space="preserve">, the first or last day of that week, fortnight, month, quarter, semester or year, </w:t>
+      </w:r>
       <w:r>
         <w:rPr>
           <w:b/>
           <w:bCs/>
         </w:rPr>
-        <w:t>Settings</w:t>
-      </w:r>
-      <w:r>
-        <w:t xml:space="preserve"> changes how the application looks for you. Open it from the sidebar or from your name in the top-right corner. The settings belong to your account and follow you to other computers.</w:t>
-      </w:r>
+        <w:t>its year (number)</w:t>
+      </w:r>
+      <w:r>
+        <w:t xml:space="preserve"> or </w:t>
+      </w:r>
+      <w:r>
+        <w:rPr>
+          <w:b/>
+          <w:bCs/>
+        </w:rPr>
+        <w:t>its month (number 1-12)</w:t>
+      </w:r>
+      <w:r>
+        <w:t>.</w:t>
+      </w:r>
+    </w:p>
+    <w:p>
+      <w:pPr>
+        <w:spacing w:after="60"/>
+      </w:pPr>
     </w:p>
     <w:p>
       <w:pPr>
@@ -17620,10 +18659,10 @@
           <w:noProof/>
         </w:rPr>
         <w:drawing>
-          <wp:inline distT="0" distB="0" distL="0" distR="0" wp14:anchorId="762B9DEB" wp14:editId="02562D79">
-            <wp:extent cx="5715000" cy="3571875"/>
+          <wp:inline distT="0" distB="0" distL="0" distR="0" wp14:anchorId="6A7C30F7" wp14:editId="396F6BFE">
+            <wp:extent cx="3419475" cy="1914525"/>
             <wp:effectExtent l="0" t="0" r="0" b="0"/>
-            <wp:docPr id="297" name="04-settings.png" descr="The Settings page with the Language, Theme and Color palette cards." title="The Settings page with the Language, Theme and Color palette cards."/>
+            <wp:docPr id="305" name="35-schedule-relative-date.png" descr="Parameter presets with one fixed value and one value relative to the run date." title="Parameter presets with one fixed value and one value relative to the run date."/>
             <wp:cNvGraphicFramePr>
               <a:graphicFrameLocks xmlns:a="http://schemas.openxmlformats.org/drawingml/2006/main" noChangeAspect="1"/>
             </wp:cNvGraphicFramePr>
@@ -17638,6 +18677,1060 @@
                   </pic:nvPicPr>
                   <pic:blipFill>
                     <a:blip r:embed="rId23"/>
+                    <a:srcRect/>
+                    <a:stretch>
+                      <a:fillRect/>
+                    </a:stretch>
+                  </pic:blipFill>
+                  <pic:spPr bwMode="auto">
+                    <a:xfrm>
+                      <a:off x="0" y="0"/>
+                      <a:ext cx="3419475" cy="1914525"/>
+                    </a:xfrm>
+                    <a:prstGeom prst="rect">
+                      <a:avLst/>
+                    </a:prstGeom>
+                  </pic:spPr>
+                </pic:pic>
+              </a:graphicData>
+            </a:graphic>
+          </wp:inline>
+        </w:drawing>
+      </w:r>
+    </w:p>
+    <w:p>
+      <w:pPr>
+        <w:pStyle w:val="Legenda"/>
+        <w:jc w:val="center"/>
+      </w:pPr>
+      <w:r>
+        <w:t>Parameter presets with one fixed value and one value relative to the run date.</w:t>
+      </w:r>
+    </w:p>
+    <w:tbl>
+      <w:tblPr>
+        <w:tblW w:w="9026" w:type="dxa"/>
+        <w:tblBorders>
+          <w:top w:val="single" w:sz="4" w:space="0" w:color="auto"/>
+          <w:left w:val="single" w:sz="4" w:space="0" w:color="auto"/>
+          <w:bottom w:val="single" w:sz="4" w:space="0" w:color="auto"/>
+          <w:right w:val="single" w:sz="4" w:space="0" w:color="auto"/>
+          <w:insideH w:val="single" w:sz="4" w:space="0" w:color="auto"/>
+          <w:insideV w:val="single" w:sz="4" w:space="0" w:color="auto"/>
+        </w:tblBorders>
+        <w:tblCellMar>
+          <w:left w:w="10" w:type="dxa"/>
+          <w:right w:w="10" w:type="dxa"/>
+        </w:tblCellMar>
+        <w:tblLook w:val="04A0" w:firstRow="1" w:lastRow="0" w:firstColumn="1" w:lastColumn="0" w:noHBand="0" w:noVBand="1"/>
+      </w:tblPr>
+      <w:tblGrid>
+        <w:gridCol w:w="2777"/>
+        <w:gridCol w:w="3471"/>
+        <w:gridCol w:w="2778"/>
+      </w:tblGrid>
+      <w:tr>
+        <w:tblPrEx>
+          <w:tblCellMar>
+            <w:top w:w="0" w:type="dxa"/>
+            <w:bottom w:w="0" w:type="dxa"/>
+          </w:tblCellMar>
+        </w:tblPrEx>
+        <w:trPr>
+          <w:cantSplit/>
+          <w:tblHeader/>
+        </w:trPr>
+        <w:tc>
+          <w:tcPr>
+            <w:tcW w:w="2777" w:type="dxa"/>
+            <w:tcBorders>
+              <w:top w:val="single" w:sz="4" w:space="0" w:color="BFC7D1"/>
+              <w:left w:val="single" w:sz="4" w:space="0" w:color="BFC7D1"/>
+              <w:bottom w:val="single" w:sz="4" w:space="0" w:color="BFC7D1"/>
+              <w:right w:val="single" w:sz="4" w:space="0" w:color="BFC7D1"/>
+            </w:tcBorders>
+            <w:shd w:val="clear" w:color="auto" w:fill="1F3A5F"/>
+            <w:tcMar>
+              <w:top w:w="60" w:type="dxa"/>
+              <w:left w:w="100" w:type="dxa"/>
+              <w:bottom w:w="60" w:type="dxa"/>
+              <w:right w:w="100" w:type="dxa"/>
+            </w:tcMar>
+          </w:tcPr>
+          <w:p>
+            <w:pPr>
+              <w:spacing w:after="0"/>
+            </w:pPr>
+            <w:r>
+              <w:rPr>
+                <w:b/>
+                <w:bCs/>
+                <w:color w:val="FFFFFF"/>
+              </w:rPr>
+              <w:t>You want</w:t>
+            </w:r>
+          </w:p>
+        </w:tc>
+        <w:tc>
+          <w:tcPr>
+            <w:tcW w:w="3471" w:type="dxa"/>
+            <w:tcBorders>
+              <w:top w:val="single" w:sz="4" w:space="0" w:color="BFC7D1"/>
+              <w:left w:val="single" w:sz="4" w:space="0" w:color="BFC7D1"/>
+              <w:bottom w:val="single" w:sz="4" w:space="0" w:color="BFC7D1"/>
+              <w:right w:val="single" w:sz="4" w:space="0" w:color="BFC7D1"/>
+            </w:tcBorders>
+            <w:shd w:val="clear" w:color="auto" w:fill="1F3A5F"/>
+            <w:tcMar>
+              <w:top w:w="60" w:type="dxa"/>
+              <w:left w:w="100" w:type="dxa"/>
+              <w:bottom w:w="60" w:type="dxa"/>
+              <w:right w:w="100" w:type="dxa"/>
+            </w:tcMar>
+          </w:tcPr>
+          <w:p>
+            <w:pPr>
+              <w:spacing w:after="0"/>
+            </w:pPr>
+            <w:r>
+              <w:rPr>
+                <w:b/>
+                <w:bCs/>
+                <w:color w:val="FFFFFF"/>
+              </w:rPr>
+              <w:t>Start date</w:t>
+            </w:r>
+          </w:p>
+        </w:tc>
+        <w:tc>
+          <w:tcPr>
+            <w:tcW w:w="2778" w:type="dxa"/>
+            <w:tcBorders>
+              <w:top w:val="single" w:sz="4" w:space="0" w:color="BFC7D1"/>
+              <w:left w:val="single" w:sz="4" w:space="0" w:color="BFC7D1"/>
+              <w:bottom w:val="single" w:sz="4" w:space="0" w:color="BFC7D1"/>
+              <w:right w:val="single" w:sz="4" w:space="0" w:color="BFC7D1"/>
+            </w:tcBorders>
+            <w:shd w:val="clear" w:color="auto" w:fill="1F3A5F"/>
+            <w:tcMar>
+              <w:top w:w="60" w:type="dxa"/>
+              <w:left w:w="100" w:type="dxa"/>
+              <w:bottom w:w="60" w:type="dxa"/>
+              <w:right w:w="100" w:type="dxa"/>
+            </w:tcMar>
+          </w:tcPr>
+          <w:p>
+            <w:pPr>
+              <w:spacing w:after="0"/>
+            </w:pPr>
+            <w:r>
+              <w:rPr>
+                <w:b/>
+                <w:bCs/>
+                <w:color w:val="FFFFFF"/>
+              </w:rPr>
+              <w:t>End date</w:t>
+            </w:r>
+          </w:p>
+        </w:tc>
+      </w:tr>
+      <w:tr>
+        <w:tblPrEx>
+          <w:tblCellMar>
+            <w:top w:w="0" w:type="dxa"/>
+            <w:bottom w:w="0" w:type="dxa"/>
+          </w:tblCellMar>
+        </w:tblPrEx>
+        <w:trPr>
+          <w:cantSplit/>
+        </w:trPr>
+        <w:tc>
+          <w:tcPr>
+            <w:tcW w:w="2777" w:type="dxa"/>
+            <w:tcBorders>
+              <w:top w:val="single" w:sz="4" w:space="0" w:color="BFC7D1"/>
+              <w:left w:val="single" w:sz="4" w:space="0" w:color="BFC7D1"/>
+              <w:bottom w:val="single" w:sz="4" w:space="0" w:color="BFC7D1"/>
+              <w:right w:val="single" w:sz="4" w:space="0" w:color="BFC7D1"/>
+            </w:tcBorders>
+            <w:tcMar>
+              <w:top w:w="60" w:type="dxa"/>
+              <w:left w:w="100" w:type="dxa"/>
+              <w:bottom w:w="60" w:type="dxa"/>
+              <w:right w:w="100" w:type="dxa"/>
+            </w:tcMar>
+          </w:tcPr>
+          <w:p>
+            <w:pPr>
+              <w:spacing w:after="0"/>
+            </w:pPr>
+            <w:r>
+              <w:t>Last month</w:t>
+            </w:r>
+          </w:p>
+        </w:tc>
+        <w:tc>
+          <w:tcPr>
+            <w:tcW w:w="3471" w:type="dxa"/>
+            <w:tcBorders>
+              <w:top w:val="single" w:sz="4" w:space="0" w:color="BFC7D1"/>
+              <w:left w:val="single" w:sz="4" w:space="0" w:color="BFC7D1"/>
+              <w:bottom w:val="single" w:sz="4" w:space="0" w:color="BFC7D1"/>
+              <w:right w:val="single" w:sz="4" w:space="0" w:color="BFC7D1"/>
+            </w:tcBorders>
+            <w:tcMar>
+              <w:top w:w="60" w:type="dxa"/>
+              <w:left w:w="100" w:type="dxa"/>
+              <w:bottom w:w="60" w:type="dxa"/>
+              <w:right w:w="100" w:type="dxa"/>
+            </w:tcMar>
+          </w:tcPr>
+          <w:p>
+            <w:pPr>
+              <w:spacing w:after="0"/>
+            </w:pPr>
+            <w:r>
+              <w:t xml:space="preserve">-1 </w:t>
+            </w:r>
+            <w:r>
+              <w:rPr>
+                <w:b/>
+                <w:bCs/>
+              </w:rPr>
+              <w:t>months</w:t>
+            </w:r>
+            <w:r>
+              <w:t xml:space="preserve">, </w:t>
+            </w:r>
+            <w:r>
+              <w:rPr>
+                <w:b/>
+                <w:bCs/>
+              </w:rPr>
+              <w:t>first day of that month</w:t>
+            </w:r>
+          </w:p>
+        </w:tc>
+        <w:tc>
+          <w:tcPr>
+            <w:tcW w:w="2778" w:type="dxa"/>
+            <w:tcBorders>
+              <w:top w:val="single" w:sz="4" w:space="0" w:color="BFC7D1"/>
+              <w:left w:val="single" w:sz="4" w:space="0" w:color="BFC7D1"/>
+              <w:bottom w:val="single" w:sz="4" w:space="0" w:color="BFC7D1"/>
+              <w:right w:val="single" w:sz="4" w:space="0" w:color="BFC7D1"/>
+            </w:tcBorders>
+            <w:tcMar>
+              <w:top w:w="60" w:type="dxa"/>
+              <w:left w:w="100" w:type="dxa"/>
+              <w:bottom w:w="60" w:type="dxa"/>
+              <w:right w:w="100" w:type="dxa"/>
+            </w:tcMar>
+          </w:tcPr>
+          <w:p>
+            <w:pPr>
+              <w:spacing w:after="0"/>
+            </w:pPr>
+            <w:r>
+              <w:t xml:space="preserve">-1 </w:t>
+            </w:r>
+            <w:r>
+              <w:rPr>
+                <w:b/>
+                <w:bCs/>
+              </w:rPr>
+              <w:t>months</w:t>
+            </w:r>
+            <w:r>
+              <w:t xml:space="preserve">, </w:t>
+            </w:r>
+            <w:r>
+              <w:rPr>
+                <w:b/>
+                <w:bCs/>
+              </w:rPr>
+              <w:t>last day of that month</w:t>
+            </w:r>
+          </w:p>
+        </w:tc>
+      </w:tr>
+      <w:tr>
+        <w:tblPrEx>
+          <w:tblCellMar>
+            <w:top w:w="0" w:type="dxa"/>
+            <w:bottom w:w="0" w:type="dxa"/>
+          </w:tblCellMar>
+        </w:tblPrEx>
+        <w:trPr>
+          <w:cantSplit/>
+        </w:trPr>
+        <w:tc>
+          <w:tcPr>
+            <w:tcW w:w="2777" w:type="dxa"/>
+            <w:tcBorders>
+              <w:top w:val="single" w:sz="4" w:space="0" w:color="BFC7D1"/>
+              <w:left w:val="single" w:sz="4" w:space="0" w:color="BFC7D1"/>
+              <w:bottom w:val="single" w:sz="4" w:space="0" w:color="BFC7D1"/>
+              <w:right w:val="single" w:sz="4" w:space="0" w:color="BFC7D1"/>
+            </w:tcBorders>
+            <w:shd w:val="clear" w:color="auto" w:fill="F3F6F9"/>
+            <w:tcMar>
+              <w:top w:w="60" w:type="dxa"/>
+              <w:left w:w="100" w:type="dxa"/>
+              <w:bottom w:w="60" w:type="dxa"/>
+              <w:right w:w="100" w:type="dxa"/>
+            </w:tcMar>
+          </w:tcPr>
+          <w:p>
+            <w:pPr>
+              <w:spacing w:after="0"/>
+            </w:pPr>
+            <w:r>
+              <w:t>The year so far, up to last month</w:t>
+            </w:r>
+          </w:p>
+        </w:tc>
+        <w:tc>
+          <w:tcPr>
+            <w:tcW w:w="3471" w:type="dxa"/>
+            <w:tcBorders>
+              <w:top w:val="single" w:sz="4" w:space="0" w:color="BFC7D1"/>
+              <w:left w:val="single" w:sz="4" w:space="0" w:color="BFC7D1"/>
+              <w:bottom w:val="single" w:sz="4" w:space="0" w:color="BFC7D1"/>
+              <w:right w:val="single" w:sz="4" w:space="0" w:color="BFC7D1"/>
+            </w:tcBorders>
+            <w:shd w:val="clear" w:color="auto" w:fill="F3F6F9"/>
+            <w:tcMar>
+              <w:top w:w="60" w:type="dxa"/>
+              <w:left w:w="100" w:type="dxa"/>
+              <w:bottom w:w="60" w:type="dxa"/>
+              <w:right w:w="100" w:type="dxa"/>
+            </w:tcMar>
+          </w:tcPr>
+          <w:p>
+            <w:pPr>
+              <w:spacing w:after="0"/>
+            </w:pPr>
+            <w:r>
+              <w:t xml:space="preserve">-1 </w:t>
+            </w:r>
+            <w:r>
+              <w:rPr>
+                <w:b/>
+                <w:bCs/>
+              </w:rPr>
+              <w:t>months</w:t>
+            </w:r>
+            <w:r>
+              <w:t xml:space="preserve">, </w:t>
+            </w:r>
+            <w:r>
+              <w:rPr>
+                <w:b/>
+                <w:bCs/>
+              </w:rPr>
+              <w:t>first day of that year</w:t>
+            </w:r>
+          </w:p>
+        </w:tc>
+        <w:tc>
+          <w:tcPr>
+            <w:tcW w:w="2778" w:type="dxa"/>
+            <w:tcBorders>
+              <w:top w:val="single" w:sz="4" w:space="0" w:color="BFC7D1"/>
+              <w:left w:val="single" w:sz="4" w:space="0" w:color="BFC7D1"/>
+              <w:bottom w:val="single" w:sz="4" w:space="0" w:color="BFC7D1"/>
+              <w:right w:val="single" w:sz="4" w:space="0" w:color="BFC7D1"/>
+            </w:tcBorders>
+            <w:shd w:val="clear" w:color="auto" w:fill="F3F6F9"/>
+            <w:tcMar>
+              <w:top w:w="60" w:type="dxa"/>
+              <w:left w:w="100" w:type="dxa"/>
+              <w:bottom w:w="60" w:type="dxa"/>
+              <w:right w:w="100" w:type="dxa"/>
+            </w:tcMar>
+          </w:tcPr>
+          <w:p>
+            <w:pPr>
+              <w:spacing w:after="0"/>
+            </w:pPr>
+            <w:r>
+              <w:t xml:space="preserve">-1 </w:t>
+            </w:r>
+            <w:r>
+              <w:rPr>
+                <w:b/>
+                <w:bCs/>
+              </w:rPr>
+              <w:t>months</w:t>
+            </w:r>
+            <w:r>
+              <w:t xml:space="preserve">, </w:t>
+            </w:r>
+            <w:r>
+              <w:rPr>
+                <w:b/>
+                <w:bCs/>
+              </w:rPr>
+              <w:t>last day of that month</w:t>
+            </w:r>
+          </w:p>
+        </w:tc>
+      </w:tr>
+      <w:tr>
+        <w:tblPrEx>
+          <w:tblCellMar>
+            <w:top w:w="0" w:type="dxa"/>
+            <w:bottom w:w="0" w:type="dxa"/>
+          </w:tblCellMar>
+        </w:tblPrEx>
+        <w:trPr>
+          <w:cantSplit/>
+        </w:trPr>
+        <w:tc>
+          <w:tcPr>
+            <w:tcW w:w="2777" w:type="dxa"/>
+            <w:tcBorders>
+              <w:top w:val="single" w:sz="4" w:space="0" w:color="BFC7D1"/>
+              <w:left w:val="single" w:sz="4" w:space="0" w:color="BFC7D1"/>
+              <w:bottom w:val="single" w:sz="4" w:space="0" w:color="BFC7D1"/>
+              <w:right w:val="single" w:sz="4" w:space="0" w:color="BFC7D1"/>
+            </w:tcBorders>
+            <w:tcMar>
+              <w:top w:w="60" w:type="dxa"/>
+              <w:left w:w="100" w:type="dxa"/>
+              <w:bottom w:w="60" w:type="dxa"/>
+              <w:right w:w="100" w:type="dxa"/>
+            </w:tcMar>
+          </w:tcPr>
+          <w:p>
+            <w:pPr>
+              <w:spacing w:after="0"/>
+            </w:pPr>
+            <w:r>
+              <w:t>A fixed start, a moving end</w:t>
+            </w:r>
+          </w:p>
+        </w:tc>
+        <w:tc>
+          <w:tcPr>
+            <w:tcW w:w="3471" w:type="dxa"/>
+            <w:tcBorders>
+              <w:top w:val="single" w:sz="4" w:space="0" w:color="BFC7D1"/>
+              <w:left w:val="single" w:sz="4" w:space="0" w:color="BFC7D1"/>
+              <w:bottom w:val="single" w:sz="4" w:space="0" w:color="BFC7D1"/>
+              <w:right w:val="single" w:sz="4" w:space="0" w:color="BFC7D1"/>
+            </w:tcBorders>
+            <w:tcMar>
+              <w:top w:w="60" w:type="dxa"/>
+              <w:left w:w="100" w:type="dxa"/>
+              <w:bottom w:w="60" w:type="dxa"/>
+              <w:right w:w="100" w:type="dxa"/>
+            </w:tcMar>
+          </w:tcPr>
+          <w:p>
+            <w:pPr>
+              <w:spacing w:after="0"/>
+            </w:pPr>
+            <w:r>
+              <w:rPr>
+                <w:b/>
+                <w:bCs/>
+              </w:rPr>
+              <w:t>Fixed value</w:t>
+            </w:r>
+            <w:r>
+              <w:t>, for example 2026-01-01</w:t>
+            </w:r>
+          </w:p>
+        </w:tc>
+        <w:tc>
+          <w:tcPr>
+            <w:tcW w:w="2778" w:type="dxa"/>
+            <w:tcBorders>
+              <w:top w:val="single" w:sz="4" w:space="0" w:color="BFC7D1"/>
+              <w:left w:val="single" w:sz="4" w:space="0" w:color="BFC7D1"/>
+              <w:bottom w:val="single" w:sz="4" w:space="0" w:color="BFC7D1"/>
+              <w:right w:val="single" w:sz="4" w:space="0" w:color="BFC7D1"/>
+            </w:tcBorders>
+            <w:tcMar>
+              <w:top w:w="60" w:type="dxa"/>
+              <w:left w:w="100" w:type="dxa"/>
+              <w:bottom w:w="60" w:type="dxa"/>
+              <w:right w:w="100" w:type="dxa"/>
+            </w:tcMar>
+          </w:tcPr>
+          <w:p>
+            <w:pPr>
+              <w:spacing w:after="0"/>
+            </w:pPr>
+            <w:r>
+              <w:t xml:space="preserve">-1 </w:t>
+            </w:r>
+            <w:r>
+              <w:rPr>
+                <w:b/>
+                <w:bCs/>
+              </w:rPr>
+              <w:t>months</w:t>
+            </w:r>
+            <w:r>
+              <w:t xml:space="preserve">, </w:t>
+            </w:r>
+            <w:r>
+              <w:rPr>
+                <w:b/>
+                <w:bCs/>
+              </w:rPr>
+              <w:t>last day of that month</w:t>
+            </w:r>
+          </w:p>
+        </w:tc>
+      </w:tr>
+      <w:tr>
+        <w:tblPrEx>
+          <w:tblCellMar>
+            <w:top w:w="0" w:type="dxa"/>
+            <w:bottom w:w="0" w:type="dxa"/>
+          </w:tblCellMar>
+        </w:tblPrEx>
+        <w:trPr>
+          <w:cantSplit/>
+        </w:trPr>
+        <w:tc>
+          <w:tcPr>
+            <w:tcW w:w="2777" w:type="dxa"/>
+            <w:tcBorders>
+              <w:top w:val="single" w:sz="4" w:space="0" w:color="BFC7D1"/>
+              <w:left w:val="single" w:sz="4" w:space="0" w:color="BFC7D1"/>
+              <w:bottom w:val="single" w:sz="4" w:space="0" w:color="BFC7D1"/>
+              <w:right w:val="single" w:sz="4" w:space="0" w:color="BFC7D1"/>
+            </w:tcBorders>
+            <w:shd w:val="clear" w:color="auto" w:fill="F3F6F9"/>
+            <w:tcMar>
+              <w:top w:w="60" w:type="dxa"/>
+              <w:left w:w="100" w:type="dxa"/>
+              <w:bottom w:w="60" w:type="dxa"/>
+              <w:right w:w="100" w:type="dxa"/>
+            </w:tcMar>
+          </w:tcPr>
+          <w:p>
+            <w:pPr>
+              <w:spacing w:after="0"/>
+            </w:pPr>
+            <w:r>
+              <w:t>Last quarter</w:t>
+            </w:r>
+          </w:p>
+        </w:tc>
+        <w:tc>
+          <w:tcPr>
+            <w:tcW w:w="3471" w:type="dxa"/>
+            <w:tcBorders>
+              <w:top w:val="single" w:sz="4" w:space="0" w:color="BFC7D1"/>
+              <w:left w:val="single" w:sz="4" w:space="0" w:color="BFC7D1"/>
+              <w:bottom w:val="single" w:sz="4" w:space="0" w:color="BFC7D1"/>
+              <w:right w:val="single" w:sz="4" w:space="0" w:color="BFC7D1"/>
+            </w:tcBorders>
+            <w:shd w:val="clear" w:color="auto" w:fill="F3F6F9"/>
+            <w:tcMar>
+              <w:top w:w="60" w:type="dxa"/>
+              <w:left w:w="100" w:type="dxa"/>
+              <w:bottom w:w="60" w:type="dxa"/>
+              <w:right w:w="100" w:type="dxa"/>
+            </w:tcMar>
+          </w:tcPr>
+          <w:p>
+            <w:pPr>
+              <w:spacing w:after="0"/>
+            </w:pPr>
+            <w:r>
+              <w:t xml:space="preserve">-1 </w:t>
+            </w:r>
+            <w:r>
+              <w:rPr>
+                <w:b/>
+                <w:bCs/>
+              </w:rPr>
+              <w:t>quarters</w:t>
+            </w:r>
+            <w:r>
+              <w:t xml:space="preserve">, </w:t>
+            </w:r>
+            <w:r>
+              <w:rPr>
+                <w:b/>
+                <w:bCs/>
+              </w:rPr>
+              <w:t>first day of that quarter</w:t>
+            </w:r>
+          </w:p>
+        </w:tc>
+        <w:tc>
+          <w:tcPr>
+            <w:tcW w:w="2778" w:type="dxa"/>
+            <w:tcBorders>
+              <w:top w:val="single" w:sz="4" w:space="0" w:color="BFC7D1"/>
+              <w:left w:val="single" w:sz="4" w:space="0" w:color="BFC7D1"/>
+              <w:bottom w:val="single" w:sz="4" w:space="0" w:color="BFC7D1"/>
+              <w:right w:val="single" w:sz="4" w:space="0" w:color="BFC7D1"/>
+            </w:tcBorders>
+            <w:shd w:val="clear" w:color="auto" w:fill="F3F6F9"/>
+            <w:tcMar>
+              <w:top w:w="60" w:type="dxa"/>
+              <w:left w:w="100" w:type="dxa"/>
+              <w:bottom w:w="60" w:type="dxa"/>
+              <w:right w:w="100" w:type="dxa"/>
+            </w:tcMar>
+          </w:tcPr>
+          <w:p>
+            <w:pPr>
+              <w:spacing w:after="0"/>
+            </w:pPr>
+            <w:r>
+              <w:t xml:space="preserve">-1 </w:t>
+            </w:r>
+            <w:r>
+              <w:rPr>
+                <w:b/>
+                <w:bCs/>
+              </w:rPr>
+              <w:t>quarters</w:t>
+            </w:r>
+            <w:r>
+              <w:t xml:space="preserve">, </w:t>
+            </w:r>
+            <w:r>
+              <w:rPr>
+                <w:b/>
+                <w:bCs/>
+              </w:rPr>
+              <w:t>last day of that quarter</w:t>
+            </w:r>
+          </w:p>
+        </w:tc>
+      </w:tr>
+      <w:tr>
+        <w:tblPrEx>
+          <w:tblCellMar>
+            <w:top w:w="0" w:type="dxa"/>
+            <w:bottom w:w="0" w:type="dxa"/>
+          </w:tblCellMar>
+        </w:tblPrEx>
+        <w:trPr>
+          <w:cantSplit/>
+        </w:trPr>
+        <w:tc>
+          <w:tcPr>
+            <w:tcW w:w="2777" w:type="dxa"/>
+            <w:tcBorders>
+              <w:top w:val="single" w:sz="4" w:space="0" w:color="BFC7D1"/>
+              <w:left w:val="single" w:sz="4" w:space="0" w:color="BFC7D1"/>
+              <w:bottom w:val="single" w:sz="4" w:space="0" w:color="BFC7D1"/>
+              <w:right w:val="single" w:sz="4" w:space="0" w:color="BFC7D1"/>
+            </w:tcBorders>
+            <w:tcMar>
+              <w:top w:w="60" w:type="dxa"/>
+              <w:left w:w="100" w:type="dxa"/>
+              <w:bottom w:w="60" w:type="dxa"/>
+              <w:right w:w="100" w:type="dxa"/>
+            </w:tcMar>
+          </w:tcPr>
+          <w:p>
+            <w:pPr>
+              <w:spacing w:after="0"/>
+            </w:pPr>
+            <w:r>
+              <w:t>Yesterday</w:t>
+            </w:r>
+          </w:p>
+        </w:tc>
+        <w:tc>
+          <w:tcPr>
+            <w:tcW w:w="3471" w:type="dxa"/>
+            <w:tcBorders>
+              <w:top w:val="single" w:sz="4" w:space="0" w:color="BFC7D1"/>
+              <w:left w:val="single" w:sz="4" w:space="0" w:color="BFC7D1"/>
+              <w:bottom w:val="single" w:sz="4" w:space="0" w:color="BFC7D1"/>
+              <w:right w:val="single" w:sz="4" w:space="0" w:color="BFC7D1"/>
+            </w:tcBorders>
+            <w:tcMar>
+              <w:top w:w="60" w:type="dxa"/>
+              <w:left w:w="100" w:type="dxa"/>
+              <w:bottom w:w="60" w:type="dxa"/>
+              <w:right w:w="100" w:type="dxa"/>
+            </w:tcMar>
+          </w:tcPr>
+          <w:p>
+            <w:pPr>
+              <w:spacing w:after="0"/>
+            </w:pPr>
+            <w:r>
+              <w:t xml:space="preserve">-1 </w:t>
+            </w:r>
+            <w:r>
+              <w:rPr>
+                <w:b/>
+                <w:bCs/>
+              </w:rPr>
+              <w:t>days</w:t>
+            </w:r>
+            <w:r>
+              <w:t xml:space="preserve">, </w:t>
+            </w:r>
+            <w:r>
+              <w:rPr>
+                <w:b/>
+                <w:bCs/>
+              </w:rPr>
+              <w:t>that date</w:t>
+            </w:r>
+          </w:p>
+        </w:tc>
+        <w:tc>
+          <w:tcPr>
+            <w:tcW w:w="2778" w:type="dxa"/>
+            <w:tcBorders>
+              <w:top w:val="single" w:sz="4" w:space="0" w:color="BFC7D1"/>
+              <w:left w:val="single" w:sz="4" w:space="0" w:color="BFC7D1"/>
+              <w:bottom w:val="single" w:sz="4" w:space="0" w:color="BFC7D1"/>
+              <w:right w:val="single" w:sz="4" w:space="0" w:color="BFC7D1"/>
+            </w:tcBorders>
+            <w:tcMar>
+              <w:top w:w="60" w:type="dxa"/>
+              <w:left w:w="100" w:type="dxa"/>
+              <w:bottom w:w="60" w:type="dxa"/>
+              <w:right w:w="100" w:type="dxa"/>
+            </w:tcMar>
+          </w:tcPr>
+          <w:p>
+            <w:pPr>
+              <w:spacing w:after="0"/>
+            </w:pPr>
+            <w:r>
+              <w:t xml:space="preserve">-1 </w:t>
+            </w:r>
+            <w:r>
+              <w:rPr>
+                <w:b/>
+                <w:bCs/>
+              </w:rPr>
+              <w:t>days</w:t>
+            </w:r>
+            <w:r>
+              <w:t xml:space="preserve">, </w:t>
+            </w:r>
+            <w:r>
+              <w:rPr>
+                <w:b/>
+                <w:bCs/>
+              </w:rPr>
+              <w:t>that date</w:t>
+            </w:r>
+          </w:p>
+        </w:tc>
+      </w:tr>
+    </w:tbl>
+    <w:p>
+      <w:pPr>
+        <w:spacing w:after="60"/>
+      </w:pPr>
+    </w:p>
+    <w:p>
+      <w:r>
+        <w:t xml:space="preserve">For a parameter that asks for a year or a month as a number, use </w:t>
+      </w:r>
+      <w:r>
+        <w:rPr>
+          <w:b/>
+          <w:bCs/>
+        </w:rPr>
+        <w:t>its year (number)</w:t>
+      </w:r>
+      <w:r>
+        <w:t xml:space="preserve"> or </w:t>
+      </w:r>
+      <w:r>
+        <w:rPr>
+          <w:b/>
+          <w:bCs/>
+        </w:rPr>
+        <w:t>its month (number 1-12)</w:t>
+      </w:r>
+      <w:r>
+        <w:t>. A week starts on Monday. A fortnight is the 1st to the 15th, or the 16th to the end of the month.</w:t>
+      </w:r>
+    </w:p>
+    <w:p>
+      <w:pPr>
+        <w:pBdr>
+          <w:left w:val="single" w:sz="24" w:space="8" w:color="4E9A5B"/>
+        </w:pBdr>
+        <w:shd w:val="clear" w:color="auto" w:fill="E8F4EA"/>
+        <w:spacing w:before="120" w:after="160"/>
+        <w:ind w:left="200" w:right="200"/>
+      </w:pPr>
+      <w:r>
+        <w:rPr>
+          <w:b/>
+          <w:bCs/>
+        </w:rPr>
+        <w:t>Tip:</w:t>
+      </w:r>
+      <w:r>
+        <w:t xml:space="preserve"> -1 </w:t>
+      </w:r>
+      <w:r>
+        <w:rPr>
+          <w:b/>
+          <w:bCs/>
+        </w:rPr>
+        <w:t>months</w:t>
+      </w:r>
+      <w:r>
+        <w:t xml:space="preserve">, </w:t>
+      </w:r>
+      <w:r>
+        <w:rPr>
+          <w:b/>
+          <w:bCs/>
+        </w:rPr>
+        <w:t>first day of that year</w:t>
+      </w:r>
+      <w:r>
+        <w:t xml:space="preserve"> still gives the whole of last year when the schedule runs in January. A </w:t>
+      </w:r>
+      <w:r>
+        <w:rPr>
+          <w:b/>
+          <w:bCs/>
+        </w:rPr>
+        <w:t>Fixed value</w:t>
+      </w:r>
+      <w:r>
+        <w:t xml:space="preserve"> does not move: a fixed 2026-01-01 still starts in 2026 when the schedule runs in 2027.</w:t>
+      </w:r>
+    </w:p>
+    <w:p>
+      <w:r>
+        <w:t xml:space="preserve">The </w:t>
+      </w:r>
+      <w:r>
+        <w:rPr>
+          <w:b/>
+          <w:bCs/>
+        </w:rPr>
+        <w:t>Next Run</w:t>
+      </w:r>
+      <w:r>
+        <w:t xml:space="preserve"> column shows the date of the next run and, under it, the values that run will use. Check it after you save.</w:t>
+      </w:r>
+    </w:p>
+    <w:p>
+      <w:r>
+        <w:t>You can give one map more than one schedule, each with its own frequency and values. Example: one monthly schedule for last month, and one yearly schedule for last year.</w:t>
+      </w:r>
+    </w:p>
+    <w:p>
+      <w:pPr>
+        <w:pStyle w:val="Ttulo2"/>
+      </w:pPr>
+      <w:bookmarkStart w:id="27" w:name="_Toc241848734"/>
+      <w:r>
+        <w:t>History</w:t>
+      </w:r>
+      <w:bookmarkEnd w:id="27"/>
+    </w:p>
+    <w:p>
+      <w:r>
+        <w:rPr>
+          <w:b/>
+          <w:bCs/>
+        </w:rPr>
+        <w:t>History</w:t>
+      </w:r>
+      <w:r>
+        <w:t xml:space="preserve"> shows </w:t>
+      </w:r>
+      <w:r>
+        <w:rPr>
+          <w:b/>
+          <w:bCs/>
+        </w:rPr>
+        <w:t>Executed</w:t>
+      </w:r>
+      <w:r>
+        <w:t xml:space="preserve">, </w:t>
+      </w:r>
+      <w:r>
+        <w:rPr>
+          <w:b/>
+          <w:bCs/>
+        </w:rPr>
+        <w:t>Status</w:t>
+      </w:r>
+      <w:r>
+        <w:t xml:space="preserve"> (</w:t>
+      </w:r>
+      <w:r>
+        <w:rPr>
+          <w:b/>
+          <w:bCs/>
+        </w:rPr>
+        <w:t>SUCCESS</w:t>
+      </w:r>
+      <w:r>
+        <w:t xml:space="preserve">, </w:t>
+      </w:r>
+      <w:r>
+        <w:rPr>
+          <w:b/>
+          <w:bCs/>
+        </w:rPr>
+        <w:t>FAILED</w:t>
+      </w:r>
+      <w:r>
+        <w:t xml:space="preserve">, </w:t>
+      </w:r>
+      <w:r>
+        <w:rPr>
+          <w:b/>
+          <w:bCs/>
+        </w:rPr>
+        <w:t>TIMEOUT</w:t>
+      </w:r>
+      <w:r>
+        <w:t xml:space="preserve">), </w:t>
+      </w:r>
+      <w:r>
+        <w:rPr>
+          <w:b/>
+          <w:bCs/>
+        </w:rPr>
+        <w:t>Rows</w:t>
+      </w:r>
+      <w:r>
+        <w:t xml:space="preserve"> and </w:t>
+      </w:r>
+      <w:r>
+        <w:rPr>
+          <w:b/>
+          <w:bCs/>
+        </w:rPr>
+        <w:t>Duration</w:t>
+      </w:r>
+      <w:r>
+        <w:t xml:space="preserve">. For each result, </w:t>
+      </w:r>
+      <w:r>
+        <w:rPr>
+          <w:b/>
+          <w:bCs/>
+        </w:rPr>
+        <w:t>Open</w:t>
+      </w:r>
+      <w:r>
+        <w:t xml:space="preserve"> shows it, and </w:t>
+      </w:r>
+      <w:r>
+        <w:rPr>
+          <w:b/>
+          <w:bCs/>
+        </w:rPr>
+        <w:t>XLSX</w:t>
+      </w:r>
+      <w:r>
+        <w:t xml:space="preserve">, </w:t>
+      </w:r>
+      <w:r>
+        <w:rPr>
+          <w:b/>
+          <w:bCs/>
+        </w:rPr>
+        <w:t>CSV</w:t>
+      </w:r>
+      <w:r>
+        <w:t xml:space="preserve"> and </w:t>
+      </w:r>
+      <w:r>
+        <w:rPr>
+          <w:b/>
+          <w:bCs/>
+        </w:rPr>
+        <w:t>PDF</w:t>
+      </w:r>
+      <w:r>
+        <w:t xml:space="preserve"> create a file (if your access allows export). </w:t>
+      </w:r>
+      <w:r>
+        <w:rPr>
+          <w:b/>
+          <w:bCs/>
+        </w:rPr>
+        <w:t>Expires</w:t>
+      </w:r>
+      <w:r>
+        <w:t xml:space="preserve"> says how long the result stays, 30 days by default.</w:t>
+      </w:r>
+    </w:p>
+    <w:p>
+      <w:r>
+        <w:t>Results stay on the server. Nothing is sent by email.</w:t>
+      </w:r>
+    </w:p>
+    <w:p>
+      <w:pPr>
+        <w:pStyle w:val="Ttulo1"/>
+        <w:pageBreakBefore/>
+      </w:pPr>
+      <w:bookmarkStart w:id="28" w:name="_Toc241848735"/>
+      <w:r>
+        <w:lastRenderedPageBreak/>
+        <w:t>Settings</w:t>
+      </w:r>
+      <w:bookmarkEnd w:id="28"/>
+    </w:p>
+    <w:p>
+      <w:r>
+        <w:rPr>
+          <w:b/>
+          <w:bCs/>
+        </w:rPr>
+        <w:t>Settings</w:t>
+      </w:r>
+      <w:r>
+        <w:t xml:space="preserve"> changes how the application looks for you. Open it from the sidebar or from your name in the top-right corner. The settings belong to your account and follow you to other computers.</w:t>
+      </w:r>
+    </w:p>
+    <w:p>
+      <w:pPr>
+        <w:keepNext/>
+        <w:spacing w:before="120" w:after="60"/>
+        <w:jc w:val="center"/>
+      </w:pPr>
+      <w:r>
+        <w:rPr>
+          <w:noProof/>
+        </w:rPr>
+        <w:drawing>
+          <wp:inline distT="0" distB="0" distL="0" distR="0" wp14:anchorId="028EB735" wp14:editId="38172E1E">
+            <wp:extent cx="5715000" cy="3571875"/>
+            <wp:effectExtent l="0" t="0" r="0" b="0"/>
+            <wp:docPr id="306" name="04-settings.png" descr="The Settings page with the Language, Theme and Color palette cards." title="The Settings page with the Language, Theme and Color palette cards."/>
+            <wp:cNvGraphicFramePr>
+              <a:graphicFrameLocks xmlns:a="http://schemas.openxmlformats.org/drawingml/2006/main" noChangeAspect="1"/>
+            </wp:cNvGraphicFramePr>
+            <a:graphic xmlns:a="http://schemas.openxmlformats.org/drawingml/2006/main">
+              <a:graphicData uri="http://schemas.openxmlformats.org/drawingml/2006/picture">
+                <pic:pic xmlns:pic="http://schemas.openxmlformats.org/drawingml/2006/picture">
+                  <pic:nvPicPr>
+                    <pic:cNvPr id="0" name=""/>
+                    <pic:cNvPicPr>
+                      <a:picLocks noChangeAspect="1" noChangeArrowheads="1"/>
+                    </pic:cNvPicPr>
+                  </pic:nvPicPr>
+                  <pic:blipFill>
+                    <a:blip r:embed="rId24"/>
                     <a:srcRect/>
                     <a:stretch>
                       <a:fillRect/>
@@ -18175,12 +20268,12 @@
         <w:pStyle w:val="Ttulo1"/>
         <w:pageBreakBefore/>
       </w:pPr>
-      <w:bookmarkStart w:id="28" w:name="_Toc241748494"/>
+      <w:bookmarkStart w:id="29" w:name="_Toc241848736"/>
       <w:r>
         <w:lastRenderedPageBreak/>
         <w:t>Common questions</w:t>
       </w:r>
-      <w:bookmarkEnd w:id="28"/>
+      <w:bookmarkEnd w:id="29"/>
     </w:p>
     <w:p>
       <w:r>
@@ -18270,6 +20363,38 @@
       </w:r>
       <w:r>
         <w:t>. Copy the map, then edit your copy.</w:t>
+      </w:r>
+    </w:p>
+    <w:p>
+      <w:r>
+        <w:rPr>
+          <w:b/>
+          <w:bCs/>
+        </w:rPr>
+        <w:t>My monthly schedule always shows the same dates.</w:t>
+      </w:r>
+      <w:r>
+        <w:t xml:space="preserve"> Its date parameters have a </w:t>
+      </w:r>
+      <w:r>
+        <w:rPr>
+          <w:b/>
+          <w:bCs/>
+        </w:rPr>
+        <w:t>Fixed value</w:t>
+      </w:r>
+      <w:r>
+        <w:t xml:space="preserve">. Edit the schedule and set them to </w:t>
+      </w:r>
+      <w:r>
+        <w:rPr>
+          <w:b/>
+          <w:bCs/>
+        </w:rPr>
+        <w:t>Relative to the run date</w:t>
+      </w:r>
+      <w:r>
+        <w:t>.</w:t>
       </w:r>
     </w:p>
     <w:p>
@@ -18357,12 +20482,12 @@
         <w:pStyle w:val="Ttulo1"/>
         <w:pageBreakBefore/>
       </w:pPr>
-      <w:bookmarkStart w:id="29" w:name="_Toc241748495"/>
+      <w:bookmarkStart w:id="30" w:name="_Toc241848737"/>
       <w:r>
         <w:lastRenderedPageBreak/>
         <w:t>Glossary</w:t>
       </w:r>
-      <w:bookmarkEnd w:id="29"/>
+      <w:bookmarkEnd w:id="30"/>
     </w:p>
     <w:tbl>
       <w:tblPr>
@@ -19237,8 +21362,8 @@
       </w:pPr>
     </w:p>
     <w:sectPr>
-      <w:headerReference w:type="default" r:id="rId24"/>
-      <w:footerReference w:type="default" r:id="rId25"/>
+      <w:headerReference w:type="default" r:id="rId25"/>
+      <w:footerReference w:type="default" r:id="rId26"/>
       <w:pgSz w:w="11906" w:h="16838"/>
       <w:pgMar w:top="1440" w:right="1440" w:bottom="1440" w:left="1440" w:header="708" w:footer="708" w:gutter="0"/>
       <w:pgNumType w:start="1"/>
@@ -19370,7 +21495,7 @@
         <w:sz w:val="16"/>
         <w:szCs w:val="16"/>
       </w:rPr>
-      <w:t>Discoverer Neo 2.1.1 · Complete guide · USER</w:t>
+      <w:t>Discoverer Neo 2.2.0 · Complete guide · USER</w:t>
     </w:r>
   </w:p>
 </w:hdr>
@@ -19379,10 +21504,10 @@
 <file path=word/numbering.xml><?xml version="1.0" encoding="utf-8"?>
 <w:numbering xmlns:wpc="http://schemas.microsoft.com/office/word/2010/wordprocessingCanvas" xmlns:cx="http://schemas.microsoft.com/office/drawing/2014/chartex" xmlns:cx1="http://schemas.microsoft.com/office/drawing/2015/9/8/chartex" xmlns:cx2="http://schemas.microsoft.com/office/drawing/2015/10/21/chartex" xmlns:cx3="http://schemas.microsoft.com/office/drawing/2016/5/9/chartex" xmlns:cx4="http://schemas.microsoft.com/office/drawing/2016/5/10/chartex" xmlns:cx5="http://schemas.microsoft.com/office/drawing/2016/5/11/chartex" xmlns:cx6="http://schemas.microsoft.com/office/drawing/2016/5/12/chartex" xmlns:cx7="http://schemas.microsoft.com/office/drawing/2016/5/13/chartex" xmlns:cx8="http://schemas.microsoft.com/office/drawing/2016/5/14/chartex" xmlns:mc="http://schemas.openxmlformats.org/markup-compatibility/2006" xmlns:aink="http://schemas.microsoft.com/office/drawing/2016/ink" xmlns:am3d="http://schemas.microsoft.com/office/drawing/2017/model3d" xmlns:o="urn:schemas-microsoft-com:office:office" xmlns:oel="http://schemas.microsoft.com/office/2019/extlst" xmlns:r="http://schemas.openxmlformats.org/officeDocument/2006/relationships" xmlns:m="http://schemas.openxmlformats.org/officeDocument/2006/math" xmlns:v="urn:schemas-microsoft-com:vml" xmlns:wp14="http://schemas.microsoft.com/office/word/2010/wordprocessingDrawing" xmlns:wp="http://schemas.openxmlformats.org/drawingml/2006/wordprocessingDrawing" xmlns:w10="urn:schemas-microsoft-com:office:word" xmlns:w="http://schemas.openxmlformats.org/wordprocessingml/2006/main" xmlns:w14="http://schemas.microsoft.com/office/word/2010/wordml" xmlns:w15="http://schemas.microsoft.com/office/word/2012/wordml" xmlns:w16cex="http://schemas.microsoft.com/office/word/2018/wordml/cex" xmlns:w16cid="http://schemas.microsoft.com/office/word/2016/wordml/cid" xmlns:w16="http://schemas.microsoft.com/office/word/2018/wordml" xmlns:w16sdtdh="http://schemas.microsoft.com/office/word/2020/wordml/sdtdatahash" xmlns:w16se="http://schemas.microsoft.com/office/word/2015/wordml/symex" xmlns:wpg="http://schemas.microsoft.com/office/word/2010/wordprocessingGroup" xmlns:wpi="http://schemas.microsoft.com/office/word/2010/wordprocessingInk" xmlns:wne="http://schemas.microsoft.com/office/word/2006/wordml" xmlns:wps="http://schemas.microsoft.com/office/word/2010/wordprocessingShape" mc:Ignorable="w14 w15 w16se w16cid w16 w16cex w16sdtdh wp14">
   <w:abstractNum w:abstractNumId="0" w15:restartNumberingAfterBreak="0">
-    <w:nsid w:val="088345D7"/>
+    <w:nsid w:val="35286B7A"/>
     <w:multiLevelType w:val="hybridMultilevel"/>
-    <w:tmpl w:val="08B8F844"/>
-    <w:lvl w:ilvl="0" w:tplc="F40615CC">
+    <w:tmpl w:val="F8C06632"/>
+    <w:lvl w:ilvl="0" w:tplc="153E3542">
       <w:start w:val="1"/>
       <w:numFmt w:val="decimal"/>
       <w:lvlText w:val="%1."/>
@@ -19391,7 +21516,7 @@
         <w:ind w:left="360" w:hanging="300"/>
       </w:pPr>
     </w:lvl>
-    <w:lvl w:ilvl="1" w:tplc="7AE2B0AE" w:tentative="1">
+    <w:lvl w:ilvl="1" w:tplc="77D6DC30" w:tentative="1">
       <w:start w:val="1"/>
       <w:numFmt w:val="lowerLetter"/>
       <w:lvlText w:val="%2."/>
@@ -19400,47 +21525,163 @@
         <w:ind w:left="720" w:hanging="300"/>
       </w:pPr>
     </w:lvl>
-    <w:lvl w:ilvl="2" w:tplc="71C63FEA">
+    <w:lvl w:ilvl="2" w:tplc="9D82FADE">
       <w:numFmt w:val="decimal"/>
       <w:lvlText w:val=""/>
       <w:lvlJc w:val="left"/>
     </w:lvl>
-    <w:lvl w:ilvl="3" w:tplc="65943520">
+    <w:lvl w:ilvl="3" w:tplc="E1622E78">
       <w:numFmt w:val="decimal"/>
       <w:lvlText w:val=""/>
       <w:lvlJc w:val="left"/>
     </w:lvl>
-    <w:lvl w:ilvl="4" w:tplc="97F0634A">
+    <w:lvl w:ilvl="4" w:tplc="36FA5FE6">
       <w:numFmt w:val="decimal"/>
       <w:lvlText w:val=""/>
       <w:lvlJc w:val="left"/>
     </w:lvl>
-    <w:lvl w:ilvl="5" w:tplc="AE380680">
+    <w:lvl w:ilvl="5" w:tplc="69763CCC">
       <w:numFmt w:val="decimal"/>
       <w:lvlText w:val=""/>
       <w:lvlJc w:val="left"/>
     </w:lvl>
-    <w:lvl w:ilvl="6" w:tplc="AA924F0E">
+    <w:lvl w:ilvl="6" w:tplc="BB24C684">
       <w:numFmt w:val="decimal"/>
       <w:lvlText w:val=""/>
       <w:lvlJc w:val="left"/>
     </w:lvl>
-    <w:lvl w:ilvl="7" w:tplc="1D8C07D2">
+    <w:lvl w:ilvl="7" w:tplc="420AF7F8">
       <w:numFmt w:val="decimal"/>
       <w:lvlText w:val=""/>
       <w:lvlJc w:val="left"/>
     </w:lvl>
-    <w:lvl w:ilvl="8" w:tplc="63A4F202">
+    <w:lvl w:ilvl="8" w:tplc="AF82BEF8">
       <w:numFmt w:val="decimal"/>
       <w:lvlText w:val=""/>
       <w:lvlJc w:val="left"/>
     </w:lvl>
   </w:abstractNum>
   <w:abstractNum w:abstractNumId="1" w15:restartNumberingAfterBreak="0">
-    <w:nsid w:val="0CC75D58"/>
+    <w:nsid w:val="3AF75523"/>
     <w:multiLevelType w:val="hybridMultilevel"/>
-    <w:tmpl w:val="62142C48"/>
-    <w:lvl w:ilvl="0" w:tplc="3424BFE0" w:tentative="1">
+    <w:tmpl w:val="F2A8B384"/>
+    <w:lvl w:ilvl="0" w:tplc="666010E2">
+      <w:start w:val="1"/>
+      <w:numFmt w:val="decimal"/>
+      <w:lvlText w:val="%1."/>
+      <w:lvlJc w:val="left"/>
+      <w:pPr>
+        <w:ind w:left="360" w:hanging="300"/>
+      </w:pPr>
+    </w:lvl>
+    <w:lvl w:ilvl="1" w:tplc="0B146F80" w:tentative="1">
+      <w:start w:val="1"/>
+      <w:numFmt w:val="lowerLetter"/>
+      <w:lvlText w:val="%2."/>
+      <w:lvlJc w:val="left"/>
+      <w:pPr>
+        <w:ind w:left="720" w:hanging="300"/>
+      </w:pPr>
+    </w:lvl>
+    <w:lvl w:ilvl="2" w:tplc="DC6A5914">
+      <w:numFmt w:val="decimal"/>
+      <w:lvlText w:val=""/>
+      <w:lvlJc w:val="left"/>
+    </w:lvl>
+    <w:lvl w:ilvl="3" w:tplc="EFD66722">
+      <w:numFmt w:val="decimal"/>
+      <w:lvlText w:val=""/>
+      <w:lvlJc w:val="left"/>
+    </w:lvl>
+    <w:lvl w:ilvl="4" w:tplc="ECCE5656">
+      <w:numFmt w:val="decimal"/>
+      <w:lvlText w:val=""/>
+      <w:lvlJc w:val="left"/>
+    </w:lvl>
+    <w:lvl w:ilvl="5" w:tplc="AF28327E">
+      <w:numFmt w:val="decimal"/>
+      <w:lvlText w:val=""/>
+      <w:lvlJc w:val="left"/>
+    </w:lvl>
+    <w:lvl w:ilvl="6" w:tplc="903E3532">
+      <w:numFmt w:val="decimal"/>
+      <w:lvlText w:val=""/>
+      <w:lvlJc w:val="left"/>
+    </w:lvl>
+    <w:lvl w:ilvl="7" w:tplc="26785766">
+      <w:numFmt w:val="decimal"/>
+      <w:lvlText w:val=""/>
+      <w:lvlJc w:val="left"/>
+    </w:lvl>
+    <w:lvl w:ilvl="8" w:tplc="592A39DC">
+      <w:numFmt w:val="decimal"/>
+      <w:lvlText w:val=""/>
+      <w:lvlJc w:val="left"/>
+    </w:lvl>
+  </w:abstractNum>
+  <w:abstractNum w:abstractNumId="2" w15:restartNumberingAfterBreak="0">
+    <w:nsid w:val="41867A0F"/>
+    <w:multiLevelType w:val="hybridMultilevel"/>
+    <w:tmpl w:val="ED2A1704"/>
+    <w:lvl w:ilvl="0" w:tplc="5558673C">
+      <w:start w:val="1"/>
+      <w:numFmt w:val="bullet"/>
+      <w:lvlText w:val="•"/>
+      <w:lvlJc w:val="left"/>
+      <w:pPr>
+        <w:ind w:left="360" w:hanging="260"/>
+      </w:pPr>
+    </w:lvl>
+    <w:lvl w:ilvl="1" w:tplc="E118DE5C" w:tentative="1">
+      <w:start w:val="1"/>
+      <w:numFmt w:val="bullet"/>
+      <w:lvlText w:val="–"/>
+      <w:lvlJc w:val="left"/>
+      <w:pPr>
+        <w:ind w:left="720" w:hanging="260"/>
+      </w:pPr>
+    </w:lvl>
+    <w:lvl w:ilvl="2" w:tplc="10C00076">
+      <w:numFmt w:val="decimal"/>
+      <w:lvlText w:val=""/>
+      <w:lvlJc w:val="left"/>
+    </w:lvl>
+    <w:lvl w:ilvl="3" w:tplc="165E7C0C">
+      <w:numFmt w:val="decimal"/>
+      <w:lvlText w:val=""/>
+      <w:lvlJc w:val="left"/>
+    </w:lvl>
+    <w:lvl w:ilvl="4" w:tplc="4044E484">
+      <w:numFmt w:val="decimal"/>
+      <w:lvlText w:val=""/>
+      <w:lvlJc w:val="left"/>
+    </w:lvl>
+    <w:lvl w:ilvl="5" w:tplc="204E96F8">
+      <w:numFmt w:val="decimal"/>
+      <w:lvlText w:val=""/>
+      <w:lvlJc w:val="left"/>
+    </w:lvl>
+    <w:lvl w:ilvl="6" w:tplc="41BAE5E4">
+      <w:numFmt w:val="decimal"/>
+      <w:lvlText w:val=""/>
+      <w:lvlJc w:val="left"/>
+    </w:lvl>
+    <w:lvl w:ilvl="7" w:tplc="FDBA89B8">
+      <w:numFmt w:val="decimal"/>
+      <w:lvlText w:val=""/>
+      <w:lvlJc w:val="left"/>
+    </w:lvl>
+    <w:lvl w:ilvl="8" w:tplc="E0861D26">
+      <w:numFmt w:val="decimal"/>
+      <w:lvlText w:val=""/>
+      <w:lvlJc w:val="left"/>
+    </w:lvl>
+  </w:abstractNum>
+  <w:abstractNum w:abstractNumId="3" w15:restartNumberingAfterBreak="0">
+    <w:nsid w:val="44721B30"/>
+    <w:multiLevelType w:val="hybridMultilevel"/>
+    <w:tmpl w:val="4B5EE634"/>
+    <w:lvl w:ilvl="0" w:tplc="1C74F592" w:tentative="1">
       <w:start w:val="1"/>
       <w:numFmt w:val="bullet"/>
       <w:lvlText w:val="●"/>
@@ -19449,7 +21690,7 @@
         <w:ind w:left="720" w:hanging="360"/>
       </w:pPr>
     </w:lvl>
-    <w:lvl w:ilvl="1" w:tplc="9C9E088E" w:tentative="1">
+    <w:lvl w:ilvl="1" w:tplc="A0C2E3B6" w:tentative="1">
       <w:start w:val="1"/>
       <w:numFmt w:val="bullet"/>
       <w:lvlText w:val="○"/>
@@ -19458,7 +21699,7 @@
         <w:ind w:left="1440" w:hanging="360"/>
       </w:pPr>
     </w:lvl>
-    <w:lvl w:ilvl="2" w:tplc="76CC00C6" w:tentative="1">
+    <w:lvl w:ilvl="2" w:tplc="3F0AE510" w:tentative="1">
       <w:start w:val="1"/>
       <w:numFmt w:val="bullet"/>
       <w:lvlText w:val="■"/>
@@ -19467,7 +21708,7 @@
         <w:ind w:left="2160" w:hanging="360"/>
       </w:pPr>
     </w:lvl>
-    <w:lvl w:ilvl="3" w:tplc="09FC898C" w:tentative="1">
+    <w:lvl w:ilvl="3" w:tplc="2BCC8DE2" w:tentative="1">
       <w:start w:val="1"/>
       <w:numFmt w:val="bullet"/>
       <w:lvlText w:val="●"/>
@@ -19476,7 +21717,7 @@
         <w:ind w:left="2880" w:hanging="360"/>
       </w:pPr>
     </w:lvl>
-    <w:lvl w:ilvl="4" w:tplc="3452A8DC" w:tentative="1">
+    <w:lvl w:ilvl="4" w:tplc="A5D45AC4" w:tentative="1">
       <w:start w:val="1"/>
       <w:numFmt w:val="bullet"/>
       <w:lvlText w:val="○"/>
@@ -19485,7 +21726,7 @@
         <w:ind w:left="3600" w:hanging="360"/>
       </w:pPr>
     </w:lvl>
-    <w:lvl w:ilvl="5" w:tplc="82F22102" w:tentative="1">
+    <w:lvl w:ilvl="5" w:tplc="721AB5C0" w:tentative="1">
       <w:start w:val="1"/>
       <w:numFmt w:val="bullet"/>
       <w:lvlText w:val="■"/>
@@ -19494,7 +21735,7 @@
         <w:ind w:left="4320" w:hanging="360"/>
       </w:pPr>
     </w:lvl>
-    <w:lvl w:ilvl="6" w:tplc="BA364482" w:tentative="1">
+    <w:lvl w:ilvl="6" w:tplc="2856DF00" w:tentative="1">
       <w:start w:val="1"/>
       <w:numFmt w:val="bullet"/>
       <w:lvlText w:val="●"/>
@@ -19503,7 +21744,7 @@
         <w:ind w:left="5040" w:hanging="360"/>
       </w:pPr>
     </w:lvl>
-    <w:lvl w:ilvl="7" w:tplc="8A58C878" w:tentative="1">
+    <w:lvl w:ilvl="7" w:tplc="B466327E" w:tentative="1">
       <w:start w:val="1"/>
       <w:numFmt w:val="bullet"/>
       <w:lvlText w:val="●"/>
@@ -19512,7 +21753,7 @@
         <w:ind w:left="5760" w:hanging="360"/>
       </w:pPr>
     </w:lvl>
-    <w:lvl w:ilvl="8" w:tplc="5824F424" w:tentative="1">
+    <w:lvl w:ilvl="8" w:tplc="6BB0A9F4" w:tentative="1">
       <w:start w:val="1"/>
       <w:numFmt w:val="bullet"/>
       <w:lvlText w:val="●"/>
@@ -19522,11 +21763,11 @@
       </w:pPr>
     </w:lvl>
   </w:abstractNum>
-  <w:abstractNum w:abstractNumId="2" w15:restartNumberingAfterBreak="0">
-    <w:nsid w:val="110777A0"/>
+  <w:abstractNum w:abstractNumId="4" w15:restartNumberingAfterBreak="0">
+    <w:nsid w:val="49087684"/>
     <w:multiLevelType w:val="hybridMultilevel"/>
-    <w:tmpl w:val="14F0A252"/>
-    <w:lvl w:ilvl="0" w:tplc="A5380404">
+    <w:tmpl w:val="D1A07092"/>
+    <w:lvl w:ilvl="0" w:tplc="005078DE">
       <w:start w:val="1"/>
       <w:numFmt w:val="decimal"/>
       <w:lvlText w:val="%1."/>
@@ -19535,7 +21776,7 @@
         <w:ind w:left="360" w:hanging="300"/>
       </w:pPr>
     </w:lvl>
-    <w:lvl w:ilvl="1" w:tplc="6846DB80" w:tentative="1">
+    <w:lvl w:ilvl="1" w:tplc="793ED3C0" w:tentative="1">
       <w:start w:val="1"/>
       <w:numFmt w:val="lowerLetter"/>
       <w:lvlText w:val="%2."/>
@@ -19544,47 +21785,47 @@
         <w:ind w:left="720" w:hanging="300"/>
       </w:pPr>
     </w:lvl>
-    <w:lvl w:ilvl="2" w:tplc="7240957E">
+    <w:lvl w:ilvl="2" w:tplc="F6C6D458">
       <w:numFmt w:val="decimal"/>
       <w:lvlText w:val=""/>
       <w:lvlJc w:val="left"/>
     </w:lvl>
-    <w:lvl w:ilvl="3" w:tplc="8FF885D4">
+    <w:lvl w:ilvl="3" w:tplc="CAB622CE">
       <w:numFmt w:val="decimal"/>
       <w:lvlText w:val=""/>
       <w:lvlJc w:val="left"/>
     </w:lvl>
-    <w:lvl w:ilvl="4" w:tplc="953A44F8">
+    <w:lvl w:ilvl="4" w:tplc="A914CD88">
       <w:numFmt w:val="decimal"/>
       <w:lvlText w:val=""/>
       <w:lvlJc w:val="left"/>
     </w:lvl>
-    <w:lvl w:ilvl="5" w:tplc="615ED0B0">
+    <w:lvl w:ilvl="5" w:tplc="8B9C5CC0">
       <w:numFmt w:val="decimal"/>
       <w:lvlText w:val=""/>
       <w:lvlJc w:val="left"/>
     </w:lvl>
-    <w:lvl w:ilvl="6" w:tplc="72AEF766">
+    <w:lvl w:ilvl="6" w:tplc="C85AB2FA">
       <w:numFmt w:val="decimal"/>
       <w:lvlText w:val=""/>
       <w:lvlJc w:val="left"/>
     </w:lvl>
-    <w:lvl w:ilvl="7" w:tplc="959CF1CA">
+    <w:lvl w:ilvl="7" w:tplc="D458E55E">
       <w:numFmt w:val="decimal"/>
       <w:lvlText w:val=""/>
       <w:lvlJc w:val="left"/>
     </w:lvl>
-    <w:lvl w:ilvl="8" w:tplc="897AB42E">
+    <w:lvl w:ilvl="8" w:tplc="C6ECDBC6">
       <w:numFmt w:val="decimal"/>
       <w:lvlText w:val=""/>
       <w:lvlJc w:val="left"/>
     </w:lvl>
   </w:abstractNum>
-  <w:abstractNum w:abstractNumId="3" w15:restartNumberingAfterBreak="0">
-    <w:nsid w:val="126B3DAE"/>
+  <w:abstractNum w:abstractNumId="5" w15:restartNumberingAfterBreak="0">
+    <w:nsid w:val="6E520E8E"/>
     <w:multiLevelType w:val="hybridMultilevel"/>
-    <w:tmpl w:val="E19A577E"/>
-    <w:lvl w:ilvl="0" w:tplc="08DC1E16">
+    <w:tmpl w:val="185603C0"/>
+    <w:lvl w:ilvl="0" w:tplc="5FBE761E">
       <w:start w:val="1"/>
       <w:numFmt w:val="decimal"/>
       <w:lvlText w:val="%1."/>
@@ -19593,7 +21834,7 @@
         <w:ind w:left="360" w:hanging="300"/>
       </w:pPr>
     </w:lvl>
-    <w:lvl w:ilvl="1" w:tplc="98300D26" w:tentative="1">
+    <w:lvl w:ilvl="1" w:tplc="E66A0F40" w:tentative="1">
       <w:start w:val="1"/>
       <w:numFmt w:val="lowerLetter"/>
       <w:lvlText w:val="%2."/>
@@ -19602,47 +21843,47 @@
         <w:ind w:left="720" w:hanging="300"/>
       </w:pPr>
     </w:lvl>
-    <w:lvl w:ilvl="2" w:tplc="ADF077DA">
+    <w:lvl w:ilvl="2" w:tplc="617C38FA">
       <w:numFmt w:val="decimal"/>
       <w:lvlText w:val=""/>
       <w:lvlJc w:val="left"/>
     </w:lvl>
-    <w:lvl w:ilvl="3" w:tplc="70865C9A">
+    <w:lvl w:ilvl="3" w:tplc="43B2682C">
       <w:numFmt w:val="decimal"/>
       <w:lvlText w:val=""/>
       <w:lvlJc w:val="left"/>
     </w:lvl>
-    <w:lvl w:ilvl="4" w:tplc="12A0F14A">
+    <w:lvl w:ilvl="4" w:tplc="F1DE8ED6">
       <w:numFmt w:val="decimal"/>
       <w:lvlText w:val=""/>
       <w:lvlJc w:val="left"/>
     </w:lvl>
-    <w:lvl w:ilvl="5" w:tplc="6658AEC8">
+    <w:lvl w:ilvl="5" w:tplc="43F4448C">
       <w:numFmt w:val="decimal"/>
       <w:lvlText w:val=""/>
       <w:lvlJc w:val="left"/>
     </w:lvl>
-    <w:lvl w:ilvl="6" w:tplc="C94AB19C">
+    <w:lvl w:ilvl="6" w:tplc="09DE03F0">
       <w:numFmt w:val="decimal"/>
       <w:lvlText w:val=""/>
       <w:lvlJc w:val="left"/>
     </w:lvl>
-    <w:lvl w:ilvl="7" w:tplc="1BB2E554">
+    <w:lvl w:ilvl="7" w:tplc="7C10E124">
       <w:numFmt w:val="decimal"/>
       <w:lvlText w:val=""/>
       <w:lvlJc w:val="left"/>
     </w:lvl>
-    <w:lvl w:ilvl="8" w:tplc="42ECC632">
+    <w:lvl w:ilvl="8" w:tplc="C706ADBE">
       <w:numFmt w:val="decimal"/>
       <w:lvlText w:val=""/>
       <w:lvlJc w:val="left"/>
     </w:lvl>
   </w:abstractNum>
-  <w:abstractNum w:abstractNumId="4" w15:restartNumberingAfterBreak="0">
-    <w:nsid w:val="46E03FC2"/>
+  <w:abstractNum w:abstractNumId="6" w15:restartNumberingAfterBreak="0">
+    <w:nsid w:val="70D907D0"/>
     <w:multiLevelType w:val="hybridMultilevel"/>
-    <w:tmpl w:val="8C54EAC6"/>
-    <w:lvl w:ilvl="0" w:tplc="390608B6">
+    <w:tmpl w:val="AC1C2FFE"/>
+    <w:lvl w:ilvl="0" w:tplc="A27844FE">
       <w:start w:val="1"/>
       <w:numFmt w:val="decimal"/>
       <w:lvlText w:val="%1."/>
@@ -19651,7 +21892,7 @@
         <w:ind w:left="360" w:hanging="300"/>
       </w:pPr>
     </w:lvl>
-    <w:lvl w:ilvl="1" w:tplc="95265B66" w:tentative="1">
+    <w:lvl w:ilvl="1" w:tplc="537E8E26" w:tentative="1">
       <w:start w:val="1"/>
       <w:numFmt w:val="lowerLetter"/>
       <w:lvlText w:val="%2."/>
@@ -19660,105 +21901,47 @@
         <w:ind w:left="720" w:hanging="300"/>
       </w:pPr>
     </w:lvl>
-    <w:lvl w:ilvl="2" w:tplc="D8D4DE66">
+    <w:lvl w:ilvl="2" w:tplc="E96095E0">
       <w:numFmt w:val="decimal"/>
       <w:lvlText w:val=""/>
       <w:lvlJc w:val="left"/>
     </w:lvl>
-    <w:lvl w:ilvl="3" w:tplc="72BCF2C6">
+    <w:lvl w:ilvl="3" w:tplc="160AF04C">
       <w:numFmt w:val="decimal"/>
       <w:lvlText w:val=""/>
       <w:lvlJc w:val="left"/>
     </w:lvl>
-    <w:lvl w:ilvl="4" w:tplc="21AC2768">
+    <w:lvl w:ilvl="4" w:tplc="4FA26E0E">
       <w:numFmt w:val="decimal"/>
       <w:lvlText w:val=""/>
       <w:lvlJc w:val="left"/>
     </w:lvl>
-    <w:lvl w:ilvl="5" w:tplc="37DC5DDA">
+    <w:lvl w:ilvl="5" w:tplc="680CFBB2">
       <w:numFmt w:val="decimal"/>
       <w:lvlText w:val=""/>
       <w:lvlJc w:val="left"/>
     </w:lvl>
-    <w:lvl w:ilvl="6" w:tplc="CC8A4636">
+    <w:lvl w:ilvl="6" w:tplc="84008F68">
       <w:numFmt w:val="decimal"/>
       <w:lvlText w:val=""/>
       <w:lvlJc w:val="left"/>
     </w:lvl>
-    <w:lvl w:ilvl="7" w:tplc="FEEE8EF4">
+    <w:lvl w:ilvl="7" w:tplc="0838CDC2">
       <w:numFmt w:val="decimal"/>
       <w:lvlText w:val=""/>
       <w:lvlJc w:val="left"/>
     </w:lvl>
-    <w:lvl w:ilvl="8" w:tplc="B5180C92">
+    <w:lvl w:ilvl="8" w:tplc="3E48D01C">
       <w:numFmt w:val="decimal"/>
       <w:lvlText w:val=""/>
       <w:lvlJc w:val="left"/>
     </w:lvl>
   </w:abstractNum>
-  <w:abstractNum w:abstractNumId="5" w15:restartNumberingAfterBreak="0">
-    <w:nsid w:val="475C61E2"/>
+  <w:abstractNum w:abstractNumId="7" w15:restartNumberingAfterBreak="0">
+    <w:nsid w:val="7AD52066"/>
     <w:multiLevelType w:val="hybridMultilevel"/>
-    <w:tmpl w:val="B7049466"/>
-    <w:lvl w:ilvl="0" w:tplc="86EEC698">
-      <w:start w:val="1"/>
-      <w:numFmt w:val="bullet"/>
-      <w:lvlText w:val="•"/>
-      <w:lvlJc w:val="left"/>
-      <w:pPr>
-        <w:ind w:left="360" w:hanging="260"/>
-      </w:pPr>
-    </w:lvl>
-    <w:lvl w:ilvl="1" w:tplc="6F1C1FC0" w:tentative="1">
-      <w:start w:val="1"/>
-      <w:numFmt w:val="bullet"/>
-      <w:lvlText w:val="–"/>
-      <w:lvlJc w:val="left"/>
-      <w:pPr>
-        <w:ind w:left="720" w:hanging="260"/>
-      </w:pPr>
-    </w:lvl>
-    <w:lvl w:ilvl="2" w:tplc="71AE8B86">
-      <w:numFmt w:val="decimal"/>
-      <w:lvlText w:val=""/>
-      <w:lvlJc w:val="left"/>
-    </w:lvl>
-    <w:lvl w:ilvl="3" w:tplc="13D63DA2">
-      <w:numFmt w:val="decimal"/>
-      <w:lvlText w:val=""/>
-      <w:lvlJc w:val="left"/>
-    </w:lvl>
-    <w:lvl w:ilvl="4" w:tplc="01AA58DA">
-      <w:numFmt w:val="decimal"/>
-      <w:lvlText w:val=""/>
-      <w:lvlJc w:val="left"/>
-    </w:lvl>
-    <w:lvl w:ilvl="5" w:tplc="1826E834">
-      <w:numFmt w:val="decimal"/>
-      <w:lvlText w:val=""/>
-      <w:lvlJc w:val="left"/>
-    </w:lvl>
-    <w:lvl w:ilvl="6" w:tplc="BDE8FE40">
-      <w:numFmt w:val="decimal"/>
-      <w:lvlText w:val=""/>
-      <w:lvlJc w:val="left"/>
-    </w:lvl>
-    <w:lvl w:ilvl="7" w:tplc="ABBCEB84">
-      <w:numFmt w:val="decimal"/>
-      <w:lvlText w:val=""/>
-      <w:lvlJc w:val="left"/>
-    </w:lvl>
-    <w:lvl w:ilvl="8" w:tplc="D4E04FA8">
-      <w:numFmt w:val="decimal"/>
-      <w:lvlText w:val=""/>
-      <w:lvlJc w:val="left"/>
-    </w:lvl>
-  </w:abstractNum>
-  <w:abstractNum w:abstractNumId="6" w15:restartNumberingAfterBreak="0">
-    <w:nsid w:val="4876281B"/>
-    <w:multiLevelType w:val="hybridMultilevel"/>
-    <w:tmpl w:val="9EF0FDD0"/>
-    <w:lvl w:ilvl="0" w:tplc="BC66202C">
+    <w:tmpl w:val="34261990"/>
+    <w:lvl w:ilvl="0" w:tplc="220690D2">
       <w:start w:val="1"/>
       <w:numFmt w:val="decimal"/>
       <w:lvlText w:val="%1."/>
@@ -19767,7 +21950,7 @@
         <w:ind w:left="360" w:hanging="300"/>
       </w:pPr>
     </w:lvl>
-    <w:lvl w:ilvl="1" w:tplc="8408C3A8" w:tentative="1">
+    <w:lvl w:ilvl="1" w:tplc="45B6E788" w:tentative="1">
       <w:start w:val="1"/>
       <w:numFmt w:val="lowerLetter"/>
       <w:lvlText w:val="%2."/>
@@ -19776,47 +21959,47 @@
         <w:ind w:left="720" w:hanging="300"/>
       </w:pPr>
     </w:lvl>
-    <w:lvl w:ilvl="2" w:tplc="8F1EFC46">
+    <w:lvl w:ilvl="2" w:tplc="F3442FDE">
       <w:numFmt w:val="decimal"/>
       <w:lvlText w:val=""/>
       <w:lvlJc w:val="left"/>
     </w:lvl>
-    <w:lvl w:ilvl="3" w:tplc="9CBC6AD0">
+    <w:lvl w:ilvl="3" w:tplc="BF603F3C">
       <w:numFmt w:val="decimal"/>
       <w:lvlText w:val=""/>
       <w:lvlJc w:val="left"/>
     </w:lvl>
-    <w:lvl w:ilvl="4" w:tplc="33187E48">
+    <w:lvl w:ilvl="4" w:tplc="56626DD0">
       <w:numFmt w:val="decimal"/>
       <w:lvlText w:val=""/>
       <w:lvlJc w:val="left"/>
     </w:lvl>
-    <w:lvl w:ilvl="5" w:tplc="F6D4E64C">
+    <w:lvl w:ilvl="5" w:tplc="219E0C3A">
       <w:numFmt w:val="decimal"/>
       <w:lvlText w:val=""/>
       <w:lvlJc w:val="left"/>
     </w:lvl>
-    <w:lvl w:ilvl="6" w:tplc="B1B86648">
+    <w:lvl w:ilvl="6" w:tplc="6EA2A214">
       <w:numFmt w:val="decimal"/>
       <w:lvlText w:val=""/>
       <w:lvlJc w:val="left"/>
     </w:lvl>
-    <w:lvl w:ilvl="7" w:tplc="3C2E4090">
+    <w:lvl w:ilvl="7" w:tplc="7638D610">
       <w:numFmt w:val="decimal"/>
       <w:lvlText w:val=""/>
       <w:lvlJc w:val="left"/>
     </w:lvl>
-    <w:lvl w:ilvl="8" w:tplc="49327038">
+    <w:lvl w:ilvl="8" w:tplc="A8D0BEE6">
       <w:numFmt w:val="decimal"/>
       <w:lvlText w:val=""/>
       <w:lvlJc w:val="left"/>
     </w:lvl>
   </w:abstractNum>
-  <w:abstractNum w:abstractNumId="7" w15:restartNumberingAfterBreak="0">
-    <w:nsid w:val="7ACB03A3"/>
+  <w:abstractNum w:abstractNumId="8" w15:restartNumberingAfterBreak="0">
+    <w:nsid w:val="7E9200F7"/>
     <w:multiLevelType w:val="hybridMultilevel"/>
-    <w:tmpl w:val="4CC8E1EA"/>
-    <w:lvl w:ilvl="0" w:tplc="6DB4EFCA">
+    <w:tmpl w:val="4BF0BC5C"/>
+    <w:lvl w:ilvl="0" w:tplc="BD1204E6">
       <w:start w:val="1"/>
       <w:numFmt w:val="decimal"/>
       <w:lvlText w:val="%1."/>
@@ -19825,7 +22008,7 @@
         <w:ind w:left="360" w:hanging="300"/>
       </w:pPr>
     </w:lvl>
-    <w:lvl w:ilvl="1" w:tplc="BBE84136" w:tentative="1">
+    <w:lvl w:ilvl="1" w:tplc="6BD2C3E6" w:tentative="1">
       <w:start w:val="1"/>
       <w:numFmt w:val="lowerLetter"/>
       <w:lvlText w:val="%2."/>
@@ -19834,86 +22017,92 @@
         <w:ind w:left="720" w:hanging="300"/>
       </w:pPr>
     </w:lvl>
-    <w:lvl w:ilvl="2" w:tplc="2216ED94">
+    <w:lvl w:ilvl="2" w:tplc="D25E211E">
       <w:numFmt w:val="decimal"/>
       <w:lvlText w:val=""/>
       <w:lvlJc w:val="left"/>
     </w:lvl>
-    <w:lvl w:ilvl="3" w:tplc="DA207F7A">
+    <w:lvl w:ilvl="3" w:tplc="F62806B2">
       <w:numFmt w:val="decimal"/>
       <w:lvlText w:val=""/>
       <w:lvlJc w:val="left"/>
     </w:lvl>
-    <w:lvl w:ilvl="4" w:tplc="CDBC442A">
+    <w:lvl w:ilvl="4" w:tplc="14208ADA">
       <w:numFmt w:val="decimal"/>
       <w:lvlText w:val=""/>
       <w:lvlJc w:val="left"/>
     </w:lvl>
-    <w:lvl w:ilvl="5" w:tplc="7B38751A">
+    <w:lvl w:ilvl="5" w:tplc="59F8FCA6">
       <w:numFmt w:val="decimal"/>
       <w:lvlText w:val=""/>
       <w:lvlJc w:val="left"/>
     </w:lvl>
-    <w:lvl w:ilvl="6" w:tplc="EB9A36C8">
+    <w:lvl w:ilvl="6" w:tplc="2D84AFAE">
       <w:numFmt w:val="decimal"/>
       <w:lvlText w:val=""/>
       <w:lvlJc w:val="left"/>
     </w:lvl>
-    <w:lvl w:ilvl="7" w:tplc="1F72AAFE">
+    <w:lvl w:ilvl="7" w:tplc="3FCCF2DC">
       <w:numFmt w:val="decimal"/>
       <w:lvlText w:val=""/>
       <w:lvlJc w:val="left"/>
     </w:lvl>
-    <w:lvl w:ilvl="8" w:tplc="7E586BD4">
+    <w:lvl w:ilvl="8" w:tplc="68B42CCC">
       <w:numFmt w:val="decimal"/>
       <w:lvlText w:val=""/>
       <w:lvlJc w:val="left"/>
     </w:lvl>
   </w:abstractNum>
-  <w:num w:numId="1" w16cid:durableId="1916238312">
+  <w:num w:numId="1" w16cid:durableId="1274553173">
+    <w:abstractNumId w:val="3"/>
+    <w:lvlOverride w:ilvl="0">
+      <w:startOverride w:val="1"/>
+    </w:lvlOverride>
+  </w:num>
+  <w:num w:numId="2" w16cid:durableId="923492499">
+    <w:abstractNumId w:val="2"/>
+    <w:lvlOverride w:ilvl="0">
+      <w:startOverride w:val="1"/>
+    </w:lvlOverride>
+  </w:num>
+  <w:num w:numId="3" w16cid:durableId="917858849">
+    <w:abstractNumId w:val="8"/>
+    <w:lvlOverride w:ilvl="0">
+      <w:startOverride w:val="1"/>
+    </w:lvlOverride>
+  </w:num>
+  <w:num w:numId="4" w16cid:durableId="483394462">
+    <w:abstractNumId w:val="6"/>
+    <w:lvlOverride w:ilvl="0">
+      <w:startOverride w:val="1"/>
+    </w:lvlOverride>
+  </w:num>
+  <w:num w:numId="5" w16cid:durableId="1813252124">
+    <w:abstractNumId w:val="4"/>
+    <w:lvlOverride w:ilvl="0">
+      <w:startOverride w:val="1"/>
+    </w:lvlOverride>
+  </w:num>
+  <w:num w:numId="6" w16cid:durableId="759253875">
+    <w:abstractNumId w:val="7"/>
+    <w:lvlOverride w:ilvl="0">
+      <w:startOverride w:val="1"/>
+    </w:lvlOverride>
+  </w:num>
+  <w:num w:numId="7" w16cid:durableId="1871868563">
     <w:abstractNumId w:val="1"/>
     <w:lvlOverride w:ilvl="0">
       <w:startOverride w:val="1"/>
     </w:lvlOverride>
   </w:num>
-  <w:num w:numId="2" w16cid:durableId="87892039">
+  <w:num w:numId="8" w16cid:durableId="1085223577">
     <w:abstractNumId w:val="5"/>
     <w:lvlOverride w:ilvl="0">
       <w:startOverride w:val="1"/>
     </w:lvlOverride>
   </w:num>
-  <w:num w:numId="3" w16cid:durableId="1875994746">
-    <w:abstractNumId w:val="7"/>
-    <w:lvlOverride w:ilvl="0">
-      <w:startOverride w:val="1"/>
-    </w:lvlOverride>
-  </w:num>
-  <w:num w:numId="4" w16cid:durableId="455412627">
-    <w:abstractNumId w:val="2"/>
-    <w:lvlOverride w:ilvl="0">
-      <w:startOverride w:val="1"/>
-    </w:lvlOverride>
-  </w:num>
-  <w:num w:numId="5" w16cid:durableId="787814587">
-    <w:abstractNumId w:val="4"/>
-    <w:lvlOverride w:ilvl="0">
-      <w:startOverride w:val="1"/>
-    </w:lvlOverride>
-  </w:num>
-  <w:num w:numId="6" w16cid:durableId="1027949976">
-    <w:abstractNumId w:val="6"/>
-    <w:lvlOverride w:ilvl="0">
-      <w:startOverride w:val="1"/>
-    </w:lvlOverride>
-  </w:num>
-  <w:num w:numId="7" w16cid:durableId="702436453">
+  <w:num w:numId="9" w16cid:durableId="641157886">
     <w:abstractNumId w:val="0"/>
-    <w:lvlOverride w:ilvl="0">
-      <w:startOverride w:val="1"/>
-    </w:lvlOverride>
-  </w:num>
-  <w:num w:numId="8" w16cid:durableId="886599806">
-    <w:abstractNumId w:val="3"/>
     <w:lvlOverride w:ilvl="0">
       <w:startOverride w:val="1"/>
     </w:lvlOverride>
@@ -20593,7 +22782,7 @@
     <w:autoRedefine/>
     <w:uiPriority w:val="39"/>
     <w:unhideWhenUsed/>
-    <w:rsid w:val="009716AC"/>
+    <w:rsid w:val="00A10974"/>
     <w:pPr>
       <w:spacing w:after="100"/>
     </w:pPr>
@@ -20605,7 +22794,7 @@
     <w:autoRedefine/>
     <w:uiPriority w:val="39"/>
     <w:unhideWhenUsed/>
-    <w:rsid w:val="009716AC"/>
+    <w:rsid w:val="00A10974"/>
     <w:pPr>
       <w:spacing w:after="100"/>
       <w:ind w:left="210"/>
